--- a/Conceptos.docx
+++ b/Conceptos.docx
@@ -2,6 +2,291 @@
 <file path=word/document.xml><?xml version="1.0" encoding="utf-8"?>
 <w:document xmlns:wpc="http://schemas.microsoft.com/office/word/2010/wordprocessingCanvas" xmlns:cx="http://schemas.microsoft.com/office/drawing/2014/chartex" xmlns:mc="http://schemas.openxmlformats.org/markup-compatibility/2006" xmlns:o="urn:schemas-microsoft-com:office:office" xmlns:r="http://schemas.openxmlformats.org/officeDocument/2006/relationships" xmlns:m="http://schemas.openxmlformats.org/officeDocument/2006/math" xmlns:v="urn:schemas-microsoft-com:vml" xmlns:wp14="http://schemas.microsoft.com/office/word/2010/wordprocessingDrawing" xmlns:wp="http://schemas.openxmlformats.org/drawingml/2006/wordprocessingDrawing" xmlns:w10="urn:schemas-microsoft-com:office:word" xmlns:w="http://schemas.openxmlformats.org/wordprocessingml/2006/main" xmlns:w14="http://schemas.microsoft.com/office/word/2010/wordml" xmlns:w15="http://schemas.microsoft.com/office/word/2012/wordml" xmlns:w16se="http://schemas.microsoft.com/office/word/2015/wordml/symex" xmlns:wpg="http://schemas.microsoft.com/office/word/2010/wordprocessingGroup" xmlns:wpi="http://schemas.microsoft.com/office/word/2010/wordprocessingInk" xmlns:wne="http://schemas.microsoft.com/office/word/2006/wordml" xmlns:wps="http://schemas.microsoft.com/office/word/2010/wordprocessingShape" mc:Ignorable="w14 w15 w16se wp14">
   <w:body>
+    <w:sdt>
+      <w:sdtPr>
+        <w:rPr>
+          <w:lang w:val="es-ES"/>
+        </w:rPr>
+        <w:id w:val="-118069431"/>
+        <w:docPartObj>
+          <w:docPartGallery w:val="Table of Contents"/>
+          <w:docPartUnique/>
+        </w:docPartObj>
+      </w:sdtPr>
+      <w:sdtEndPr>
+        <w:rPr>
+          <w:rFonts w:asciiTheme="minorHAnsi" w:eastAsiaTheme="minorHAnsi" w:hAnsiTheme="minorHAnsi" w:cstheme="minorBidi"/>
+          <w:b/>
+          <w:bCs/>
+          <w:color w:val="auto"/>
+          <w:kern w:val="2"/>
+          <w:sz w:val="22"/>
+          <w:szCs w:val="22"/>
+          <w:lang w:eastAsia="en-US"/>
+          <w14:ligatures w14:val="standardContextual"/>
+        </w:rPr>
+      </w:sdtEndPr>
+      <w:sdtContent>
+        <w:p>
+          <w:pPr>
+            <w:pStyle w:val="TtuloTDC"/>
+          </w:pPr>
+          <w:r>
+            <w:rPr>
+              <w:lang w:val="es-ES"/>
+            </w:rPr>
+            <w:t>Contenido</w:t>
+          </w:r>
+        </w:p>
+        <w:p>
+          <w:pPr>
+            <w:pStyle w:val="TDC2"/>
+            <w:tabs>
+              <w:tab w:val="right" w:leader="dot" w:pos="8828"/>
+            </w:tabs>
+            <w:rPr>
+              <w:noProof/>
+            </w:rPr>
+          </w:pPr>
+          <w:r>
+            <w:fldChar w:fldCharType="begin"/>
+          </w:r>
+          <w:r>
+            <w:instrText xml:space="preserve"> TOC \o "1-3" \h \z \u </w:instrText>
+          </w:r>
+          <w:r>
+            <w:fldChar w:fldCharType="separate"/>
+          </w:r>
+          <w:hyperlink w:anchor="_Toc234233004" w:history="1">
+            <w:r>
+              <w:rPr>
+                <w:rStyle w:val="Hipervnculo"/>
+                <w:rFonts w:ascii="Calibri" w:hAnsi="Calibri" w:cs="Calibri"/>
+                <w:noProof/>
+                <w:lang w:val="en-US"/>
+              </w:rPr>
+              <w:t>GITHUB</w:t>
+            </w:r>
+            <w:r>
+              <w:rPr>
+                <w:noProof/>
+                <w:webHidden/>
+              </w:rPr>
+              <w:tab/>
+            </w:r>
+            <w:r>
+              <w:rPr>
+                <w:noProof/>
+                <w:webHidden/>
+              </w:rPr>
+              <w:fldChar w:fldCharType="begin"/>
+            </w:r>
+            <w:r>
+              <w:rPr>
+                <w:noProof/>
+                <w:webHidden/>
+              </w:rPr>
+              <w:instrText xml:space="preserve"> PAGEREF _Toc234233004 \h </w:instrText>
+            </w:r>
+            <w:r>
+              <w:rPr>
+                <w:noProof/>
+                <w:webHidden/>
+              </w:rPr>
+            </w:r>
+            <w:r>
+              <w:rPr>
+                <w:noProof/>
+                <w:webHidden/>
+              </w:rPr>
+              <w:fldChar w:fldCharType="separate"/>
+            </w:r>
+            <w:r>
+              <w:rPr>
+                <w:noProof/>
+                <w:webHidden/>
+              </w:rPr>
+              <w:t>1</w:t>
+            </w:r>
+            <w:r>
+              <w:rPr>
+                <w:noProof/>
+                <w:webHidden/>
+              </w:rPr>
+              <w:fldChar w:fldCharType="end"/>
+            </w:r>
+          </w:hyperlink>
+        </w:p>
+        <w:p>
+          <w:pPr>
+            <w:pStyle w:val="TDC2"/>
+            <w:tabs>
+              <w:tab w:val="right" w:leader="dot" w:pos="8828"/>
+            </w:tabs>
+            <w:rPr>
+              <w:noProof/>
+            </w:rPr>
+          </w:pPr>
+          <w:hyperlink w:anchor="_Toc234233005" w:history="1">
+            <w:r>
+              <w:rPr>
+                <w:rStyle w:val="Hipervnculo"/>
+                <w:rFonts w:ascii="Calibri" w:hAnsi="Calibri" w:cs="Calibri"/>
+                <w:noProof/>
+              </w:rPr>
+              <w:t>1. Introducción</w:t>
+            </w:r>
+            <w:r>
+              <w:rPr>
+                <w:noProof/>
+                <w:webHidden/>
+              </w:rPr>
+              <w:tab/>
+            </w:r>
+            <w:r>
+              <w:rPr>
+                <w:noProof/>
+                <w:webHidden/>
+              </w:rPr>
+              <w:fldChar w:fldCharType="begin"/>
+            </w:r>
+            <w:r>
+              <w:rPr>
+                <w:noProof/>
+                <w:webHidden/>
+              </w:rPr>
+              <w:instrText xml:space="preserve"> PAGEREF _Toc234233005 \h </w:instrText>
+            </w:r>
+            <w:r>
+              <w:rPr>
+                <w:noProof/>
+                <w:webHidden/>
+              </w:rPr>
+            </w:r>
+            <w:r>
+              <w:rPr>
+                <w:noProof/>
+                <w:webHidden/>
+              </w:rPr>
+              <w:fldChar w:fldCharType="separate"/>
+            </w:r>
+            <w:r>
+              <w:rPr>
+                <w:noProof/>
+                <w:webHidden/>
+              </w:rPr>
+              <w:t>1</w:t>
+            </w:r>
+            <w:r>
+              <w:rPr>
+                <w:noProof/>
+                <w:webHidden/>
+              </w:rPr>
+              <w:fldChar w:fldCharType="end"/>
+            </w:r>
+          </w:hyperlink>
+        </w:p>
+        <w:p>
+          <w:pPr>
+            <w:pStyle w:val="TDC2"/>
+            <w:tabs>
+              <w:tab w:val="right" w:leader="dot" w:pos="8828"/>
+            </w:tabs>
+            <w:rPr>
+              <w:noProof/>
+            </w:rPr>
+          </w:pPr>
+          <w:hyperlink w:anchor="_Toc234233006" w:history="1">
+            <w:r>
+              <w:rPr>
+                <w:rStyle w:val="Hipervnculo"/>
+                <w:rFonts w:ascii="Calibri" w:hAnsi="Calibri" w:cs="Calibri"/>
+                <w:noProof/>
+              </w:rPr>
+              <w:t>2. Operadores y expresiones</w:t>
+            </w:r>
+            <w:r>
+              <w:rPr>
+                <w:noProof/>
+                <w:webHidden/>
+              </w:rPr>
+              <w:tab/>
+            </w:r>
+            <w:r>
+              <w:rPr>
+                <w:noProof/>
+                <w:webHidden/>
+              </w:rPr>
+              <w:fldChar w:fldCharType="begin"/>
+            </w:r>
+            <w:r>
+              <w:rPr>
+                <w:noProof/>
+                <w:webHidden/>
+              </w:rPr>
+              <w:instrText xml:space="preserve"> PAGEREF _Toc234233006 \h </w:instrText>
+            </w:r>
+            <w:r>
+              <w:rPr>
+                <w:noProof/>
+                <w:webHidden/>
+              </w:rPr>
+            </w:r>
+            <w:r>
+              <w:rPr>
+                <w:noProof/>
+                <w:webHidden/>
+              </w:rPr>
+              <w:fldChar w:fldCharType="separate"/>
+            </w:r>
+            <w:r>
+              <w:rPr>
+                <w:noProof/>
+                <w:webHidden/>
+              </w:rPr>
+              <w:t>5</w:t>
+            </w:r>
+            <w:r>
+              <w:rPr>
+                <w:noProof/>
+                <w:webHidden/>
+              </w:rPr>
+              <w:fldChar w:fldCharType="end"/>
+            </w:r>
+          </w:hyperlink>
+        </w:p>
+        <w:p>
+          <w:r>
+            <w:rPr>
+              <w:b/>
+              <w:bCs/>
+              <w:lang w:val="es-ES"/>
+            </w:rPr>
+            <w:fldChar w:fldCharType="end"/>
+          </w:r>
+        </w:p>
+      </w:sdtContent>
+    </w:sdt>
+    <w:p>
+      <w:pPr>
+        <w:rPr>
+          <w:rFonts w:ascii="Calibri" w:eastAsiaTheme="majorEastAsia" w:hAnsi="Calibri" w:cs="Calibri"/>
+          <w:color w:val="0F4761" w:themeColor="accent1" w:themeShade="BF"/>
+          <w:sz w:val="24"/>
+          <w:szCs w:val="24"/>
+          <w:lang w:val="en-US"/>
+        </w:rPr>
+      </w:pPr>
+      <w:r>
+        <w:rPr>
+          <w:rFonts w:ascii="Calibri" w:hAnsi="Calibri" w:cs="Calibri"/>
+          <w:sz w:val="24"/>
+          <w:szCs w:val="24"/>
+          <w:lang w:val="en-US"/>
+        </w:rPr>
+        <w:br w:type="page"/>
+      </w:r>
+    </w:p>
     <w:p>
       <w:pPr>
         <w:pStyle w:val="Ttulo2"/>
@@ -12,6 +297,7 @@
           <w:lang w:val="en-US"/>
         </w:rPr>
       </w:pPr>
+      <w:bookmarkStart w:id="0" w:name="_Toc234233004"/>
       <w:r>
         <w:rPr>
           <w:rFonts w:ascii="Calibri" w:hAnsi="Calibri" w:cs="Calibri"/>
@@ -19,8 +305,10 @@
           <w:szCs w:val="24"/>
           <w:lang w:val="en-US"/>
         </w:rPr>
+        <w:lastRenderedPageBreak/>
         <w:t>GITHUB</w:t>
       </w:r>
+      <w:bookmarkEnd w:id="0"/>
     </w:p>
     <w:p>
       <w:pPr>
@@ -80,8 +368,6 @@
         </w:rPr>
         <w:t>.</w:t>
       </w:r>
-      <w:bookmarkStart w:id="0" w:name="_GoBack"/>
-      <w:bookmarkEnd w:id="0"/>
     </w:p>
     <w:p>
       <w:pPr>
@@ -190,23 +476,28 @@
           <w:szCs w:val="24"/>
         </w:rPr>
       </w:pPr>
-      <w:r>
-        <w:rPr>
-          <w:rFonts w:ascii="Calibri" w:hAnsi="Calibri" w:cs="Calibri"/>
-          <w:sz w:val="24"/>
-          <w:szCs w:val="24"/>
-        </w:rPr>
-        <w:t>1. Introduccion</w:t>
-      </w:r>
-    </w:p>
-    <w:p>
-      <w:pPr>
-        <w:rPr>
-          <w:rFonts w:ascii="Calibri" w:hAnsi="Calibri" w:cs="Calibri"/>
-          <w:sz w:val="24"/>
-          <w:szCs w:val="24"/>
-        </w:rPr>
-      </w:pPr>
+      <w:bookmarkStart w:id="1" w:name="_Toc234233005"/>
+      <w:r>
+        <w:rPr>
+          <w:rFonts w:ascii="Calibri" w:hAnsi="Calibri" w:cs="Calibri"/>
+          <w:sz w:val="24"/>
+          <w:szCs w:val="24"/>
+        </w:rPr>
+        <w:t xml:space="preserve">1. </w:t>
+      </w:r>
+      <w:r>
+        <w:rPr>
+          <w:rFonts w:ascii="Calibri" w:hAnsi="Calibri" w:cs="Calibri"/>
+          <w:sz w:val="24"/>
+          <w:szCs w:val="24"/>
+        </w:rPr>
+        <w:t>Introducción</w:t>
+      </w:r>
+      <w:bookmarkEnd w:id="1"/>
+    </w:p>
+    <w:p>
+      <w:bookmarkStart w:id="2" w:name="_GoBack"/>
+      <w:bookmarkEnd w:id="2"/>
     </w:p>
     <w:p>
       <w:pPr>
@@ -541,24 +832,14 @@
           <w:szCs w:val="24"/>
         </w:rPr>
       </w:pPr>
-    </w:p>
-    <w:p>
-      <w:pPr>
-        <w:spacing w:line="360" w:lineRule="auto"/>
-        <w:rPr>
-          <w:rFonts w:ascii="Calibri" w:hAnsi="Calibri" w:cs="Calibri"/>
-          <w:b/>
-          <w:sz w:val="24"/>
-          <w:szCs w:val="24"/>
-        </w:rPr>
-      </w:pPr>
-      <w:r>
-        <w:rPr>
-          <w:rFonts w:ascii="Calibri" w:hAnsi="Calibri" w:cs="Calibri"/>
-          <w:b/>
-          <w:sz w:val="24"/>
-          <w:szCs w:val="24"/>
-        </w:rPr>
+      <w:r>
+        <w:rPr>
+          <w:rFonts w:ascii="Calibri" w:hAnsi="Calibri" w:cs="Calibri"/>
+          <w:b/>
+          <w:sz w:val="24"/>
+          <w:szCs w:val="24"/>
+        </w:rPr>
+        <w:lastRenderedPageBreak/>
         <w:t>Características del Lenguaje</w:t>
       </w:r>
     </w:p>
@@ -570,6 +851,7 @@
           <w:numId w:val="3"/>
         </w:numPr>
         <w:spacing w:line="360" w:lineRule="auto"/>
+        <w:jc w:val="both"/>
         <w:rPr>
           <w:rFonts w:ascii="Calibri" w:hAnsi="Calibri" w:cs="Calibri"/>
           <w:sz w:val="24"/>
@@ -593,6 +875,7 @@
           <w:numId w:val="3"/>
         </w:numPr>
         <w:spacing w:line="360" w:lineRule="auto"/>
+        <w:jc w:val="both"/>
         <w:rPr>
           <w:rFonts w:ascii="Calibri" w:hAnsi="Calibri" w:cs="Calibri"/>
           <w:sz w:val="24"/>
@@ -616,6 +899,7 @@
           <w:numId w:val="3"/>
         </w:numPr>
         <w:spacing w:line="360" w:lineRule="auto"/>
+        <w:jc w:val="both"/>
         <w:rPr>
           <w:rFonts w:ascii="Calibri" w:hAnsi="Calibri" w:cs="Calibri"/>
           <w:sz w:val="24"/>
@@ -639,6 +923,7 @@
           <w:numId w:val="3"/>
         </w:numPr>
         <w:spacing w:line="360" w:lineRule="auto"/>
+        <w:jc w:val="both"/>
         <w:rPr>
           <w:rFonts w:ascii="Calibri" w:hAnsi="Calibri" w:cs="Calibri"/>
           <w:sz w:val="24"/>
@@ -662,6 +947,7 @@
           <w:numId w:val="3"/>
         </w:numPr>
         <w:spacing w:line="360" w:lineRule="auto"/>
+        <w:jc w:val="both"/>
         <w:rPr>
           <w:rFonts w:ascii="Calibri" w:hAnsi="Calibri" w:cs="Calibri"/>
           <w:sz w:val="24"/>
@@ -685,6 +971,7 @@
           <w:numId w:val="3"/>
         </w:numPr>
         <w:spacing w:line="360" w:lineRule="auto"/>
+        <w:jc w:val="both"/>
         <w:rPr>
           <w:rFonts w:ascii="Calibri" w:hAnsi="Calibri" w:cs="Calibri"/>
           <w:sz w:val="24"/>
@@ -716,6 +1003,7 @@
           <w:numId w:val="3"/>
         </w:numPr>
         <w:spacing w:line="360" w:lineRule="auto"/>
+        <w:jc w:val="both"/>
         <w:rPr>
           <w:rFonts w:ascii="Calibri" w:hAnsi="Calibri" w:cs="Calibri"/>
           <w:sz w:val="24"/>
@@ -754,6 +1042,7 @@
     <w:p>
       <w:pPr>
         <w:spacing w:line="360" w:lineRule="auto"/>
+        <w:jc w:val="both"/>
         <w:rPr>
           <w:rFonts w:ascii="Calibri" w:hAnsi="Calibri" w:cs="Calibri"/>
           <w:sz w:val="24"/>
@@ -935,39 +1224,6 @@
       <w:pPr>
         <w:rPr>
           <w:rFonts w:ascii="Calibri" w:hAnsi="Calibri" w:cs="Calibri"/>
-          <w:noProof/>
-          <w:sz w:val="24"/>
-          <w:szCs w:val="24"/>
-          <w:lang w:eastAsia="es-MX"/>
-        </w:rPr>
-      </w:pPr>
-      <w:r>
-        <w:rPr>
-          <w:rFonts w:ascii="Calibri" w:hAnsi="Calibri" w:cs="Calibri"/>
-          <w:b/>
-          <w:noProof/>
-          <w:sz w:val="24"/>
-          <w:szCs w:val="24"/>
-          <w:lang w:eastAsia="es-MX"/>
-        </w:rPr>
-        <w:t>Ejemplo tipo de datos</w:t>
-      </w:r>
-      <w:r>
-        <w:rPr>
-          <w:rFonts w:ascii="Calibri" w:hAnsi="Calibri" w:cs="Calibri"/>
-          <w:noProof/>
-          <w:sz w:val="24"/>
-          <w:szCs w:val="24"/>
-          <w:lang w:eastAsia="es-MX"/>
-        </w:rPr>
-        <w:t xml:space="preserve"> </w:t>
-      </w:r>
-    </w:p>
-    <w:p>
-      <w:pPr>
-        <w:rPr>
-          <w:rFonts w:ascii="Calibri" w:hAnsi="Calibri" w:cs="Calibri"/>
-          <w:b/>
           <w:noProof/>
           <w:sz w:val="24"/>
           <w:szCs w:val="24"/>
@@ -984,9 +1240,88 @@
         </w:rPr>
         <w:lastRenderedPageBreak/>
         <w:drawing>
-          <wp:inline distT="0" distB="0" distL="0" distR="0">
-            <wp:extent cx="5612130" cy="7485380"/>
-            <wp:effectExtent l="0" t="0" r="7620" b="1270"/>
+          <wp:anchor distT="0" distB="0" distL="114300" distR="114300" simplePos="0" relativeHeight="251659264" behindDoc="0" locked="0" layoutInCell="1" allowOverlap="1" wp14:anchorId="61460597" wp14:editId="56516279">
+            <wp:simplePos x="0" y="0"/>
+            <wp:positionH relativeFrom="column">
+              <wp:posOffset>3758565</wp:posOffset>
+            </wp:positionH>
+            <wp:positionV relativeFrom="paragraph">
+              <wp:posOffset>295275</wp:posOffset>
+            </wp:positionV>
+            <wp:extent cx="2857500" cy="4711700"/>
+            <wp:effectExtent l="0" t="0" r="0" b="0"/>
+            <wp:wrapSquare wrapText="bothSides"/>
+            <wp:docPr id="1" name="Imagen 1"/>
+            <wp:cNvGraphicFramePr>
+              <a:graphicFrameLocks xmlns:a="http://schemas.openxmlformats.org/drawingml/2006/main" noChangeAspect="1"/>
+            </wp:cNvGraphicFramePr>
+            <a:graphic xmlns:a="http://schemas.openxmlformats.org/drawingml/2006/main">
+              <a:graphicData uri="http://schemas.openxmlformats.org/drawingml/2006/picture">
+                <pic:pic xmlns:pic="http://schemas.openxmlformats.org/drawingml/2006/picture">
+                  <pic:nvPicPr>
+                    <pic:cNvPr id="1" name=""/>
+                    <pic:cNvPicPr/>
+                  </pic:nvPicPr>
+                  <pic:blipFill rotWithShape="1">
+                    <a:blip r:embed="rId8">
+                      <a:extLst>
+                        <a:ext uri="{28A0092B-C50C-407E-A947-70E740481C1C}">
+                          <a14:useLocalDpi xmlns:a14="http://schemas.microsoft.com/office/drawing/2010/main" val="0"/>
+                        </a:ext>
+                      </a:extLst>
+                    </a:blip>
+                    <a:srcRect r="15405"/>
+                    <a:stretch/>
+                  </pic:blipFill>
+                  <pic:spPr bwMode="auto">
+                    <a:xfrm>
+                      <a:off x="0" y="0"/>
+                      <a:ext cx="2857500" cy="4711700"/>
+                    </a:xfrm>
+                    <a:prstGeom prst="rect">
+                      <a:avLst/>
+                    </a:prstGeom>
+                    <a:ln>
+                      <a:noFill/>
+                    </a:ln>
+                    <a:extLst>
+                      <a:ext uri="{53640926-AAD7-44D8-BBD7-CCE9431645EC}">
+                        <a14:shadowObscured xmlns:a14="http://schemas.microsoft.com/office/drawing/2010/main"/>
+                      </a:ext>
+                    </a:extLst>
+                  </pic:spPr>
+                </pic:pic>
+              </a:graphicData>
+            </a:graphic>
+            <wp14:sizeRelH relativeFrom="page">
+              <wp14:pctWidth>0</wp14:pctWidth>
+            </wp14:sizeRelH>
+            <wp14:sizeRelV relativeFrom="page">
+              <wp14:pctHeight>0</wp14:pctHeight>
+            </wp14:sizeRelV>
+          </wp:anchor>
+        </w:drawing>
+      </w:r>
+      <w:r>
+        <w:rPr>
+          <w:rFonts w:ascii="Calibri" w:hAnsi="Calibri" w:cs="Calibri"/>
+          <w:noProof/>
+          <w:sz w:val="24"/>
+          <w:szCs w:val="24"/>
+          <w:lang w:eastAsia="es-MX"/>
+        </w:rPr>
+        <w:drawing>
+          <wp:anchor distT="0" distB="0" distL="114300" distR="114300" simplePos="0" relativeHeight="251658240" behindDoc="0" locked="0" layoutInCell="1" allowOverlap="1" wp14:anchorId="5613ECD3" wp14:editId="55712E0C">
+            <wp:simplePos x="0" y="0"/>
+            <wp:positionH relativeFrom="column">
+              <wp:posOffset>-1022985</wp:posOffset>
+            </wp:positionH>
+            <wp:positionV relativeFrom="paragraph">
+              <wp:posOffset>292735</wp:posOffset>
+            </wp:positionV>
+            <wp:extent cx="4686300" cy="6543675"/>
+            <wp:effectExtent l="0" t="0" r="0" b="9525"/>
+            <wp:wrapSquare wrapText="bothSides"/>
             <wp:docPr id="5" name="Imagen 5"/>
             <wp:cNvGraphicFramePr>
               <a:graphicFrameLocks xmlns:a="http://schemas.openxmlformats.org/drawingml/2006/main" noChangeAspect="1"/>
@@ -998,294 +1333,7 @@
                     <pic:cNvPr id="5" name="carbon (1).png"/>
                     <pic:cNvPicPr/>
                   </pic:nvPicPr>
-                  <pic:blipFill>
-                    <a:blip r:embed="rId7">
-                      <a:extLst>
-                        <a:ext uri="{28A0092B-C50C-407E-A947-70E740481C1C}">
-                          <a14:useLocalDpi xmlns:a14="http://schemas.microsoft.com/office/drawing/2010/main" val="0"/>
-                        </a:ext>
-                      </a:extLst>
-                    </a:blip>
-                    <a:stretch>
-                      <a:fillRect/>
-                    </a:stretch>
-                  </pic:blipFill>
-                  <pic:spPr>
-                    <a:xfrm>
-                      <a:off x="0" y="0"/>
-                      <a:ext cx="5612130" cy="7485380"/>
-                    </a:xfrm>
-                    <a:prstGeom prst="rect">
-                      <a:avLst/>
-                    </a:prstGeom>
-                  </pic:spPr>
-                </pic:pic>
-              </a:graphicData>
-            </a:graphic>
-          </wp:inline>
-        </w:drawing>
-      </w:r>
-      <w:r>
-        <w:rPr>
-          <w:rFonts w:ascii="Calibri" w:hAnsi="Calibri" w:cs="Calibri"/>
-          <w:b/>
-          <w:noProof/>
-          <w:sz w:val="24"/>
-          <w:szCs w:val="24"/>
-          <w:lang w:eastAsia="es-MX"/>
-        </w:rPr>
-        <w:t xml:space="preserve"> </w:t>
-      </w:r>
-      <w:r>
-        <w:rPr>
-          <w:rFonts w:ascii="Calibri" w:hAnsi="Calibri" w:cs="Calibri"/>
-          <w:b/>
-          <w:noProof/>
-          <w:sz w:val="24"/>
-          <w:szCs w:val="24"/>
-          <w:lang w:eastAsia="es-MX"/>
-        </w:rPr>
-        <w:br w:type="page"/>
-      </w:r>
-    </w:p>
-    <w:p>
-      <w:pPr>
-        <w:spacing w:line="360" w:lineRule="auto"/>
-        <w:rPr>
-          <w:rFonts w:ascii="Calibri" w:hAnsi="Calibri" w:cs="Calibri"/>
-          <w:b/>
-          <w:noProof/>
-          <w:sz w:val="24"/>
-          <w:szCs w:val="24"/>
-          <w:lang w:eastAsia="es-MX"/>
-        </w:rPr>
-      </w:pPr>
-      <w:r>
-        <w:rPr>
-          <w:rFonts w:ascii="Calibri" w:hAnsi="Calibri" w:cs="Calibri"/>
-          <w:noProof/>
-          <w:sz w:val="24"/>
-          <w:szCs w:val="24"/>
-          <w:lang w:eastAsia="es-MX"/>
-        </w:rPr>
-        <w:lastRenderedPageBreak/>
-        <w:drawing>
-          <wp:inline distT="0" distB="0" distL="0" distR="0" wp14:anchorId="22A86495" wp14:editId="3127644C">
-            <wp:extent cx="3524250" cy="4915535"/>
-            <wp:effectExtent l="0" t="0" r="0" b="0"/>
-            <wp:docPr id="1" name="Imagen 1"/>
-            <wp:cNvGraphicFramePr>
-              <a:graphicFrameLocks xmlns:a="http://schemas.openxmlformats.org/drawingml/2006/main" noChangeAspect="1"/>
-            </wp:cNvGraphicFramePr>
-            <a:graphic xmlns:a="http://schemas.openxmlformats.org/drawingml/2006/main">
-              <a:graphicData uri="http://schemas.openxmlformats.org/drawingml/2006/picture">
-                <pic:pic xmlns:pic="http://schemas.openxmlformats.org/drawingml/2006/picture">
-                  <pic:nvPicPr>
-                    <pic:cNvPr id="1" name=""/>
-                    <pic:cNvPicPr/>
-                  </pic:nvPicPr>
-                  <pic:blipFill>
-                    <a:blip r:embed="rId8">
-                      <a:extLst>
-                        <a:ext uri="{28A0092B-C50C-407E-A947-70E740481C1C}">
-                          <a14:useLocalDpi xmlns:a14="http://schemas.microsoft.com/office/drawing/2010/main" val="0"/>
-                        </a:ext>
-                      </a:extLst>
-                    </a:blip>
-                    <a:stretch>
-                      <a:fillRect/>
-                    </a:stretch>
-                  </pic:blipFill>
-                  <pic:spPr>
-                    <a:xfrm>
-                      <a:off x="0" y="0"/>
-                      <a:ext cx="3524250" cy="4915535"/>
-                    </a:xfrm>
-                    <a:prstGeom prst="rect">
-                      <a:avLst/>
-                    </a:prstGeom>
-                  </pic:spPr>
-                </pic:pic>
-              </a:graphicData>
-            </a:graphic>
-          </wp:inline>
-        </w:drawing>
-      </w:r>
-    </w:p>
-    <w:p>
-      <w:pPr>
-        <w:spacing w:line="360" w:lineRule="auto"/>
-        <w:rPr>
-          <w:rFonts w:ascii="Calibri" w:hAnsi="Calibri" w:cs="Calibri"/>
-          <w:b/>
-          <w:noProof/>
-          <w:sz w:val="24"/>
-          <w:szCs w:val="24"/>
-          <w:lang w:eastAsia="es-MX"/>
-        </w:rPr>
-      </w:pPr>
-    </w:p>
-    <w:p>
-      <w:pPr>
-        <w:spacing w:line="360" w:lineRule="auto"/>
-        <w:rPr>
-          <w:rFonts w:ascii="Calibri" w:hAnsi="Calibri" w:cs="Calibri"/>
-          <w:b/>
-          <w:noProof/>
-          <w:sz w:val="24"/>
-          <w:szCs w:val="24"/>
-          <w:lang w:eastAsia="es-MX"/>
-        </w:rPr>
-      </w:pPr>
-    </w:p>
-    <w:p>
-      <w:pPr>
-        <w:spacing w:line="360" w:lineRule="auto"/>
-        <w:rPr>
-          <w:rFonts w:ascii="Calibri" w:hAnsi="Calibri" w:cs="Calibri"/>
-          <w:b/>
-          <w:noProof/>
-          <w:sz w:val="24"/>
-          <w:szCs w:val="24"/>
-          <w:lang w:eastAsia="es-MX"/>
-        </w:rPr>
-      </w:pPr>
-    </w:p>
-    <w:p>
-      <w:pPr>
-        <w:spacing w:line="360" w:lineRule="auto"/>
-        <w:rPr>
-          <w:rFonts w:ascii="Calibri" w:hAnsi="Calibri" w:cs="Calibri"/>
-          <w:b/>
-          <w:noProof/>
-          <w:sz w:val="24"/>
-          <w:szCs w:val="24"/>
-          <w:lang w:eastAsia="es-MX"/>
-        </w:rPr>
-      </w:pPr>
-    </w:p>
-    <w:p>
-      <w:pPr>
-        <w:spacing w:line="360" w:lineRule="auto"/>
-        <w:rPr>
-          <w:rFonts w:ascii="Calibri" w:hAnsi="Calibri" w:cs="Calibri"/>
-          <w:b/>
-          <w:noProof/>
-          <w:sz w:val="24"/>
-          <w:szCs w:val="24"/>
-          <w:lang w:eastAsia="es-MX"/>
-        </w:rPr>
-      </w:pPr>
-    </w:p>
-    <w:p>
-      <w:pPr>
-        <w:spacing w:line="360" w:lineRule="auto"/>
-        <w:rPr>
-          <w:rFonts w:ascii="Calibri" w:hAnsi="Calibri" w:cs="Calibri"/>
-          <w:b/>
-          <w:noProof/>
-          <w:sz w:val="24"/>
-          <w:szCs w:val="24"/>
-          <w:lang w:eastAsia="es-MX"/>
-        </w:rPr>
-      </w:pPr>
-    </w:p>
-    <w:p>
-      <w:pPr>
-        <w:spacing w:line="360" w:lineRule="auto"/>
-        <w:rPr>
-          <w:rFonts w:ascii="Calibri" w:hAnsi="Calibri" w:cs="Calibri"/>
-          <w:b/>
-          <w:noProof/>
-          <w:sz w:val="24"/>
-          <w:szCs w:val="24"/>
-          <w:lang w:eastAsia="es-MX"/>
-        </w:rPr>
-      </w:pPr>
-    </w:p>
-    <w:p>
-      <w:pPr>
-        <w:spacing w:line="360" w:lineRule="auto"/>
-        <w:rPr>
-          <w:rFonts w:ascii="Calibri" w:hAnsi="Calibri" w:cs="Calibri"/>
-          <w:b/>
-          <w:noProof/>
-          <w:sz w:val="24"/>
-          <w:szCs w:val="24"/>
-          <w:lang w:eastAsia="es-MX"/>
-        </w:rPr>
-      </w:pPr>
-    </w:p>
-    <w:p>
-      <w:pPr>
-        <w:spacing w:line="360" w:lineRule="auto"/>
-        <w:rPr>
-          <w:rFonts w:ascii="Calibri" w:hAnsi="Calibri" w:cs="Calibri"/>
-          <w:b/>
-          <w:noProof/>
-          <w:sz w:val="24"/>
-          <w:szCs w:val="24"/>
-          <w:lang w:eastAsia="es-MX"/>
-        </w:rPr>
-      </w:pPr>
-    </w:p>
-    <w:p>
-      <w:pPr>
-        <w:spacing w:line="360" w:lineRule="auto"/>
-        <w:rPr>
-          <w:rFonts w:ascii="Calibri" w:hAnsi="Calibri" w:cs="Calibri"/>
-          <w:b/>
-          <w:noProof/>
-          <w:sz w:val="24"/>
-          <w:szCs w:val="24"/>
-          <w:lang w:eastAsia="es-MX"/>
-        </w:rPr>
-      </w:pPr>
-      <w:r>
-        <w:rPr>
-          <w:rFonts w:ascii="Calibri" w:hAnsi="Calibri" w:cs="Calibri"/>
-          <w:b/>
-          <w:noProof/>
-          <w:sz w:val="24"/>
-          <w:szCs w:val="24"/>
-          <w:lang w:eastAsia="es-MX"/>
-        </w:rPr>
-        <w:t>Ejemplo Constantes</w:t>
-      </w:r>
-    </w:p>
-    <w:p>
-      <w:pPr>
-        <w:spacing w:line="360" w:lineRule="auto"/>
-        <w:rPr>
-          <w:rFonts w:ascii="Calibri" w:hAnsi="Calibri" w:cs="Calibri"/>
-          <w:sz w:val="24"/>
-          <w:szCs w:val="24"/>
-        </w:rPr>
-      </w:pPr>
-      <w:r>
-        <w:rPr>
-          <w:rFonts w:ascii="Calibri" w:hAnsi="Calibri" w:cs="Calibri"/>
-          <w:noProof/>
-          <w:sz w:val="24"/>
-          <w:szCs w:val="24"/>
-          <w:lang w:eastAsia="es-MX"/>
-        </w:rPr>
-        <w:drawing>
-          <wp:inline distT="0" distB="0" distL="0" distR="0">
-            <wp:extent cx="5219700" cy="3933825"/>
-            <wp:effectExtent l="0" t="0" r="0" b="9525"/>
-            <wp:docPr id="3" name="Imagen 3"/>
-            <wp:cNvGraphicFramePr>
-              <a:graphicFrameLocks xmlns:a="http://schemas.openxmlformats.org/drawingml/2006/main" noChangeAspect="1"/>
-            </wp:cNvGraphicFramePr>
-            <a:graphic xmlns:a="http://schemas.openxmlformats.org/drawingml/2006/main">
-              <a:graphicData uri="http://schemas.openxmlformats.org/drawingml/2006/picture">
-                <pic:pic xmlns:pic="http://schemas.openxmlformats.org/drawingml/2006/picture">
-                  <pic:nvPicPr>
-                    <pic:cNvPr id="3" name="carbon.png"/>
-                    <pic:cNvPicPr/>
-                  </pic:nvPicPr>
-                  <pic:blipFill>
+                  <pic:blipFill rotWithShape="1">
                     <a:blip r:embed="rId9">
                       <a:extLst>
                         <a:ext uri="{28A0092B-C50C-407E-A947-70E740481C1C}">
@@ -1293,48 +1341,115 @@
                         </a:ext>
                       </a:extLst>
                     </a:blip>
-                    <a:stretch>
-                      <a:fillRect/>
-                    </a:stretch>
+                    <a:srcRect l="8486" t="6108" r="8010" b="6472"/>
+                    <a:stretch/>
                   </pic:blipFill>
-                  <pic:spPr>
+                  <pic:spPr bwMode="auto">
                     <a:xfrm>
                       <a:off x="0" y="0"/>
-                      <a:ext cx="5219700" cy="3933825"/>
+                      <a:ext cx="4686300" cy="6543675"/>
                     </a:xfrm>
                     <a:prstGeom prst="rect">
                       <a:avLst/>
                     </a:prstGeom>
+                    <a:ln>
+                      <a:noFill/>
+                    </a:ln>
+                    <a:extLst>
+                      <a:ext uri="{53640926-AAD7-44D8-BBD7-CCE9431645EC}">
+                        <a14:shadowObscured xmlns:a14="http://schemas.microsoft.com/office/drawing/2010/main"/>
+                      </a:ext>
+                    </a:extLst>
                   </pic:spPr>
                 </pic:pic>
               </a:graphicData>
             </a:graphic>
-          </wp:inline>
+            <wp14:sizeRelH relativeFrom="page">
+              <wp14:pctWidth>0</wp14:pctWidth>
+            </wp14:sizeRelH>
+            <wp14:sizeRelV relativeFrom="page">
+              <wp14:pctHeight>0</wp14:pctHeight>
+            </wp14:sizeRelV>
+          </wp:anchor>
         </w:drawing>
       </w:r>
-    </w:p>
-    <w:p>
-      <w:pPr>
-        <w:spacing w:line="360" w:lineRule="auto"/>
-        <w:jc w:val="center"/>
-        <w:rPr>
-          <w:rFonts w:ascii="Calibri" w:hAnsi="Calibri" w:cs="Calibri"/>
-          <w:sz w:val="24"/>
-          <w:szCs w:val="24"/>
-        </w:rPr>
-      </w:pPr>
-      <w:r>
-        <w:rPr>
-          <w:rFonts w:ascii="Calibri" w:hAnsi="Calibri" w:cs="Calibri"/>
+      <w:r>
+        <w:rPr>
+          <w:rFonts w:ascii="Calibri" w:hAnsi="Calibri" w:cs="Calibri"/>
+          <w:b/>
           <w:noProof/>
           <w:sz w:val="24"/>
           <w:szCs w:val="24"/>
           <w:lang w:eastAsia="es-MX"/>
         </w:rPr>
+        <w:t>Ejemplo tipo de datos</w:t>
+      </w:r>
+      <w:r>
+        <w:rPr>
+          <w:rFonts w:ascii="Calibri" w:hAnsi="Calibri" w:cs="Calibri"/>
+          <w:noProof/>
+          <w:sz w:val="24"/>
+          <w:szCs w:val="24"/>
+          <w:lang w:eastAsia="es-MX"/>
+        </w:rPr>
+        <w:t xml:space="preserve"> </w:t>
+      </w:r>
+    </w:p>
+    <w:p>
+      <w:pPr>
+        <w:jc w:val="both"/>
+        <w:rPr>
+          <w:rFonts w:ascii="Calibri" w:hAnsi="Calibri" w:cs="Calibri"/>
+          <w:b/>
+          <w:noProof/>
+          <w:sz w:val="24"/>
+          <w:szCs w:val="24"/>
+          <w:lang w:eastAsia="es-MX"/>
+        </w:rPr>
+      </w:pPr>
+      <w:r>
+        <w:rPr>
+          <w:rFonts w:ascii="Calibri" w:hAnsi="Calibri" w:cs="Calibri"/>
+          <w:b/>
+          <w:noProof/>
+          <w:sz w:val="24"/>
+          <w:szCs w:val="24"/>
+          <w:lang w:eastAsia="es-MX"/>
+        </w:rPr>
+        <w:t xml:space="preserve"> </w:t>
+      </w:r>
+      <w:r>
+        <w:rPr>
+          <w:rFonts w:ascii="Calibri" w:hAnsi="Calibri" w:cs="Calibri"/>
+          <w:b/>
+          <w:noProof/>
+          <w:sz w:val="24"/>
+          <w:szCs w:val="24"/>
+          <w:lang w:eastAsia="es-MX"/>
+        </w:rPr>
+        <w:br w:type="page"/>
+      </w:r>
+      <w:r>
+        <w:rPr>
+          <w:rFonts w:ascii="Calibri" w:hAnsi="Calibri" w:cs="Calibri"/>
+          <w:noProof/>
+          <w:sz w:val="24"/>
+          <w:szCs w:val="24"/>
+          <w:lang w:eastAsia="es-MX"/>
+        </w:rPr>
+        <w:lastRenderedPageBreak/>
         <w:drawing>
-          <wp:inline distT="0" distB="0" distL="0" distR="0" wp14:anchorId="35CD3732" wp14:editId="3B81C9F9">
+          <wp:anchor distT="0" distB="0" distL="114300" distR="114300" simplePos="0" relativeHeight="251661312" behindDoc="0" locked="0" layoutInCell="1" allowOverlap="1" wp14:anchorId="05CC9DAE" wp14:editId="15C9C37A">
+            <wp:simplePos x="0" y="0"/>
+            <wp:positionH relativeFrom="column">
+              <wp:posOffset>3558540</wp:posOffset>
+            </wp:positionH>
+            <wp:positionV relativeFrom="paragraph">
+              <wp:posOffset>367030</wp:posOffset>
+            </wp:positionV>
             <wp:extent cx="2934109" cy="762106"/>
             <wp:effectExtent l="0" t="0" r="0" b="0"/>
+            <wp:wrapSquare wrapText="bothSides"/>
             <wp:docPr id="4" name="Imagen 4"/>
             <wp:cNvGraphicFramePr>
               <a:graphicFrameLocks xmlns:a="http://schemas.openxmlformats.org/drawingml/2006/main" noChangeAspect="1"/>
@@ -1347,7 +1462,13 @@
                     <pic:cNvPicPr/>
                   </pic:nvPicPr>
                   <pic:blipFill>
-                    <a:blip r:embed="rId10"/>
+                    <a:blip r:embed="rId10">
+                      <a:extLst>
+                        <a:ext uri="{28A0092B-C50C-407E-A947-70E740481C1C}">
+                          <a14:useLocalDpi xmlns:a14="http://schemas.microsoft.com/office/drawing/2010/main" val="0"/>
+                        </a:ext>
+                      </a:extLst>
+                    </a:blip>
                     <a:stretch>
                       <a:fillRect/>
                     </a:stretch>
@@ -1364,6 +1485,650 @@
                 </pic:pic>
               </a:graphicData>
             </a:graphic>
+            <wp14:sizeRelH relativeFrom="page">
+              <wp14:pctWidth>0</wp14:pctWidth>
+            </wp14:sizeRelH>
+            <wp14:sizeRelV relativeFrom="page">
+              <wp14:pctHeight>0</wp14:pctHeight>
+            </wp14:sizeRelV>
+          </wp:anchor>
+        </w:drawing>
+      </w:r>
+      <w:r>
+        <w:rPr>
+          <w:rFonts w:ascii="Calibri" w:hAnsi="Calibri" w:cs="Calibri"/>
+          <w:noProof/>
+          <w:sz w:val="24"/>
+          <w:szCs w:val="24"/>
+          <w:lang w:eastAsia="es-MX"/>
+        </w:rPr>
+        <w:drawing>
+          <wp:anchor distT="0" distB="0" distL="114300" distR="114300" simplePos="0" relativeHeight="251660288" behindDoc="0" locked="0" layoutInCell="1" allowOverlap="1" wp14:anchorId="29A8C3AA" wp14:editId="4A671BFC">
+            <wp:simplePos x="0" y="0"/>
+            <wp:positionH relativeFrom="column">
+              <wp:posOffset>-594360</wp:posOffset>
+            </wp:positionH>
+            <wp:positionV relativeFrom="paragraph">
+              <wp:posOffset>367030</wp:posOffset>
+            </wp:positionV>
+            <wp:extent cx="4105275" cy="2771775"/>
+            <wp:effectExtent l="0" t="0" r="9525" b="9525"/>
+            <wp:wrapSquare wrapText="bothSides"/>
+            <wp:docPr id="3" name="Imagen 3"/>
+            <wp:cNvGraphicFramePr>
+              <a:graphicFrameLocks xmlns:a="http://schemas.openxmlformats.org/drawingml/2006/main" noChangeAspect="1"/>
+            </wp:cNvGraphicFramePr>
+            <a:graphic xmlns:a="http://schemas.openxmlformats.org/drawingml/2006/main">
+              <a:graphicData uri="http://schemas.openxmlformats.org/drawingml/2006/picture">
+                <pic:pic xmlns:pic="http://schemas.openxmlformats.org/drawingml/2006/picture">
+                  <pic:nvPicPr>
+                    <pic:cNvPr id="3" name="carbon.png"/>
+                    <pic:cNvPicPr/>
+                  </pic:nvPicPr>
+                  <pic:blipFill rotWithShape="1">
+                    <a:blip r:embed="rId11">
+                      <a:extLst>
+                        <a:ext uri="{28A0092B-C50C-407E-A947-70E740481C1C}">
+                          <a14:useLocalDpi xmlns:a14="http://schemas.microsoft.com/office/drawing/2010/main" val="0"/>
+                        </a:ext>
+                      </a:extLst>
+                    </a:blip>
+                    <a:srcRect l="10766" t="15497" r="10584" b="14044"/>
+                    <a:stretch/>
+                  </pic:blipFill>
+                  <pic:spPr bwMode="auto">
+                    <a:xfrm>
+                      <a:off x="0" y="0"/>
+                      <a:ext cx="4105275" cy="2771775"/>
+                    </a:xfrm>
+                    <a:prstGeom prst="rect">
+                      <a:avLst/>
+                    </a:prstGeom>
+                    <a:ln>
+                      <a:noFill/>
+                    </a:ln>
+                    <a:extLst>
+                      <a:ext uri="{53640926-AAD7-44D8-BBD7-CCE9431645EC}">
+                        <a14:shadowObscured xmlns:a14="http://schemas.microsoft.com/office/drawing/2010/main"/>
+                      </a:ext>
+                    </a:extLst>
+                  </pic:spPr>
+                </pic:pic>
+              </a:graphicData>
+            </a:graphic>
+            <wp14:sizeRelH relativeFrom="page">
+              <wp14:pctWidth>0</wp14:pctWidth>
+            </wp14:sizeRelH>
+            <wp14:sizeRelV relativeFrom="page">
+              <wp14:pctHeight>0</wp14:pctHeight>
+            </wp14:sizeRelV>
+          </wp:anchor>
+        </w:drawing>
+      </w:r>
+      <w:r>
+        <w:rPr>
+          <w:rFonts w:ascii="Calibri" w:hAnsi="Calibri" w:cs="Calibri"/>
+          <w:b/>
+          <w:noProof/>
+          <w:sz w:val="24"/>
+          <w:szCs w:val="24"/>
+          <w:lang w:eastAsia="es-MX"/>
+        </w:rPr>
+        <w:t>Ejemplo Constantes</w:t>
+      </w:r>
+    </w:p>
+    <w:p>
+      <w:pPr>
+        <w:spacing w:line="360" w:lineRule="auto"/>
+        <w:rPr>
+          <w:rFonts w:ascii="Calibri" w:hAnsi="Calibri" w:cs="Calibri"/>
+          <w:sz w:val="24"/>
+          <w:szCs w:val="24"/>
+        </w:rPr>
+      </w:pPr>
+    </w:p>
+    <w:p>
+      <w:pPr>
+        <w:spacing w:line="360" w:lineRule="auto"/>
+        <w:jc w:val="center"/>
+        <w:rPr>
+          <w:rFonts w:ascii="Calibri" w:hAnsi="Calibri" w:cs="Calibri"/>
+          <w:sz w:val="24"/>
+          <w:szCs w:val="24"/>
+        </w:rPr>
+      </w:pPr>
+    </w:p>
+    <w:p>
+      <w:pPr>
+        <w:spacing w:line="360" w:lineRule="auto"/>
+        <w:rPr>
+          <w:rFonts w:ascii="Calibri" w:hAnsi="Calibri" w:cs="Calibri"/>
+          <w:sz w:val="24"/>
+          <w:szCs w:val="24"/>
+        </w:rPr>
+      </w:pPr>
+    </w:p>
+    <w:p>
+      <w:pPr>
+        <w:spacing w:line="360" w:lineRule="auto"/>
+        <w:rPr>
+          <w:rFonts w:ascii="Calibri" w:hAnsi="Calibri" w:cs="Calibri"/>
+          <w:sz w:val="24"/>
+          <w:szCs w:val="24"/>
+        </w:rPr>
+      </w:pPr>
+    </w:p>
+    <w:p>
+      <w:pPr>
+        <w:spacing w:line="360" w:lineRule="auto"/>
+        <w:rPr>
+          <w:rFonts w:ascii="Calibri" w:hAnsi="Calibri" w:cs="Calibri"/>
+          <w:sz w:val="24"/>
+          <w:szCs w:val="24"/>
+        </w:rPr>
+      </w:pPr>
+    </w:p>
+    <w:p>
+      <w:pPr>
+        <w:spacing w:line="360" w:lineRule="auto"/>
+        <w:rPr>
+          <w:rFonts w:ascii="Calibri" w:hAnsi="Calibri" w:cs="Calibri"/>
+          <w:sz w:val="24"/>
+          <w:szCs w:val="24"/>
+        </w:rPr>
+      </w:pPr>
+    </w:p>
+    <w:p>
+      <w:pPr>
+        <w:rPr>
+          <w:rFonts w:ascii="Calibri" w:eastAsiaTheme="majorEastAsia" w:hAnsi="Calibri" w:cs="Calibri"/>
+          <w:color w:val="0F4761" w:themeColor="accent1" w:themeShade="BF"/>
+          <w:sz w:val="24"/>
+          <w:szCs w:val="24"/>
+        </w:rPr>
+      </w:pPr>
+      <w:r>
+        <w:rPr>
+          <w:rFonts w:ascii="Calibri" w:hAnsi="Calibri" w:cs="Calibri"/>
+          <w:sz w:val="24"/>
+          <w:szCs w:val="24"/>
+        </w:rPr>
+        <w:br w:type="page"/>
+      </w:r>
+    </w:p>
+    <w:p>
+      <w:pPr>
+        <w:pStyle w:val="Ttulo2"/>
+        <w:rPr>
+          <w:rFonts w:ascii="Calibri" w:hAnsi="Calibri" w:cs="Calibri"/>
+          <w:sz w:val="24"/>
+          <w:szCs w:val="24"/>
+        </w:rPr>
+      </w:pPr>
+      <w:bookmarkStart w:id="3" w:name="_Toc234233006"/>
+      <w:r>
+        <w:rPr>
+          <w:rFonts w:ascii="Calibri" w:hAnsi="Calibri" w:cs="Calibri"/>
+          <w:sz w:val="24"/>
+          <w:szCs w:val="24"/>
+        </w:rPr>
+        <w:lastRenderedPageBreak/>
+        <w:t>2. Operadores y expresiones</w:t>
+      </w:r>
+      <w:bookmarkEnd w:id="3"/>
+    </w:p>
+    <w:p>
+      <w:pPr>
+        <w:spacing w:line="360" w:lineRule="auto"/>
+        <w:rPr>
+          <w:rFonts w:ascii="Calibri" w:hAnsi="Calibri" w:cs="Calibri"/>
+          <w:b/>
+          <w:noProof/>
+          <w:sz w:val="24"/>
+          <w:szCs w:val="24"/>
+          <w:lang w:eastAsia="es-MX"/>
+        </w:rPr>
+      </w:pPr>
+      <w:r>
+        <w:rPr>
+          <w:rFonts w:ascii="Calibri" w:hAnsi="Calibri" w:cs="Calibri"/>
+          <w:noProof/>
+          <w:sz w:val="24"/>
+          <w:szCs w:val="24"/>
+          <w:lang w:eastAsia="es-MX"/>
+        </w:rPr>
+        <w:drawing>
+          <wp:anchor distT="0" distB="0" distL="114300" distR="114300" simplePos="0" relativeHeight="251662336" behindDoc="0" locked="0" layoutInCell="1" allowOverlap="1" wp14:anchorId="6200CC0A" wp14:editId="53A08AFA">
+            <wp:simplePos x="0" y="0"/>
+            <wp:positionH relativeFrom="column">
+              <wp:posOffset>-765810</wp:posOffset>
+            </wp:positionH>
+            <wp:positionV relativeFrom="paragraph">
+              <wp:posOffset>337820</wp:posOffset>
+            </wp:positionV>
+            <wp:extent cx="4552950" cy="5467350"/>
+            <wp:effectExtent l="0" t="0" r="0" b="0"/>
+            <wp:wrapSquare wrapText="bothSides"/>
+            <wp:docPr id="2" name="Imagen 2"/>
+            <wp:cNvGraphicFramePr>
+              <a:graphicFrameLocks xmlns:a="http://schemas.openxmlformats.org/drawingml/2006/main" noChangeAspect="1"/>
+            </wp:cNvGraphicFramePr>
+            <a:graphic xmlns:a="http://schemas.openxmlformats.org/drawingml/2006/main">
+              <a:graphicData uri="http://schemas.openxmlformats.org/drawingml/2006/picture">
+                <pic:pic xmlns:pic="http://schemas.openxmlformats.org/drawingml/2006/picture">
+                  <pic:nvPicPr>
+                    <pic:cNvPr id="2" name="carbon.png"/>
+                    <pic:cNvPicPr/>
+                  </pic:nvPicPr>
+                  <pic:blipFill rotWithShape="1">
+                    <a:blip r:embed="rId12">
+                      <a:extLst>
+                        <a:ext uri="{28A0092B-C50C-407E-A947-70E740481C1C}">
+                          <a14:useLocalDpi xmlns:a14="http://schemas.microsoft.com/office/drawing/2010/main" val="0"/>
+                        </a:ext>
+                      </a:extLst>
+                    </a:blip>
+                    <a:srcRect l="9504" t="7824" r="9370" b="7441"/>
+                    <a:stretch/>
+                  </pic:blipFill>
+                  <pic:spPr bwMode="auto">
+                    <a:xfrm>
+                      <a:off x="0" y="0"/>
+                      <a:ext cx="4552950" cy="5467350"/>
+                    </a:xfrm>
+                    <a:prstGeom prst="rect">
+                      <a:avLst/>
+                    </a:prstGeom>
+                    <a:ln>
+                      <a:noFill/>
+                    </a:ln>
+                    <a:extLst>
+                      <a:ext uri="{53640926-AAD7-44D8-BBD7-CCE9431645EC}">
+                        <a14:shadowObscured xmlns:a14="http://schemas.microsoft.com/office/drawing/2010/main"/>
+                      </a:ext>
+                    </a:extLst>
+                  </pic:spPr>
+                </pic:pic>
+              </a:graphicData>
+            </a:graphic>
+            <wp14:sizeRelH relativeFrom="page">
+              <wp14:pctWidth>0</wp14:pctWidth>
+            </wp14:sizeRelH>
+            <wp14:sizeRelV relativeFrom="page">
+              <wp14:pctHeight>0</wp14:pctHeight>
+            </wp14:sizeRelV>
+          </wp:anchor>
+        </w:drawing>
+      </w:r>
+      <w:r>
+        <w:rPr>
+          <w:rFonts w:ascii="Calibri" w:hAnsi="Calibri" w:cs="Calibri"/>
+          <w:b/>
+          <w:noProof/>
+          <w:sz w:val="24"/>
+          <w:szCs w:val="24"/>
+          <w:lang w:eastAsia="es-MX"/>
+        </w:rPr>
+        <w:t>Ejemplo operadores aritmeticos</w:t>
+      </w:r>
+    </w:p>
+    <w:p>
+      <w:pPr>
+        <w:spacing w:line="360" w:lineRule="auto"/>
+        <w:rPr>
+          <w:rFonts w:ascii="Calibri" w:hAnsi="Calibri" w:cs="Calibri"/>
+          <w:noProof/>
+          <w:sz w:val="24"/>
+          <w:szCs w:val="24"/>
+          <w:lang w:eastAsia="es-MX"/>
+        </w:rPr>
+      </w:pPr>
+    </w:p>
+    <w:p>
+      <w:pPr>
+        <w:spacing w:line="360" w:lineRule="auto"/>
+        <w:rPr>
+          <w:rFonts w:ascii="Calibri" w:hAnsi="Calibri" w:cs="Calibri"/>
+          <w:sz w:val="24"/>
+          <w:szCs w:val="24"/>
+        </w:rPr>
+      </w:pPr>
+    </w:p>
+    <w:p>
+      <w:pPr>
+        <w:spacing w:line="360" w:lineRule="auto"/>
+        <w:rPr>
+          <w:rFonts w:ascii="Calibri" w:hAnsi="Calibri" w:cs="Calibri"/>
+          <w:sz w:val="24"/>
+          <w:szCs w:val="24"/>
+        </w:rPr>
+      </w:pPr>
+    </w:p>
+    <w:p>
+      <w:pPr>
+        <w:spacing w:line="360" w:lineRule="auto"/>
+        <w:rPr>
+          <w:rFonts w:ascii="Calibri" w:hAnsi="Calibri" w:cs="Calibri"/>
+          <w:b/>
+          <w:sz w:val="24"/>
+          <w:szCs w:val="24"/>
+        </w:rPr>
+      </w:pPr>
+    </w:p>
+    <w:p>
+      <w:pPr>
+        <w:spacing w:line="360" w:lineRule="auto"/>
+        <w:rPr>
+          <w:rFonts w:ascii="Calibri" w:hAnsi="Calibri" w:cs="Calibri"/>
+          <w:b/>
+          <w:sz w:val="24"/>
+          <w:szCs w:val="24"/>
+        </w:rPr>
+      </w:pPr>
+      <w:r>
+        <w:rPr>
+          <w:rFonts w:ascii="Calibri" w:hAnsi="Calibri" w:cs="Calibri"/>
+          <w:noProof/>
+          <w:sz w:val="24"/>
+          <w:szCs w:val="24"/>
+          <w:lang w:eastAsia="es-MX"/>
+        </w:rPr>
+        <w:drawing>
+          <wp:anchor distT="0" distB="0" distL="114300" distR="114300" simplePos="0" relativeHeight="251663360" behindDoc="0" locked="0" layoutInCell="1" allowOverlap="1" wp14:anchorId="494791CC" wp14:editId="59B113A1">
+            <wp:simplePos x="0" y="0"/>
+            <wp:positionH relativeFrom="column">
+              <wp:posOffset>3930015</wp:posOffset>
+            </wp:positionH>
+            <wp:positionV relativeFrom="paragraph">
+              <wp:posOffset>196850</wp:posOffset>
+            </wp:positionV>
+            <wp:extent cx="1952898" cy="2029108"/>
+            <wp:effectExtent l="0" t="0" r="9525" b="0"/>
+            <wp:wrapSquare wrapText="bothSides"/>
+            <wp:docPr id="6" name="Imagen 6"/>
+            <wp:cNvGraphicFramePr>
+              <a:graphicFrameLocks xmlns:a="http://schemas.openxmlformats.org/drawingml/2006/main" noChangeAspect="1"/>
+            </wp:cNvGraphicFramePr>
+            <a:graphic xmlns:a="http://schemas.openxmlformats.org/drawingml/2006/main">
+              <a:graphicData uri="http://schemas.openxmlformats.org/drawingml/2006/picture">
+                <pic:pic xmlns:pic="http://schemas.openxmlformats.org/drawingml/2006/picture">
+                  <pic:nvPicPr>
+                    <pic:cNvPr id="1" name=""/>
+                    <pic:cNvPicPr/>
+                  </pic:nvPicPr>
+                  <pic:blipFill>
+                    <a:blip r:embed="rId13">
+                      <a:extLst>
+                        <a:ext uri="{28A0092B-C50C-407E-A947-70E740481C1C}">
+                          <a14:useLocalDpi xmlns:a14="http://schemas.microsoft.com/office/drawing/2010/main" val="0"/>
+                        </a:ext>
+                      </a:extLst>
+                    </a:blip>
+                    <a:stretch>
+                      <a:fillRect/>
+                    </a:stretch>
+                  </pic:blipFill>
+                  <pic:spPr>
+                    <a:xfrm>
+                      <a:off x="0" y="0"/>
+                      <a:ext cx="1952898" cy="2029108"/>
+                    </a:xfrm>
+                    <a:prstGeom prst="rect">
+                      <a:avLst/>
+                    </a:prstGeom>
+                  </pic:spPr>
+                </pic:pic>
+              </a:graphicData>
+            </a:graphic>
+            <wp14:sizeRelH relativeFrom="page">
+              <wp14:pctWidth>0</wp14:pctWidth>
+            </wp14:sizeRelH>
+            <wp14:sizeRelV relativeFrom="page">
+              <wp14:pctHeight>0</wp14:pctHeight>
+            </wp14:sizeRelV>
+          </wp:anchor>
+        </w:drawing>
+      </w:r>
+    </w:p>
+    <w:p>
+      <w:pPr>
+        <w:spacing w:line="360" w:lineRule="auto"/>
+        <w:rPr>
+          <w:rFonts w:ascii="Calibri" w:hAnsi="Calibri" w:cs="Calibri"/>
+          <w:b/>
+          <w:sz w:val="24"/>
+          <w:szCs w:val="24"/>
+        </w:rPr>
+      </w:pPr>
+    </w:p>
+    <w:p>
+      <w:pPr>
+        <w:spacing w:line="360" w:lineRule="auto"/>
+        <w:rPr>
+          <w:rFonts w:ascii="Calibri" w:hAnsi="Calibri" w:cs="Calibri"/>
+          <w:b/>
+          <w:sz w:val="24"/>
+          <w:szCs w:val="24"/>
+        </w:rPr>
+      </w:pPr>
+    </w:p>
+    <w:p>
+      <w:pPr>
+        <w:spacing w:line="360" w:lineRule="auto"/>
+        <w:rPr>
+          <w:rFonts w:ascii="Calibri" w:hAnsi="Calibri" w:cs="Calibri"/>
+          <w:b/>
+          <w:sz w:val="24"/>
+          <w:szCs w:val="24"/>
+        </w:rPr>
+      </w:pPr>
+    </w:p>
+    <w:p>
+      <w:pPr>
+        <w:spacing w:line="360" w:lineRule="auto"/>
+        <w:rPr>
+          <w:rFonts w:ascii="Calibri" w:hAnsi="Calibri" w:cs="Calibri"/>
+          <w:b/>
+          <w:sz w:val="24"/>
+          <w:szCs w:val="24"/>
+        </w:rPr>
+      </w:pPr>
+    </w:p>
+    <w:p>
+      <w:pPr>
+        <w:spacing w:line="360" w:lineRule="auto"/>
+        <w:rPr>
+          <w:rFonts w:ascii="Calibri" w:hAnsi="Calibri" w:cs="Calibri"/>
+          <w:b/>
+          <w:sz w:val="24"/>
+          <w:szCs w:val="24"/>
+        </w:rPr>
+      </w:pPr>
+    </w:p>
+    <w:p>
+      <w:pPr>
+        <w:spacing w:line="360" w:lineRule="auto"/>
+        <w:rPr>
+          <w:rFonts w:ascii="Calibri" w:hAnsi="Calibri" w:cs="Calibri"/>
+          <w:b/>
+          <w:sz w:val="24"/>
+          <w:szCs w:val="24"/>
+        </w:rPr>
+      </w:pPr>
+    </w:p>
+    <w:p>
+      <w:pPr>
+        <w:spacing w:line="360" w:lineRule="auto"/>
+        <w:rPr>
+          <w:rFonts w:ascii="Calibri" w:hAnsi="Calibri" w:cs="Calibri"/>
+          <w:b/>
+          <w:sz w:val="24"/>
+          <w:szCs w:val="24"/>
+        </w:rPr>
+      </w:pPr>
+    </w:p>
+    <w:p>
+      <w:pPr>
+        <w:spacing w:line="360" w:lineRule="auto"/>
+        <w:rPr>
+          <w:rFonts w:ascii="Calibri" w:hAnsi="Calibri" w:cs="Calibri"/>
+          <w:b/>
+          <w:sz w:val="24"/>
+          <w:szCs w:val="24"/>
+        </w:rPr>
+      </w:pPr>
+    </w:p>
+    <w:p>
+      <w:pPr>
+        <w:spacing w:line="360" w:lineRule="auto"/>
+        <w:rPr>
+          <w:rFonts w:ascii="Calibri" w:hAnsi="Calibri" w:cs="Calibri"/>
+          <w:b/>
+          <w:sz w:val="24"/>
+          <w:szCs w:val="24"/>
+        </w:rPr>
+      </w:pPr>
+    </w:p>
+    <w:p>
+      <w:pPr>
+        <w:spacing w:line="360" w:lineRule="auto"/>
+        <w:rPr>
+          <w:rFonts w:ascii="Calibri" w:hAnsi="Calibri" w:cs="Calibri"/>
+          <w:b/>
+          <w:sz w:val="24"/>
+          <w:szCs w:val="24"/>
+        </w:rPr>
+      </w:pPr>
+    </w:p>
+    <w:p>
+      <w:pPr>
+        <w:spacing w:line="360" w:lineRule="auto"/>
+        <w:rPr>
+          <w:rFonts w:ascii="Calibri" w:hAnsi="Calibri" w:cs="Calibri"/>
+          <w:b/>
+          <w:sz w:val="24"/>
+          <w:szCs w:val="24"/>
+        </w:rPr>
+      </w:pPr>
+      <w:r>
+        <w:rPr>
+          <w:rFonts w:ascii="Calibri" w:hAnsi="Calibri" w:cs="Calibri"/>
+          <w:b/>
+          <w:sz w:val="24"/>
+          <w:szCs w:val="24"/>
+        </w:rPr>
+        <w:lastRenderedPageBreak/>
+        <w:t>Ejemplo incremento y decremento</w:t>
+      </w:r>
+      <w:r>
+        <w:rPr>
+          <w:rFonts w:ascii="Calibri" w:hAnsi="Calibri" w:cs="Calibri"/>
+          <w:b/>
+          <w:sz w:val="24"/>
+          <w:szCs w:val="24"/>
+        </w:rPr>
+        <w:t xml:space="preserve"> </w:t>
+      </w:r>
+    </w:p>
+    <w:p>
+      <w:pPr>
+        <w:spacing w:line="360" w:lineRule="auto"/>
+        <w:rPr>
+          <w:rFonts w:ascii="Calibri" w:hAnsi="Calibri" w:cs="Calibri"/>
+          <w:sz w:val="24"/>
+          <w:szCs w:val="24"/>
+        </w:rPr>
+      </w:pPr>
+      <w:r>
+        <w:rPr>
+          <w:rFonts w:ascii="Calibri" w:hAnsi="Calibri" w:cs="Calibri"/>
+          <w:sz w:val="24"/>
+          <w:szCs w:val="24"/>
+        </w:rPr>
+        <w:t>X++ primero evalúa y luego incrementa</w:t>
+      </w:r>
+    </w:p>
+    <w:p>
+      <w:pPr>
+        <w:spacing w:line="360" w:lineRule="auto"/>
+        <w:rPr>
+          <w:rFonts w:ascii="Calibri" w:hAnsi="Calibri" w:cs="Calibri"/>
+          <w:sz w:val="24"/>
+          <w:szCs w:val="24"/>
+        </w:rPr>
+      </w:pPr>
+      <w:r>
+        <w:rPr>
+          <w:rFonts w:ascii="Calibri" w:hAnsi="Calibri" w:cs="Calibri"/>
+          <w:sz w:val="24"/>
+          <w:szCs w:val="24"/>
+        </w:rPr>
+        <w:t>--x primero incrementa y luego evalúa</w:t>
+      </w:r>
+    </w:p>
+    <w:p>
+      <w:pPr>
+        <w:spacing w:line="360" w:lineRule="auto"/>
+        <w:rPr>
+          <w:rFonts w:ascii="Calibri" w:hAnsi="Calibri" w:cs="Calibri"/>
+          <w:sz w:val="24"/>
+          <w:szCs w:val="24"/>
+        </w:rPr>
+      </w:pPr>
+      <w:r>
+        <w:rPr>
+          <w:rFonts w:ascii="Calibri" w:hAnsi="Calibri" w:cs="Calibri"/>
+          <w:noProof/>
+          <w:sz w:val="24"/>
+          <w:szCs w:val="24"/>
+          <w:lang w:eastAsia="es-MX"/>
+        </w:rPr>
+        <w:drawing>
+          <wp:inline distT="0" distB="0" distL="0" distR="0">
+            <wp:extent cx="2943225" cy="3190875"/>
+            <wp:effectExtent l="0" t="0" r="9525" b="9525"/>
+            <wp:docPr id="7" name="Imagen 7"/>
+            <wp:cNvGraphicFramePr>
+              <a:graphicFrameLocks xmlns:a="http://schemas.openxmlformats.org/drawingml/2006/main" noChangeAspect="1"/>
+            </wp:cNvGraphicFramePr>
+            <a:graphic xmlns:a="http://schemas.openxmlformats.org/drawingml/2006/main">
+              <a:graphicData uri="http://schemas.openxmlformats.org/drawingml/2006/picture">
+                <pic:pic xmlns:pic="http://schemas.openxmlformats.org/drawingml/2006/picture">
+                  <pic:nvPicPr>
+                    <pic:cNvPr id="7" name="carbon.png"/>
+                    <pic:cNvPicPr/>
+                  </pic:nvPicPr>
+                  <pic:blipFill rotWithShape="1">
+                    <a:blip r:embed="rId14">
+                      <a:extLst>
+                        <a:ext uri="{28A0092B-C50C-407E-A947-70E740481C1C}">
+                          <a14:useLocalDpi xmlns:a14="http://schemas.microsoft.com/office/drawing/2010/main" val="0"/>
+                        </a:ext>
+                      </a:extLst>
+                    </a:blip>
+                    <a:srcRect l="11362" t="10573" r="10606" b="10699"/>
+                    <a:stretch/>
+                  </pic:blipFill>
+                  <pic:spPr bwMode="auto">
+                    <a:xfrm>
+                      <a:off x="0" y="0"/>
+                      <a:ext cx="2951829" cy="3200203"/>
+                    </a:xfrm>
+                    <a:prstGeom prst="rect">
+                      <a:avLst/>
+                    </a:prstGeom>
+                    <a:ln>
+                      <a:noFill/>
+                    </a:ln>
+                    <a:extLst>
+                      <a:ext uri="{53640926-AAD7-44D8-BBD7-CCE9431645EC}">
+                        <a14:shadowObscured xmlns:a14="http://schemas.microsoft.com/office/drawing/2010/main"/>
+                      </a:ext>
+                    </a:extLst>
+                  </pic:spPr>
+                </pic:pic>
+              </a:graphicData>
+            </a:graphic>
           </wp:inline>
         </w:drawing>
       </w:r>
@@ -1373,109 +2138,2094 @@
         <w:spacing w:line="360" w:lineRule="auto"/>
         <w:rPr>
           <w:rFonts w:ascii="Calibri" w:hAnsi="Calibri" w:cs="Calibri"/>
-          <w:sz w:val="24"/>
-          <w:szCs w:val="24"/>
-        </w:rPr>
-      </w:pPr>
-    </w:p>
-    <w:p>
-      <w:pPr>
-        <w:spacing w:line="360" w:lineRule="auto"/>
-        <w:rPr>
-          <w:rFonts w:ascii="Calibri" w:hAnsi="Calibri" w:cs="Calibri"/>
-          <w:sz w:val="24"/>
-          <w:szCs w:val="24"/>
-        </w:rPr>
-      </w:pPr>
-    </w:p>
-    <w:p>
-      <w:pPr>
-        <w:spacing w:line="360" w:lineRule="auto"/>
-        <w:rPr>
-          <w:rFonts w:ascii="Calibri" w:hAnsi="Calibri" w:cs="Calibri"/>
-          <w:sz w:val="24"/>
-          <w:szCs w:val="24"/>
-        </w:rPr>
-      </w:pPr>
-    </w:p>
-    <w:p>
-      <w:pPr>
-        <w:spacing w:line="360" w:lineRule="auto"/>
-        <w:rPr>
-          <w:rFonts w:ascii="Calibri" w:hAnsi="Calibri" w:cs="Calibri"/>
-          <w:sz w:val="24"/>
-          <w:szCs w:val="24"/>
-        </w:rPr>
-      </w:pPr>
-    </w:p>
-    <w:p>
-      <w:pPr>
-        <w:spacing w:line="360" w:lineRule="auto"/>
-        <w:rPr>
-          <w:rFonts w:ascii="Calibri" w:hAnsi="Calibri" w:cs="Calibri"/>
-          <w:sz w:val="24"/>
-          <w:szCs w:val="24"/>
-        </w:rPr>
-      </w:pPr>
-    </w:p>
-    <w:p>
-      <w:pPr>
-        <w:pStyle w:val="Ttulo2"/>
-        <w:rPr>
-          <w:rFonts w:ascii="Calibri" w:eastAsiaTheme="minorHAnsi" w:hAnsi="Calibri" w:cs="Calibri"/>
-          <w:color w:val="auto"/>
-          <w:sz w:val="24"/>
-          <w:szCs w:val="24"/>
-        </w:rPr>
-      </w:pPr>
-    </w:p>
-    <w:p>
-      <w:pPr>
-        <w:pStyle w:val="Ttulo2"/>
-        <w:rPr>
-          <w:rFonts w:ascii="Calibri" w:hAnsi="Calibri" w:cs="Calibri"/>
-          <w:sz w:val="24"/>
-          <w:szCs w:val="24"/>
-        </w:rPr>
-      </w:pPr>
-      <w:r>
-        <w:rPr>
-          <w:rFonts w:ascii="Calibri" w:hAnsi="Calibri" w:cs="Calibri"/>
-          <w:sz w:val="24"/>
-          <w:szCs w:val="24"/>
-        </w:rPr>
-        <w:t>2. Operadores y expresiones</w:t>
-      </w:r>
-    </w:p>
-    <w:p>
-      <w:pPr>
-        <w:spacing w:line="360" w:lineRule="auto"/>
-        <w:rPr>
-          <w:rFonts w:ascii="Calibri" w:hAnsi="Calibri" w:cs="Calibri"/>
-          <w:sz w:val="24"/>
-          <w:szCs w:val="24"/>
-        </w:rPr>
-      </w:pPr>
-    </w:p>
-    <w:p>
-      <w:pPr>
-        <w:spacing w:line="360" w:lineRule="auto"/>
-        <w:rPr>
-          <w:rFonts w:ascii="Calibri" w:hAnsi="Calibri" w:cs="Calibri"/>
-          <w:sz w:val="24"/>
-          <w:szCs w:val="24"/>
-        </w:rPr>
-      </w:pPr>
-    </w:p>
-    <w:p>
-      <w:pPr>
-        <w:spacing w:line="360" w:lineRule="auto"/>
-        <w:rPr>
-          <w:rFonts w:ascii="Calibri" w:hAnsi="Calibri" w:cs="Calibri"/>
-          <w:sz w:val="24"/>
-          <w:szCs w:val="24"/>
-        </w:rPr>
-      </w:pPr>
+          <w:b/>
+          <w:sz w:val="24"/>
+          <w:szCs w:val="24"/>
+        </w:rPr>
+      </w:pPr>
+    </w:p>
+    <w:p>
+      <w:pPr>
+        <w:spacing w:line="360" w:lineRule="auto"/>
+        <w:rPr>
+          <w:rFonts w:ascii="Calibri" w:hAnsi="Calibri" w:cs="Calibri"/>
+          <w:b/>
+          <w:sz w:val="24"/>
+          <w:szCs w:val="24"/>
+        </w:rPr>
+      </w:pPr>
+    </w:p>
+    <w:p>
+      <w:pPr>
+        <w:spacing w:line="360" w:lineRule="auto"/>
+        <w:rPr>
+          <w:rFonts w:ascii="Calibri" w:hAnsi="Calibri" w:cs="Calibri"/>
+          <w:b/>
+          <w:sz w:val="24"/>
+          <w:szCs w:val="24"/>
+        </w:rPr>
+      </w:pPr>
+    </w:p>
+    <w:p>
+      <w:pPr>
+        <w:spacing w:line="360" w:lineRule="auto"/>
+        <w:rPr>
+          <w:rFonts w:ascii="Calibri" w:hAnsi="Calibri" w:cs="Calibri"/>
+          <w:b/>
+          <w:sz w:val="24"/>
+          <w:szCs w:val="24"/>
+        </w:rPr>
+      </w:pPr>
+    </w:p>
+    <w:p>
+      <w:pPr>
+        <w:spacing w:line="360" w:lineRule="auto"/>
+        <w:rPr>
+          <w:rFonts w:ascii="Calibri" w:hAnsi="Calibri" w:cs="Calibri"/>
+          <w:b/>
+          <w:sz w:val="24"/>
+          <w:szCs w:val="24"/>
+        </w:rPr>
+      </w:pPr>
+    </w:p>
+    <w:p>
+      <w:pPr>
+        <w:spacing w:line="360" w:lineRule="auto"/>
+        <w:rPr>
+          <w:rFonts w:ascii="Calibri" w:hAnsi="Calibri" w:cs="Calibri"/>
+          <w:b/>
+          <w:sz w:val="24"/>
+          <w:szCs w:val="24"/>
+        </w:rPr>
+      </w:pPr>
+    </w:p>
+    <w:p>
+      <w:pPr>
+        <w:spacing w:line="360" w:lineRule="auto"/>
+        <w:rPr>
+          <w:rFonts w:ascii="Calibri" w:hAnsi="Calibri" w:cs="Calibri"/>
+          <w:b/>
+          <w:sz w:val="24"/>
+          <w:szCs w:val="24"/>
+        </w:rPr>
+      </w:pPr>
+    </w:p>
+    <w:p>
+      <w:pPr>
+        <w:spacing w:line="360" w:lineRule="auto"/>
+        <w:rPr>
+          <w:rFonts w:ascii="Calibri" w:hAnsi="Calibri" w:cs="Calibri"/>
+          <w:b/>
+          <w:sz w:val="24"/>
+          <w:szCs w:val="24"/>
+        </w:rPr>
+      </w:pPr>
+    </w:p>
+    <w:p>
+      <w:pPr>
+        <w:spacing w:line="360" w:lineRule="auto"/>
+        <w:rPr>
+          <w:rFonts w:ascii="Calibri" w:hAnsi="Calibri" w:cs="Calibri"/>
+          <w:b/>
+          <w:sz w:val="24"/>
+          <w:szCs w:val="24"/>
+        </w:rPr>
+      </w:pPr>
+    </w:p>
+    <w:p>
+      <w:pPr>
+        <w:spacing w:line="360" w:lineRule="auto"/>
+        <w:rPr>
+          <w:rFonts w:ascii="Calibri" w:hAnsi="Calibri" w:cs="Calibri"/>
+          <w:b/>
+          <w:sz w:val="24"/>
+          <w:szCs w:val="24"/>
+        </w:rPr>
+      </w:pPr>
+    </w:p>
+    <w:p>
+      <w:pPr>
+        <w:spacing w:line="360" w:lineRule="auto"/>
+        <w:rPr>
+          <w:rFonts w:ascii="Calibri" w:hAnsi="Calibri" w:cs="Calibri"/>
+          <w:b/>
+          <w:sz w:val="24"/>
+          <w:szCs w:val="24"/>
+        </w:rPr>
+      </w:pPr>
+      <w:r>
+        <w:rPr>
+          <w:rFonts w:ascii="Calibri" w:hAnsi="Calibri" w:cs="Calibri"/>
+          <w:b/>
+          <w:sz w:val="24"/>
+          <w:szCs w:val="24"/>
+        </w:rPr>
+        <w:lastRenderedPageBreak/>
+        <w:t>Clase Math</w:t>
+      </w:r>
+    </w:p>
+    <w:p>
+      <w:pPr>
+        <w:spacing w:line="360" w:lineRule="auto"/>
+        <w:rPr>
+          <w:rFonts w:ascii="Calibri" w:hAnsi="Calibri" w:cs="Calibri"/>
+          <w:sz w:val="24"/>
+          <w:szCs w:val="24"/>
+        </w:rPr>
+      </w:pPr>
+      <w:r>
+        <w:rPr>
+          <w:rFonts w:ascii="Calibri" w:hAnsi="Calibri" w:cs="Calibri"/>
+          <w:noProof/>
+          <w:sz w:val="24"/>
+          <w:szCs w:val="24"/>
+          <w:lang w:eastAsia="es-MX"/>
+        </w:rPr>
+        <w:drawing>
+          <wp:anchor distT="0" distB="0" distL="114300" distR="114300" simplePos="0" relativeHeight="251664384" behindDoc="0" locked="0" layoutInCell="1" allowOverlap="1" wp14:anchorId="614E44DD" wp14:editId="12B4AE60">
+            <wp:simplePos x="0" y="0"/>
+            <wp:positionH relativeFrom="column">
+              <wp:posOffset>4634865</wp:posOffset>
+            </wp:positionH>
+            <wp:positionV relativeFrom="paragraph">
+              <wp:posOffset>3396615</wp:posOffset>
+            </wp:positionV>
+            <wp:extent cx="1486107" cy="781159"/>
+            <wp:effectExtent l="0" t="0" r="0" b="0"/>
+            <wp:wrapSquare wrapText="bothSides"/>
+            <wp:docPr id="9" name="Imagen 9"/>
+            <wp:cNvGraphicFramePr>
+              <a:graphicFrameLocks xmlns:a="http://schemas.openxmlformats.org/drawingml/2006/main" noChangeAspect="1"/>
+            </wp:cNvGraphicFramePr>
+            <a:graphic xmlns:a="http://schemas.openxmlformats.org/drawingml/2006/main">
+              <a:graphicData uri="http://schemas.openxmlformats.org/drawingml/2006/picture">
+                <pic:pic xmlns:pic="http://schemas.openxmlformats.org/drawingml/2006/picture">
+                  <pic:nvPicPr>
+                    <pic:cNvPr id="1" name=""/>
+                    <pic:cNvPicPr/>
+                  </pic:nvPicPr>
+                  <pic:blipFill>
+                    <a:blip r:embed="rId15">
+                      <a:extLst>
+                        <a:ext uri="{28A0092B-C50C-407E-A947-70E740481C1C}">
+                          <a14:useLocalDpi xmlns:a14="http://schemas.microsoft.com/office/drawing/2010/main" val="0"/>
+                        </a:ext>
+                      </a:extLst>
+                    </a:blip>
+                    <a:stretch>
+                      <a:fillRect/>
+                    </a:stretch>
+                  </pic:blipFill>
+                  <pic:spPr>
+                    <a:xfrm>
+                      <a:off x="0" y="0"/>
+                      <a:ext cx="1486107" cy="781159"/>
+                    </a:xfrm>
+                    <a:prstGeom prst="rect">
+                      <a:avLst/>
+                    </a:prstGeom>
+                  </pic:spPr>
+                </pic:pic>
+              </a:graphicData>
+            </a:graphic>
+            <wp14:sizeRelH relativeFrom="page">
+              <wp14:pctWidth>0</wp14:pctWidth>
+            </wp14:sizeRelH>
+            <wp14:sizeRelV relativeFrom="page">
+              <wp14:pctHeight>0</wp14:pctHeight>
+            </wp14:sizeRelV>
+          </wp:anchor>
+        </w:drawing>
+      </w:r>
+      <w:r>
+        <w:rPr>
+          <w:rFonts w:ascii="Calibri" w:hAnsi="Calibri" w:cs="Calibri"/>
+          <w:noProof/>
+          <w:sz w:val="24"/>
+          <w:szCs w:val="24"/>
+          <w:lang w:eastAsia="es-MX"/>
+        </w:rPr>
+        <w:drawing>
+          <wp:inline distT="0" distB="0" distL="0" distR="0" wp14:anchorId="40C8E57E" wp14:editId="7618DEBF">
+            <wp:extent cx="4505325" cy="4181475"/>
+            <wp:effectExtent l="0" t="0" r="9525" b="9525"/>
+            <wp:docPr id="8" name="Imagen 8"/>
+            <wp:cNvGraphicFramePr>
+              <a:graphicFrameLocks xmlns:a="http://schemas.openxmlformats.org/drawingml/2006/main" noChangeAspect="1"/>
+            </wp:cNvGraphicFramePr>
+            <a:graphic xmlns:a="http://schemas.openxmlformats.org/drawingml/2006/main">
+              <a:graphicData uri="http://schemas.openxmlformats.org/drawingml/2006/picture">
+                <pic:pic xmlns:pic="http://schemas.openxmlformats.org/drawingml/2006/picture">
+                  <pic:nvPicPr>
+                    <pic:cNvPr id="8" name="carbon (1).png"/>
+                    <pic:cNvPicPr/>
+                  </pic:nvPicPr>
+                  <pic:blipFill rotWithShape="1">
+                    <a:blip r:embed="rId16">
+                      <a:extLst>
+                        <a:ext uri="{28A0092B-C50C-407E-A947-70E740481C1C}">
+                          <a14:useLocalDpi xmlns:a14="http://schemas.microsoft.com/office/drawing/2010/main" val="0"/>
+                        </a:ext>
+                      </a:extLst>
+                    </a:blip>
+                    <a:srcRect l="9843" t="10656" r="9877" b="10055"/>
+                    <a:stretch/>
+                  </pic:blipFill>
+                  <pic:spPr bwMode="auto">
+                    <a:xfrm>
+                      <a:off x="0" y="0"/>
+                      <a:ext cx="4505325" cy="4181475"/>
+                    </a:xfrm>
+                    <a:prstGeom prst="rect">
+                      <a:avLst/>
+                    </a:prstGeom>
+                    <a:ln>
+                      <a:noFill/>
+                    </a:ln>
+                    <a:extLst>
+                      <a:ext uri="{53640926-AAD7-44D8-BBD7-CCE9431645EC}">
+                        <a14:shadowObscured xmlns:a14="http://schemas.microsoft.com/office/drawing/2010/main"/>
+                      </a:ext>
+                    </a:extLst>
+                  </pic:spPr>
+                </pic:pic>
+              </a:graphicData>
+            </a:graphic>
+          </wp:inline>
+        </w:drawing>
+      </w:r>
+    </w:p>
+    <w:p>
+      <w:pPr>
+        <w:spacing w:line="360" w:lineRule="auto"/>
+        <w:rPr>
+          <w:rFonts w:ascii="Calibri" w:hAnsi="Calibri" w:cs="Calibri"/>
+          <w:sz w:val="24"/>
+          <w:szCs w:val="24"/>
+        </w:rPr>
+      </w:pPr>
+    </w:p>
+    <w:p>
+      <w:pPr>
+        <w:spacing w:line="360" w:lineRule="auto"/>
+        <w:rPr>
+          <w:rFonts w:ascii="Calibri" w:hAnsi="Calibri" w:cs="Calibri"/>
+          <w:sz w:val="24"/>
+          <w:szCs w:val="24"/>
+        </w:rPr>
+      </w:pPr>
+    </w:p>
+    <w:p>
+      <w:pPr>
+        <w:spacing w:line="360" w:lineRule="auto"/>
+        <w:rPr>
+          <w:rFonts w:ascii="Calibri" w:hAnsi="Calibri" w:cs="Calibri"/>
+          <w:sz w:val="24"/>
+          <w:szCs w:val="24"/>
+        </w:rPr>
+      </w:pPr>
+    </w:p>
+    <w:p>
+      <w:pPr>
+        <w:spacing w:line="360" w:lineRule="auto"/>
+        <w:rPr>
+          <w:rFonts w:ascii="Calibri" w:hAnsi="Calibri" w:cs="Calibri"/>
+          <w:sz w:val="24"/>
+          <w:szCs w:val="24"/>
+        </w:rPr>
+      </w:pPr>
+    </w:p>
+    <w:p>
+      <w:pPr>
+        <w:spacing w:line="360" w:lineRule="auto"/>
+        <w:rPr>
+          <w:rFonts w:ascii="Calibri" w:hAnsi="Calibri" w:cs="Calibri"/>
+          <w:sz w:val="24"/>
+          <w:szCs w:val="24"/>
+        </w:rPr>
+      </w:pPr>
+    </w:p>
+    <w:p>
+      <w:pPr>
+        <w:spacing w:line="360" w:lineRule="auto"/>
+        <w:rPr>
+          <w:rFonts w:ascii="Calibri" w:hAnsi="Calibri" w:cs="Calibri"/>
+          <w:sz w:val="24"/>
+          <w:szCs w:val="24"/>
+        </w:rPr>
+      </w:pPr>
+    </w:p>
+    <w:p>
+      <w:pPr>
+        <w:spacing w:line="360" w:lineRule="auto"/>
+        <w:rPr>
+          <w:rFonts w:ascii="Calibri" w:hAnsi="Calibri" w:cs="Calibri"/>
+          <w:sz w:val="24"/>
+          <w:szCs w:val="24"/>
+        </w:rPr>
+      </w:pPr>
+    </w:p>
+    <w:p>
+      <w:pPr>
+        <w:spacing w:line="360" w:lineRule="auto"/>
+        <w:rPr>
+          <w:rFonts w:ascii="Calibri" w:hAnsi="Calibri" w:cs="Calibri"/>
+          <w:sz w:val="24"/>
+          <w:szCs w:val="24"/>
+        </w:rPr>
+      </w:pPr>
+    </w:p>
+    <w:p>
+      <w:pPr>
+        <w:spacing w:line="360" w:lineRule="auto"/>
+        <w:rPr>
+          <w:rFonts w:ascii="Calibri" w:hAnsi="Calibri" w:cs="Calibri"/>
+          <w:sz w:val="24"/>
+          <w:szCs w:val="24"/>
+        </w:rPr>
+      </w:pPr>
+    </w:p>
+    <w:p>
+      <w:pPr>
+        <w:spacing w:line="360" w:lineRule="auto"/>
+        <w:rPr>
+          <w:rFonts w:ascii="Calibri" w:hAnsi="Calibri" w:cs="Calibri"/>
+          <w:b/>
+          <w:sz w:val="24"/>
+          <w:szCs w:val="24"/>
+        </w:rPr>
+      </w:pPr>
+      <w:r>
+        <w:rPr>
+          <w:rFonts w:ascii="Calibri" w:hAnsi="Calibri" w:cs="Calibri"/>
+          <w:b/>
+          <w:sz w:val="24"/>
+          <w:szCs w:val="24"/>
+        </w:rPr>
+        <w:lastRenderedPageBreak/>
+        <w:t>Ejercicio 1</w:t>
+      </w:r>
+    </w:p>
+    <w:p>
+      <w:pPr>
+        <w:spacing w:line="360" w:lineRule="auto"/>
+        <w:rPr>
+          <w:rFonts w:ascii="Calibri" w:hAnsi="Calibri" w:cs="Calibri"/>
+          <w:b/>
+          <w:sz w:val="24"/>
+          <w:szCs w:val="24"/>
+        </w:rPr>
+      </w:pPr>
+      <w:r>
+        <w:rPr>
+          <w:rFonts w:ascii="Calibri" w:hAnsi="Calibri" w:cs="Calibri"/>
+          <w:b/>
+          <w:noProof/>
+          <w:sz w:val="24"/>
+          <w:szCs w:val="24"/>
+          <w:lang w:eastAsia="es-MX"/>
+        </w:rPr>
+        <w:drawing>
+          <wp:anchor distT="0" distB="0" distL="114300" distR="114300" simplePos="0" relativeHeight="251665408" behindDoc="0" locked="0" layoutInCell="1" allowOverlap="1" wp14:anchorId="5329D356" wp14:editId="069D6E80">
+            <wp:simplePos x="0" y="0"/>
+            <wp:positionH relativeFrom="column">
+              <wp:posOffset>-394335</wp:posOffset>
+            </wp:positionH>
+            <wp:positionV relativeFrom="paragraph">
+              <wp:posOffset>158115</wp:posOffset>
+            </wp:positionV>
+            <wp:extent cx="4314825" cy="5648325"/>
+            <wp:effectExtent l="0" t="0" r="9525" b="9525"/>
+            <wp:wrapSquare wrapText="bothSides"/>
+            <wp:docPr id="10" name="Imagen 10"/>
+            <wp:cNvGraphicFramePr>
+              <a:graphicFrameLocks xmlns:a="http://schemas.openxmlformats.org/drawingml/2006/main" noChangeAspect="1"/>
+            </wp:cNvGraphicFramePr>
+            <a:graphic xmlns:a="http://schemas.openxmlformats.org/drawingml/2006/main">
+              <a:graphicData uri="http://schemas.openxmlformats.org/drawingml/2006/picture">
+                <pic:pic xmlns:pic="http://schemas.openxmlformats.org/drawingml/2006/picture">
+                  <pic:nvPicPr>
+                    <pic:cNvPr id="10" name="carbon.png"/>
+                    <pic:cNvPicPr/>
+                  </pic:nvPicPr>
+                  <pic:blipFill rotWithShape="1">
+                    <a:blip r:embed="rId17">
+                      <a:extLst>
+                        <a:ext uri="{28A0092B-C50C-407E-A947-70E740481C1C}">
+                          <a14:useLocalDpi xmlns:a14="http://schemas.microsoft.com/office/drawing/2010/main" val="0"/>
+                        </a:ext>
+                      </a:extLst>
+                    </a:blip>
+                    <a:srcRect l="11169" t="8579" r="9773" b="8017"/>
+                    <a:stretch/>
+                  </pic:blipFill>
+                  <pic:spPr bwMode="auto">
+                    <a:xfrm>
+                      <a:off x="0" y="0"/>
+                      <a:ext cx="4314825" cy="5648325"/>
+                    </a:xfrm>
+                    <a:prstGeom prst="rect">
+                      <a:avLst/>
+                    </a:prstGeom>
+                    <a:ln>
+                      <a:noFill/>
+                    </a:ln>
+                    <a:extLst>
+                      <a:ext uri="{53640926-AAD7-44D8-BBD7-CCE9431645EC}">
+                        <a14:shadowObscured xmlns:a14="http://schemas.microsoft.com/office/drawing/2010/main"/>
+                      </a:ext>
+                    </a:extLst>
+                  </pic:spPr>
+                </pic:pic>
+              </a:graphicData>
+            </a:graphic>
+            <wp14:sizeRelH relativeFrom="page">
+              <wp14:pctWidth>0</wp14:pctWidth>
+            </wp14:sizeRelH>
+            <wp14:sizeRelV relativeFrom="page">
+              <wp14:pctHeight>0</wp14:pctHeight>
+            </wp14:sizeRelV>
+          </wp:anchor>
+        </w:drawing>
+      </w:r>
+    </w:p>
+    <w:p>
+      <w:pPr>
+        <w:spacing w:line="360" w:lineRule="auto"/>
+        <w:rPr>
+          <w:rFonts w:ascii="Calibri" w:hAnsi="Calibri" w:cs="Calibri"/>
+          <w:b/>
+          <w:sz w:val="24"/>
+          <w:szCs w:val="24"/>
+        </w:rPr>
+      </w:pPr>
+    </w:p>
+    <w:p>
+      <w:pPr>
+        <w:spacing w:line="360" w:lineRule="auto"/>
+        <w:rPr>
+          <w:rFonts w:ascii="Calibri" w:hAnsi="Calibri" w:cs="Calibri"/>
+          <w:b/>
+          <w:sz w:val="24"/>
+          <w:szCs w:val="24"/>
+        </w:rPr>
+      </w:pPr>
+    </w:p>
+    <w:p>
+      <w:pPr>
+        <w:spacing w:line="360" w:lineRule="auto"/>
+        <w:rPr>
+          <w:rFonts w:ascii="Calibri" w:hAnsi="Calibri" w:cs="Calibri"/>
+          <w:b/>
+          <w:sz w:val="24"/>
+          <w:szCs w:val="24"/>
+        </w:rPr>
+      </w:pPr>
+    </w:p>
+    <w:p>
+      <w:pPr>
+        <w:spacing w:line="360" w:lineRule="auto"/>
+        <w:rPr>
+          <w:rFonts w:ascii="Calibri" w:hAnsi="Calibri" w:cs="Calibri"/>
+          <w:b/>
+          <w:sz w:val="24"/>
+          <w:szCs w:val="24"/>
+        </w:rPr>
+      </w:pPr>
+    </w:p>
+    <w:p>
+      <w:pPr>
+        <w:spacing w:line="360" w:lineRule="auto"/>
+        <w:rPr>
+          <w:rFonts w:ascii="Calibri" w:hAnsi="Calibri" w:cs="Calibri"/>
+          <w:b/>
+          <w:sz w:val="24"/>
+          <w:szCs w:val="24"/>
+        </w:rPr>
+      </w:pPr>
+    </w:p>
+    <w:p>
+      <w:pPr>
+        <w:spacing w:line="360" w:lineRule="auto"/>
+        <w:rPr>
+          <w:rFonts w:ascii="Calibri" w:hAnsi="Calibri" w:cs="Calibri"/>
+          <w:b/>
+          <w:sz w:val="24"/>
+          <w:szCs w:val="24"/>
+        </w:rPr>
+      </w:pPr>
+    </w:p>
+    <w:p>
+      <w:pPr>
+        <w:spacing w:line="360" w:lineRule="auto"/>
+        <w:rPr>
+          <w:rFonts w:ascii="Calibri" w:hAnsi="Calibri" w:cs="Calibri"/>
+          <w:b/>
+          <w:sz w:val="24"/>
+          <w:szCs w:val="24"/>
+        </w:rPr>
+      </w:pPr>
+    </w:p>
+    <w:p>
+      <w:pPr>
+        <w:spacing w:line="360" w:lineRule="auto"/>
+        <w:rPr>
+          <w:rFonts w:ascii="Calibri" w:hAnsi="Calibri" w:cs="Calibri"/>
+          <w:b/>
+          <w:sz w:val="24"/>
+          <w:szCs w:val="24"/>
+        </w:rPr>
+      </w:pPr>
+    </w:p>
+    <w:p>
+      <w:pPr>
+        <w:spacing w:line="360" w:lineRule="auto"/>
+        <w:rPr>
+          <w:rFonts w:ascii="Calibri" w:hAnsi="Calibri" w:cs="Calibri"/>
+          <w:b/>
+          <w:sz w:val="24"/>
+          <w:szCs w:val="24"/>
+        </w:rPr>
+      </w:pPr>
+    </w:p>
+    <w:p>
+      <w:pPr>
+        <w:spacing w:line="360" w:lineRule="auto"/>
+        <w:rPr>
+          <w:rFonts w:ascii="Calibri" w:hAnsi="Calibri" w:cs="Calibri"/>
+          <w:b/>
+          <w:sz w:val="24"/>
+          <w:szCs w:val="24"/>
+        </w:rPr>
+      </w:pPr>
+      <w:r>
+        <w:rPr>
+          <w:rFonts w:ascii="Calibri" w:hAnsi="Calibri" w:cs="Calibri"/>
+          <w:b/>
+          <w:sz w:val="24"/>
+          <w:szCs w:val="24"/>
+        </w:rPr>
+        <w:drawing>
+          <wp:anchor distT="0" distB="0" distL="114300" distR="114300" simplePos="0" relativeHeight="251666432" behindDoc="0" locked="0" layoutInCell="1" allowOverlap="1" wp14:anchorId="6FFD952B" wp14:editId="6E507A05">
+            <wp:simplePos x="0" y="0"/>
+            <wp:positionH relativeFrom="column">
+              <wp:posOffset>4006215</wp:posOffset>
+            </wp:positionH>
+            <wp:positionV relativeFrom="paragraph">
+              <wp:posOffset>218440</wp:posOffset>
+            </wp:positionV>
+            <wp:extent cx="2181529" cy="1781424"/>
+            <wp:effectExtent l="0" t="0" r="0" b="9525"/>
+            <wp:wrapSquare wrapText="bothSides"/>
+            <wp:docPr id="11" name="Imagen 11"/>
+            <wp:cNvGraphicFramePr>
+              <a:graphicFrameLocks xmlns:a="http://schemas.openxmlformats.org/drawingml/2006/main" noChangeAspect="1"/>
+            </wp:cNvGraphicFramePr>
+            <a:graphic xmlns:a="http://schemas.openxmlformats.org/drawingml/2006/main">
+              <a:graphicData uri="http://schemas.openxmlformats.org/drawingml/2006/picture">
+                <pic:pic xmlns:pic="http://schemas.openxmlformats.org/drawingml/2006/picture">
+                  <pic:nvPicPr>
+                    <pic:cNvPr id="1" name=""/>
+                    <pic:cNvPicPr/>
+                  </pic:nvPicPr>
+                  <pic:blipFill>
+                    <a:blip r:embed="rId18">
+                      <a:extLst>
+                        <a:ext uri="{28A0092B-C50C-407E-A947-70E740481C1C}">
+                          <a14:useLocalDpi xmlns:a14="http://schemas.microsoft.com/office/drawing/2010/main" val="0"/>
+                        </a:ext>
+                      </a:extLst>
+                    </a:blip>
+                    <a:stretch>
+                      <a:fillRect/>
+                    </a:stretch>
+                  </pic:blipFill>
+                  <pic:spPr>
+                    <a:xfrm>
+                      <a:off x="0" y="0"/>
+                      <a:ext cx="2181529" cy="1781424"/>
+                    </a:xfrm>
+                    <a:prstGeom prst="rect">
+                      <a:avLst/>
+                    </a:prstGeom>
+                  </pic:spPr>
+                </pic:pic>
+              </a:graphicData>
+            </a:graphic>
+            <wp14:sizeRelH relativeFrom="page">
+              <wp14:pctWidth>0</wp14:pctWidth>
+            </wp14:sizeRelH>
+            <wp14:sizeRelV relativeFrom="page">
+              <wp14:pctHeight>0</wp14:pctHeight>
+            </wp14:sizeRelV>
+          </wp:anchor>
+        </w:drawing>
+      </w:r>
+    </w:p>
+    <w:p>
+      <w:pPr>
+        <w:spacing w:line="360" w:lineRule="auto"/>
+        <w:rPr>
+          <w:rFonts w:ascii="Calibri" w:hAnsi="Calibri" w:cs="Calibri"/>
+          <w:b/>
+          <w:sz w:val="24"/>
+          <w:szCs w:val="24"/>
+        </w:rPr>
+      </w:pPr>
+    </w:p>
+    <w:p>
+      <w:pPr>
+        <w:spacing w:line="360" w:lineRule="auto"/>
+        <w:rPr>
+          <w:rFonts w:ascii="Calibri" w:hAnsi="Calibri" w:cs="Calibri"/>
+          <w:b/>
+          <w:sz w:val="24"/>
+          <w:szCs w:val="24"/>
+        </w:rPr>
+      </w:pPr>
+    </w:p>
+    <w:p>
+      <w:pPr>
+        <w:spacing w:line="360" w:lineRule="auto"/>
+        <w:rPr>
+          <w:rFonts w:ascii="Calibri" w:hAnsi="Calibri" w:cs="Calibri"/>
+          <w:b/>
+          <w:sz w:val="24"/>
+          <w:szCs w:val="24"/>
+        </w:rPr>
+      </w:pPr>
+    </w:p>
+    <w:p>
+      <w:pPr>
+        <w:spacing w:line="360" w:lineRule="auto"/>
+        <w:rPr>
+          <w:rFonts w:ascii="Calibri" w:hAnsi="Calibri" w:cs="Calibri"/>
+          <w:b/>
+          <w:sz w:val="24"/>
+          <w:szCs w:val="24"/>
+        </w:rPr>
+      </w:pPr>
+    </w:p>
+    <w:p>
+      <w:pPr>
+        <w:spacing w:line="360" w:lineRule="auto"/>
+        <w:rPr>
+          <w:rFonts w:ascii="Calibri" w:hAnsi="Calibri" w:cs="Calibri"/>
+          <w:b/>
+          <w:sz w:val="24"/>
+          <w:szCs w:val="24"/>
+        </w:rPr>
+      </w:pPr>
+    </w:p>
+    <w:p>
+      <w:pPr>
+        <w:spacing w:line="360" w:lineRule="auto"/>
+        <w:rPr>
+          <w:rFonts w:ascii="Calibri" w:hAnsi="Calibri" w:cs="Calibri"/>
+          <w:b/>
+          <w:sz w:val="24"/>
+          <w:szCs w:val="24"/>
+        </w:rPr>
+      </w:pPr>
+      <w:r>
+        <w:rPr>
+          <w:rFonts w:ascii="Calibri" w:hAnsi="Calibri" w:cs="Calibri"/>
+          <w:b/>
+          <w:sz w:val="24"/>
+          <w:szCs w:val="24"/>
+        </w:rPr>
+        <w:lastRenderedPageBreak/>
+        <w:t>Ejercicio 2</w:t>
+      </w:r>
+    </w:p>
+    <w:p>
+      <w:pPr>
+        <w:spacing w:line="360" w:lineRule="auto"/>
+        <w:rPr>
+          <w:rFonts w:ascii="Calibri" w:hAnsi="Calibri" w:cs="Calibri"/>
+          <w:b/>
+          <w:sz w:val="24"/>
+          <w:szCs w:val="24"/>
+        </w:rPr>
+      </w:pPr>
+      <w:r>
+        <w:rPr>
+          <w:rFonts w:ascii="Calibri" w:hAnsi="Calibri" w:cs="Calibri"/>
+          <w:b/>
+          <w:noProof/>
+          <w:sz w:val="24"/>
+          <w:szCs w:val="24"/>
+          <w:lang w:eastAsia="es-MX"/>
+        </w:rPr>
+        <w:drawing>
+          <wp:inline distT="0" distB="0" distL="0" distR="0">
+            <wp:extent cx="4895850" cy="3162300"/>
+            <wp:effectExtent l="0" t="0" r="0" b="0"/>
+            <wp:docPr id="15" name="Imagen 15"/>
+            <wp:cNvGraphicFramePr>
+              <a:graphicFrameLocks xmlns:a="http://schemas.openxmlformats.org/drawingml/2006/main" noChangeAspect="1"/>
+            </wp:cNvGraphicFramePr>
+            <a:graphic xmlns:a="http://schemas.openxmlformats.org/drawingml/2006/main">
+              <a:graphicData uri="http://schemas.openxmlformats.org/drawingml/2006/picture">
+                <pic:pic xmlns:pic="http://schemas.openxmlformats.org/drawingml/2006/picture">
+                  <pic:nvPicPr>
+                    <pic:cNvPr id="15" name="carbon (1).png"/>
+                    <pic:cNvPicPr/>
+                  </pic:nvPicPr>
+                  <pic:blipFill rotWithShape="1">
+                    <a:blip r:embed="rId19">
+                      <a:extLst>
+                        <a:ext uri="{28A0092B-C50C-407E-A947-70E740481C1C}">
+                          <a14:useLocalDpi xmlns:a14="http://schemas.microsoft.com/office/drawing/2010/main" val="0"/>
+                        </a:ext>
+                      </a:extLst>
+                    </a:blip>
+                    <a:srcRect l="6449" t="9343" r="6315" b="9031"/>
+                    <a:stretch/>
+                  </pic:blipFill>
+                  <pic:spPr bwMode="auto">
+                    <a:xfrm>
+                      <a:off x="0" y="0"/>
+                      <a:ext cx="4895850" cy="3162300"/>
+                    </a:xfrm>
+                    <a:prstGeom prst="rect">
+                      <a:avLst/>
+                    </a:prstGeom>
+                    <a:ln>
+                      <a:noFill/>
+                    </a:ln>
+                    <a:extLst>
+                      <a:ext uri="{53640926-AAD7-44D8-BBD7-CCE9431645EC}">
+                        <a14:shadowObscured xmlns:a14="http://schemas.microsoft.com/office/drawing/2010/main"/>
+                      </a:ext>
+                    </a:extLst>
+                  </pic:spPr>
+                </pic:pic>
+              </a:graphicData>
+            </a:graphic>
+          </wp:inline>
+        </w:drawing>
+      </w:r>
+    </w:p>
+    <w:p>
+      <w:pPr>
+        <w:spacing w:line="360" w:lineRule="auto"/>
+        <w:rPr>
+          <w:rFonts w:ascii="Calibri" w:hAnsi="Calibri" w:cs="Calibri"/>
+          <w:b/>
+          <w:sz w:val="24"/>
+          <w:szCs w:val="24"/>
+        </w:rPr>
+      </w:pPr>
+      <w:r>
+        <w:rPr>
+          <w:rFonts w:ascii="Calibri" w:hAnsi="Calibri" w:cs="Calibri"/>
+          <w:b/>
+          <w:sz w:val="24"/>
+          <w:szCs w:val="24"/>
+        </w:rPr>
+        <w:drawing>
+          <wp:anchor distT="0" distB="0" distL="114300" distR="114300" simplePos="0" relativeHeight="251668480" behindDoc="0" locked="0" layoutInCell="1" allowOverlap="1" wp14:anchorId="54D824E1" wp14:editId="030BA07C">
+            <wp:simplePos x="0" y="0"/>
+            <wp:positionH relativeFrom="column">
+              <wp:posOffset>786765</wp:posOffset>
+            </wp:positionH>
+            <wp:positionV relativeFrom="paragraph">
+              <wp:posOffset>62865</wp:posOffset>
+            </wp:positionV>
+            <wp:extent cx="3324689" cy="1362265"/>
+            <wp:effectExtent l="0" t="0" r="9525" b="9525"/>
+            <wp:wrapSquare wrapText="bothSides"/>
+            <wp:docPr id="13" name="Imagen 13"/>
+            <wp:cNvGraphicFramePr>
+              <a:graphicFrameLocks xmlns:a="http://schemas.openxmlformats.org/drawingml/2006/main" noChangeAspect="1"/>
+            </wp:cNvGraphicFramePr>
+            <a:graphic xmlns:a="http://schemas.openxmlformats.org/drawingml/2006/main">
+              <a:graphicData uri="http://schemas.openxmlformats.org/drawingml/2006/picture">
+                <pic:pic xmlns:pic="http://schemas.openxmlformats.org/drawingml/2006/picture">
+                  <pic:nvPicPr>
+                    <pic:cNvPr id="1" name=""/>
+                    <pic:cNvPicPr/>
+                  </pic:nvPicPr>
+                  <pic:blipFill>
+                    <a:blip r:embed="rId20">
+                      <a:extLst>
+                        <a:ext uri="{28A0092B-C50C-407E-A947-70E740481C1C}">
+                          <a14:useLocalDpi xmlns:a14="http://schemas.microsoft.com/office/drawing/2010/main" val="0"/>
+                        </a:ext>
+                      </a:extLst>
+                    </a:blip>
+                    <a:stretch>
+                      <a:fillRect/>
+                    </a:stretch>
+                  </pic:blipFill>
+                  <pic:spPr>
+                    <a:xfrm>
+                      <a:off x="0" y="0"/>
+                      <a:ext cx="3324689" cy="1362265"/>
+                    </a:xfrm>
+                    <a:prstGeom prst="rect">
+                      <a:avLst/>
+                    </a:prstGeom>
+                  </pic:spPr>
+                </pic:pic>
+              </a:graphicData>
+            </a:graphic>
+            <wp14:sizeRelH relativeFrom="page">
+              <wp14:pctWidth>0</wp14:pctWidth>
+            </wp14:sizeRelH>
+            <wp14:sizeRelV relativeFrom="page">
+              <wp14:pctHeight>0</wp14:pctHeight>
+            </wp14:sizeRelV>
+          </wp:anchor>
+        </w:drawing>
+      </w:r>
+    </w:p>
+    <w:p>
+      <w:pPr>
+        <w:spacing w:line="360" w:lineRule="auto"/>
+        <w:rPr>
+          <w:rFonts w:ascii="Calibri" w:hAnsi="Calibri" w:cs="Calibri"/>
+          <w:b/>
+          <w:sz w:val="24"/>
+          <w:szCs w:val="24"/>
+        </w:rPr>
+      </w:pPr>
+    </w:p>
+    <w:p>
+      <w:pPr>
+        <w:spacing w:line="360" w:lineRule="auto"/>
+        <w:rPr>
+          <w:rFonts w:ascii="Calibri" w:hAnsi="Calibri" w:cs="Calibri"/>
+          <w:b/>
+          <w:sz w:val="24"/>
+          <w:szCs w:val="24"/>
+        </w:rPr>
+      </w:pPr>
+    </w:p>
+    <w:p>
+      <w:pPr>
+        <w:spacing w:line="360" w:lineRule="auto"/>
+        <w:rPr>
+          <w:rFonts w:ascii="Calibri" w:hAnsi="Calibri" w:cs="Calibri"/>
+          <w:b/>
+          <w:sz w:val="24"/>
+          <w:szCs w:val="24"/>
+        </w:rPr>
+      </w:pPr>
+    </w:p>
+    <w:p>
+      <w:pPr>
+        <w:spacing w:line="360" w:lineRule="auto"/>
+        <w:rPr>
+          <w:rFonts w:ascii="Calibri" w:hAnsi="Calibri" w:cs="Calibri"/>
+          <w:b/>
+          <w:sz w:val="24"/>
+          <w:szCs w:val="24"/>
+        </w:rPr>
+      </w:pPr>
+    </w:p>
+    <w:p>
+      <w:pPr>
+        <w:rPr>
+          <w:rFonts w:ascii="Calibri" w:hAnsi="Calibri" w:cs="Calibri"/>
+          <w:b/>
+          <w:sz w:val="24"/>
+          <w:szCs w:val="24"/>
+        </w:rPr>
+      </w:pPr>
+      <w:r>
+        <w:rPr>
+          <w:rFonts w:ascii="Calibri" w:hAnsi="Calibri" w:cs="Calibri"/>
+          <w:b/>
+          <w:sz w:val="24"/>
+          <w:szCs w:val="24"/>
+        </w:rPr>
+        <w:br w:type="page"/>
+      </w:r>
+    </w:p>
+    <w:p>
+      <w:pPr>
+        <w:spacing w:line="360" w:lineRule="auto"/>
+        <w:rPr>
+          <w:rFonts w:ascii="Calibri" w:hAnsi="Calibri" w:cs="Calibri"/>
+          <w:b/>
+          <w:sz w:val="24"/>
+          <w:szCs w:val="24"/>
+        </w:rPr>
+      </w:pPr>
+      <w:r>
+        <w:rPr>
+          <w:rFonts w:ascii="Calibri" w:hAnsi="Calibri" w:cs="Calibri"/>
+          <w:b/>
+          <w:sz w:val="24"/>
+          <w:szCs w:val="24"/>
+        </w:rPr>
+        <w:lastRenderedPageBreak/>
+        <w:t>Ejercicio 3</w:t>
+      </w:r>
+    </w:p>
+    <w:p>
+      <w:pPr>
+        <w:spacing w:line="360" w:lineRule="auto"/>
+        <w:rPr>
+          <w:rFonts w:ascii="Calibri" w:hAnsi="Calibri" w:cs="Calibri"/>
+          <w:b/>
+          <w:sz w:val="24"/>
+          <w:szCs w:val="24"/>
+        </w:rPr>
+      </w:pPr>
+      <w:r>
+        <w:rPr>
+          <w:rFonts w:ascii="Calibri" w:hAnsi="Calibri" w:cs="Calibri"/>
+          <w:b/>
+          <w:noProof/>
+          <w:sz w:val="24"/>
+          <w:szCs w:val="24"/>
+          <w:lang w:eastAsia="es-MX"/>
+        </w:rPr>
+        <w:drawing>
+          <wp:inline distT="0" distB="0" distL="0" distR="0">
+            <wp:extent cx="4810125" cy="4305300"/>
+            <wp:effectExtent l="0" t="0" r="9525" b="0"/>
+            <wp:docPr id="14" name="Imagen 14"/>
+            <wp:cNvGraphicFramePr>
+              <a:graphicFrameLocks xmlns:a="http://schemas.openxmlformats.org/drawingml/2006/main" noChangeAspect="1"/>
+            </wp:cNvGraphicFramePr>
+            <a:graphic xmlns:a="http://schemas.openxmlformats.org/drawingml/2006/main">
+              <a:graphicData uri="http://schemas.openxmlformats.org/drawingml/2006/picture">
+                <pic:pic xmlns:pic="http://schemas.openxmlformats.org/drawingml/2006/picture">
+                  <pic:nvPicPr>
+                    <pic:cNvPr id="14" name="carbon (2).png"/>
+                    <pic:cNvPicPr/>
+                  </pic:nvPicPr>
+                  <pic:blipFill rotWithShape="1">
+                    <a:blip r:embed="rId21">
+                      <a:extLst>
+                        <a:ext uri="{28A0092B-C50C-407E-A947-70E740481C1C}">
+                          <a14:useLocalDpi xmlns:a14="http://schemas.microsoft.com/office/drawing/2010/main" val="0"/>
+                        </a:ext>
+                      </a:extLst>
+                    </a:blip>
+                    <a:srcRect l="6619" t="8317" r="7670" b="8134"/>
+                    <a:stretch/>
+                  </pic:blipFill>
+                  <pic:spPr bwMode="auto">
+                    <a:xfrm>
+                      <a:off x="0" y="0"/>
+                      <a:ext cx="4810125" cy="4305300"/>
+                    </a:xfrm>
+                    <a:prstGeom prst="rect">
+                      <a:avLst/>
+                    </a:prstGeom>
+                    <a:ln>
+                      <a:noFill/>
+                    </a:ln>
+                    <a:extLst>
+                      <a:ext uri="{53640926-AAD7-44D8-BBD7-CCE9431645EC}">
+                        <a14:shadowObscured xmlns:a14="http://schemas.microsoft.com/office/drawing/2010/main"/>
+                      </a:ext>
+                    </a:extLst>
+                  </pic:spPr>
+                </pic:pic>
+              </a:graphicData>
+            </a:graphic>
+          </wp:inline>
+        </w:drawing>
+      </w:r>
+    </w:p>
+    <w:p>
+      <w:pPr>
+        <w:spacing w:line="360" w:lineRule="auto"/>
+        <w:rPr>
+          <w:rFonts w:ascii="Calibri" w:hAnsi="Calibri" w:cs="Calibri"/>
+          <w:b/>
+          <w:sz w:val="24"/>
+          <w:szCs w:val="24"/>
+        </w:rPr>
+      </w:pPr>
+      <w:r>
+        <w:rPr>
+          <w:rFonts w:ascii="Calibri" w:hAnsi="Calibri" w:cs="Calibri"/>
+          <w:b/>
+          <w:sz w:val="24"/>
+          <w:szCs w:val="24"/>
+        </w:rPr>
+        <w:drawing>
+          <wp:inline distT="0" distB="0" distL="0" distR="0" wp14:anchorId="6D2A1C04" wp14:editId="57D93468">
+            <wp:extent cx="4153480" cy="1648055"/>
+            <wp:effectExtent l="0" t="0" r="0" b="9525"/>
+            <wp:docPr id="16" name="Imagen 16"/>
+            <wp:cNvGraphicFramePr>
+              <a:graphicFrameLocks xmlns:a="http://schemas.openxmlformats.org/drawingml/2006/main" noChangeAspect="1"/>
+            </wp:cNvGraphicFramePr>
+            <a:graphic xmlns:a="http://schemas.openxmlformats.org/drawingml/2006/main">
+              <a:graphicData uri="http://schemas.openxmlformats.org/drawingml/2006/picture">
+                <pic:pic xmlns:pic="http://schemas.openxmlformats.org/drawingml/2006/picture">
+                  <pic:nvPicPr>
+                    <pic:cNvPr id="1" name=""/>
+                    <pic:cNvPicPr/>
+                  </pic:nvPicPr>
+                  <pic:blipFill>
+                    <a:blip r:embed="rId22"/>
+                    <a:stretch>
+                      <a:fillRect/>
+                    </a:stretch>
+                  </pic:blipFill>
+                  <pic:spPr>
+                    <a:xfrm>
+                      <a:off x="0" y="0"/>
+                      <a:ext cx="4153480" cy="1648055"/>
+                    </a:xfrm>
+                    <a:prstGeom prst="rect">
+                      <a:avLst/>
+                    </a:prstGeom>
+                  </pic:spPr>
+                </pic:pic>
+              </a:graphicData>
+            </a:graphic>
+          </wp:inline>
+        </w:drawing>
+      </w:r>
+    </w:p>
+    <w:p>
+      <w:pPr>
+        <w:spacing w:line="360" w:lineRule="auto"/>
+        <w:rPr>
+          <w:rFonts w:ascii="Calibri" w:hAnsi="Calibri" w:cs="Calibri"/>
+          <w:b/>
+          <w:sz w:val="24"/>
+          <w:szCs w:val="24"/>
+        </w:rPr>
+      </w:pPr>
+    </w:p>
+    <w:p>
+      <w:pPr>
+        <w:spacing w:line="360" w:lineRule="auto"/>
+        <w:rPr>
+          <w:rFonts w:ascii="Calibri" w:hAnsi="Calibri" w:cs="Calibri"/>
+          <w:b/>
+          <w:sz w:val="24"/>
+          <w:szCs w:val="24"/>
+        </w:rPr>
+      </w:pPr>
+    </w:p>
+    <w:p>
+      <w:pPr>
+        <w:spacing w:line="360" w:lineRule="auto"/>
+        <w:rPr>
+          <w:rFonts w:ascii="Calibri" w:hAnsi="Calibri" w:cs="Calibri"/>
+          <w:b/>
+          <w:sz w:val="24"/>
+          <w:szCs w:val="24"/>
+        </w:rPr>
+      </w:pPr>
+    </w:p>
+    <w:p>
+      <w:pPr>
+        <w:spacing w:line="360" w:lineRule="auto"/>
+        <w:rPr>
+          <w:rFonts w:ascii="Calibri" w:hAnsi="Calibri" w:cs="Calibri"/>
+          <w:b/>
+          <w:sz w:val="24"/>
+          <w:szCs w:val="24"/>
+        </w:rPr>
+      </w:pPr>
+    </w:p>
+    <w:p>
+      <w:pPr>
+        <w:spacing w:line="360" w:lineRule="auto"/>
+        <w:rPr>
+          <w:rFonts w:ascii="Calibri" w:hAnsi="Calibri" w:cs="Calibri"/>
+          <w:b/>
+          <w:sz w:val="24"/>
+          <w:szCs w:val="24"/>
+        </w:rPr>
+      </w:pPr>
+      <w:r>
+        <w:rPr>
+          <w:rFonts w:ascii="Calibri" w:hAnsi="Calibri" w:cs="Calibri"/>
+          <w:b/>
+          <w:sz w:val="24"/>
+          <w:szCs w:val="24"/>
+        </w:rPr>
+        <w:lastRenderedPageBreak/>
+        <w:t>Ejercicio 4</w:t>
+      </w:r>
+    </w:p>
+    <w:p>
+      <w:pPr>
+        <w:spacing w:line="360" w:lineRule="auto"/>
+        <w:rPr>
+          <w:rFonts w:ascii="Calibri" w:hAnsi="Calibri" w:cs="Calibri"/>
+          <w:b/>
+          <w:sz w:val="24"/>
+          <w:szCs w:val="24"/>
+        </w:rPr>
+      </w:pPr>
+      <w:r>
+        <w:rPr>
+          <w:rFonts w:ascii="Calibri" w:hAnsi="Calibri" w:cs="Calibri"/>
+          <w:b/>
+          <w:noProof/>
+          <w:sz w:val="24"/>
+          <w:szCs w:val="24"/>
+          <w:lang w:eastAsia="es-MX"/>
+        </w:rPr>
+        <w:drawing>
+          <wp:inline distT="0" distB="0" distL="0" distR="0">
+            <wp:extent cx="4924425" cy="4371975"/>
+            <wp:effectExtent l="0" t="0" r="9525" b="9525"/>
+            <wp:docPr id="17" name="Imagen 17"/>
+            <wp:cNvGraphicFramePr>
+              <a:graphicFrameLocks xmlns:a="http://schemas.openxmlformats.org/drawingml/2006/main" noChangeAspect="1"/>
+            </wp:cNvGraphicFramePr>
+            <a:graphic xmlns:a="http://schemas.openxmlformats.org/drawingml/2006/main">
+              <a:graphicData uri="http://schemas.openxmlformats.org/drawingml/2006/picture">
+                <pic:pic xmlns:pic="http://schemas.openxmlformats.org/drawingml/2006/picture">
+                  <pic:nvPicPr>
+                    <pic:cNvPr id="17" name="carbon (3).png"/>
+                    <pic:cNvPicPr/>
+                  </pic:nvPicPr>
+                  <pic:blipFill rotWithShape="1">
+                    <a:blip r:embed="rId23">
+                      <a:extLst>
+                        <a:ext uri="{28A0092B-C50C-407E-A947-70E740481C1C}">
+                          <a14:useLocalDpi xmlns:a14="http://schemas.microsoft.com/office/drawing/2010/main" val="0"/>
+                        </a:ext>
+                      </a:extLst>
+                    </a:blip>
+                    <a:srcRect l="6280" t="6470" r="5974" b="6191"/>
+                    <a:stretch/>
+                  </pic:blipFill>
+                  <pic:spPr bwMode="auto">
+                    <a:xfrm>
+                      <a:off x="0" y="0"/>
+                      <a:ext cx="4924425" cy="4371975"/>
+                    </a:xfrm>
+                    <a:prstGeom prst="rect">
+                      <a:avLst/>
+                    </a:prstGeom>
+                    <a:ln>
+                      <a:noFill/>
+                    </a:ln>
+                    <a:extLst>
+                      <a:ext uri="{53640926-AAD7-44D8-BBD7-CCE9431645EC}">
+                        <a14:shadowObscured xmlns:a14="http://schemas.microsoft.com/office/drawing/2010/main"/>
+                      </a:ext>
+                    </a:extLst>
+                  </pic:spPr>
+                </pic:pic>
+              </a:graphicData>
+            </a:graphic>
+          </wp:inline>
+        </w:drawing>
+      </w:r>
+    </w:p>
+    <w:p>
+      <w:pPr>
+        <w:spacing w:line="360" w:lineRule="auto"/>
+        <w:rPr>
+          <w:rFonts w:ascii="Calibri" w:hAnsi="Calibri" w:cs="Calibri"/>
+          <w:b/>
+          <w:sz w:val="24"/>
+          <w:szCs w:val="24"/>
+        </w:rPr>
+      </w:pPr>
+      <w:r>
+        <w:rPr>
+          <w:rFonts w:ascii="Calibri" w:hAnsi="Calibri" w:cs="Calibri"/>
+          <w:b/>
+          <w:sz w:val="24"/>
+          <w:szCs w:val="24"/>
+        </w:rPr>
+        <w:drawing>
+          <wp:inline distT="0" distB="0" distL="0" distR="0" wp14:anchorId="1150C594" wp14:editId="5B9B8852">
+            <wp:extent cx="3686689" cy="1200318"/>
+            <wp:effectExtent l="0" t="0" r="0" b="0"/>
+            <wp:docPr id="18" name="Imagen 18"/>
+            <wp:cNvGraphicFramePr>
+              <a:graphicFrameLocks xmlns:a="http://schemas.openxmlformats.org/drawingml/2006/main" noChangeAspect="1"/>
+            </wp:cNvGraphicFramePr>
+            <a:graphic xmlns:a="http://schemas.openxmlformats.org/drawingml/2006/main">
+              <a:graphicData uri="http://schemas.openxmlformats.org/drawingml/2006/picture">
+                <pic:pic xmlns:pic="http://schemas.openxmlformats.org/drawingml/2006/picture">
+                  <pic:nvPicPr>
+                    <pic:cNvPr id="1" name=""/>
+                    <pic:cNvPicPr/>
+                  </pic:nvPicPr>
+                  <pic:blipFill>
+                    <a:blip r:embed="rId24"/>
+                    <a:stretch>
+                      <a:fillRect/>
+                    </a:stretch>
+                  </pic:blipFill>
+                  <pic:spPr>
+                    <a:xfrm>
+                      <a:off x="0" y="0"/>
+                      <a:ext cx="3686689" cy="1200318"/>
+                    </a:xfrm>
+                    <a:prstGeom prst="rect">
+                      <a:avLst/>
+                    </a:prstGeom>
+                  </pic:spPr>
+                </pic:pic>
+              </a:graphicData>
+            </a:graphic>
+          </wp:inline>
+        </w:drawing>
+      </w:r>
+    </w:p>
+    <w:p>
+      <w:pPr>
+        <w:spacing w:line="360" w:lineRule="auto"/>
+        <w:rPr>
+          <w:rFonts w:ascii="Calibri" w:hAnsi="Calibri" w:cs="Calibri"/>
+          <w:b/>
+          <w:sz w:val="24"/>
+          <w:szCs w:val="24"/>
+        </w:rPr>
+      </w:pPr>
+    </w:p>
+    <w:p>
+      <w:pPr>
+        <w:spacing w:line="360" w:lineRule="auto"/>
+        <w:rPr>
+          <w:rFonts w:ascii="Calibri" w:hAnsi="Calibri" w:cs="Calibri"/>
+          <w:b/>
+          <w:sz w:val="24"/>
+          <w:szCs w:val="24"/>
+        </w:rPr>
+      </w:pPr>
+    </w:p>
+    <w:p>
+      <w:pPr>
+        <w:spacing w:line="360" w:lineRule="auto"/>
+        <w:rPr>
+          <w:rFonts w:ascii="Calibri" w:hAnsi="Calibri" w:cs="Calibri"/>
+          <w:b/>
+          <w:sz w:val="24"/>
+          <w:szCs w:val="24"/>
+        </w:rPr>
+      </w:pPr>
+    </w:p>
+    <w:p>
+      <w:pPr>
+        <w:spacing w:line="360" w:lineRule="auto"/>
+        <w:rPr>
+          <w:rFonts w:ascii="Calibri" w:hAnsi="Calibri" w:cs="Calibri"/>
+          <w:b/>
+          <w:sz w:val="24"/>
+          <w:szCs w:val="24"/>
+        </w:rPr>
+      </w:pPr>
+    </w:p>
+    <w:p>
+      <w:pPr>
+        <w:spacing w:line="360" w:lineRule="auto"/>
+        <w:rPr>
+          <w:rFonts w:ascii="Calibri" w:hAnsi="Calibri" w:cs="Calibri"/>
+          <w:b/>
+          <w:sz w:val="24"/>
+          <w:szCs w:val="24"/>
+        </w:rPr>
+      </w:pPr>
+    </w:p>
+    <w:p>
+      <w:pPr>
+        <w:spacing w:line="360" w:lineRule="auto"/>
+        <w:rPr>
+          <w:rFonts w:ascii="Calibri" w:hAnsi="Calibri" w:cs="Calibri"/>
+          <w:b/>
+          <w:sz w:val="24"/>
+          <w:szCs w:val="24"/>
+        </w:rPr>
+      </w:pPr>
+      <w:r>
+        <w:rPr>
+          <w:rFonts w:ascii="Calibri" w:hAnsi="Calibri" w:cs="Calibri"/>
+          <w:b/>
+          <w:sz w:val="24"/>
+          <w:szCs w:val="24"/>
+        </w:rPr>
+        <w:lastRenderedPageBreak/>
+        <w:t>Ejercicio 5</w:t>
+      </w:r>
+    </w:p>
+    <w:p>
+      <w:pPr>
+        <w:spacing w:line="360" w:lineRule="auto"/>
+        <w:rPr>
+          <w:rFonts w:ascii="Calibri" w:hAnsi="Calibri" w:cs="Calibri"/>
+          <w:b/>
+          <w:sz w:val="24"/>
+          <w:szCs w:val="24"/>
+        </w:rPr>
+      </w:pPr>
+      <w:r>
+        <w:rPr>
+          <w:rFonts w:ascii="Calibri" w:hAnsi="Calibri" w:cs="Calibri"/>
+          <w:b/>
+          <w:noProof/>
+          <w:sz w:val="24"/>
+          <w:szCs w:val="24"/>
+          <w:lang w:eastAsia="es-MX"/>
+        </w:rPr>
+        <w:drawing>
+          <wp:inline distT="0" distB="0" distL="0" distR="0">
+            <wp:extent cx="4953000" cy="5133975"/>
+            <wp:effectExtent l="0" t="0" r="0" b="9525"/>
+            <wp:docPr id="19" name="Imagen 19"/>
+            <wp:cNvGraphicFramePr>
+              <a:graphicFrameLocks xmlns:a="http://schemas.openxmlformats.org/drawingml/2006/main" noChangeAspect="1"/>
+            </wp:cNvGraphicFramePr>
+            <a:graphic xmlns:a="http://schemas.openxmlformats.org/drawingml/2006/main">
+              <a:graphicData uri="http://schemas.openxmlformats.org/drawingml/2006/picture">
+                <pic:pic xmlns:pic="http://schemas.openxmlformats.org/drawingml/2006/picture">
+                  <pic:nvPicPr>
+                    <pic:cNvPr id="19" name="carbon (4).png"/>
+                    <pic:cNvPicPr/>
+                  </pic:nvPicPr>
+                  <pic:blipFill rotWithShape="1">
+                    <a:blip r:embed="rId25">
+                      <a:extLst>
+                        <a:ext uri="{28A0092B-C50C-407E-A947-70E740481C1C}">
+                          <a14:useLocalDpi xmlns:a14="http://schemas.microsoft.com/office/drawing/2010/main" val="0"/>
+                        </a:ext>
+                      </a:extLst>
+                    </a:blip>
+                    <a:srcRect l="5432" t="6016" r="6314" b="6341"/>
+                    <a:stretch/>
+                  </pic:blipFill>
+                  <pic:spPr bwMode="auto">
+                    <a:xfrm>
+                      <a:off x="0" y="0"/>
+                      <a:ext cx="4953000" cy="5133975"/>
+                    </a:xfrm>
+                    <a:prstGeom prst="rect">
+                      <a:avLst/>
+                    </a:prstGeom>
+                    <a:ln>
+                      <a:noFill/>
+                    </a:ln>
+                    <a:extLst>
+                      <a:ext uri="{53640926-AAD7-44D8-BBD7-CCE9431645EC}">
+                        <a14:shadowObscured xmlns:a14="http://schemas.microsoft.com/office/drawing/2010/main"/>
+                      </a:ext>
+                    </a:extLst>
+                  </pic:spPr>
+                </pic:pic>
+              </a:graphicData>
+            </a:graphic>
+          </wp:inline>
+        </w:drawing>
+      </w:r>
+    </w:p>
+    <w:p>
+      <w:pPr>
+        <w:spacing w:line="360" w:lineRule="auto"/>
+        <w:rPr>
+          <w:rFonts w:ascii="Calibri" w:hAnsi="Calibri" w:cs="Calibri"/>
+          <w:b/>
+          <w:sz w:val="24"/>
+          <w:szCs w:val="24"/>
+        </w:rPr>
+      </w:pPr>
+      <w:r>
+        <w:rPr>
+          <w:rFonts w:ascii="Calibri" w:hAnsi="Calibri" w:cs="Calibri"/>
+          <w:b/>
+          <w:sz w:val="24"/>
+          <w:szCs w:val="24"/>
+        </w:rPr>
+        <w:drawing>
+          <wp:inline distT="0" distB="0" distL="0" distR="0" wp14:anchorId="3D8F3965" wp14:editId="2C5520D7">
+            <wp:extent cx="3296110" cy="2238687"/>
+            <wp:effectExtent l="0" t="0" r="0" b="9525"/>
+            <wp:docPr id="20" name="Imagen 20"/>
+            <wp:cNvGraphicFramePr>
+              <a:graphicFrameLocks xmlns:a="http://schemas.openxmlformats.org/drawingml/2006/main" noChangeAspect="1"/>
+            </wp:cNvGraphicFramePr>
+            <a:graphic xmlns:a="http://schemas.openxmlformats.org/drawingml/2006/main">
+              <a:graphicData uri="http://schemas.openxmlformats.org/drawingml/2006/picture">
+                <pic:pic xmlns:pic="http://schemas.openxmlformats.org/drawingml/2006/picture">
+                  <pic:nvPicPr>
+                    <pic:cNvPr id="1" name=""/>
+                    <pic:cNvPicPr/>
+                  </pic:nvPicPr>
+                  <pic:blipFill>
+                    <a:blip r:embed="rId26"/>
+                    <a:stretch>
+                      <a:fillRect/>
+                    </a:stretch>
+                  </pic:blipFill>
+                  <pic:spPr>
+                    <a:xfrm>
+                      <a:off x="0" y="0"/>
+                      <a:ext cx="3296110" cy="2238687"/>
+                    </a:xfrm>
+                    <a:prstGeom prst="rect">
+                      <a:avLst/>
+                    </a:prstGeom>
+                  </pic:spPr>
+                </pic:pic>
+              </a:graphicData>
+            </a:graphic>
+          </wp:inline>
+        </w:drawing>
+      </w:r>
+    </w:p>
+    <w:p>
+      <w:pPr>
+        <w:spacing w:line="360" w:lineRule="auto"/>
+        <w:rPr>
+          <w:rFonts w:ascii="Calibri" w:hAnsi="Calibri" w:cs="Calibri"/>
+          <w:b/>
+          <w:sz w:val="24"/>
+          <w:szCs w:val="24"/>
+        </w:rPr>
+      </w:pPr>
+      <w:r>
+        <w:rPr>
+          <w:rFonts w:ascii="Calibri" w:hAnsi="Calibri" w:cs="Calibri"/>
+          <w:b/>
+          <w:sz w:val="24"/>
+          <w:szCs w:val="24"/>
+        </w:rPr>
+        <w:lastRenderedPageBreak/>
+        <w:t>Ejercicio 6</w:t>
+      </w:r>
+    </w:p>
+    <w:p>
+      <w:pPr>
+        <w:spacing w:line="360" w:lineRule="auto"/>
+        <w:rPr>
+          <w:rFonts w:ascii="Calibri" w:hAnsi="Calibri" w:cs="Calibri"/>
+          <w:b/>
+          <w:sz w:val="24"/>
+          <w:szCs w:val="24"/>
+        </w:rPr>
+      </w:pPr>
+      <w:r>
+        <w:rPr>
+          <w:rFonts w:ascii="Calibri" w:hAnsi="Calibri" w:cs="Calibri"/>
+          <w:b/>
+          <w:noProof/>
+          <w:sz w:val="24"/>
+          <w:szCs w:val="24"/>
+          <w:lang w:eastAsia="es-MX"/>
+        </w:rPr>
+        <w:drawing>
+          <wp:inline distT="0" distB="0" distL="0" distR="0">
+            <wp:extent cx="4705350" cy="2905125"/>
+            <wp:effectExtent l="0" t="0" r="0" b="9525"/>
+            <wp:docPr id="21" name="Imagen 21"/>
+            <wp:cNvGraphicFramePr>
+              <a:graphicFrameLocks xmlns:a="http://schemas.openxmlformats.org/drawingml/2006/main" noChangeAspect="1"/>
+            </wp:cNvGraphicFramePr>
+            <a:graphic xmlns:a="http://schemas.openxmlformats.org/drawingml/2006/main">
+              <a:graphicData uri="http://schemas.openxmlformats.org/drawingml/2006/picture">
+                <pic:pic xmlns:pic="http://schemas.openxmlformats.org/drawingml/2006/picture">
+                  <pic:nvPicPr>
+                    <pic:cNvPr id="21" name="carbon (5).png"/>
+                    <pic:cNvPicPr/>
+                  </pic:nvPicPr>
+                  <pic:blipFill rotWithShape="1">
+                    <a:blip r:embed="rId27">
+                      <a:extLst>
+                        <a:ext uri="{28A0092B-C50C-407E-A947-70E740481C1C}">
+                          <a14:useLocalDpi xmlns:a14="http://schemas.microsoft.com/office/drawing/2010/main" val="0"/>
+                        </a:ext>
+                      </a:extLst>
+                    </a:blip>
+                    <a:srcRect l="7807" t="11171" r="8351" b="11391"/>
+                    <a:stretch/>
+                  </pic:blipFill>
+                  <pic:spPr bwMode="auto">
+                    <a:xfrm>
+                      <a:off x="0" y="0"/>
+                      <a:ext cx="4705350" cy="2905125"/>
+                    </a:xfrm>
+                    <a:prstGeom prst="rect">
+                      <a:avLst/>
+                    </a:prstGeom>
+                    <a:ln>
+                      <a:noFill/>
+                    </a:ln>
+                    <a:extLst>
+                      <a:ext uri="{53640926-AAD7-44D8-BBD7-CCE9431645EC}">
+                        <a14:shadowObscured xmlns:a14="http://schemas.microsoft.com/office/drawing/2010/main"/>
+                      </a:ext>
+                    </a:extLst>
+                  </pic:spPr>
+                </pic:pic>
+              </a:graphicData>
+            </a:graphic>
+          </wp:inline>
+        </w:drawing>
+      </w:r>
+    </w:p>
+    <w:p>
+      <w:pPr>
+        <w:spacing w:line="360" w:lineRule="auto"/>
+        <w:rPr>
+          <w:rFonts w:ascii="Calibri" w:hAnsi="Calibri" w:cs="Calibri"/>
+          <w:b/>
+          <w:sz w:val="24"/>
+          <w:szCs w:val="24"/>
+        </w:rPr>
+      </w:pPr>
+      <w:r>
+        <w:rPr>
+          <w:rFonts w:ascii="Calibri" w:hAnsi="Calibri" w:cs="Calibri"/>
+          <w:b/>
+          <w:sz w:val="24"/>
+          <w:szCs w:val="24"/>
+        </w:rPr>
+        <w:drawing>
+          <wp:inline distT="0" distB="0" distL="0" distR="0" wp14:anchorId="1ACEF8D1" wp14:editId="65DAF9CB">
+            <wp:extent cx="1648055" cy="285790"/>
+            <wp:effectExtent l="0" t="0" r="0" b="0"/>
+            <wp:docPr id="22" name="Imagen 22"/>
+            <wp:cNvGraphicFramePr>
+              <a:graphicFrameLocks xmlns:a="http://schemas.openxmlformats.org/drawingml/2006/main" noChangeAspect="1"/>
+            </wp:cNvGraphicFramePr>
+            <a:graphic xmlns:a="http://schemas.openxmlformats.org/drawingml/2006/main">
+              <a:graphicData uri="http://schemas.openxmlformats.org/drawingml/2006/picture">
+                <pic:pic xmlns:pic="http://schemas.openxmlformats.org/drawingml/2006/picture">
+                  <pic:nvPicPr>
+                    <pic:cNvPr id="1" name=""/>
+                    <pic:cNvPicPr/>
+                  </pic:nvPicPr>
+                  <pic:blipFill>
+                    <a:blip r:embed="rId28"/>
+                    <a:stretch>
+                      <a:fillRect/>
+                    </a:stretch>
+                  </pic:blipFill>
+                  <pic:spPr>
+                    <a:xfrm>
+                      <a:off x="0" y="0"/>
+                      <a:ext cx="1648055" cy="285790"/>
+                    </a:xfrm>
+                    <a:prstGeom prst="rect">
+                      <a:avLst/>
+                    </a:prstGeom>
+                  </pic:spPr>
+                </pic:pic>
+              </a:graphicData>
+            </a:graphic>
+          </wp:inline>
+        </w:drawing>
+      </w:r>
+    </w:p>
+    <w:p>
+      <w:pPr>
+        <w:spacing w:line="360" w:lineRule="auto"/>
+        <w:rPr>
+          <w:rFonts w:ascii="Calibri" w:hAnsi="Calibri" w:cs="Calibri"/>
+          <w:b/>
+          <w:sz w:val="24"/>
+          <w:szCs w:val="24"/>
+        </w:rPr>
+      </w:pPr>
+    </w:p>
+    <w:p>
+      <w:pPr>
+        <w:spacing w:line="360" w:lineRule="auto"/>
+        <w:rPr>
+          <w:rFonts w:ascii="Calibri" w:hAnsi="Calibri" w:cs="Calibri"/>
+          <w:b/>
+          <w:sz w:val="24"/>
+          <w:szCs w:val="24"/>
+        </w:rPr>
+      </w:pPr>
+    </w:p>
+    <w:p>
+      <w:pPr>
+        <w:spacing w:line="360" w:lineRule="auto"/>
+        <w:rPr>
+          <w:rFonts w:ascii="Calibri" w:hAnsi="Calibri" w:cs="Calibri"/>
+          <w:b/>
+          <w:sz w:val="24"/>
+          <w:szCs w:val="24"/>
+        </w:rPr>
+      </w:pPr>
+    </w:p>
+    <w:p>
+      <w:pPr>
+        <w:spacing w:line="360" w:lineRule="auto"/>
+        <w:rPr>
+          <w:rFonts w:ascii="Calibri" w:hAnsi="Calibri" w:cs="Calibri"/>
+          <w:b/>
+          <w:sz w:val="24"/>
+          <w:szCs w:val="24"/>
+        </w:rPr>
+      </w:pPr>
+    </w:p>
+    <w:p>
+      <w:pPr>
+        <w:spacing w:line="360" w:lineRule="auto"/>
+        <w:rPr>
+          <w:rFonts w:ascii="Calibri" w:hAnsi="Calibri" w:cs="Calibri"/>
+          <w:b/>
+          <w:sz w:val="24"/>
+          <w:szCs w:val="24"/>
+        </w:rPr>
+      </w:pPr>
+    </w:p>
+    <w:p>
+      <w:pPr>
+        <w:spacing w:line="360" w:lineRule="auto"/>
+        <w:rPr>
+          <w:rFonts w:ascii="Calibri" w:hAnsi="Calibri" w:cs="Calibri"/>
+          <w:b/>
+          <w:sz w:val="24"/>
+          <w:szCs w:val="24"/>
+        </w:rPr>
+      </w:pPr>
+    </w:p>
+    <w:p>
+      <w:pPr>
+        <w:spacing w:line="360" w:lineRule="auto"/>
+        <w:rPr>
+          <w:rFonts w:ascii="Calibri" w:hAnsi="Calibri" w:cs="Calibri"/>
+          <w:b/>
+          <w:sz w:val="24"/>
+          <w:szCs w:val="24"/>
+        </w:rPr>
+      </w:pPr>
+    </w:p>
+    <w:p>
+      <w:pPr>
+        <w:spacing w:line="360" w:lineRule="auto"/>
+        <w:rPr>
+          <w:rFonts w:ascii="Calibri" w:hAnsi="Calibri" w:cs="Calibri"/>
+          <w:b/>
+          <w:sz w:val="24"/>
+          <w:szCs w:val="24"/>
+        </w:rPr>
+      </w:pPr>
+    </w:p>
+    <w:p>
+      <w:pPr>
+        <w:spacing w:line="360" w:lineRule="auto"/>
+        <w:rPr>
+          <w:rFonts w:ascii="Calibri" w:hAnsi="Calibri" w:cs="Calibri"/>
+          <w:b/>
+          <w:sz w:val="24"/>
+          <w:szCs w:val="24"/>
+        </w:rPr>
+      </w:pPr>
+    </w:p>
+    <w:p>
+      <w:pPr>
+        <w:spacing w:line="360" w:lineRule="auto"/>
+        <w:rPr>
+          <w:rFonts w:ascii="Calibri" w:hAnsi="Calibri" w:cs="Calibri"/>
+          <w:b/>
+          <w:sz w:val="24"/>
+          <w:szCs w:val="24"/>
+        </w:rPr>
+      </w:pPr>
+    </w:p>
+    <w:p>
+      <w:pPr>
+        <w:spacing w:line="360" w:lineRule="auto"/>
+        <w:rPr>
+          <w:rFonts w:ascii="Calibri" w:hAnsi="Calibri" w:cs="Calibri"/>
+          <w:b/>
+          <w:sz w:val="24"/>
+          <w:szCs w:val="24"/>
+        </w:rPr>
+      </w:pPr>
+    </w:p>
+    <w:p>
+      <w:pPr>
+        <w:spacing w:line="360" w:lineRule="auto"/>
+        <w:rPr>
+          <w:rFonts w:ascii="Calibri" w:hAnsi="Calibri" w:cs="Calibri"/>
+          <w:b/>
+          <w:sz w:val="24"/>
+          <w:szCs w:val="24"/>
+        </w:rPr>
+      </w:pPr>
+      <w:r>
+        <w:rPr>
+          <w:rFonts w:ascii="Calibri" w:hAnsi="Calibri" w:cs="Calibri"/>
+          <w:b/>
+          <w:sz w:val="24"/>
+          <w:szCs w:val="24"/>
+        </w:rPr>
+        <w:lastRenderedPageBreak/>
+        <w:t>Ejercicio 7</w:t>
+      </w:r>
+    </w:p>
+    <w:p>
+      <w:pPr>
+        <w:spacing w:line="360" w:lineRule="auto"/>
+        <w:rPr>
+          <w:rFonts w:ascii="Calibri" w:hAnsi="Calibri" w:cs="Calibri"/>
+          <w:b/>
+          <w:sz w:val="24"/>
+          <w:szCs w:val="24"/>
+        </w:rPr>
+      </w:pPr>
+      <w:r>
+        <w:rPr>
+          <w:rFonts w:ascii="Calibri" w:hAnsi="Calibri" w:cs="Calibri"/>
+          <w:b/>
+          <w:noProof/>
+          <w:sz w:val="24"/>
+          <w:szCs w:val="24"/>
+          <w:lang w:eastAsia="es-MX"/>
+        </w:rPr>
+        <w:drawing>
+          <wp:inline distT="0" distB="0" distL="0" distR="0">
+            <wp:extent cx="4638675" cy="5029200"/>
+            <wp:effectExtent l="0" t="0" r="9525" b="0"/>
+            <wp:docPr id="23" name="Imagen 23"/>
+            <wp:cNvGraphicFramePr>
+              <a:graphicFrameLocks xmlns:a="http://schemas.openxmlformats.org/drawingml/2006/main" noChangeAspect="1"/>
+            </wp:cNvGraphicFramePr>
+            <a:graphic xmlns:a="http://schemas.openxmlformats.org/drawingml/2006/main">
+              <a:graphicData uri="http://schemas.openxmlformats.org/drawingml/2006/picture">
+                <pic:pic xmlns:pic="http://schemas.openxmlformats.org/drawingml/2006/picture">
+                  <pic:nvPicPr>
+                    <pic:cNvPr id="23" name="carbon (6).png"/>
+                    <pic:cNvPicPr/>
+                  </pic:nvPicPr>
+                  <pic:blipFill rotWithShape="1">
+                    <a:blip r:embed="rId29">
+                      <a:extLst>
+                        <a:ext uri="{28A0092B-C50C-407E-A947-70E740481C1C}">
+                          <a14:useLocalDpi xmlns:a14="http://schemas.microsoft.com/office/drawing/2010/main" val="0"/>
+                        </a:ext>
+                      </a:extLst>
+                    </a:blip>
+                    <a:srcRect l="8315" t="7793" r="9030" b="8228"/>
+                    <a:stretch/>
+                  </pic:blipFill>
+                  <pic:spPr bwMode="auto">
+                    <a:xfrm>
+                      <a:off x="0" y="0"/>
+                      <a:ext cx="4638675" cy="5029200"/>
+                    </a:xfrm>
+                    <a:prstGeom prst="rect">
+                      <a:avLst/>
+                    </a:prstGeom>
+                    <a:ln>
+                      <a:noFill/>
+                    </a:ln>
+                    <a:extLst>
+                      <a:ext uri="{53640926-AAD7-44D8-BBD7-CCE9431645EC}">
+                        <a14:shadowObscured xmlns:a14="http://schemas.microsoft.com/office/drawing/2010/main"/>
+                      </a:ext>
+                    </a:extLst>
+                  </pic:spPr>
+                </pic:pic>
+              </a:graphicData>
+            </a:graphic>
+          </wp:inline>
+        </w:drawing>
+      </w:r>
+    </w:p>
+    <w:p>
+      <w:pPr>
+        <w:spacing w:line="360" w:lineRule="auto"/>
+        <w:rPr>
+          <w:rFonts w:ascii="Calibri" w:hAnsi="Calibri" w:cs="Calibri"/>
+          <w:b/>
+          <w:sz w:val="24"/>
+          <w:szCs w:val="24"/>
+        </w:rPr>
+      </w:pPr>
+      <w:r>
+        <w:rPr>
+          <w:rFonts w:ascii="Calibri" w:hAnsi="Calibri" w:cs="Calibri"/>
+          <w:b/>
+          <w:sz w:val="24"/>
+          <w:szCs w:val="24"/>
+        </w:rPr>
+        <w:drawing>
+          <wp:inline distT="0" distB="0" distL="0" distR="0" wp14:anchorId="6E21BF92" wp14:editId="2323249A">
+            <wp:extent cx="1962424" cy="1362265"/>
+            <wp:effectExtent l="0" t="0" r="0" b="9525"/>
+            <wp:docPr id="24" name="Imagen 24"/>
+            <wp:cNvGraphicFramePr>
+              <a:graphicFrameLocks xmlns:a="http://schemas.openxmlformats.org/drawingml/2006/main" noChangeAspect="1"/>
+            </wp:cNvGraphicFramePr>
+            <a:graphic xmlns:a="http://schemas.openxmlformats.org/drawingml/2006/main">
+              <a:graphicData uri="http://schemas.openxmlformats.org/drawingml/2006/picture">
+                <pic:pic xmlns:pic="http://schemas.openxmlformats.org/drawingml/2006/picture">
+                  <pic:nvPicPr>
+                    <pic:cNvPr id="1" name=""/>
+                    <pic:cNvPicPr/>
+                  </pic:nvPicPr>
+                  <pic:blipFill>
+                    <a:blip r:embed="rId30"/>
+                    <a:stretch>
+                      <a:fillRect/>
+                    </a:stretch>
+                  </pic:blipFill>
+                  <pic:spPr>
+                    <a:xfrm>
+                      <a:off x="0" y="0"/>
+                      <a:ext cx="1962424" cy="1362265"/>
+                    </a:xfrm>
+                    <a:prstGeom prst="rect">
+                      <a:avLst/>
+                    </a:prstGeom>
+                  </pic:spPr>
+                </pic:pic>
+              </a:graphicData>
+            </a:graphic>
+          </wp:inline>
+        </w:drawing>
+      </w:r>
+    </w:p>
+    <w:p>
+      <w:pPr>
+        <w:spacing w:line="360" w:lineRule="auto"/>
+        <w:rPr>
+          <w:rFonts w:ascii="Calibri" w:hAnsi="Calibri" w:cs="Calibri"/>
+          <w:b/>
+          <w:sz w:val="24"/>
+          <w:szCs w:val="24"/>
+        </w:rPr>
+      </w:pPr>
+    </w:p>
+    <w:p>
+      <w:pPr>
+        <w:spacing w:line="360" w:lineRule="auto"/>
+        <w:rPr>
+          <w:rFonts w:ascii="Calibri" w:hAnsi="Calibri" w:cs="Calibri"/>
+          <w:b/>
+          <w:sz w:val="24"/>
+          <w:szCs w:val="24"/>
+        </w:rPr>
+      </w:pPr>
+    </w:p>
+    <w:p>
+      <w:pPr>
+        <w:spacing w:line="360" w:lineRule="auto"/>
+        <w:rPr>
+          <w:rFonts w:ascii="Calibri" w:hAnsi="Calibri" w:cs="Calibri"/>
+          <w:b/>
+          <w:sz w:val="24"/>
+          <w:szCs w:val="24"/>
+        </w:rPr>
+      </w:pPr>
+    </w:p>
+    <w:p>
+      <w:pPr>
+        <w:spacing w:line="360" w:lineRule="auto"/>
+        <w:rPr>
+          <w:rFonts w:ascii="Calibri" w:hAnsi="Calibri" w:cs="Calibri"/>
+          <w:b/>
+          <w:sz w:val="24"/>
+          <w:szCs w:val="24"/>
+        </w:rPr>
+      </w:pPr>
+    </w:p>
+    <w:p>
+      <w:pPr>
+        <w:spacing w:line="360" w:lineRule="auto"/>
+        <w:rPr>
+          <w:rFonts w:ascii="Calibri" w:hAnsi="Calibri" w:cs="Calibri"/>
+          <w:b/>
+          <w:sz w:val="24"/>
+          <w:szCs w:val="24"/>
+        </w:rPr>
+      </w:pPr>
+      <w:r>
+        <w:rPr>
+          <w:rFonts w:ascii="Calibri" w:hAnsi="Calibri" w:cs="Calibri"/>
+          <w:b/>
+          <w:sz w:val="24"/>
+          <w:szCs w:val="24"/>
+        </w:rPr>
+        <w:t>Ejercicio 8</w:t>
+      </w:r>
+    </w:p>
+    <w:p>
+      <w:pPr>
+        <w:spacing w:line="360" w:lineRule="auto"/>
+        <w:rPr>
+          <w:rFonts w:ascii="Calibri" w:hAnsi="Calibri" w:cs="Calibri"/>
+          <w:b/>
+          <w:sz w:val="24"/>
+          <w:szCs w:val="24"/>
+        </w:rPr>
+      </w:pPr>
+      <w:r>
+        <w:rPr>
+          <w:rFonts w:ascii="Calibri" w:hAnsi="Calibri" w:cs="Calibri"/>
+          <w:b/>
+          <w:noProof/>
+          <w:sz w:val="24"/>
+          <w:szCs w:val="24"/>
+          <w:lang w:eastAsia="es-MX"/>
+        </w:rPr>
+        <w:drawing>
+          <wp:inline distT="0" distB="0" distL="0" distR="0">
+            <wp:extent cx="4838700" cy="3352800"/>
+            <wp:effectExtent l="0" t="0" r="0" b="0"/>
+            <wp:docPr id="25" name="Imagen 25"/>
+            <wp:cNvGraphicFramePr>
+              <a:graphicFrameLocks xmlns:a="http://schemas.openxmlformats.org/drawingml/2006/main" noChangeAspect="1"/>
+            </wp:cNvGraphicFramePr>
+            <a:graphic xmlns:a="http://schemas.openxmlformats.org/drawingml/2006/main">
+              <a:graphicData uri="http://schemas.openxmlformats.org/drawingml/2006/picture">
+                <pic:pic xmlns:pic="http://schemas.openxmlformats.org/drawingml/2006/picture">
+                  <pic:nvPicPr>
+                    <pic:cNvPr id="25" name="carbon (7).png"/>
+                    <pic:cNvPicPr/>
+                  </pic:nvPicPr>
+                  <pic:blipFill rotWithShape="1">
+                    <a:blip r:embed="rId31">
+                      <a:extLst>
+                        <a:ext uri="{28A0092B-C50C-407E-A947-70E740481C1C}">
+                          <a14:useLocalDpi xmlns:a14="http://schemas.microsoft.com/office/drawing/2010/main" val="0"/>
+                        </a:ext>
+                      </a:extLst>
+                    </a:blip>
+                    <a:srcRect l="6789" t="10362" r="6992" b="8582"/>
+                    <a:stretch/>
+                  </pic:blipFill>
+                  <pic:spPr bwMode="auto">
+                    <a:xfrm>
+                      <a:off x="0" y="0"/>
+                      <a:ext cx="4838700" cy="3352800"/>
+                    </a:xfrm>
+                    <a:prstGeom prst="rect">
+                      <a:avLst/>
+                    </a:prstGeom>
+                    <a:ln>
+                      <a:noFill/>
+                    </a:ln>
+                    <a:extLst>
+                      <a:ext uri="{53640926-AAD7-44D8-BBD7-CCE9431645EC}">
+                        <a14:shadowObscured xmlns:a14="http://schemas.microsoft.com/office/drawing/2010/main"/>
+                      </a:ext>
+                    </a:extLst>
+                  </pic:spPr>
+                </pic:pic>
+              </a:graphicData>
+            </a:graphic>
+          </wp:inline>
+        </w:drawing>
+      </w:r>
+    </w:p>
+    <w:p>
+      <w:pPr>
+        <w:spacing w:line="360" w:lineRule="auto"/>
+        <w:jc w:val="center"/>
+        <w:rPr>
+          <w:rFonts w:ascii="Calibri" w:hAnsi="Calibri" w:cs="Calibri"/>
+          <w:b/>
+          <w:sz w:val="24"/>
+          <w:szCs w:val="24"/>
+        </w:rPr>
+      </w:pPr>
+      <w:r>
+        <w:rPr>
+          <w:rFonts w:ascii="Calibri" w:hAnsi="Calibri" w:cs="Calibri"/>
+          <w:b/>
+          <w:sz w:val="24"/>
+          <w:szCs w:val="24"/>
+        </w:rPr>
+        <w:drawing>
+          <wp:inline distT="0" distB="0" distL="0" distR="0" wp14:anchorId="2570FB1D" wp14:editId="7D43F07C">
+            <wp:extent cx="1575952" cy="866775"/>
+            <wp:effectExtent l="0" t="0" r="5715" b="0"/>
+            <wp:docPr id="26" name="Imagen 26"/>
+            <wp:cNvGraphicFramePr>
+              <a:graphicFrameLocks xmlns:a="http://schemas.openxmlformats.org/drawingml/2006/main" noChangeAspect="1"/>
+            </wp:cNvGraphicFramePr>
+            <a:graphic xmlns:a="http://schemas.openxmlformats.org/drawingml/2006/main">
+              <a:graphicData uri="http://schemas.openxmlformats.org/drawingml/2006/picture">
+                <pic:pic xmlns:pic="http://schemas.openxmlformats.org/drawingml/2006/picture">
+                  <pic:nvPicPr>
+                    <pic:cNvPr id="1" name=""/>
+                    <pic:cNvPicPr/>
+                  </pic:nvPicPr>
+                  <pic:blipFill>
+                    <a:blip r:embed="rId32"/>
+                    <a:stretch>
+                      <a:fillRect/>
+                    </a:stretch>
+                  </pic:blipFill>
+                  <pic:spPr>
+                    <a:xfrm>
+                      <a:off x="0" y="0"/>
+                      <a:ext cx="1599571" cy="879765"/>
+                    </a:xfrm>
+                    <a:prstGeom prst="rect">
+                      <a:avLst/>
+                    </a:prstGeom>
+                  </pic:spPr>
+                </pic:pic>
+              </a:graphicData>
+            </a:graphic>
+          </wp:inline>
+        </w:drawing>
+      </w:r>
+    </w:p>
+    <w:p>
+      <w:pPr>
+        <w:spacing w:line="360" w:lineRule="auto"/>
+        <w:jc w:val="center"/>
+        <w:rPr>
+          <w:rFonts w:ascii="Calibri" w:hAnsi="Calibri" w:cs="Calibri"/>
+          <w:b/>
+          <w:sz w:val="24"/>
+          <w:szCs w:val="24"/>
+        </w:rPr>
+      </w:pPr>
+      <w:r>
+        <w:rPr>
+          <w:rFonts w:ascii="Calibri" w:hAnsi="Calibri" w:cs="Calibri"/>
+          <w:b/>
+          <w:sz w:val="24"/>
+          <w:szCs w:val="24"/>
+        </w:rPr>
+        <w:drawing>
+          <wp:inline distT="0" distB="0" distL="0" distR="0" wp14:anchorId="6E5C6EB3" wp14:editId="74743DEE">
+            <wp:extent cx="1057423" cy="390580"/>
+            <wp:effectExtent l="0" t="0" r="0" b="9525"/>
+            <wp:docPr id="27" name="Imagen 27"/>
+            <wp:cNvGraphicFramePr>
+              <a:graphicFrameLocks xmlns:a="http://schemas.openxmlformats.org/drawingml/2006/main" noChangeAspect="1"/>
+            </wp:cNvGraphicFramePr>
+            <a:graphic xmlns:a="http://schemas.openxmlformats.org/drawingml/2006/main">
+              <a:graphicData uri="http://schemas.openxmlformats.org/drawingml/2006/picture">
+                <pic:pic xmlns:pic="http://schemas.openxmlformats.org/drawingml/2006/picture">
+                  <pic:nvPicPr>
+                    <pic:cNvPr id="1" name=""/>
+                    <pic:cNvPicPr/>
+                  </pic:nvPicPr>
+                  <pic:blipFill>
+                    <a:blip r:embed="rId33"/>
+                    <a:stretch>
+                      <a:fillRect/>
+                    </a:stretch>
+                  </pic:blipFill>
+                  <pic:spPr>
+                    <a:xfrm>
+                      <a:off x="0" y="0"/>
+                      <a:ext cx="1057423" cy="390580"/>
+                    </a:xfrm>
+                    <a:prstGeom prst="rect">
+                      <a:avLst/>
+                    </a:prstGeom>
+                  </pic:spPr>
+                </pic:pic>
+              </a:graphicData>
+            </a:graphic>
+          </wp:inline>
+        </w:drawing>
+      </w:r>
     </w:p>
     <w:p>
       <w:pPr>
@@ -2412,6 +5162,27 @@
     <w:name w:val="Normal"/>
     <w:qFormat/>
   </w:style>
+  <w:style w:type="paragraph" w:styleId="Ttulo1">
+    <w:name w:val="heading 1"/>
+    <w:basedOn w:val="Normal"/>
+    <w:next w:val="Normal"/>
+    <w:link w:val="Ttulo1Car"/>
+    <w:uiPriority w:val="9"/>
+    <w:qFormat/>
+    <w:rsid w:val="0067337C"/>
+    <w:pPr>
+      <w:keepNext/>
+      <w:keepLines/>
+      <w:spacing w:before="240" w:after="0"/>
+      <w:outlineLvl w:val="0"/>
+    </w:pPr>
+    <w:rPr>
+      <w:rFonts w:asciiTheme="majorHAnsi" w:eastAsiaTheme="majorEastAsia" w:hAnsiTheme="majorHAnsi" w:cstheme="majorBidi"/>
+      <w:color w:val="0F4761" w:themeColor="accent1" w:themeShade="BF"/>
+      <w:sz w:val="32"/>
+      <w:szCs w:val="32"/>
+    </w:rPr>
+  </w:style>
   <w:style w:type="paragraph" w:styleId="Ttulo2">
     <w:name w:val="heading 2"/>
     <w:basedOn w:val="Normal"/>
@@ -2567,6 +5338,60 @@
     <w:pPr>
       <w:spacing w:after="0" w:line="240" w:lineRule="auto"/>
     </w:pPr>
+  </w:style>
+  <w:style w:type="character" w:customStyle="1" w:styleId="Ttulo1Car">
+    <w:name w:val="Título 1 Car"/>
+    <w:basedOn w:val="Fuentedeprrafopredeter"/>
+    <w:link w:val="Ttulo1"/>
+    <w:uiPriority w:val="9"/>
+    <w:rsid w:val="0067337C"/>
+    <w:rPr>
+      <w:rFonts w:asciiTheme="majorHAnsi" w:eastAsiaTheme="majorEastAsia" w:hAnsiTheme="majorHAnsi" w:cstheme="majorBidi"/>
+      <w:color w:val="0F4761" w:themeColor="accent1" w:themeShade="BF"/>
+      <w:sz w:val="32"/>
+      <w:szCs w:val="32"/>
+    </w:rPr>
+  </w:style>
+  <w:style w:type="paragraph" w:styleId="TtuloTDC">
+    <w:name w:val="TOC Heading"/>
+    <w:basedOn w:val="Ttulo1"/>
+    <w:next w:val="Normal"/>
+    <w:uiPriority w:val="39"/>
+    <w:unhideWhenUsed/>
+    <w:qFormat/>
+    <w:rsid w:val="0067337C"/>
+    <w:pPr>
+      <w:outlineLvl w:val="9"/>
+    </w:pPr>
+    <w:rPr>
+      <w:kern w:val="0"/>
+      <w:lang w:eastAsia="es-MX"/>
+      <w14:ligatures w14:val="none"/>
+    </w:rPr>
+  </w:style>
+  <w:style w:type="paragraph" w:styleId="TDC2">
+    <w:name w:val="toc 2"/>
+    <w:basedOn w:val="Normal"/>
+    <w:next w:val="Normal"/>
+    <w:autoRedefine/>
+    <w:uiPriority w:val="39"/>
+    <w:unhideWhenUsed/>
+    <w:rsid w:val="0067337C"/>
+    <w:pPr>
+      <w:spacing w:after="100"/>
+      <w:ind w:left="220"/>
+    </w:pPr>
+  </w:style>
+  <w:style w:type="character" w:styleId="Hipervnculo">
+    <w:name w:val="Hyperlink"/>
+    <w:basedOn w:val="Fuentedeprrafopredeter"/>
+    <w:uiPriority w:val="99"/>
+    <w:unhideWhenUsed/>
+    <w:rsid w:val="0067337C"/>
+    <w:rPr>
+      <w:color w:val="467886" w:themeColor="hyperlink"/>
+      <w:u w:val="single"/>
+    </w:rPr>
   </w:style>
 </w:styles>
 </file>
@@ -2864,4 +5689,16 @@
     </a:ext>
   </a:extLst>
 </a:theme>
+</file>
+
+<file path=customXml/item1.xml><?xml version="1.0" encoding="utf-8"?>
+<b:Sources xmlns:b="http://schemas.openxmlformats.org/officeDocument/2006/bibliography" xmlns="http://schemas.openxmlformats.org/officeDocument/2006/bibliography" SelectedStyle="\APASixthEditionOfficeOnline.xsl" StyleName="APA" Version="6"/>
+</file>
+
+<file path=customXml/itemProps1.xml><?xml version="1.0" encoding="utf-8"?>
+<ds:datastoreItem xmlns:ds="http://schemas.openxmlformats.org/officeDocument/2006/customXml" ds:itemID="{3C3432C3-CE30-47C1-A973-05780F26A674}">
+  <ds:schemaRefs>
+    <ds:schemaRef ds:uri="http://schemas.openxmlformats.org/officeDocument/2006/bibliography"/>
+  </ds:schemaRefs>
+</ds:datastoreItem>
 </file>
--- a/Conceptos.docx
+++ b/Conceptos.docx
@@ -5,7 +5,13 @@
     <w:sdt>
       <w:sdtPr>
         <w:rPr>
-          <w:lang w:val="es-ES"/>
+          <w:rFonts w:asciiTheme="minorHAnsi" w:eastAsiaTheme="minorHAnsi" w:hAnsiTheme="minorHAnsi" w:cstheme="minorBidi"/>
+          <w:color w:val="auto"/>
+          <w:kern w:val="2"/>
+          <w:sz w:val="22"/>
+          <w:szCs w:val="22"/>
+          <w:lang w:val="es-ES" w:eastAsia="en-US"/>
+          <w14:ligatures w14:val="standardContextual"/>
         </w:rPr>
         <w:id w:val="-118069431"/>
         <w:docPartObj>
@@ -15,15 +21,8 @@
       </w:sdtPr>
       <w:sdtEndPr>
         <w:rPr>
-          <w:rFonts w:asciiTheme="minorHAnsi" w:eastAsiaTheme="minorHAnsi" w:hAnsiTheme="minorHAnsi" w:cstheme="minorBidi"/>
           <w:b/>
           <w:bCs/>
-          <w:color w:val="auto"/>
-          <w:kern w:val="2"/>
-          <w:sz w:val="22"/>
-          <w:szCs w:val="22"/>
-          <w:lang w:eastAsia="en-US"/>
-          <w14:ligatures w14:val="standardContextual"/>
         </w:rPr>
       </w:sdtEndPr>
       <w:sdtContent>
@@ -495,10 +494,7 @@
       </w:r>
       <w:bookmarkEnd w:id="1"/>
     </w:p>
-    <w:p>
-      <w:bookmarkStart w:id="2" w:name="_GoBack"/>
-      <w:bookmarkEnd w:id="2"/>
-    </w:p>
+    <w:p/>
     <w:p>
       <w:pPr>
         <w:spacing w:line="360" w:lineRule="auto"/>
@@ -632,14 +628,6 @@
       </w:r>
     </w:p>
     <w:p>
-      <w:pPr>
-        <w:spacing w:line="360" w:lineRule="auto"/>
-        <w:rPr>
-          <w:rFonts w:ascii="Calibri" w:hAnsi="Calibri" w:cs="Calibri"/>
-          <w:sz w:val="24"/>
-          <w:szCs w:val="24"/>
-        </w:rPr>
-      </w:pPr>
       <w:r>
         <w:rPr>
           <w:rFonts w:ascii="Calibri" w:hAnsi="Calibri" w:cs="Calibri"/>
@@ -799,6 +787,17 @@
         </w:rPr>
         <w:t>Aplicaciones distribuidas en redes locales y en internet.</w:t>
       </w:r>
+    </w:p>
+    <w:p>
+      <w:pPr>
+        <w:spacing w:line="360" w:lineRule="auto"/>
+        <w:rPr>
+          <w:rFonts w:ascii="Calibri" w:hAnsi="Calibri" w:cs="Calibri"/>
+          <w:b/>
+          <w:sz w:val="24"/>
+          <w:szCs w:val="24"/>
+        </w:rPr>
+      </w:pPr>
     </w:p>
     <w:p>
       <w:pPr>
@@ -1665,7 +1664,7 @@
           <w:szCs w:val="24"/>
         </w:rPr>
       </w:pPr>
-      <w:bookmarkStart w:id="3" w:name="_Toc234233006"/>
+      <w:bookmarkStart w:id="2" w:name="_Toc234233006"/>
       <w:r>
         <w:rPr>
           <w:rFonts w:ascii="Calibri" w:hAnsi="Calibri" w:cs="Calibri"/>
@@ -1675,7 +1674,7 @@
         <w:lastRenderedPageBreak/>
         <w:t>2. Operadores y expresiones</w:t>
       </w:r>
-      <w:bookmarkEnd w:id="3"/>
+      <w:bookmarkEnd w:id="2"/>
     </w:p>
     <w:p>
       <w:pPr>
@@ -2702,8 +2701,10 @@
         <w:rPr>
           <w:rFonts w:ascii="Calibri" w:hAnsi="Calibri" w:cs="Calibri"/>
           <w:b/>
-          <w:sz w:val="24"/>
-          <w:szCs w:val="24"/>
+          <w:noProof/>
+          <w:sz w:val="24"/>
+          <w:szCs w:val="24"/>
+          <w:lang w:eastAsia="es-MX"/>
         </w:rPr>
         <w:drawing>
           <wp:anchor distT="0" distB="0" distL="114300" distR="114300" simplePos="0" relativeHeight="251666432" behindDoc="0" locked="0" layoutInCell="1" allowOverlap="1" wp14:anchorId="6FFD952B" wp14:editId="6E507A05">
@@ -2921,8 +2922,10 @@
         <w:rPr>
           <w:rFonts w:ascii="Calibri" w:hAnsi="Calibri" w:cs="Calibri"/>
           <w:b/>
-          <w:sz w:val="24"/>
-          <w:szCs w:val="24"/>
+          <w:noProof/>
+          <w:sz w:val="24"/>
+          <w:szCs w:val="24"/>
+          <w:lang w:eastAsia="es-MX"/>
         </w:rPr>
         <w:drawing>
           <wp:anchor distT="0" distB="0" distL="114300" distR="114300" simplePos="0" relativeHeight="251668480" behindDoc="0" locked="0" layoutInCell="1" allowOverlap="1" wp14:anchorId="54D824E1" wp14:editId="030BA07C">
@@ -3148,8 +3151,10 @@
         <w:rPr>
           <w:rFonts w:ascii="Calibri" w:hAnsi="Calibri" w:cs="Calibri"/>
           <w:b/>
-          <w:sz w:val="24"/>
-          <w:szCs w:val="24"/>
+          <w:noProof/>
+          <w:sz w:val="24"/>
+          <w:szCs w:val="24"/>
+          <w:lang w:eastAsia="es-MX"/>
         </w:rPr>
         <w:drawing>
           <wp:inline distT="0" distB="0" distL="0" distR="0" wp14:anchorId="6D2A1C04" wp14:editId="57D93468">
@@ -3336,8 +3341,10 @@
         <w:rPr>
           <w:rFonts w:ascii="Calibri" w:hAnsi="Calibri" w:cs="Calibri"/>
           <w:b/>
-          <w:sz w:val="24"/>
-          <w:szCs w:val="24"/>
+          <w:noProof/>
+          <w:sz w:val="24"/>
+          <w:szCs w:val="24"/>
+          <w:lang w:eastAsia="es-MX"/>
         </w:rPr>
         <w:drawing>
           <wp:inline distT="0" distB="0" distL="0" distR="0" wp14:anchorId="1150C594" wp14:editId="5B9B8852">
@@ -3535,8 +3542,10 @@
         <w:rPr>
           <w:rFonts w:ascii="Calibri" w:hAnsi="Calibri" w:cs="Calibri"/>
           <w:b/>
-          <w:sz w:val="24"/>
-          <w:szCs w:val="24"/>
+          <w:noProof/>
+          <w:sz w:val="24"/>
+          <w:szCs w:val="24"/>
+          <w:lang w:eastAsia="es-MX"/>
         </w:rPr>
         <w:drawing>
           <wp:inline distT="0" distB="0" distL="0" distR="0" wp14:anchorId="3D8F3965" wp14:editId="2C5520D7">
@@ -3679,8 +3688,10 @@
         <w:rPr>
           <w:rFonts w:ascii="Calibri" w:hAnsi="Calibri" w:cs="Calibri"/>
           <w:b/>
-          <w:sz w:val="24"/>
-          <w:szCs w:val="24"/>
+          <w:noProof/>
+          <w:sz w:val="24"/>
+          <w:szCs w:val="24"/>
+          <w:lang w:eastAsia="es-MX"/>
         </w:rPr>
         <w:drawing>
           <wp:inline distT="0" distB="0" distL="0" distR="0" wp14:anchorId="1ACEF8D1" wp14:editId="65DAF9CB">
@@ -3944,8 +3955,10 @@
         <w:rPr>
           <w:rFonts w:ascii="Calibri" w:hAnsi="Calibri" w:cs="Calibri"/>
           <w:b/>
-          <w:sz w:val="24"/>
-          <w:szCs w:val="24"/>
+          <w:noProof/>
+          <w:sz w:val="24"/>
+          <w:szCs w:val="24"/>
+          <w:lang w:eastAsia="es-MX"/>
         </w:rPr>
         <w:drawing>
           <wp:inline distT="0" distB="0" distL="0" distR="0" wp14:anchorId="6E21BF92" wp14:editId="2323249A">
@@ -4132,8 +4145,10 @@
         <w:rPr>
           <w:rFonts w:ascii="Calibri" w:hAnsi="Calibri" w:cs="Calibri"/>
           <w:b/>
-          <w:sz w:val="24"/>
-          <w:szCs w:val="24"/>
+          <w:noProof/>
+          <w:sz w:val="24"/>
+          <w:szCs w:val="24"/>
+          <w:lang w:eastAsia="es-MX"/>
         </w:rPr>
         <w:drawing>
           <wp:inline distT="0" distB="0" distL="0" distR="0" wp14:anchorId="2570FB1D" wp14:editId="7D43F07C">
@@ -4187,8 +4202,10 @@
         <w:rPr>
           <w:rFonts w:ascii="Calibri" w:hAnsi="Calibri" w:cs="Calibri"/>
           <w:b/>
-          <w:sz w:val="24"/>
-          <w:szCs w:val="24"/>
+          <w:noProof/>
+          <w:sz w:val="24"/>
+          <w:szCs w:val="24"/>
+          <w:lang w:eastAsia="es-MX"/>
         </w:rPr>
         <w:drawing>
           <wp:inline distT="0" distB="0" distL="0" distR="0" wp14:anchorId="6E5C6EB3" wp14:editId="74743DEE">
@@ -4236,6 +4253,8 @@
           <w:szCs w:val="24"/>
         </w:rPr>
       </w:pPr>
+      <w:bookmarkStart w:id="3" w:name="_GoBack"/>
+      <w:bookmarkEnd w:id="3"/>
     </w:p>
     <w:sectPr>
       <w:pgSz w:w="12240" w:h="15840"/>
@@ -5696,7 +5715,7 @@
 </file>
 
 <file path=customXml/itemProps1.xml><?xml version="1.0" encoding="utf-8"?>
-<ds:datastoreItem xmlns:ds="http://schemas.openxmlformats.org/officeDocument/2006/customXml" ds:itemID="{3C3432C3-CE30-47C1-A973-05780F26A674}">
+<ds:datastoreItem xmlns:ds="http://schemas.openxmlformats.org/officeDocument/2006/customXml" ds:itemID="{193DAD28-45A4-41CC-ACBF-9E943497DD17}">
   <ds:schemaRefs>
     <ds:schemaRef ds:uri="http://schemas.openxmlformats.org/officeDocument/2006/bibliography"/>
   </ds:schemaRefs>

--- a/Conceptos.docx
+++ b/Conceptos.docx
@@ -4137,10 +4137,26 @@
         <w:rPr>
           <w:rFonts w:ascii="Calibri" w:hAnsi="Calibri" w:cs="Calibri"/>
           <w:b/>
-          <w:sz w:val="24"/>
-          <w:szCs w:val="24"/>
-        </w:rPr>
-      </w:pPr>
+          <w:noProof/>
+          <w:sz w:val="24"/>
+          <w:szCs w:val="24"/>
+          <w:lang w:eastAsia="es-MX"/>
+        </w:rPr>
+      </w:pPr>
+    </w:p>
+    <w:p>
+      <w:pPr>
+        <w:spacing w:line="360" w:lineRule="auto"/>
+        <w:jc w:val="center"/>
+        <w:rPr>
+          <w:rFonts w:ascii="Calibri" w:hAnsi="Calibri" w:cs="Calibri"/>
+          <w:b/>
+          <w:sz w:val="24"/>
+          <w:szCs w:val="24"/>
+        </w:rPr>
+      </w:pPr>
+      <w:bookmarkStart w:id="3" w:name="_GoBack"/>
+      <w:bookmarkEnd w:id="3"/>
       <w:r>
         <w:rPr>
           <w:rFonts w:ascii="Calibri" w:hAnsi="Calibri" w:cs="Calibri"/>
@@ -4253,8 +4269,6 @@
           <w:szCs w:val="24"/>
         </w:rPr>
       </w:pPr>
-      <w:bookmarkStart w:id="3" w:name="_GoBack"/>
-      <w:bookmarkEnd w:id="3"/>
     </w:p>
     <w:sectPr>
       <w:pgSz w:w="12240" w:h="15840"/>
@@ -5715,7 +5729,7 @@
 </file>
 
 <file path=customXml/itemProps1.xml><?xml version="1.0" encoding="utf-8"?>
-<ds:datastoreItem xmlns:ds="http://schemas.openxmlformats.org/officeDocument/2006/customXml" ds:itemID="{193DAD28-45A4-41CC-ACBF-9E943497DD17}">
+<ds:datastoreItem xmlns:ds="http://schemas.openxmlformats.org/officeDocument/2006/customXml" ds:itemID="{404FEF51-6B4F-4DD1-8A58-18B18C4A9D83}">
   <ds:schemaRefs>
     <ds:schemaRef ds:uri="http://schemas.openxmlformats.org/officeDocument/2006/bibliography"/>
   </ds:schemaRefs>

--- a/Conceptos.docx
+++ b/Conceptos.docx
@@ -44,7 +44,11 @@
               <w:tab w:val="right" w:leader="dot" w:pos="8828"/>
             </w:tabs>
             <w:rPr>
+              <w:rFonts w:eastAsiaTheme="minorEastAsia"/>
               <w:noProof/>
+              <w:kern w:val="0"/>
+              <w:lang w:eastAsia="es-MX"/>
+              <w14:ligatures w14:val="none"/>
             </w:rPr>
           </w:pPr>
           <w:r>
@@ -56,7 +60,7 @@
           <w:r>
             <w:fldChar w:fldCharType="separate"/>
           </w:r>
-          <w:hyperlink w:anchor="_Toc234233004" w:history="1">
+          <w:hyperlink w:anchor="_Toc234484007" w:history="1">
             <w:r>
               <w:rPr>
                 <w:rStyle w:val="Hipervnculo"/>
@@ -85,7 +89,7 @@
                 <w:noProof/>
                 <w:webHidden/>
               </w:rPr>
-              <w:instrText xml:space="preserve"> PAGEREF _Toc234233004 \h </w:instrText>
+              <w:instrText xml:space="preserve"> PAGEREF _Toc234484007 \h </w:instrText>
             </w:r>
             <w:r>
               <w:rPr>
@@ -105,7 +109,7 @@
                 <w:noProof/>
                 <w:webHidden/>
               </w:rPr>
-              <w:t>1</w:t>
+              <w:t>2</w:t>
             </w:r>
             <w:r>
               <w:rPr>
@@ -123,10 +127,14 @@
               <w:tab w:val="right" w:leader="dot" w:pos="8828"/>
             </w:tabs>
             <w:rPr>
+              <w:rFonts w:eastAsiaTheme="minorEastAsia"/>
               <w:noProof/>
+              <w:kern w:val="0"/>
+              <w:lang w:eastAsia="es-MX"/>
+              <w14:ligatures w14:val="none"/>
             </w:rPr>
           </w:pPr>
-          <w:hyperlink w:anchor="_Toc234233005" w:history="1">
+          <w:hyperlink w:anchor="_Toc234484008" w:history="1">
             <w:r>
               <w:rPr>
                 <w:rStyle w:val="Hipervnculo"/>
@@ -154,7 +162,7 @@
                 <w:noProof/>
                 <w:webHidden/>
               </w:rPr>
-              <w:instrText xml:space="preserve"> PAGEREF _Toc234233005 \h </w:instrText>
+              <w:instrText xml:space="preserve"> PAGEREF _Toc234484008 \h </w:instrText>
             </w:r>
             <w:r>
               <w:rPr>
@@ -174,7 +182,7 @@
                 <w:noProof/>
                 <w:webHidden/>
               </w:rPr>
-              <w:t>1</w:t>
+              <w:t>2</w:t>
             </w:r>
             <w:r>
               <w:rPr>
@@ -192,10 +200,14 @@
               <w:tab w:val="right" w:leader="dot" w:pos="8828"/>
             </w:tabs>
             <w:rPr>
+              <w:rFonts w:eastAsiaTheme="minorEastAsia"/>
               <w:noProof/>
+              <w:kern w:val="0"/>
+              <w:lang w:eastAsia="es-MX"/>
+              <w14:ligatures w14:val="none"/>
             </w:rPr>
           </w:pPr>
-          <w:hyperlink w:anchor="_Toc234233006" w:history="1">
+          <w:hyperlink w:anchor="_Toc234484009" w:history="1">
             <w:r>
               <w:rPr>
                 <w:rStyle w:val="Hipervnculo"/>
@@ -223,7 +235,7 @@
                 <w:noProof/>
                 <w:webHidden/>
               </w:rPr>
-              <w:instrText xml:space="preserve"> PAGEREF _Toc234233006 \h </w:instrText>
+              <w:instrText xml:space="preserve"> PAGEREF _Toc234484009 \h </w:instrText>
             </w:r>
             <w:r>
               <w:rPr>
@@ -243,7 +255,79 @@
                 <w:noProof/>
                 <w:webHidden/>
               </w:rPr>
-              <w:t>5</w:t>
+              <w:t>6</w:t>
+            </w:r>
+            <w:r>
+              <w:rPr>
+                <w:noProof/>
+                <w:webHidden/>
+              </w:rPr>
+              <w:fldChar w:fldCharType="end"/>
+            </w:r>
+          </w:hyperlink>
+        </w:p>
+        <w:p>
+          <w:pPr>
+            <w:pStyle w:val="TDC2"/>
+            <w:tabs>
+              <w:tab w:val="right" w:leader="dot" w:pos="8828"/>
+            </w:tabs>
+            <w:rPr>
+              <w:rFonts w:eastAsiaTheme="minorEastAsia"/>
+              <w:noProof/>
+              <w:kern w:val="0"/>
+              <w:lang w:eastAsia="es-MX"/>
+              <w14:ligatures w14:val="none"/>
+            </w:rPr>
+          </w:pPr>
+          <w:hyperlink w:anchor="_Toc234484010" w:history="1">
+            <w:r>
+              <w:rPr>
+                <w:rStyle w:val="Hipervnculo"/>
+                <w:noProof/>
+              </w:rPr>
+              <w:t>3. Condicionales</w:t>
+            </w:r>
+            <w:r>
+              <w:rPr>
+                <w:noProof/>
+                <w:webHidden/>
+              </w:rPr>
+              <w:tab/>
+            </w:r>
+            <w:r>
+              <w:rPr>
+                <w:noProof/>
+                <w:webHidden/>
+              </w:rPr>
+              <w:fldChar w:fldCharType="begin"/>
+            </w:r>
+            <w:r>
+              <w:rPr>
+                <w:noProof/>
+                <w:webHidden/>
+              </w:rPr>
+              <w:instrText xml:space="preserve"> PAGEREF _Toc234484010 \h </w:instrText>
+            </w:r>
+            <w:r>
+              <w:rPr>
+                <w:noProof/>
+                <w:webHidden/>
+              </w:rPr>
+            </w:r>
+            <w:r>
+              <w:rPr>
+                <w:noProof/>
+                <w:webHidden/>
+              </w:rPr>
+              <w:fldChar w:fldCharType="separate"/>
+            </w:r>
+            <w:r>
+              <w:rPr>
+                <w:noProof/>
+                <w:webHidden/>
+              </w:rPr>
+              <w:t>17</w:t>
             </w:r>
             <w:r>
               <w:rPr>
@@ -296,7 +380,7 @@
           <w:lang w:val="en-US"/>
         </w:rPr>
       </w:pPr>
-      <w:bookmarkStart w:id="0" w:name="_Toc234233004"/>
+      <w:bookmarkStart w:id="0" w:name="_Toc234484007"/>
       <w:r>
         <w:rPr>
           <w:rFonts w:ascii="Calibri" w:hAnsi="Calibri" w:cs="Calibri"/>
@@ -475,7 +559,7 @@
           <w:szCs w:val="24"/>
         </w:rPr>
       </w:pPr>
-      <w:bookmarkStart w:id="1" w:name="_Toc234233005"/>
+      <w:bookmarkStart w:id="1" w:name="_Toc234484008"/>
       <w:r>
         <w:rPr>
           <w:rFonts w:ascii="Calibri" w:hAnsi="Calibri" w:cs="Calibri"/>
@@ -1239,7 +1323,7 @@
         </w:rPr>
         <w:lastRenderedPageBreak/>
         <w:drawing>
-          <wp:anchor distT="0" distB="0" distL="114300" distR="114300" simplePos="0" relativeHeight="251659264" behindDoc="0" locked="0" layoutInCell="1" allowOverlap="1" wp14:anchorId="61460597" wp14:editId="56516279">
+          <wp:anchor distT="0" distB="0" distL="114300" distR="114300" simplePos="0" relativeHeight="251659264" behindDoc="0" locked="0" layoutInCell="1" allowOverlap="1" wp14:anchorId="760CC29C" wp14:editId="6292BEB3">
             <wp:simplePos x="0" y="0"/>
             <wp:positionH relativeFrom="column">
               <wp:posOffset>3758565</wp:posOffset>
@@ -1310,7 +1394,7 @@
           <w:lang w:eastAsia="es-MX"/>
         </w:rPr>
         <w:drawing>
-          <wp:anchor distT="0" distB="0" distL="114300" distR="114300" simplePos="0" relativeHeight="251658240" behindDoc="0" locked="0" layoutInCell="1" allowOverlap="1" wp14:anchorId="5613ECD3" wp14:editId="55712E0C">
+          <wp:anchor distT="0" distB="0" distL="114300" distR="114300" simplePos="0" relativeHeight="251658240" behindDoc="0" locked="0" layoutInCell="1" allowOverlap="1" wp14:anchorId="32AAC5C0" wp14:editId="5C711FBB">
             <wp:simplePos x="0" y="0"/>
             <wp:positionH relativeFrom="column">
               <wp:posOffset>-1022985</wp:posOffset>
@@ -1438,7 +1522,7 @@
         </w:rPr>
         <w:lastRenderedPageBreak/>
         <w:drawing>
-          <wp:anchor distT="0" distB="0" distL="114300" distR="114300" simplePos="0" relativeHeight="251661312" behindDoc="0" locked="0" layoutInCell="1" allowOverlap="1" wp14:anchorId="05CC9DAE" wp14:editId="15C9C37A">
+          <wp:anchor distT="0" distB="0" distL="114300" distR="114300" simplePos="0" relativeHeight="251661312" behindDoc="0" locked="0" layoutInCell="1" allowOverlap="1" wp14:anchorId="7ADB1F9F" wp14:editId="43591D09">
             <wp:simplePos x="0" y="0"/>
             <wp:positionH relativeFrom="column">
               <wp:posOffset>3558540</wp:posOffset>
@@ -1502,7 +1586,7 @@
           <w:lang w:eastAsia="es-MX"/>
         </w:rPr>
         <w:drawing>
-          <wp:anchor distT="0" distB="0" distL="114300" distR="114300" simplePos="0" relativeHeight="251660288" behindDoc="0" locked="0" layoutInCell="1" allowOverlap="1" wp14:anchorId="29A8C3AA" wp14:editId="4A671BFC">
+          <wp:anchor distT="0" distB="0" distL="114300" distR="114300" simplePos="0" relativeHeight="251660288" behindDoc="0" locked="0" layoutInCell="1" allowOverlap="1" wp14:anchorId="4CBBA8ED" wp14:editId="564C70F3">
             <wp:simplePos x="0" y="0"/>
             <wp:positionH relativeFrom="column">
               <wp:posOffset>-594360</wp:posOffset>
@@ -1664,7 +1748,7 @@
           <w:szCs w:val="24"/>
         </w:rPr>
       </w:pPr>
-      <w:bookmarkStart w:id="2" w:name="_Toc234233006"/>
+      <w:bookmarkStart w:id="2" w:name="_Toc234484009"/>
       <w:r>
         <w:rPr>
           <w:rFonts w:ascii="Calibri" w:hAnsi="Calibri" w:cs="Calibri"/>
@@ -1697,7 +1781,7 @@
           <w:lang w:eastAsia="es-MX"/>
         </w:rPr>
         <w:drawing>
-          <wp:anchor distT="0" distB="0" distL="114300" distR="114300" simplePos="0" relativeHeight="251662336" behindDoc="0" locked="0" layoutInCell="1" allowOverlap="1" wp14:anchorId="6200CC0A" wp14:editId="53A08AFA">
+          <wp:anchor distT="0" distB="0" distL="114300" distR="114300" simplePos="0" relativeHeight="251662336" behindDoc="0" locked="0" layoutInCell="1" allowOverlap="1" wp14:anchorId="4D9606D9" wp14:editId="0F91943E">
             <wp:simplePos x="0" y="0"/>
             <wp:positionH relativeFrom="column">
               <wp:posOffset>-765810</wp:posOffset>
@@ -1833,7 +1917,7 @@
           <w:lang w:eastAsia="es-MX"/>
         </w:rPr>
         <w:drawing>
-          <wp:anchor distT="0" distB="0" distL="114300" distR="114300" simplePos="0" relativeHeight="251663360" behindDoc="0" locked="0" layoutInCell="1" allowOverlap="1" wp14:anchorId="494791CC" wp14:editId="59B113A1">
+          <wp:anchor distT="0" distB="0" distL="114300" distR="114300" simplePos="0" relativeHeight="251663360" behindDoc="0" locked="0" layoutInCell="1" allowOverlap="1" wp14:anchorId="5EF0C718" wp14:editId="5612C2E0">
             <wp:simplePos x="0" y="0"/>
             <wp:positionH relativeFrom="column">
               <wp:posOffset>3930015</wp:posOffset>
@@ -2083,7 +2167,7 @@
           <w:lang w:eastAsia="es-MX"/>
         </w:rPr>
         <w:drawing>
-          <wp:inline distT="0" distB="0" distL="0" distR="0">
+          <wp:inline distT="0" distB="0" distL="0" distR="0" wp14:anchorId="28CAFF71" wp14:editId="0EB65364">
             <wp:extent cx="2943225" cy="3190875"/>
             <wp:effectExtent l="0" t="0" r="9525" b="9525"/>
             <wp:docPr id="7" name="Imagen 7"/>
@@ -2281,7 +2365,7 @@
           <w:lang w:eastAsia="es-MX"/>
         </w:rPr>
         <w:drawing>
-          <wp:anchor distT="0" distB="0" distL="114300" distR="114300" simplePos="0" relativeHeight="251664384" behindDoc="0" locked="0" layoutInCell="1" allowOverlap="1" wp14:anchorId="614E44DD" wp14:editId="12B4AE60">
+          <wp:anchor distT="0" distB="0" distL="114300" distR="114300" simplePos="0" relativeHeight="251664384" behindDoc="0" locked="0" layoutInCell="1" allowOverlap="1" wp14:anchorId="03A9E5CB" wp14:editId="27E154A5">
             <wp:simplePos x="0" y="0"/>
             <wp:positionH relativeFrom="column">
               <wp:posOffset>4634865</wp:posOffset>
@@ -2345,7 +2429,7 @@
           <w:lang w:eastAsia="es-MX"/>
         </w:rPr>
         <w:drawing>
-          <wp:inline distT="0" distB="0" distL="0" distR="0" wp14:anchorId="40C8E57E" wp14:editId="7618DEBF">
+          <wp:inline distT="0" distB="0" distL="0" distR="0" wp14:anchorId="0A7904C1" wp14:editId="5FB8062D">
             <wp:extent cx="4505325" cy="4181475"/>
             <wp:effectExtent l="0" t="0" r="9525" b="9525"/>
             <wp:docPr id="8" name="Imagen 8"/>
@@ -2525,7 +2609,7 @@
           <w:lang w:eastAsia="es-MX"/>
         </w:rPr>
         <w:drawing>
-          <wp:anchor distT="0" distB="0" distL="114300" distR="114300" simplePos="0" relativeHeight="251665408" behindDoc="0" locked="0" layoutInCell="1" allowOverlap="1" wp14:anchorId="5329D356" wp14:editId="069D6E80">
+          <wp:anchor distT="0" distB="0" distL="114300" distR="114300" simplePos="0" relativeHeight="251665408" behindDoc="0" locked="0" layoutInCell="1" allowOverlap="1" wp14:anchorId="31D1D0AE" wp14:editId="593F5F01">
             <wp:simplePos x="0" y="0"/>
             <wp:positionH relativeFrom="column">
               <wp:posOffset>-394335</wp:posOffset>
@@ -2707,7 +2791,7 @@
           <w:lang w:eastAsia="es-MX"/>
         </w:rPr>
         <w:drawing>
-          <wp:anchor distT="0" distB="0" distL="114300" distR="114300" simplePos="0" relativeHeight="251666432" behindDoc="0" locked="0" layoutInCell="1" allowOverlap="1" wp14:anchorId="6FFD952B" wp14:editId="6E507A05">
+          <wp:anchor distT="0" distB="0" distL="114300" distR="114300" simplePos="0" relativeHeight="251666432" behindDoc="0" locked="0" layoutInCell="1" allowOverlap="1" wp14:anchorId="6F2C8140" wp14:editId="196776ED">
             <wp:simplePos x="0" y="0"/>
             <wp:positionH relativeFrom="column">
               <wp:posOffset>4006215</wp:posOffset>
@@ -2859,7 +2943,7 @@
           <w:lang w:eastAsia="es-MX"/>
         </w:rPr>
         <w:drawing>
-          <wp:inline distT="0" distB="0" distL="0" distR="0">
+          <wp:inline distT="0" distB="0" distL="0" distR="0" wp14:anchorId="314A338C" wp14:editId="06A84659">
             <wp:extent cx="4895850" cy="3162300"/>
             <wp:effectExtent l="0" t="0" r="0" b="0"/>
             <wp:docPr id="15" name="Imagen 15"/>
@@ -2928,7 +3012,7 @@
           <w:lang w:eastAsia="es-MX"/>
         </w:rPr>
         <w:drawing>
-          <wp:anchor distT="0" distB="0" distL="114300" distR="114300" simplePos="0" relativeHeight="251668480" behindDoc="0" locked="0" layoutInCell="1" allowOverlap="1" wp14:anchorId="54D824E1" wp14:editId="030BA07C">
+          <wp:anchor distT="0" distB="0" distL="114300" distR="114300" simplePos="0" relativeHeight="251668480" behindDoc="0" locked="0" layoutInCell="1" allowOverlap="1" wp14:anchorId="009F7890" wp14:editId="00E0D095">
             <wp:simplePos x="0" y="0"/>
             <wp:positionH relativeFrom="column">
               <wp:posOffset>786765</wp:posOffset>
@@ -3088,7 +3172,7 @@
           <w:lang w:eastAsia="es-MX"/>
         </w:rPr>
         <w:drawing>
-          <wp:inline distT="0" distB="0" distL="0" distR="0">
+          <wp:inline distT="0" distB="0" distL="0" distR="0" wp14:anchorId="4BAE944F" wp14:editId="037C782D">
             <wp:extent cx="4810125" cy="4305300"/>
             <wp:effectExtent l="0" t="0" r="9525" b="0"/>
             <wp:docPr id="14" name="Imagen 14"/>
@@ -3157,7 +3241,7 @@
           <w:lang w:eastAsia="es-MX"/>
         </w:rPr>
         <w:drawing>
-          <wp:inline distT="0" distB="0" distL="0" distR="0" wp14:anchorId="6D2A1C04" wp14:editId="57D93468">
+          <wp:inline distT="0" distB="0" distL="0" distR="0" wp14:anchorId="591AF691" wp14:editId="7A71F68F">
             <wp:extent cx="4153480" cy="1648055"/>
             <wp:effectExtent l="0" t="0" r="0" b="9525"/>
             <wp:docPr id="16" name="Imagen 16"/>
@@ -3278,7 +3362,7 @@
           <w:lang w:eastAsia="es-MX"/>
         </w:rPr>
         <w:drawing>
-          <wp:inline distT="0" distB="0" distL="0" distR="0">
+          <wp:inline distT="0" distB="0" distL="0" distR="0" wp14:anchorId="010CBCA5" wp14:editId="60ADC09C">
             <wp:extent cx="4924425" cy="4371975"/>
             <wp:effectExtent l="0" t="0" r="9525" b="9525"/>
             <wp:docPr id="17" name="Imagen 17"/>
@@ -3347,7 +3431,7 @@
           <w:lang w:eastAsia="es-MX"/>
         </w:rPr>
         <w:drawing>
-          <wp:inline distT="0" distB="0" distL="0" distR="0" wp14:anchorId="1150C594" wp14:editId="5B9B8852">
+          <wp:inline distT="0" distB="0" distL="0" distR="0" wp14:anchorId="04C30322" wp14:editId="485BE1DA">
             <wp:extent cx="3686689" cy="1200318"/>
             <wp:effectExtent l="0" t="0" r="0" b="0"/>
             <wp:docPr id="18" name="Imagen 18"/>
@@ -3479,7 +3563,7 @@
           <w:lang w:eastAsia="es-MX"/>
         </w:rPr>
         <w:drawing>
-          <wp:inline distT="0" distB="0" distL="0" distR="0">
+          <wp:inline distT="0" distB="0" distL="0" distR="0" wp14:anchorId="07F4525F" wp14:editId="4308C8C0">
             <wp:extent cx="4953000" cy="5133975"/>
             <wp:effectExtent l="0" t="0" r="0" b="9525"/>
             <wp:docPr id="19" name="Imagen 19"/>
@@ -3548,7 +3632,7 @@
           <w:lang w:eastAsia="es-MX"/>
         </w:rPr>
         <w:drawing>
-          <wp:inline distT="0" distB="0" distL="0" distR="0" wp14:anchorId="3D8F3965" wp14:editId="2C5520D7">
+          <wp:inline distT="0" distB="0" distL="0" distR="0" wp14:anchorId="430A371B" wp14:editId="79F0D9FA">
             <wp:extent cx="3296110" cy="2238687"/>
             <wp:effectExtent l="0" t="0" r="0" b="9525"/>
             <wp:docPr id="20" name="Imagen 20"/>
@@ -3625,7 +3709,7 @@
           <w:lang w:eastAsia="es-MX"/>
         </w:rPr>
         <w:drawing>
-          <wp:inline distT="0" distB="0" distL="0" distR="0">
+          <wp:inline distT="0" distB="0" distL="0" distR="0" wp14:anchorId="27E73D7D" wp14:editId="6D2EAD03">
             <wp:extent cx="4705350" cy="2905125"/>
             <wp:effectExtent l="0" t="0" r="0" b="9525"/>
             <wp:docPr id="21" name="Imagen 21"/>
@@ -3694,7 +3778,7 @@
           <w:lang w:eastAsia="es-MX"/>
         </w:rPr>
         <w:drawing>
-          <wp:inline distT="0" distB="0" distL="0" distR="0" wp14:anchorId="1ACEF8D1" wp14:editId="65DAF9CB">
+          <wp:inline distT="0" distB="0" distL="0" distR="0" wp14:anchorId="32B04CAB" wp14:editId="307A0A46">
             <wp:extent cx="1648055" cy="285790"/>
             <wp:effectExtent l="0" t="0" r="0" b="0"/>
             <wp:docPr id="22" name="Imagen 22"/>
@@ -3892,7 +3976,7 @@
           <w:lang w:eastAsia="es-MX"/>
         </w:rPr>
         <w:drawing>
-          <wp:inline distT="0" distB="0" distL="0" distR="0">
+          <wp:inline distT="0" distB="0" distL="0" distR="0" wp14:anchorId="54E8E437" wp14:editId="0587E215">
             <wp:extent cx="4638675" cy="5029200"/>
             <wp:effectExtent l="0" t="0" r="9525" b="0"/>
             <wp:docPr id="23" name="Imagen 23"/>
@@ -3961,7 +4045,7 @@
           <w:lang w:eastAsia="es-MX"/>
         </w:rPr>
         <w:drawing>
-          <wp:inline distT="0" distB="0" distL="0" distR="0" wp14:anchorId="6E21BF92" wp14:editId="2323249A">
+          <wp:inline distT="0" distB="0" distL="0" distR="0" wp14:anchorId="48F8F9C6" wp14:editId="1292F8F9">
             <wp:extent cx="1962424" cy="1362265"/>
             <wp:effectExtent l="0" t="0" r="0" b="9525"/>
             <wp:docPr id="24" name="Imagen 24"/>
@@ -4081,7 +4165,7 @@
           <w:lang w:eastAsia="es-MX"/>
         </w:rPr>
         <w:drawing>
-          <wp:inline distT="0" distB="0" distL="0" distR="0">
+          <wp:inline distT="0" distB="0" distL="0" distR="0" wp14:anchorId="2B662C58" wp14:editId="09BFF52D">
             <wp:extent cx="4838700" cy="3352800"/>
             <wp:effectExtent l="0" t="0" r="0" b="0"/>
             <wp:docPr id="25" name="Imagen 25"/>
@@ -4155,8 +4239,6 @@
           <w:szCs w:val="24"/>
         </w:rPr>
       </w:pPr>
-      <w:bookmarkStart w:id="3" w:name="_GoBack"/>
-      <w:bookmarkEnd w:id="3"/>
       <w:r>
         <w:rPr>
           <w:rFonts w:ascii="Calibri" w:hAnsi="Calibri" w:cs="Calibri"/>
@@ -4167,7 +4249,7 @@
           <w:lang w:eastAsia="es-MX"/>
         </w:rPr>
         <w:drawing>
-          <wp:inline distT="0" distB="0" distL="0" distR="0" wp14:anchorId="2570FB1D" wp14:editId="7D43F07C">
+          <wp:inline distT="0" distB="0" distL="0" distR="0" wp14:anchorId="242D8495" wp14:editId="01441BAE">
             <wp:extent cx="1575952" cy="866775"/>
             <wp:effectExtent l="0" t="0" r="5715" b="0"/>
             <wp:docPr id="26" name="Imagen 26"/>
@@ -4224,7 +4306,7 @@
           <w:lang w:eastAsia="es-MX"/>
         </w:rPr>
         <w:drawing>
-          <wp:inline distT="0" distB="0" distL="0" distR="0" wp14:anchorId="6E5C6EB3" wp14:editId="74743DEE">
+          <wp:inline distT="0" distB="0" distL="0" distR="0" wp14:anchorId="2CE683A1" wp14:editId="225491C8">
             <wp:extent cx="1057423" cy="390580"/>
             <wp:effectExtent l="0" t="0" r="0" b="9525"/>
             <wp:docPr id="27" name="Imagen 27"/>
@@ -4263,6 +4345,980 @@
     <w:p>
       <w:pPr>
         <w:spacing w:line="360" w:lineRule="auto"/>
+        <w:rPr>
+          <w:rFonts w:ascii="Calibri" w:hAnsi="Calibri" w:cs="Calibri"/>
+          <w:sz w:val="24"/>
+          <w:szCs w:val="24"/>
+        </w:rPr>
+      </w:pPr>
+    </w:p>
+    <w:p>
+      <w:pPr>
+        <w:spacing w:line="360" w:lineRule="auto"/>
+        <w:rPr>
+          <w:rFonts w:ascii="Calibri" w:hAnsi="Calibri" w:cs="Calibri"/>
+          <w:sz w:val="24"/>
+          <w:szCs w:val="24"/>
+        </w:rPr>
+      </w:pPr>
+    </w:p>
+    <w:p>
+      <w:pPr>
+        <w:spacing w:line="360" w:lineRule="auto"/>
+        <w:rPr>
+          <w:rFonts w:ascii="Calibri" w:hAnsi="Calibri" w:cs="Calibri"/>
+          <w:sz w:val="24"/>
+          <w:szCs w:val="24"/>
+        </w:rPr>
+      </w:pPr>
+    </w:p>
+    <w:p>
+      <w:pPr>
+        <w:spacing w:line="360" w:lineRule="auto"/>
+        <w:rPr>
+          <w:rFonts w:ascii="Calibri" w:hAnsi="Calibri" w:cs="Calibri"/>
+          <w:sz w:val="24"/>
+          <w:szCs w:val="24"/>
+        </w:rPr>
+      </w:pPr>
+    </w:p>
+    <w:p>
+      <w:pPr>
+        <w:spacing w:line="360" w:lineRule="auto"/>
+        <w:rPr>
+          <w:rFonts w:ascii="Calibri" w:hAnsi="Calibri" w:cs="Calibri"/>
+          <w:sz w:val="24"/>
+          <w:szCs w:val="24"/>
+        </w:rPr>
+      </w:pPr>
+    </w:p>
+    <w:p>
+      <w:pPr>
+        <w:pStyle w:val="Ttulo2"/>
+      </w:pPr>
+      <w:bookmarkStart w:id="3" w:name="_Toc234484010"/>
+      <w:r>
+        <w:lastRenderedPageBreak/>
+        <w:t>3. Condicionales</w:t>
+      </w:r>
+      <w:bookmarkEnd w:id="3"/>
+    </w:p>
+    <w:p/>
+    <w:p>
+      <w:r>
+        <w:t>u</w:t>
+      </w:r>
+      <w:r>
+        <w:t xml:space="preserve">na condición y dependiendo de si esta es verdadera o no se </w:t>
+      </w:r>
+      <w:r>
+        <w:t>ejecutará</w:t>
+      </w:r>
+      <w:r>
+        <w:t xml:space="preserve"> un grupo de instrucciones.</w:t>
+      </w:r>
+    </w:p>
+    <w:p>
+      <w:pPr>
+        <w:spacing w:line="360" w:lineRule="auto"/>
+        <w:rPr>
+          <w:rFonts w:ascii="Calibri" w:hAnsi="Calibri" w:cs="Calibri"/>
+          <w:b/>
+          <w:sz w:val="24"/>
+          <w:szCs w:val="24"/>
+        </w:rPr>
+      </w:pPr>
+      <w:r>
+        <w:rPr>
+          <w:rFonts w:ascii="Calibri" w:hAnsi="Calibri" w:cs="Calibri"/>
+          <w:b/>
+          <w:noProof/>
+          <w:sz w:val="24"/>
+          <w:szCs w:val="24"/>
+          <w:lang w:eastAsia="es-MX"/>
+        </w:rPr>
+        <w:drawing>
+          <wp:anchor distT="0" distB="0" distL="114300" distR="114300" simplePos="0" relativeHeight="251669504" behindDoc="0" locked="0" layoutInCell="1" allowOverlap="1" wp14:anchorId="7A5716EB" wp14:editId="7A173DD0">
+            <wp:simplePos x="0" y="0"/>
+            <wp:positionH relativeFrom="column">
+              <wp:posOffset>-956310</wp:posOffset>
+            </wp:positionH>
+            <wp:positionV relativeFrom="paragraph">
+              <wp:posOffset>381635</wp:posOffset>
+            </wp:positionV>
+            <wp:extent cx="4648200" cy="6810375"/>
+            <wp:effectExtent l="0" t="0" r="0" b="9525"/>
+            <wp:wrapSquare wrapText="bothSides"/>
+            <wp:docPr id="31" name="Imagen 31"/>
+            <wp:cNvGraphicFramePr>
+              <a:graphicFrameLocks xmlns:a="http://schemas.openxmlformats.org/drawingml/2006/main" noChangeAspect="1"/>
+            </wp:cNvGraphicFramePr>
+            <a:graphic xmlns:a="http://schemas.openxmlformats.org/drawingml/2006/main">
+              <a:graphicData uri="http://schemas.openxmlformats.org/drawingml/2006/picture">
+                <pic:pic xmlns:pic="http://schemas.openxmlformats.org/drawingml/2006/picture">
+                  <pic:nvPicPr>
+                    <pic:cNvPr id="31" name="carbon (2).png"/>
+                    <pic:cNvPicPr/>
+                  </pic:nvPicPr>
+                  <pic:blipFill rotWithShape="1">
+                    <a:blip r:embed="rId34">
+                      <a:extLst>
+                        <a:ext uri="{28A0092B-C50C-407E-A947-70E740481C1C}">
+                          <a14:useLocalDpi xmlns:a14="http://schemas.microsoft.com/office/drawing/2010/main" val="0"/>
+                        </a:ext>
+                      </a:extLst>
+                    </a:blip>
+                    <a:srcRect l="8485" t="6502" r="8691" b="5775"/>
+                    <a:stretch/>
+                  </pic:blipFill>
+                  <pic:spPr bwMode="auto">
+                    <a:xfrm>
+                      <a:off x="0" y="0"/>
+                      <a:ext cx="4648200" cy="6810375"/>
+                    </a:xfrm>
+                    <a:prstGeom prst="rect">
+                      <a:avLst/>
+                    </a:prstGeom>
+                    <a:ln>
+                      <a:noFill/>
+                    </a:ln>
+                    <a:extLst>
+                      <a:ext uri="{53640926-AAD7-44D8-BBD7-CCE9431645EC}">
+                        <a14:shadowObscured xmlns:a14="http://schemas.microsoft.com/office/drawing/2010/main"/>
+                      </a:ext>
+                    </a:extLst>
+                  </pic:spPr>
+                </pic:pic>
+              </a:graphicData>
+            </a:graphic>
+            <wp14:sizeRelH relativeFrom="page">
+              <wp14:pctWidth>0</wp14:pctWidth>
+            </wp14:sizeRelH>
+            <wp14:sizeRelV relativeFrom="page">
+              <wp14:pctHeight>0</wp14:pctHeight>
+            </wp14:sizeRelV>
+          </wp:anchor>
+        </w:drawing>
+      </w:r>
+      <w:r>
+        <w:rPr>
+          <w:rFonts w:ascii="Calibri" w:hAnsi="Calibri" w:cs="Calibri"/>
+          <w:b/>
+          <w:sz w:val="24"/>
+          <w:szCs w:val="24"/>
+        </w:rPr>
+        <w:t>Sentencia IF</w:t>
+      </w:r>
+      <w:r>
+        <w:rPr>
+          <w:rFonts w:ascii="Calibri" w:hAnsi="Calibri" w:cs="Calibri"/>
+          <w:b/>
+          <w:sz w:val="24"/>
+          <w:szCs w:val="24"/>
+        </w:rPr>
+        <w:t xml:space="preserve"> ELSE</w:t>
+      </w:r>
+    </w:p>
+    <w:p>
+      <w:pPr>
+        <w:spacing w:line="360" w:lineRule="auto"/>
+        <w:rPr>
+          <w:rFonts w:ascii="Calibri" w:hAnsi="Calibri" w:cs="Calibri"/>
+          <w:b/>
+          <w:noProof/>
+          <w:sz w:val="24"/>
+          <w:szCs w:val="24"/>
+          <w:lang w:eastAsia="es-MX"/>
+        </w:rPr>
+      </w:pPr>
+    </w:p>
+    <w:p>
+      <w:pPr>
+        <w:spacing w:line="360" w:lineRule="auto"/>
+        <w:jc w:val="center"/>
+        <w:rPr>
+          <w:rFonts w:ascii="Calibri" w:hAnsi="Calibri" w:cs="Calibri"/>
+          <w:b/>
+          <w:noProof/>
+          <w:sz w:val="24"/>
+          <w:szCs w:val="24"/>
+          <w:lang w:eastAsia="es-MX"/>
+        </w:rPr>
+      </w:pPr>
+    </w:p>
+    <w:p>
+      <w:pPr>
+        <w:spacing w:line="360" w:lineRule="auto"/>
+        <w:jc w:val="center"/>
+        <w:rPr>
+          <w:rFonts w:ascii="Calibri" w:hAnsi="Calibri" w:cs="Calibri"/>
+          <w:b/>
+          <w:noProof/>
+          <w:sz w:val="24"/>
+          <w:szCs w:val="24"/>
+          <w:lang w:eastAsia="es-MX"/>
+        </w:rPr>
+      </w:pPr>
+    </w:p>
+    <w:p>
+      <w:pPr>
+        <w:spacing w:line="360" w:lineRule="auto"/>
+        <w:jc w:val="center"/>
+        <w:rPr>
+          <w:rFonts w:ascii="Calibri" w:hAnsi="Calibri" w:cs="Calibri"/>
+          <w:b/>
+          <w:noProof/>
+          <w:sz w:val="24"/>
+          <w:szCs w:val="24"/>
+          <w:lang w:eastAsia="es-MX"/>
+        </w:rPr>
+      </w:pPr>
+    </w:p>
+    <w:p>
+      <w:pPr>
+        <w:spacing w:line="360" w:lineRule="auto"/>
+        <w:rPr>
+          <w:rFonts w:ascii="Calibri" w:hAnsi="Calibri" w:cs="Calibri"/>
+          <w:b/>
+          <w:noProof/>
+          <w:sz w:val="24"/>
+          <w:szCs w:val="24"/>
+          <w:lang w:eastAsia="es-MX"/>
+        </w:rPr>
+      </w:pPr>
+    </w:p>
+    <w:p>
+      <w:pPr>
+        <w:spacing w:line="360" w:lineRule="auto"/>
+        <w:rPr>
+          <w:rFonts w:ascii="Calibri" w:hAnsi="Calibri" w:cs="Calibri"/>
+          <w:b/>
+          <w:noProof/>
+          <w:sz w:val="24"/>
+          <w:szCs w:val="24"/>
+          <w:lang w:eastAsia="es-MX"/>
+        </w:rPr>
+      </w:pPr>
+    </w:p>
+    <w:p>
+      <w:pPr>
+        <w:spacing w:line="360" w:lineRule="auto"/>
+        <w:rPr>
+          <w:rFonts w:ascii="Calibri" w:hAnsi="Calibri" w:cs="Calibri"/>
+          <w:b/>
+          <w:noProof/>
+          <w:sz w:val="24"/>
+          <w:szCs w:val="24"/>
+          <w:lang w:eastAsia="es-MX"/>
+        </w:rPr>
+      </w:pPr>
+    </w:p>
+    <w:p>
+      <w:pPr>
+        <w:spacing w:line="360" w:lineRule="auto"/>
+        <w:rPr>
+          <w:rFonts w:ascii="Calibri" w:hAnsi="Calibri" w:cs="Calibri"/>
+          <w:b/>
+          <w:sz w:val="24"/>
+          <w:szCs w:val="24"/>
+        </w:rPr>
+      </w:pPr>
+    </w:p>
+    <w:p>
+      <w:pPr>
+        <w:spacing w:line="360" w:lineRule="auto"/>
+        <w:rPr>
+          <w:rFonts w:ascii="Calibri" w:hAnsi="Calibri" w:cs="Calibri"/>
+          <w:b/>
+          <w:sz w:val="24"/>
+          <w:szCs w:val="24"/>
+        </w:rPr>
+      </w:pPr>
+      <w:r>
+        <w:rPr>
+          <w:rFonts w:ascii="Calibri" w:hAnsi="Calibri" w:cs="Calibri"/>
+          <w:b/>
+          <w:noProof/>
+          <w:sz w:val="24"/>
+          <w:szCs w:val="24"/>
+          <w:lang w:eastAsia="es-MX"/>
+        </w:rPr>
+        <w:drawing>
+          <wp:anchor distT="0" distB="0" distL="114300" distR="114300" simplePos="0" relativeHeight="251670528" behindDoc="0" locked="0" layoutInCell="1" allowOverlap="1" wp14:anchorId="26705EB3" wp14:editId="3FEDC262">
+            <wp:simplePos x="0" y="0"/>
+            <wp:positionH relativeFrom="column">
+              <wp:posOffset>3882390</wp:posOffset>
+            </wp:positionH>
+            <wp:positionV relativeFrom="paragraph">
+              <wp:posOffset>2370455</wp:posOffset>
+            </wp:positionV>
+            <wp:extent cx="1991003" cy="952633"/>
+            <wp:effectExtent l="0" t="0" r="9525" b="0"/>
+            <wp:wrapSquare wrapText="bothSides"/>
+            <wp:docPr id="32" name="Imagen 32"/>
+            <wp:cNvGraphicFramePr>
+              <a:graphicFrameLocks xmlns:a="http://schemas.openxmlformats.org/drawingml/2006/main" noChangeAspect="1"/>
+            </wp:cNvGraphicFramePr>
+            <a:graphic xmlns:a="http://schemas.openxmlformats.org/drawingml/2006/main">
+              <a:graphicData uri="http://schemas.openxmlformats.org/drawingml/2006/picture">
+                <pic:pic xmlns:pic="http://schemas.openxmlformats.org/drawingml/2006/picture">
+                  <pic:nvPicPr>
+                    <pic:cNvPr id="1" name=""/>
+                    <pic:cNvPicPr/>
+                  </pic:nvPicPr>
+                  <pic:blipFill>
+                    <a:blip r:embed="rId35">
+                      <a:extLst>
+                        <a:ext uri="{28A0092B-C50C-407E-A947-70E740481C1C}">
+                          <a14:useLocalDpi xmlns:a14="http://schemas.microsoft.com/office/drawing/2010/main" val="0"/>
+                        </a:ext>
+                      </a:extLst>
+                    </a:blip>
+                    <a:stretch>
+                      <a:fillRect/>
+                    </a:stretch>
+                  </pic:blipFill>
+                  <pic:spPr>
+                    <a:xfrm>
+                      <a:off x="0" y="0"/>
+                      <a:ext cx="1991003" cy="952633"/>
+                    </a:xfrm>
+                    <a:prstGeom prst="rect">
+                      <a:avLst/>
+                    </a:prstGeom>
+                  </pic:spPr>
+                </pic:pic>
+              </a:graphicData>
+            </a:graphic>
+            <wp14:sizeRelH relativeFrom="page">
+              <wp14:pctWidth>0</wp14:pctWidth>
+            </wp14:sizeRelH>
+            <wp14:sizeRelV relativeFrom="page">
+              <wp14:pctHeight>0</wp14:pctHeight>
+            </wp14:sizeRelV>
+          </wp:anchor>
+        </w:drawing>
+      </w:r>
+      <w:r>
+        <w:rPr>
+          <w:rFonts w:ascii="Calibri" w:hAnsi="Calibri" w:cs="Calibri"/>
+          <w:b/>
+          <w:noProof/>
+          <w:sz w:val="24"/>
+          <w:szCs w:val="24"/>
+          <w:lang w:eastAsia="es-MX"/>
+        </w:rPr>
+        <w:drawing>
+          <wp:anchor distT="0" distB="0" distL="114300" distR="114300" simplePos="0" relativeHeight="251671552" behindDoc="0" locked="0" layoutInCell="1" allowOverlap="1" wp14:anchorId="2C6DF2E9" wp14:editId="110CA3FF">
+            <wp:simplePos x="0" y="0"/>
+            <wp:positionH relativeFrom="column">
+              <wp:posOffset>3882390</wp:posOffset>
+            </wp:positionH>
+            <wp:positionV relativeFrom="paragraph">
+              <wp:posOffset>1255395</wp:posOffset>
+            </wp:positionV>
+            <wp:extent cx="2466975" cy="962025"/>
+            <wp:effectExtent l="0" t="0" r="9525" b="9525"/>
+            <wp:wrapSquare wrapText="bothSides"/>
+            <wp:docPr id="34" name="Imagen 34"/>
+            <wp:cNvGraphicFramePr>
+              <a:graphicFrameLocks xmlns:a="http://schemas.openxmlformats.org/drawingml/2006/main" noChangeAspect="1"/>
+            </wp:cNvGraphicFramePr>
+            <a:graphic xmlns:a="http://schemas.openxmlformats.org/drawingml/2006/main">
+              <a:graphicData uri="http://schemas.openxmlformats.org/drawingml/2006/picture">
+                <pic:pic xmlns:pic="http://schemas.openxmlformats.org/drawingml/2006/picture">
+                  <pic:nvPicPr>
+                    <pic:cNvPr id="1" name=""/>
+                    <pic:cNvPicPr/>
+                  </pic:nvPicPr>
+                  <pic:blipFill>
+                    <a:blip r:embed="rId36">
+                      <a:extLst>
+                        <a:ext uri="{28A0092B-C50C-407E-A947-70E740481C1C}">
+                          <a14:useLocalDpi xmlns:a14="http://schemas.microsoft.com/office/drawing/2010/main" val="0"/>
+                        </a:ext>
+                      </a:extLst>
+                    </a:blip>
+                    <a:stretch>
+                      <a:fillRect/>
+                    </a:stretch>
+                  </pic:blipFill>
+                  <pic:spPr>
+                    <a:xfrm>
+                      <a:off x="0" y="0"/>
+                      <a:ext cx="2466975" cy="962025"/>
+                    </a:xfrm>
+                    <a:prstGeom prst="rect">
+                      <a:avLst/>
+                    </a:prstGeom>
+                  </pic:spPr>
+                </pic:pic>
+              </a:graphicData>
+            </a:graphic>
+            <wp14:sizeRelH relativeFrom="page">
+              <wp14:pctWidth>0</wp14:pctWidth>
+            </wp14:sizeRelH>
+            <wp14:sizeRelV relativeFrom="page">
+              <wp14:pctHeight>0</wp14:pctHeight>
+            </wp14:sizeRelV>
+          </wp:anchor>
+        </w:drawing>
+      </w:r>
+      <w:r>
+        <w:rPr>
+          <w:rFonts w:ascii="Calibri" w:hAnsi="Calibri" w:cs="Calibri"/>
+          <w:b/>
+          <w:noProof/>
+          <w:sz w:val="24"/>
+          <w:szCs w:val="24"/>
+          <w:lang w:eastAsia="es-MX"/>
+        </w:rPr>
+        <w:drawing>
+          <wp:anchor distT="0" distB="0" distL="114300" distR="114300" simplePos="0" relativeHeight="251672576" behindDoc="0" locked="0" layoutInCell="1" allowOverlap="1" wp14:anchorId="2A01CE11" wp14:editId="224B1C9F">
+            <wp:simplePos x="0" y="0"/>
+            <wp:positionH relativeFrom="column">
+              <wp:posOffset>3882390</wp:posOffset>
+            </wp:positionH>
+            <wp:positionV relativeFrom="paragraph">
+              <wp:posOffset>198755</wp:posOffset>
+            </wp:positionV>
+            <wp:extent cx="2438740" cy="905001"/>
+            <wp:effectExtent l="0" t="0" r="0" b="9525"/>
+            <wp:wrapSquare wrapText="bothSides"/>
+            <wp:docPr id="33" name="Imagen 33"/>
+            <wp:cNvGraphicFramePr>
+              <a:graphicFrameLocks xmlns:a="http://schemas.openxmlformats.org/drawingml/2006/main" noChangeAspect="1"/>
+            </wp:cNvGraphicFramePr>
+            <a:graphic xmlns:a="http://schemas.openxmlformats.org/drawingml/2006/main">
+              <a:graphicData uri="http://schemas.openxmlformats.org/drawingml/2006/picture">
+                <pic:pic xmlns:pic="http://schemas.openxmlformats.org/drawingml/2006/picture">
+                  <pic:nvPicPr>
+                    <pic:cNvPr id="1" name=""/>
+                    <pic:cNvPicPr/>
+                  </pic:nvPicPr>
+                  <pic:blipFill>
+                    <a:blip r:embed="rId37">
+                      <a:extLst>
+                        <a:ext uri="{28A0092B-C50C-407E-A947-70E740481C1C}">
+                          <a14:useLocalDpi xmlns:a14="http://schemas.microsoft.com/office/drawing/2010/main" val="0"/>
+                        </a:ext>
+                      </a:extLst>
+                    </a:blip>
+                    <a:stretch>
+                      <a:fillRect/>
+                    </a:stretch>
+                  </pic:blipFill>
+                  <pic:spPr>
+                    <a:xfrm>
+                      <a:off x="0" y="0"/>
+                      <a:ext cx="2438740" cy="905001"/>
+                    </a:xfrm>
+                    <a:prstGeom prst="rect">
+                      <a:avLst/>
+                    </a:prstGeom>
+                  </pic:spPr>
+                </pic:pic>
+              </a:graphicData>
+            </a:graphic>
+            <wp14:sizeRelH relativeFrom="page">
+              <wp14:pctWidth>0</wp14:pctWidth>
+            </wp14:sizeRelH>
+            <wp14:sizeRelV relativeFrom="page">
+              <wp14:pctHeight>0</wp14:pctHeight>
+            </wp14:sizeRelV>
+          </wp:anchor>
+        </w:drawing>
+      </w:r>
+    </w:p>
+    <w:p>
+      <w:pPr>
+        <w:spacing w:line="360" w:lineRule="auto"/>
+        <w:rPr>
+          <w:rFonts w:ascii="Calibri" w:hAnsi="Calibri" w:cs="Calibri"/>
+          <w:b/>
+          <w:sz w:val="24"/>
+          <w:szCs w:val="24"/>
+        </w:rPr>
+      </w:pPr>
+    </w:p>
+    <w:p>
+      <w:pPr>
+        <w:spacing w:line="360" w:lineRule="auto"/>
+        <w:rPr>
+          <w:rFonts w:ascii="Calibri" w:hAnsi="Calibri" w:cs="Calibri"/>
+          <w:b/>
+          <w:sz w:val="24"/>
+          <w:szCs w:val="24"/>
+        </w:rPr>
+      </w:pPr>
+    </w:p>
+    <w:p>
+      <w:pPr>
+        <w:spacing w:line="360" w:lineRule="auto"/>
+        <w:rPr>
+          <w:rFonts w:ascii="Calibri" w:hAnsi="Calibri" w:cs="Calibri"/>
+          <w:b/>
+          <w:sz w:val="24"/>
+          <w:szCs w:val="24"/>
+        </w:rPr>
+      </w:pPr>
+      <w:r>
+        <w:rPr>
+          <w:rFonts w:ascii="Calibri" w:hAnsi="Calibri" w:cs="Calibri"/>
+          <w:b/>
+          <w:noProof/>
+          <w:sz w:val="24"/>
+          <w:szCs w:val="24"/>
+          <w:lang w:eastAsia="es-MX"/>
+        </w:rPr>
+        <w:lastRenderedPageBreak/>
+        <w:drawing>
+          <wp:anchor distT="0" distB="0" distL="114300" distR="114300" simplePos="0" relativeHeight="251673600" behindDoc="0" locked="0" layoutInCell="1" allowOverlap="1" wp14:anchorId="06BA6944" wp14:editId="3864FC38">
+            <wp:simplePos x="0" y="0"/>
+            <wp:positionH relativeFrom="column">
+              <wp:posOffset>-910561</wp:posOffset>
+            </wp:positionH>
+            <wp:positionV relativeFrom="paragraph">
+              <wp:posOffset>238465</wp:posOffset>
+            </wp:positionV>
+            <wp:extent cx="4709160" cy="6783572"/>
+            <wp:effectExtent l="0" t="0" r="0" b="0"/>
+            <wp:wrapSquare wrapText="bothSides"/>
+            <wp:docPr id="12" name="Imagen 12"/>
+            <wp:cNvGraphicFramePr>
+              <a:graphicFrameLocks xmlns:a="http://schemas.openxmlformats.org/drawingml/2006/main" noChangeAspect="1"/>
+            </wp:cNvGraphicFramePr>
+            <a:graphic xmlns:a="http://schemas.openxmlformats.org/drawingml/2006/main">
+              <a:graphicData uri="http://schemas.openxmlformats.org/drawingml/2006/picture">
+                <pic:pic xmlns:pic="http://schemas.openxmlformats.org/drawingml/2006/picture">
+                  <pic:nvPicPr>
+                    <pic:cNvPr id="12" name="carbon.png"/>
+                    <pic:cNvPicPr/>
+                  </pic:nvPicPr>
+                  <pic:blipFill rotWithShape="1">
+                    <a:blip r:embed="rId38">
+                      <a:extLst>
+                        <a:ext uri="{28A0092B-C50C-407E-A947-70E740481C1C}">
+                          <a14:useLocalDpi xmlns:a14="http://schemas.microsoft.com/office/drawing/2010/main" val="0"/>
+                        </a:ext>
+                      </a:extLst>
+                    </a:blip>
+                    <a:srcRect l="8337" t="8252" r="7734" b="5424"/>
+                    <a:stretch/>
+                  </pic:blipFill>
+                  <pic:spPr bwMode="auto">
+                    <a:xfrm>
+                      <a:off x="0" y="0"/>
+                      <a:ext cx="4709160" cy="6783572"/>
+                    </a:xfrm>
+                    <a:prstGeom prst="rect">
+                      <a:avLst/>
+                    </a:prstGeom>
+                    <a:ln>
+                      <a:noFill/>
+                    </a:ln>
+                    <a:extLst>
+                      <a:ext uri="{53640926-AAD7-44D8-BBD7-CCE9431645EC}">
+                        <a14:shadowObscured xmlns:a14="http://schemas.microsoft.com/office/drawing/2010/main"/>
+                      </a:ext>
+                    </a:extLst>
+                  </pic:spPr>
+                </pic:pic>
+              </a:graphicData>
+            </a:graphic>
+            <wp14:sizeRelH relativeFrom="page">
+              <wp14:pctWidth>0</wp14:pctWidth>
+            </wp14:sizeRelH>
+            <wp14:sizeRelV relativeFrom="page">
+              <wp14:pctHeight>0</wp14:pctHeight>
+            </wp14:sizeRelV>
+          </wp:anchor>
+        </w:drawing>
+      </w:r>
+      <w:r>
+        <w:rPr>
+          <w:rFonts w:ascii="Calibri" w:hAnsi="Calibri" w:cs="Calibri"/>
+          <w:b/>
+          <w:sz w:val="24"/>
+          <w:szCs w:val="24"/>
+        </w:rPr>
+        <w:t>Sentencia SWITCH</w:t>
+      </w:r>
+    </w:p>
+    <w:p>
+      <w:pPr>
+        <w:spacing w:line="360" w:lineRule="auto"/>
+        <w:rPr>
+          <w:rFonts w:ascii="Calibri" w:hAnsi="Calibri" w:cs="Calibri"/>
+          <w:b/>
+          <w:noProof/>
+          <w:sz w:val="24"/>
+          <w:szCs w:val="24"/>
+          <w:lang w:eastAsia="es-MX"/>
+        </w:rPr>
+      </w:pPr>
+    </w:p>
+    <w:p>
+      <w:pPr>
+        <w:spacing w:line="360" w:lineRule="auto"/>
+        <w:rPr>
+          <w:rFonts w:ascii="Calibri" w:hAnsi="Calibri" w:cs="Calibri"/>
+          <w:b/>
+          <w:sz w:val="24"/>
+          <w:szCs w:val="24"/>
+        </w:rPr>
+      </w:pPr>
+    </w:p>
+    <w:p>
+      <w:pPr>
+        <w:spacing w:line="360" w:lineRule="auto"/>
+        <w:rPr>
+          <w:rFonts w:ascii="Calibri" w:hAnsi="Calibri" w:cs="Calibri"/>
+          <w:b/>
+          <w:sz w:val="24"/>
+          <w:szCs w:val="24"/>
+        </w:rPr>
+      </w:pPr>
+    </w:p>
+    <w:p>
+      <w:pPr>
+        <w:spacing w:line="360" w:lineRule="auto"/>
+        <w:rPr>
+          <w:rFonts w:ascii="Calibri" w:hAnsi="Calibri" w:cs="Calibri"/>
+          <w:b/>
+          <w:sz w:val="24"/>
+          <w:szCs w:val="24"/>
+        </w:rPr>
+      </w:pPr>
+    </w:p>
+    <w:p>
+      <w:pPr>
+        <w:spacing w:line="360" w:lineRule="auto"/>
+        <w:rPr>
+          <w:rFonts w:ascii="Calibri" w:hAnsi="Calibri" w:cs="Calibri"/>
+          <w:b/>
+          <w:sz w:val="24"/>
+          <w:szCs w:val="24"/>
+        </w:rPr>
+      </w:pPr>
+    </w:p>
+    <w:p>
+      <w:pPr>
+        <w:spacing w:line="360" w:lineRule="auto"/>
+        <w:rPr>
+          <w:rFonts w:ascii="Calibri" w:hAnsi="Calibri" w:cs="Calibri"/>
+          <w:b/>
+          <w:sz w:val="24"/>
+          <w:szCs w:val="24"/>
+        </w:rPr>
+      </w:pPr>
+    </w:p>
+    <w:p>
+      <w:pPr>
+        <w:spacing w:line="360" w:lineRule="auto"/>
+        <w:rPr>
+          <w:rFonts w:ascii="Calibri" w:hAnsi="Calibri" w:cs="Calibri"/>
+          <w:b/>
+          <w:sz w:val="24"/>
+          <w:szCs w:val="24"/>
+        </w:rPr>
+      </w:pPr>
+    </w:p>
+    <w:p>
+      <w:pPr>
+        <w:spacing w:line="360" w:lineRule="auto"/>
+        <w:rPr>
+          <w:rFonts w:ascii="Calibri" w:hAnsi="Calibri" w:cs="Calibri"/>
+          <w:b/>
+          <w:sz w:val="24"/>
+          <w:szCs w:val="24"/>
+        </w:rPr>
+      </w:pPr>
+    </w:p>
+    <w:p>
+      <w:pPr>
+        <w:spacing w:line="360" w:lineRule="auto"/>
+        <w:rPr>
+          <w:rFonts w:ascii="Calibri" w:hAnsi="Calibri" w:cs="Calibri"/>
+          <w:b/>
+          <w:sz w:val="24"/>
+          <w:szCs w:val="24"/>
+        </w:rPr>
+      </w:pPr>
+      <w:r>
+        <w:rPr>
+          <w:rFonts w:ascii="Calibri" w:hAnsi="Calibri" w:cs="Calibri"/>
+          <w:b/>
+          <w:sz w:val="24"/>
+          <w:szCs w:val="24"/>
+        </w:rPr>
+        <w:br/>
+      </w:r>
+      <w:r>
+        <w:rPr>
+          <w:rFonts w:ascii="Calibri" w:hAnsi="Calibri" w:cs="Calibri"/>
+          <w:b/>
+          <w:sz w:val="24"/>
+          <w:szCs w:val="24"/>
+        </w:rPr>
+        <w:drawing>
+          <wp:anchor distT="0" distB="0" distL="114300" distR="114300" simplePos="0" relativeHeight="251674624" behindDoc="0" locked="0" layoutInCell="1" allowOverlap="1" wp14:anchorId="00C8E66D" wp14:editId="363C9E31">
+            <wp:simplePos x="0" y="0"/>
+            <wp:positionH relativeFrom="column">
+              <wp:posOffset>3981967</wp:posOffset>
+            </wp:positionH>
+            <wp:positionV relativeFrom="paragraph">
+              <wp:posOffset>2042160</wp:posOffset>
+            </wp:positionV>
+            <wp:extent cx="2505425" cy="714475"/>
+            <wp:effectExtent l="0" t="0" r="0" b="9525"/>
+            <wp:wrapSquare wrapText="bothSides"/>
+            <wp:docPr id="28" name="Imagen 28"/>
+            <wp:cNvGraphicFramePr>
+              <a:graphicFrameLocks xmlns:a="http://schemas.openxmlformats.org/drawingml/2006/main" noChangeAspect="1"/>
+            </wp:cNvGraphicFramePr>
+            <a:graphic xmlns:a="http://schemas.openxmlformats.org/drawingml/2006/main">
+              <a:graphicData uri="http://schemas.openxmlformats.org/drawingml/2006/picture">
+                <pic:pic xmlns:pic="http://schemas.openxmlformats.org/drawingml/2006/picture">
+                  <pic:nvPicPr>
+                    <pic:cNvPr id="1" name=""/>
+                    <pic:cNvPicPr/>
+                  </pic:nvPicPr>
+                  <pic:blipFill>
+                    <a:blip r:embed="rId39">
+                      <a:extLst>
+                        <a:ext uri="{28A0092B-C50C-407E-A947-70E740481C1C}">
+                          <a14:useLocalDpi xmlns:a14="http://schemas.microsoft.com/office/drawing/2010/main" val="0"/>
+                        </a:ext>
+                      </a:extLst>
+                    </a:blip>
+                    <a:stretch>
+                      <a:fillRect/>
+                    </a:stretch>
+                  </pic:blipFill>
+                  <pic:spPr>
+                    <a:xfrm>
+                      <a:off x="0" y="0"/>
+                      <a:ext cx="2505425" cy="714475"/>
+                    </a:xfrm>
+                    <a:prstGeom prst="rect">
+                      <a:avLst/>
+                    </a:prstGeom>
+                  </pic:spPr>
+                </pic:pic>
+              </a:graphicData>
+            </a:graphic>
+            <wp14:sizeRelH relativeFrom="page">
+              <wp14:pctWidth>0</wp14:pctWidth>
+            </wp14:sizeRelH>
+            <wp14:sizeRelV relativeFrom="page">
+              <wp14:pctHeight>0</wp14:pctHeight>
+            </wp14:sizeRelV>
+          </wp:anchor>
+        </w:drawing>
+      </w:r>
+      <w:r>
+        <w:rPr>
+          <w:rFonts w:ascii="Calibri" w:hAnsi="Calibri" w:cs="Calibri"/>
+          <w:b/>
+          <w:sz w:val="24"/>
+          <w:szCs w:val="24"/>
+        </w:rPr>
+        <w:drawing>
+          <wp:anchor distT="0" distB="0" distL="114300" distR="114300" simplePos="0" relativeHeight="251675648" behindDoc="0" locked="0" layoutInCell="1" allowOverlap="1" wp14:anchorId="6146CB80" wp14:editId="73F9DC04">
+            <wp:simplePos x="0" y="0"/>
+            <wp:positionH relativeFrom="column">
+              <wp:posOffset>3980342</wp:posOffset>
+            </wp:positionH>
+            <wp:positionV relativeFrom="paragraph">
+              <wp:posOffset>2909068</wp:posOffset>
+            </wp:positionV>
+            <wp:extent cx="2619741" cy="685896"/>
+            <wp:effectExtent l="0" t="0" r="0" b="0"/>
+            <wp:wrapSquare wrapText="bothSides"/>
+            <wp:docPr id="29" name="Imagen 29"/>
+            <wp:cNvGraphicFramePr>
+              <a:graphicFrameLocks xmlns:a="http://schemas.openxmlformats.org/drawingml/2006/main" noChangeAspect="1"/>
+            </wp:cNvGraphicFramePr>
+            <a:graphic xmlns:a="http://schemas.openxmlformats.org/drawingml/2006/main">
+              <a:graphicData uri="http://schemas.openxmlformats.org/drawingml/2006/picture">
+                <pic:pic xmlns:pic="http://schemas.openxmlformats.org/drawingml/2006/picture">
+                  <pic:nvPicPr>
+                    <pic:cNvPr id="1" name=""/>
+                    <pic:cNvPicPr/>
+                  </pic:nvPicPr>
+                  <pic:blipFill>
+                    <a:blip r:embed="rId40">
+                      <a:extLst>
+                        <a:ext uri="{28A0092B-C50C-407E-A947-70E740481C1C}">
+                          <a14:useLocalDpi xmlns:a14="http://schemas.microsoft.com/office/drawing/2010/main" val="0"/>
+                        </a:ext>
+                      </a:extLst>
+                    </a:blip>
+                    <a:stretch>
+                      <a:fillRect/>
+                    </a:stretch>
+                  </pic:blipFill>
+                  <pic:spPr>
+                    <a:xfrm>
+                      <a:off x="0" y="0"/>
+                      <a:ext cx="2619741" cy="685896"/>
+                    </a:xfrm>
+                    <a:prstGeom prst="rect">
+                      <a:avLst/>
+                    </a:prstGeom>
+                  </pic:spPr>
+                </pic:pic>
+              </a:graphicData>
+            </a:graphic>
+            <wp14:sizeRelH relativeFrom="page">
+              <wp14:pctWidth>0</wp14:pctWidth>
+            </wp14:sizeRelH>
+            <wp14:sizeRelV relativeFrom="page">
+              <wp14:pctHeight>0</wp14:pctHeight>
+            </wp14:sizeRelV>
+          </wp:anchor>
+        </w:drawing>
+      </w:r>
+    </w:p>
+    <w:p>
+      <w:pPr>
+        <w:rPr>
+          <w:rFonts w:ascii="Calibri" w:hAnsi="Calibri" w:cs="Calibri"/>
+          <w:sz w:val="24"/>
+          <w:szCs w:val="24"/>
+        </w:rPr>
+      </w:pPr>
+    </w:p>
+    <w:p>
+      <w:pPr>
+        <w:rPr>
+          <w:rFonts w:ascii="Calibri" w:hAnsi="Calibri" w:cs="Calibri"/>
+          <w:sz w:val="24"/>
+          <w:szCs w:val="24"/>
+        </w:rPr>
+      </w:pPr>
+    </w:p>
+    <w:p>
+      <w:pPr>
+        <w:rPr>
+          <w:rFonts w:ascii="Calibri" w:hAnsi="Calibri" w:cs="Calibri"/>
+          <w:sz w:val="24"/>
+          <w:szCs w:val="24"/>
+        </w:rPr>
+      </w:pPr>
+    </w:p>
+    <w:p>
+      <w:pPr>
+        <w:rPr>
+          <w:rFonts w:ascii="Calibri" w:hAnsi="Calibri" w:cs="Calibri"/>
+          <w:sz w:val="24"/>
+          <w:szCs w:val="24"/>
+        </w:rPr>
+      </w:pPr>
+    </w:p>
+    <w:p>
+      <w:pPr>
+        <w:rPr>
+          <w:rFonts w:ascii="Calibri" w:hAnsi="Calibri" w:cs="Calibri"/>
+          <w:sz w:val="24"/>
+          <w:szCs w:val="24"/>
+        </w:rPr>
+      </w:pPr>
+    </w:p>
+    <w:p>
+      <w:pPr>
+        <w:rPr>
+          <w:rFonts w:ascii="Calibri" w:hAnsi="Calibri" w:cs="Calibri"/>
+          <w:sz w:val="24"/>
+          <w:szCs w:val="24"/>
+        </w:rPr>
+      </w:pPr>
+    </w:p>
+    <w:p>
+      <w:pPr>
+        <w:tabs>
+          <w:tab w:val="left" w:pos="1892"/>
+        </w:tabs>
+        <w:rPr>
+          <w:rFonts w:ascii="Calibri" w:hAnsi="Calibri" w:cs="Calibri"/>
+          <w:sz w:val="24"/>
+          <w:szCs w:val="24"/>
+        </w:rPr>
+      </w:pPr>
+      <w:r>
+        <w:rPr>
+          <w:rFonts w:ascii="Calibri" w:hAnsi="Calibri" w:cs="Calibri"/>
+          <w:sz w:val="24"/>
+          <w:szCs w:val="24"/>
+        </w:rPr>
+        <w:tab/>
+      </w:r>
+    </w:p>
+    <w:p>
+      <w:pPr>
+        <w:tabs>
+          <w:tab w:val="left" w:pos="1892"/>
+        </w:tabs>
+        <w:rPr>
+          <w:rFonts w:ascii="Calibri" w:hAnsi="Calibri" w:cs="Calibri"/>
+          <w:sz w:val="24"/>
+          <w:szCs w:val="24"/>
+        </w:rPr>
+      </w:pPr>
+    </w:p>
+    <w:p>
+      <w:pPr>
+        <w:tabs>
+          <w:tab w:val="left" w:pos="1892"/>
+        </w:tabs>
+        <w:rPr>
+          <w:rFonts w:ascii="Calibri" w:hAnsi="Calibri" w:cs="Calibri"/>
+          <w:sz w:val="24"/>
+          <w:szCs w:val="24"/>
+        </w:rPr>
+      </w:pPr>
+      <w:bookmarkStart w:id="4" w:name="_GoBack"/>
+      <w:bookmarkEnd w:id="4"/>
+    </w:p>
+    <w:p>
+      <w:pPr>
+        <w:rPr>
+          <w:rFonts w:ascii="Calibri" w:hAnsi="Calibri" w:cs="Calibri"/>
+          <w:sz w:val="24"/>
+          <w:szCs w:val="24"/>
+        </w:rPr>
+      </w:pPr>
+    </w:p>
+    <w:p>
+      <w:pPr>
+        <w:rPr>
+          <w:rFonts w:ascii="Calibri" w:hAnsi="Calibri" w:cs="Calibri"/>
+          <w:sz w:val="24"/>
+          <w:szCs w:val="24"/>
+        </w:rPr>
+      </w:pPr>
+    </w:p>
+    <w:p>
+      <w:pPr>
+        <w:rPr>
+          <w:rFonts w:ascii="Calibri" w:hAnsi="Calibri" w:cs="Calibri"/>
+          <w:sz w:val="24"/>
+          <w:szCs w:val="24"/>
+        </w:rPr>
+      </w:pPr>
+    </w:p>
+    <w:p>
+      <w:pPr>
+        <w:rPr>
+          <w:rFonts w:ascii="Calibri" w:hAnsi="Calibri" w:cs="Calibri"/>
+          <w:sz w:val="24"/>
+          <w:szCs w:val="24"/>
+        </w:rPr>
+      </w:pPr>
+    </w:p>
+    <w:p>
+      <w:pPr>
         <w:rPr>
           <w:rFonts w:ascii="Calibri" w:hAnsi="Calibri" w:cs="Calibri"/>
           <w:sz w:val="24"/>
@@ -5729,7 +6785,7 @@
 </file>
 
 <file path=customXml/itemProps1.xml><?xml version="1.0" encoding="utf-8"?>
-<ds:datastoreItem xmlns:ds="http://schemas.openxmlformats.org/officeDocument/2006/customXml" ds:itemID="{404FEF51-6B4F-4DD1-8A58-18B18C4A9D83}">
+<ds:datastoreItem xmlns:ds="http://schemas.openxmlformats.org/officeDocument/2006/customXml" ds:itemID="{063E9D77-F462-47D1-BECC-6FB7A606339B}">
   <ds:schemaRefs>
     <ds:schemaRef ds:uri="http://schemas.openxmlformats.org/officeDocument/2006/bibliography"/>
   </ds:schemaRefs>

--- a/Conceptos.docx
+++ b/Conceptos.docx
@@ -5058,8 +5058,10 @@
         <w:rPr>
           <w:rFonts w:ascii="Calibri" w:hAnsi="Calibri" w:cs="Calibri"/>
           <w:b/>
-          <w:sz w:val="24"/>
-          <w:szCs w:val="24"/>
+          <w:noProof/>
+          <w:sz w:val="24"/>
+          <w:szCs w:val="24"/>
+          <w:lang w:eastAsia="es-MX"/>
         </w:rPr>
         <w:drawing>
           <wp:anchor distT="0" distB="0" distL="114300" distR="114300" simplePos="0" relativeHeight="251674624" behindDoc="0" locked="0" layoutInCell="1" allowOverlap="1" wp14:anchorId="00C8E66D" wp14:editId="363C9E31">
@@ -5121,8 +5123,10 @@
         <w:rPr>
           <w:rFonts w:ascii="Calibri" w:hAnsi="Calibri" w:cs="Calibri"/>
           <w:b/>
-          <w:sz w:val="24"/>
-          <w:szCs w:val="24"/>
+          <w:noProof/>
+          <w:sz w:val="24"/>
+          <w:szCs w:val="24"/>
+          <w:lang w:eastAsia="es-MX"/>
         </w:rPr>
         <w:drawing>
           <wp:anchor distT="0" distB="0" distL="114300" distR="114300" simplePos="0" relativeHeight="251675648" behindDoc="0" locked="0" layoutInCell="1" allowOverlap="1" wp14:anchorId="6146CB80" wp14:editId="73F9DC04">
@@ -5257,27 +5261,1013 @@
     </w:p>
     <w:p>
       <w:pPr>
-        <w:tabs>
-          <w:tab w:val="left" w:pos="1892"/>
-        </w:tabs>
-        <w:rPr>
-          <w:rFonts w:ascii="Calibri" w:hAnsi="Calibri" w:cs="Calibri"/>
-          <w:sz w:val="24"/>
-          <w:szCs w:val="24"/>
-        </w:rPr>
-      </w:pPr>
-    </w:p>
-    <w:p>
-      <w:pPr>
-        <w:tabs>
-          <w:tab w:val="left" w:pos="1892"/>
-        </w:tabs>
-        <w:rPr>
-          <w:rFonts w:ascii="Calibri" w:hAnsi="Calibri" w:cs="Calibri"/>
-          <w:sz w:val="24"/>
-          <w:szCs w:val="24"/>
-        </w:rPr>
-      </w:pPr>
+        <w:rPr>
+          <w:rFonts w:ascii="Calibri" w:hAnsi="Calibri" w:cs="Calibri"/>
+          <w:sz w:val="24"/>
+          <w:szCs w:val="24"/>
+        </w:rPr>
+      </w:pPr>
+    </w:p>
+    <w:p>
+      <w:pPr>
+        <w:rPr>
+          <w:rFonts w:ascii="Calibri" w:hAnsi="Calibri" w:cs="Calibri"/>
+          <w:b/>
+          <w:sz w:val="24"/>
+          <w:szCs w:val="24"/>
+        </w:rPr>
+      </w:pPr>
+      <w:r>
+        <w:rPr>
+          <w:rFonts w:ascii="Calibri" w:hAnsi="Calibri" w:cs="Calibri"/>
+          <w:b/>
+          <w:sz w:val="24"/>
+          <w:szCs w:val="24"/>
+        </w:rPr>
+        <w:lastRenderedPageBreak/>
+        <w:t>Ejercicios</w:t>
+      </w:r>
+    </w:p>
+    <w:p>
+      <w:pPr>
+        <w:rPr>
+          <w:rFonts w:ascii="Calibri" w:hAnsi="Calibri" w:cs="Calibri"/>
+          <w:b/>
+          <w:sz w:val="24"/>
+          <w:szCs w:val="24"/>
+          <w:lang w:val="en-US"/>
+        </w:rPr>
+      </w:pPr>
+      <w:r>
+        <w:rPr>
+          <w:rFonts w:ascii="Calibri" w:hAnsi="Calibri" w:cs="Calibri"/>
+          <w:b/>
+          <w:noProof/>
+          <w:sz w:val="24"/>
+          <w:szCs w:val="24"/>
+          <w:lang w:eastAsia="es-MX"/>
+        </w:rPr>
+        <w:drawing>
+          <wp:inline distT="0" distB="0" distL="0" distR="0">
+            <wp:extent cx="4543425" cy="5143500"/>
+            <wp:effectExtent l="0" t="0" r="9525" b="0"/>
+            <wp:docPr id="30" name="Imagen 30"/>
+            <wp:cNvGraphicFramePr>
+              <a:graphicFrameLocks xmlns:a="http://schemas.openxmlformats.org/drawingml/2006/main" noChangeAspect="1"/>
+            </wp:cNvGraphicFramePr>
+            <a:graphic xmlns:a="http://schemas.openxmlformats.org/drawingml/2006/main">
+              <a:graphicData uri="http://schemas.openxmlformats.org/drawingml/2006/picture">
+                <pic:pic xmlns:pic="http://schemas.openxmlformats.org/drawingml/2006/picture">
+                  <pic:nvPicPr>
+                    <pic:cNvPr id="30" name="carbon.png"/>
+                    <pic:cNvPicPr/>
+                  </pic:nvPicPr>
+                  <pic:blipFill rotWithShape="1">
+                    <a:blip r:embed="rId41">
+                      <a:extLst>
+                        <a:ext uri="{28A0092B-C50C-407E-A947-70E740481C1C}">
+                          <a14:useLocalDpi xmlns:a14="http://schemas.microsoft.com/office/drawing/2010/main" val="0"/>
+                        </a:ext>
+                      </a:extLst>
+                    </a:blip>
+                    <a:srcRect l="9674" t="9805" r="9370" b="8747"/>
+                    <a:stretch/>
+                  </pic:blipFill>
+                  <pic:spPr bwMode="auto">
+                    <a:xfrm>
+                      <a:off x="0" y="0"/>
+                      <a:ext cx="4543425" cy="5143500"/>
+                    </a:xfrm>
+                    <a:prstGeom prst="rect">
+                      <a:avLst/>
+                    </a:prstGeom>
+                    <a:ln>
+                      <a:noFill/>
+                    </a:ln>
+                    <a:extLst>
+                      <a:ext uri="{53640926-AAD7-44D8-BBD7-CCE9431645EC}">
+                        <a14:shadowObscured xmlns:a14="http://schemas.microsoft.com/office/drawing/2010/main"/>
+                      </a:ext>
+                    </a:extLst>
+                  </pic:spPr>
+                </pic:pic>
+              </a:graphicData>
+            </a:graphic>
+          </wp:inline>
+        </w:drawing>
+      </w:r>
+    </w:p>
+    <w:p>
+      <w:pPr>
+        <w:jc w:val="center"/>
+        <w:rPr>
+          <w:rFonts w:ascii="Calibri" w:hAnsi="Calibri" w:cs="Calibri"/>
+          <w:b/>
+          <w:sz w:val="24"/>
+          <w:szCs w:val="24"/>
+          <w:lang w:val="en-US"/>
+        </w:rPr>
+      </w:pPr>
+      <w:r>
+        <w:rPr>
+          <w:rFonts w:ascii="Calibri" w:hAnsi="Calibri" w:cs="Calibri"/>
+          <w:b/>
+          <w:sz w:val="24"/>
+          <w:szCs w:val="24"/>
+          <w:lang w:val="en-US"/>
+        </w:rPr>
+        <w:drawing>
+          <wp:inline distT="0" distB="0" distL="0" distR="0" wp14:anchorId="03367E03" wp14:editId="58B4DE78">
+            <wp:extent cx="1609950" cy="762106"/>
+            <wp:effectExtent l="0" t="0" r="9525" b="0"/>
+            <wp:docPr id="35" name="Imagen 35"/>
+            <wp:cNvGraphicFramePr>
+              <a:graphicFrameLocks xmlns:a="http://schemas.openxmlformats.org/drawingml/2006/main" noChangeAspect="1"/>
+            </wp:cNvGraphicFramePr>
+            <a:graphic xmlns:a="http://schemas.openxmlformats.org/drawingml/2006/main">
+              <a:graphicData uri="http://schemas.openxmlformats.org/drawingml/2006/picture">
+                <pic:pic xmlns:pic="http://schemas.openxmlformats.org/drawingml/2006/picture">
+                  <pic:nvPicPr>
+                    <pic:cNvPr id="1" name=""/>
+                    <pic:cNvPicPr/>
+                  </pic:nvPicPr>
+                  <pic:blipFill>
+                    <a:blip r:embed="rId42"/>
+                    <a:stretch>
+                      <a:fillRect/>
+                    </a:stretch>
+                  </pic:blipFill>
+                  <pic:spPr>
+                    <a:xfrm>
+                      <a:off x="0" y="0"/>
+                      <a:ext cx="1609950" cy="762106"/>
+                    </a:xfrm>
+                    <a:prstGeom prst="rect">
+                      <a:avLst/>
+                    </a:prstGeom>
+                  </pic:spPr>
+                </pic:pic>
+              </a:graphicData>
+            </a:graphic>
+          </wp:inline>
+        </w:drawing>
+      </w:r>
+    </w:p>
+    <w:p>
+      <w:pPr>
+        <w:jc w:val="center"/>
+        <w:rPr>
+          <w:rFonts w:ascii="Calibri" w:hAnsi="Calibri" w:cs="Calibri"/>
+          <w:b/>
+          <w:sz w:val="24"/>
+          <w:szCs w:val="24"/>
+          <w:lang w:val="en-US"/>
+        </w:rPr>
+      </w:pPr>
+      <w:r>
+        <w:rPr>
+          <w:rFonts w:ascii="Calibri" w:hAnsi="Calibri" w:cs="Calibri"/>
+          <w:b/>
+          <w:sz w:val="24"/>
+          <w:szCs w:val="24"/>
+          <w:lang w:val="en-US"/>
+        </w:rPr>
+        <w:drawing>
+          <wp:inline distT="0" distB="0" distL="0" distR="0" wp14:anchorId="60572272" wp14:editId="43884A69">
+            <wp:extent cx="1933845" cy="762106"/>
+            <wp:effectExtent l="0" t="0" r="9525" b="0"/>
+            <wp:docPr id="36" name="Imagen 36"/>
+            <wp:cNvGraphicFramePr>
+              <a:graphicFrameLocks xmlns:a="http://schemas.openxmlformats.org/drawingml/2006/main" noChangeAspect="1"/>
+            </wp:cNvGraphicFramePr>
+            <a:graphic xmlns:a="http://schemas.openxmlformats.org/drawingml/2006/main">
+              <a:graphicData uri="http://schemas.openxmlformats.org/drawingml/2006/picture">
+                <pic:pic xmlns:pic="http://schemas.openxmlformats.org/drawingml/2006/picture">
+                  <pic:nvPicPr>
+                    <pic:cNvPr id="1" name=""/>
+                    <pic:cNvPicPr/>
+                  </pic:nvPicPr>
+                  <pic:blipFill>
+                    <a:blip r:embed="rId43"/>
+                    <a:stretch>
+                      <a:fillRect/>
+                    </a:stretch>
+                  </pic:blipFill>
+                  <pic:spPr>
+                    <a:xfrm>
+                      <a:off x="0" y="0"/>
+                      <a:ext cx="1933845" cy="762106"/>
+                    </a:xfrm>
+                    <a:prstGeom prst="rect">
+                      <a:avLst/>
+                    </a:prstGeom>
+                  </pic:spPr>
+                </pic:pic>
+              </a:graphicData>
+            </a:graphic>
+          </wp:inline>
+        </w:drawing>
+      </w:r>
+    </w:p>
+    <w:p>
+      <w:pPr>
+        <w:rPr>
+          <w:rFonts w:ascii="Calibri" w:hAnsi="Calibri" w:cs="Calibri"/>
+          <w:b/>
+          <w:sz w:val="24"/>
+          <w:szCs w:val="24"/>
+          <w:lang w:val="en-US"/>
+        </w:rPr>
+      </w:pPr>
+    </w:p>
+    <w:p>
+      <w:pPr>
+        <w:rPr>
+          <w:rFonts w:ascii="Calibri" w:hAnsi="Calibri" w:cs="Calibri"/>
+          <w:b/>
+          <w:sz w:val="24"/>
+          <w:szCs w:val="24"/>
+          <w:lang w:val="en-US"/>
+        </w:rPr>
+      </w:pPr>
+    </w:p>
+    <w:p>
+      <w:pPr>
+        <w:rPr>
+          <w:rFonts w:ascii="Calibri" w:hAnsi="Calibri" w:cs="Calibri"/>
+          <w:b/>
+          <w:sz w:val="24"/>
+          <w:szCs w:val="24"/>
+          <w:lang w:val="en-US"/>
+        </w:rPr>
+      </w:pPr>
+    </w:p>
+    <w:p>
+      <w:pPr>
+        <w:rPr>
+          <w:rFonts w:ascii="Calibri" w:hAnsi="Calibri" w:cs="Calibri"/>
+          <w:b/>
+          <w:sz w:val="24"/>
+          <w:szCs w:val="24"/>
+          <w:lang w:val="en-US"/>
+        </w:rPr>
+      </w:pPr>
+      <w:r>
+        <w:rPr>
+          <w:rFonts w:ascii="Calibri" w:hAnsi="Calibri" w:cs="Calibri"/>
+          <w:b/>
+          <w:noProof/>
+          <w:sz w:val="24"/>
+          <w:szCs w:val="24"/>
+          <w:lang w:eastAsia="es-MX"/>
+        </w:rPr>
+        <w:lastRenderedPageBreak/>
+        <w:drawing>
+          <wp:inline distT="0" distB="0" distL="0" distR="0">
+            <wp:extent cx="4514850" cy="5353050"/>
+            <wp:effectExtent l="0" t="0" r="0" b="0"/>
+            <wp:docPr id="37" name="Imagen 37"/>
+            <wp:cNvGraphicFramePr>
+              <a:graphicFrameLocks xmlns:a="http://schemas.openxmlformats.org/drawingml/2006/main" noChangeAspect="1"/>
+            </wp:cNvGraphicFramePr>
+            <a:graphic xmlns:a="http://schemas.openxmlformats.org/drawingml/2006/main">
+              <a:graphicData uri="http://schemas.openxmlformats.org/drawingml/2006/picture">
+                <pic:pic xmlns:pic="http://schemas.openxmlformats.org/drawingml/2006/picture">
+                  <pic:nvPicPr>
+                    <pic:cNvPr id="37" name="carbon (1).png"/>
+                    <pic:cNvPicPr/>
+                  </pic:nvPicPr>
+                  <pic:blipFill rotWithShape="1">
+                    <a:blip r:embed="rId44">
+                      <a:extLst>
+                        <a:ext uri="{28A0092B-C50C-407E-A947-70E740481C1C}">
+                          <a14:useLocalDpi xmlns:a14="http://schemas.microsoft.com/office/drawing/2010/main" val="0"/>
+                        </a:ext>
+                      </a:extLst>
+                    </a:blip>
+                    <a:srcRect l="9674" t="10766" r="9877" b="8564"/>
+                    <a:stretch/>
+                  </pic:blipFill>
+                  <pic:spPr bwMode="auto">
+                    <a:xfrm>
+                      <a:off x="0" y="0"/>
+                      <a:ext cx="4514850" cy="5353050"/>
+                    </a:xfrm>
+                    <a:prstGeom prst="rect">
+                      <a:avLst/>
+                    </a:prstGeom>
+                    <a:ln>
+                      <a:noFill/>
+                    </a:ln>
+                    <a:extLst>
+                      <a:ext uri="{53640926-AAD7-44D8-BBD7-CCE9431645EC}">
+                        <a14:shadowObscured xmlns:a14="http://schemas.microsoft.com/office/drawing/2010/main"/>
+                      </a:ext>
+                    </a:extLst>
+                  </pic:spPr>
+                </pic:pic>
+              </a:graphicData>
+            </a:graphic>
+          </wp:inline>
+        </w:drawing>
+      </w:r>
+    </w:p>
+    <w:p>
+      <w:pPr>
+        <w:rPr>
+          <w:rFonts w:ascii="Calibri" w:hAnsi="Calibri" w:cs="Calibri"/>
+          <w:b/>
+          <w:sz w:val="24"/>
+          <w:szCs w:val="24"/>
+          <w:lang w:val="en-US"/>
+        </w:rPr>
+      </w:pPr>
+    </w:p>
+    <w:p>
+      <w:pPr>
+        <w:jc w:val="center"/>
+        <w:rPr>
+          <w:rFonts w:ascii="Calibri" w:hAnsi="Calibri" w:cs="Calibri"/>
+          <w:b/>
+          <w:sz w:val="24"/>
+          <w:szCs w:val="24"/>
+          <w:lang w:val="en-US"/>
+        </w:rPr>
+      </w:pPr>
+      <w:r>
+        <w:rPr>
+          <w:rFonts w:ascii="Calibri" w:hAnsi="Calibri" w:cs="Calibri"/>
+          <w:b/>
+          <w:sz w:val="24"/>
+          <w:szCs w:val="24"/>
+          <w:lang w:val="en-US"/>
+        </w:rPr>
+        <w:t xml:space="preserve">  </w:t>
+      </w:r>
+      <w:r>
+        <w:rPr>
+          <w:rFonts w:ascii="Calibri" w:hAnsi="Calibri" w:cs="Calibri"/>
+          <w:b/>
+          <w:sz w:val="24"/>
+          <w:szCs w:val="24"/>
+          <w:lang w:val="en-US"/>
+        </w:rPr>
+        <w:drawing>
+          <wp:inline distT="0" distB="0" distL="0" distR="0" wp14:anchorId="74ED025F" wp14:editId="4380DCE7">
+            <wp:extent cx="2019582" cy="1247949"/>
+            <wp:effectExtent l="0" t="0" r="0" b="9525"/>
+            <wp:docPr id="39" name="Imagen 39"/>
+            <wp:cNvGraphicFramePr>
+              <a:graphicFrameLocks xmlns:a="http://schemas.openxmlformats.org/drawingml/2006/main" noChangeAspect="1"/>
+            </wp:cNvGraphicFramePr>
+            <a:graphic xmlns:a="http://schemas.openxmlformats.org/drawingml/2006/main">
+              <a:graphicData uri="http://schemas.openxmlformats.org/drawingml/2006/picture">
+                <pic:pic xmlns:pic="http://schemas.openxmlformats.org/drawingml/2006/picture">
+                  <pic:nvPicPr>
+                    <pic:cNvPr id="1" name=""/>
+                    <pic:cNvPicPr/>
+                  </pic:nvPicPr>
+                  <pic:blipFill>
+                    <a:blip r:embed="rId45"/>
+                    <a:stretch>
+                      <a:fillRect/>
+                    </a:stretch>
+                  </pic:blipFill>
+                  <pic:spPr>
+                    <a:xfrm>
+                      <a:off x="0" y="0"/>
+                      <a:ext cx="2019582" cy="1247949"/>
+                    </a:xfrm>
+                    <a:prstGeom prst="rect">
+                      <a:avLst/>
+                    </a:prstGeom>
+                  </pic:spPr>
+                </pic:pic>
+              </a:graphicData>
+            </a:graphic>
+          </wp:inline>
+        </w:drawing>
+      </w:r>
+      <w:r>
+        <w:rPr>
+          <w:rFonts w:ascii="Calibri" w:hAnsi="Calibri" w:cs="Calibri"/>
+          <w:b/>
+          <w:sz w:val="24"/>
+          <w:szCs w:val="24"/>
+          <w:lang w:val="en-US"/>
+        </w:rPr>
+        <w:t xml:space="preserve">   </w:t>
+      </w:r>
+      <w:r>
+        <w:rPr>
+          <w:rFonts w:ascii="Calibri" w:hAnsi="Calibri" w:cs="Calibri"/>
+          <w:b/>
+          <w:sz w:val="24"/>
+          <w:szCs w:val="24"/>
+          <w:lang w:val="en-US"/>
+        </w:rPr>
+        <w:drawing>
+          <wp:inline distT="0" distB="0" distL="0" distR="0" wp14:anchorId="41A758D1" wp14:editId="4C072E08">
+            <wp:extent cx="2105319" cy="1124107"/>
+            <wp:effectExtent l="0" t="0" r="9525" b="0"/>
+            <wp:docPr id="38" name="Imagen 38"/>
+            <wp:cNvGraphicFramePr>
+              <a:graphicFrameLocks xmlns:a="http://schemas.openxmlformats.org/drawingml/2006/main" noChangeAspect="1"/>
+            </wp:cNvGraphicFramePr>
+            <a:graphic xmlns:a="http://schemas.openxmlformats.org/drawingml/2006/main">
+              <a:graphicData uri="http://schemas.openxmlformats.org/drawingml/2006/picture">
+                <pic:pic xmlns:pic="http://schemas.openxmlformats.org/drawingml/2006/picture">
+                  <pic:nvPicPr>
+                    <pic:cNvPr id="1" name=""/>
+                    <pic:cNvPicPr/>
+                  </pic:nvPicPr>
+                  <pic:blipFill>
+                    <a:blip r:embed="rId46"/>
+                    <a:stretch>
+                      <a:fillRect/>
+                    </a:stretch>
+                  </pic:blipFill>
+                  <pic:spPr>
+                    <a:xfrm>
+                      <a:off x="0" y="0"/>
+                      <a:ext cx="2105319" cy="1124107"/>
+                    </a:xfrm>
+                    <a:prstGeom prst="rect">
+                      <a:avLst/>
+                    </a:prstGeom>
+                  </pic:spPr>
+                </pic:pic>
+              </a:graphicData>
+            </a:graphic>
+          </wp:inline>
+        </w:drawing>
+      </w:r>
+    </w:p>
+    <w:p>
+      <w:pPr>
+        <w:rPr>
+          <w:rFonts w:ascii="Calibri" w:hAnsi="Calibri" w:cs="Calibri"/>
+          <w:b/>
+          <w:sz w:val="24"/>
+          <w:szCs w:val="24"/>
+          <w:lang w:val="en-US"/>
+        </w:rPr>
+      </w:pPr>
+      <w:r>
+        <w:rPr>
+          <w:rFonts w:ascii="Calibri" w:hAnsi="Calibri" w:cs="Calibri"/>
+          <w:b/>
+          <w:sz w:val="24"/>
+          <w:szCs w:val="24"/>
+          <w:lang w:val="en-US"/>
+        </w:rPr>
+        <w:drawing>
+          <wp:anchor distT="0" distB="0" distL="114300" distR="114300" simplePos="0" relativeHeight="251676672" behindDoc="0" locked="0" layoutInCell="1" allowOverlap="1" wp14:anchorId="7FC332FE" wp14:editId="7E882737">
+            <wp:simplePos x="0" y="0"/>
+            <wp:positionH relativeFrom="column">
+              <wp:posOffset>643890</wp:posOffset>
+            </wp:positionH>
+            <wp:positionV relativeFrom="paragraph">
+              <wp:posOffset>-109220</wp:posOffset>
+            </wp:positionV>
+            <wp:extent cx="2200582" cy="1219370"/>
+            <wp:effectExtent l="0" t="0" r="9525" b="0"/>
+            <wp:wrapSquare wrapText="bothSides"/>
+            <wp:docPr id="40" name="Imagen 40"/>
+            <wp:cNvGraphicFramePr>
+              <a:graphicFrameLocks xmlns:a="http://schemas.openxmlformats.org/drawingml/2006/main" noChangeAspect="1"/>
+            </wp:cNvGraphicFramePr>
+            <a:graphic xmlns:a="http://schemas.openxmlformats.org/drawingml/2006/main">
+              <a:graphicData uri="http://schemas.openxmlformats.org/drawingml/2006/picture">
+                <pic:pic xmlns:pic="http://schemas.openxmlformats.org/drawingml/2006/picture">
+                  <pic:nvPicPr>
+                    <pic:cNvPr id="1" name=""/>
+                    <pic:cNvPicPr/>
+                  </pic:nvPicPr>
+                  <pic:blipFill>
+                    <a:blip r:embed="rId47">
+                      <a:extLst>
+                        <a:ext uri="{28A0092B-C50C-407E-A947-70E740481C1C}">
+                          <a14:useLocalDpi xmlns:a14="http://schemas.microsoft.com/office/drawing/2010/main" val="0"/>
+                        </a:ext>
+                      </a:extLst>
+                    </a:blip>
+                    <a:stretch>
+                      <a:fillRect/>
+                    </a:stretch>
+                  </pic:blipFill>
+                  <pic:spPr>
+                    <a:xfrm>
+                      <a:off x="0" y="0"/>
+                      <a:ext cx="2200582" cy="1219370"/>
+                    </a:xfrm>
+                    <a:prstGeom prst="rect">
+                      <a:avLst/>
+                    </a:prstGeom>
+                  </pic:spPr>
+                </pic:pic>
+              </a:graphicData>
+            </a:graphic>
+            <wp14:sizeRelH relativeFrom="page">
+              <wp14:pctWidth>0</wp14:pctWidth>
+            </wp14:sizeRelH>
+            <wp14:sizeRelV relativeFrom="page">
+              <wp14:pctHeight>0</wp14:pctHeight>
+            </wp14:sizeRelV>
+          </wp:anchor>
+        </w:drawing>
+      </w:r>
+    </w:p>
+    <w:p>
+      <w:pPr>
+        <w:rPr>
+          <w:rFonts w:ascii="Calibri" w:hAnsi="Calibri" w:cs="Calibri"/>
+          <w:b/>
+          <w:sz w:val="24"/>
+          <w:szCs w:val="24"/>
+          <w:lang w:val="en-US"/>
+        </w:rPr>
+      </w:pPr>
+    </w:p>
+    <w:p>
+      <w:pPr>
+        <w:rPr>
+          <w:rFonts w:ascii="Calibri" w:hAnsi="Calibri" w:cs="Calibri"/>
+          <w:b/>
+          <w:sz w:val="24"/>
+          <w:szCs w:val="24"/>
+          <w:lang w:val="en-US"/>
+        </w:rPr>
+      </w:pPr>
+    </w:p>
+    <w:p>
+      <w:pPr>
+        <w:rPr>
+          <w:rFonts w:ascii="Calibri" w:hAnsi="Calibri" w:cs="Calibri"/>
+          <w:b/>
+          <w:noProof/>
+          <w:sz w:val="24"/>
+          <w:szCs w:val="24"/>
+          <w:lang w:eastAsia="es-MX"/>
+        </w:rPr>
+      </w:pPr>
+    </w:p>
+    <w:p>
+      <w:pPr>
+        <w:rPr>
+          <w:rFonts w:ascii="Calibri" w:hAnsi="Calibri" w:cs="Calibri"/>
+          <w:b/>
+          <w:sz w:val="24"/>
+          <w:szCs w:val="24"/>
+          <w:lang w:val="en-US"/>
+        </w:rPr>
+      </w:pPr>
+      <w:r>
+        <w:rPr>
+          <w:rFonts w:ascii="Calibri" w:hAnsi="Calibri" w:cs="Calibri"/>
+          <w:b/>
+          <w:noProof/>
+          <w:sz w:val="24"/>
+          <w:szCs w:val="24"/>
+          <w:lang w:eastAsia="es-MX"/>
+        </w:rPr>
+        <w:lastRenderedPageBreak/>
+        <w:drawing>
+          <wp:inline distT="0" distB="0" distL="0" distR="0">
+            <wp:extent cx="4486275" cy="5743575"/>
+            <wp:effectExtent l="0" t="0" r="9525" b="9525"/>
+            <wp:docPr id="44" name="Imagen 44"/>
+            <wp:cNvGraphicFramePr>
+              <a:graphicFrameLocks xmlns:a="http://schemas.openxmlformats.org/drawingml/2006/main" noChangeAspect="1"/>
+            </wp:cNvGraphicFramePr>
+            <a:graphic xmlns:a="http://schemas.openxmlformats.org/drawingml/2006/main">
+              <a:graphicData uri="http://schemas.openxmlformats.org/drawingml/2006/picture">
+                <pic:pic xmlns:pic="http://schemas.openxmlformats.org/drawingml/2006/picture">
+                  <pic:nvPicPr>
+                    <pic:cNvPr id="44" name="carbon (3).png"/>
+                    <pic:cNvPicPr/>
+                  </pic:nvPicPr>
+                  <pic:blipFill rotWithShape="1">
+                    <a:blip r:embed="rId48">
+                      <a:extLst>
+                        <a:ext uri="{28A0092B-C50C-407E-A947-70E740481C1C}">
+                          <a14:useLocalDpi xmlns:a14="http://schemas.microsoft.com/office/drawing/2010/main" val="0"/>
+                        </a:ext>
+                      </a:extLst>
+                    </a:blip>
+                    <a:srcRect l="9165" t="7720" r="10895" b="7644"/>
+                    <a:stretch/>
+                  </pic:blipFill>
+                  <pic:spPr bwMode="auto">
+                    <a:xfrm>
+                      <a:off x="0" y="0"/>
+                      <a:ext cx="4486275" cy="5743575"/>
+                    </a:xfrm>
+                    <a:prstGeom prst="rect">
+                      <a:avLst/>
+                    </a:prstGeom>
+                    <a:ln>
+                      <a:noFill/>
+                    </a:ln>
+                    <a:extLst>
+                      <a:ext uri="{53640926-AAD7-44D8-BBD7-CCE9431645EC}">
+                        <a14:shadowObscured xmlns:a14="http://schemas.microsoft.com/office/drawing/2010/main"/>
+                      </a:ext>
+                    </a:extLst>
+                  </pic:spPr>
+                </pic:pic>
+              </a:graphicData>
+            </a:graphic>
+          </wp:inline>
+        </w:drawing>
+      </w:r>
+    </w:p>
+    <w:p>
+      <w:pPr>
+        <w:rPr>
+          <w:rFonts w:ascii="Calibri" w:hAnsi="Calibri" w:cs="Calibri"/>
+          <w:b/>
+          <w:sz w:val="24"/>
+          <w:szCs w:val="24"/>
+          <w:lang w:val="en-US"/>
+        </w:rPr>
+      </w:pPr>
+    </w:p>
+    <w:p>
+      <w:pPr>
+        <w:rPr>
+          <w:rFonts w:ascii="Calibri" w:hAnsi="Calibri" w:cs="Calibri"/>
+          <w:b/>
+          <w:sz w:val="24"/>
+          <w:szCs w:val="24"/>
+          <w:lang w:val="en-US"/>
+        </w:rPr>
+      </w:pPr>
+      <w:r>
+        <w:rPr>
+          <w:rFonts w:ascii="Calibri" w:hAnsi="Calibri" w:cs="Calibri"/>
+          <w:b/>
+          <w:sz w:val="24"/>
+          <w:szCs w:val="24"/>
+          <w:lang w:val="en-US"/>
+        </w:rPr>
+        <w:drawing>
+          <wp:anchor distT="0" distB="0" distL="114300" distR="114300" simplePos="0" relativeHeight="251677696" behindDoc="0" locked="0" layoutInCell="1" allowOverlap="1" wp14:anchorId="64FA4BAD" wp14:editId="71360768">
+            <wp:simplePos x="0" y="0"/>
+            <wp:positionH relativeFrom="column">
+              <wp:posOffset>2244090</wp:posOffset>
+            </wp:positionH>
+            <wp:positionV relativeFrom="paragraph">
+              <wp:posOffset>905510</wp:posOffset>
+            </wp:positionV>
+            <wp:extent cx="2019300" cy="704850"/>
+            <wp:effectExtent l="0" t="0" r="0" b="0"/>
+            <wp:wrapSquare wrapText="bothSides"/>
+            <wp:docPr id="47" name="Imagen 47"/>
+            <wp:cNvGraphicFramePr>
+              <a:graphicFrameLocks xmlns:a="http://schemas.openxmlformats.org/drawingml/2006/main" noChangeAspect="1"/>
+            </wp:cNvGraphicFramePr>
+            <a:graphic xmlns:a="http://schemas.openxmlformats.org/drawingml/2006/main">
+              <a:graphicData uri="http://schemas.openxmlformats.org/drawingml/2006/picture">
+                <pic:pic xmlns:pic="http://schemas.openxmlformats.org/drawingml/2006/picture">
+                  <pic:nvPicPr>
+                    <pic:cNvPr id="1" name=""/>
+                    <pic:cNvPicPr/>
+                  </pic:nvPicPr>
+                  <pic:blipFill>
+                    <a:blip r:embed="rId49">
+                      <a:extLst>
+                        <a:ext uri="{28A0092B-C50C-407E-A947-70E740481C1C}">
+                          <a14:useLocalDpi xmlns:a14="http://schemas.microsoft.com/office/drawing/2010/main" val="0"/>
+                        </a:ext>
+                      </a:extLst>
+                    </a:blip>
+                    <a:stretch>
+                      <a:fillRect/>
+                    </a:stretch>
+                  </pic:blipFill>
+                  <pic:spPr>
+                    <a:xfrm>
+                      <a:off x="0" y="0"/>
+                      <a:ext cx="2019300" cy="704850"/>
+                    </a:xfrm>
+                    <a:prstGeom prst="rect">
+                      <a:avLst/>
+                    </a:prstGeom>
+                  </pic:spPr>
+                </pic:pic>
+              </a:graphicData>
+            </a:graphic>
+            <wp14:sizeRelH relativeFrom="page">
+              <wp14:pctWidth>0</wp14:pctWidth>
+            </wp14:sizeRelH>
+            <wp14:sizeRelV relativeFrom="page">
+              <wp14:pctHeight>0</wp14:pctHeight>
+            </wp14:sizeRelV>
+          </wp:anchor>
+        </w:drawing>
+      </w:r>
+      <w:r>
+        <w:rPr>
+          <w:rFonts w:ascii="Calibri" w:hAnsi="Calibri" w:cs="Calibri"/>
+          <w:b/>
+          <w:sz w:val="24"/>
+          <w:szCs w:val="24"/>
+          <w:lang w:val="en-US"/>
+        </w:rPr>
+        <w:drawing>
+          <wp:inline distT="0" distB="0" distL="0" distR="0" wp14:anchorId="1042D23F" wp14:editId="6E886CDD">
+            <wp:extent cx="1800476" cy="771633"/>
+            <wp:effectExtent l="0" t="0" r="0" b="9525"/>
+            <wp:docPr id="45" name="Imagen 45"/>
+            <wp:cNvGraphicFramePr>
+              <a:graphicFrameLocks xmlns:a="http://schemas.openxmlformats.org/drawingml/2006/main" noChangeAspect="1"/>
+            </wp:cNvGraphicFramePr>
+            <a:graphic xmlns:a="http://schemas.openxmlformats.org/drawingml/2006/main">
+              <a:graphicData uri="http://schemas.openxmlformats.org/drawingml/2006/picture">
+                <pic:pic xmlns:pic="http://schemas.openxmlformats.org/drawingml/2006/picture">
+                  <pic:nvPicPr>
+                    <pic:cNvPr id="1" name=""/>
+                    <pic:cNvPicPr/>
+                  </pic:nvPicPr>
+                  <pic:blipFill>
+                    <a:blip r:embed="rId50"/>
+                    <a:stretch>
+                      <a:fillRect/>
+                    </a:stretch>
+                  </pic:blipFill>
+                  <pic:spPr>
+                    <a:xfrm>
+                      <a:off x="0" y="0"/>
+                      <a:ext cx="1800476" cy="771633"/>
+                    </a:xfrm>
+                    <a:prstGeom prst="rect">
+                      <a:avLst/>
+                    </a:prstGeom>
+                  </pic:spPr>
+                </pic:pic>
+              </a:graphicData>
+            </a:graphic>
+          </wp:inline>
+        </w:drawing>
+      </w:r>
+    </w:p>
+    <w:p>
+      <w:pPr>
+        <w:rPr>
+          <w:rFonts w:ascii="Calibri" w:hAnsi="Calibri" w:cs="Calibri"/>
+          <w:b/>
+          <w:sz w:val="24"/>
+          <w:szCs w:val="24"/>
+          <w:lang w:val="en-US"/>
+        </w:rPr>
+      </w:pPr>
+      <w:r>
+        <w:rPr>
+          <w:rFonts w:ascii="Calibri" w:hAnsi="Calibri" w:cs="Calibri"/>
+          <w:b/>
+          <w:sz w:val="24"/>
+          <w:szCs w:val="24"/>
+          <w:lang w:val="en-US"/>
+        </w:rPr>
+        <w:drawing>
+          <wp:inline distT="0" distB="0" distL="0" distR="0" wp14:anchorId="3A479F6C" wp14:editId="68BBC8ED">
+            <wp:extent cx="2105319" cy="685896"/>
+            <wp:effectExtent l="0" t="0" r="0" b="0"/>
+            <wp:docPr id="46" name="Imagen 46"/>
+            <wp:cNvGraphicFramePr>
+              <a:graphicFrameLocks xmlns:a="http://schemas.openxmlformats.org/drawingml/2006/main" noChangeAspect="1"/>
+            </wp:cNvGraphicFramePr>
+            <a:graphic xmlns:a="http://schemas.openxmlformats.org/drawingml/2006/main">
+              <a:graphicData uri="http://schemas.openxmlformats.org/drawingml/2006/picture">
+                <pic:pic xmlns:pic="http://schemas.openxmlformats.org/drawingml/2006/picture">
+                  <pic:nvPicPr>
+                    <pic:cNvPr id="1" name=""/>
+                    <pic:cNvPicPr/>
+                  </pic:nvPicPr>
+                  <pic:blipFill>
+                    <a:blip r:embed="rId51"/>
+                    <a:stretch>
+                      <a:fillRect/>
+                    </a:stretch>
+                  </pic:blipFill>
+                  <pic:spPr>
+                    <a:xfrm>
+                      <a:off x="0" y="0"/>
+                      <a:ext cx="2105319" cy="685896"/>
+                    </a:xfrm>
+                    <a:prstGeom prst="rect">
+                      <a:avLst/>
+                    </a:prstGeom>
+                  </pic:spPr>
+                </pic:pic>
+              </a:graphicData>
+            </a:graphic>
+          </wp:inline>
+        </w:drawing>
+      </w:r>
+    </w:p>
+    <w:p>
+      <w:pPr>
+        <w:rPr>
+          <w:rFonts w:ascii="Calibri" w:hAnsi="Calibri" w:cs="Calibri"/>
+          <w:b/>
+          <w:sz w:val="24"/>
+          <w:szCs w:val="24"/>
+          <w:lang w:val="en-US"/>
+        </w:rPr>
+      </w:pPr>
+    </w:p>
+    <w:p>
+      <w:pPr>
+        <w:rPr>
+          <w:rFonts w:ascii="Calibri" w:hAnsi="Calibri" w:cs="Calibri"/>
+          <w:b/>
+          <w:noProof/>
+          <w:sz w:val="24"/>
+          <w:szCs w:val="24"/>
+          <w:lang w:eastAsia="es-MX"/>
+        </w:rPr>
+      </w:pPr>
+    </w:p>
+    <w:p>
+      <w:pPr>
+        <w:rPr>
+          <w:rFonts w:ascii="Calibri" w:hAnsi="Calibri" w:cs="Calibri"/>
+          <w:b/>
+          <w:sz w:val="24"/>
+          <w:szCs w:val="24"/>
+          <w:lang w:val="en-US"/>
+        </w:rPr>
+      </w:pPr>
+      <w:r>
+        <w:rPr>
+          <w:rFonts w:ascii="Calibri" w:hAnsi="Calibri" w:cs="Calibri"/>
+          <w:b/>
+          <w:noProof/>
+          <w:sz w:val="24"/>
+          <w:szCs w:val="24"/>
+          <w:lang w:eastAsia="es-MX"/>
+        </w:rPr>
+        <w:drawing>
+          <wp:inline distT="0" distB="0" distL="0" distR="0">
+            <wp:extent cx="4857750" cy="3695700"/>
+            <wp:effectExtent l="0" t="0" r="0" b="0"/>
+            <wp:docPr id="48" name="Imagen 48"/>
+            <wp:cNvGraphicFramePr>
+              <a:graphicFrameLocks xmlns:a="http://schemas.openxmlformats.org/drawingml/2006/main" noChangeAspect="1"/>
+            </wp:cNvGraphicFramePr>
+            <a:graphic xmlns:a="http://schemas.openxmlformats.org/drawingml/2006/main">
+              <a:graphicData uri="http://schemas.openxmlformats.org/drawingml/2006/picture">
+                <pic:pic xmlns:pic="http://schemas.openxmlformats.org/drawingml/2006/picture">
+                  <pic:nvPicPr>
+                    <pic:cNvPr id="48" name="carbon (4).png"/>
+                    <pic:cNvPicPr/>
+                  </pic:nvPicPr>
+                  <pic:blipFill rotWithShape="1">
+                    <a:blip r:embed="rId52">
+                      <a:extLst>
+                        <a:ext uri="{28A0092B-C50C-407E-A947-70E740481C1C}">
+                          <a14:useLocalDpi xmlns:a14="http://schemas.microsoft.com/office/drawing/2010/main" val="0"/>
+                        </a:ext>
+                      </a:extLst>
+                    </a:blip>
+                    <a:srcRect l="6449" t="8454" r="6993" b="9540"/>
+                    <a:stretch/>
+                  </pic:blipFill>
+                  <pic:spPr bwMode="auto">
+                    <a:xfrm>
+                      <a:off x="0" y="0"/>
+                      <a:ext cx="4857750" cy="3695700"/>
+                    </a:xfrm>
+                    <a:prstGeom prst="rect">
+                      <a:avLst/>
+                    </a:prstGeom>
+                    <a:ln>
+                      <a:noFill/>
+                    </a:ln>
+                    <a:extLst>
+                      <a:ext uri="{53640926-AAD7-44D8-BBD7-CCE9431645EC}">
+                        <a14:shadowObscured xmlns:a14="http://schemas.microsoft.com/office/drawing/2010/main"/>
+                      </a:ext>
+                    </a:extLst>
+                  </pic:spPr>
+                </pic:pic>
+              </a:graphicData>
+            </a:graphic>
+          </wp:inline>
+        </w:drawing>
+      </w:r>
+    </w:p>
+    <w:p>
+      <w:pPr>
+        <w:rPr>
+          <w:rFonts w:ascii="Calibri" w:hAnsi="Calibri" w:cs="Calibri"/>
+          <w:b/>
+          <w:sz w:val="24"/>
+          <w:szCs w:val="24"/>
+          <w:lang w:val="en-US"/>
+        </w:rPr>
+      </w:pPr>
+      <w:r>
+        <w:rPr>
+          <w:rFonts w:ascii="Calibri" w:hAnsi="Calibri" w:cs="Calibri"/>
+          <w:b/>
+          <w:sz w:val="24"/>
+          <w:szCs w:val="24"/>
+          <w:lang w:val="en-US"/>
+        </w:rPr>
+        <w:drawing>
+          <wp:inline distT="0" distB="0" distL="0" distR="0" wp14:anchorId="5A8F3502" wp14:editId="40DDB531">
+            <wp:extent cx="3419952" cy="724001"/>
+            <wp:effectExtent l="0" t="0" r="9525" b="0"/>
+            <wp:docPr id="49" name="Imagen 49"/>
+            <wp:cNvGraphicFramePr>
+              <a:graphicFrameLocks xmlns:a="http://schemas.openxmlformats.org/drawingml/2006/main" noChangeAspect="1"/>
+            </wp:cNvGraphicFramePr>
+            <a:graphic xmlns:a="http://schemas.openxmlformats.org/drawingml/2006/main">
+              <a:graphicData uri="http://schemas.openxmlformats.org/drawingml/2006/picture">
+                <pic:pic xmlns:pic="http://schemas.openxmlformats.org/drawingml/2006/picture">
+                  <pic:nvPicPr>
+                    <pic:cNvPr id="1" name=""/>
+                    <pic:cNvPicPr/>
+                  </pic:nvPicPr>
+                  <pic:blipFill>
+                    <a:blip r:embed="rId53"/>
+                    <a:stretch>
+                      <a:fillRect/>
+                    </a:stretch>
+                  </pic:blipFill>
+                  <pic:spPr>
+                    <a:xfrm>
+                      <a:off x="0" y="0"/>
+                      <a:ext cx="3419952" cy="724001"/>
+                    </a:xfrm>
+                    <a:prstGeom prst="rect">
+                      <a:avLst/>
+                    </a:prstGeom>
+                  </pic:spPr>
+                </pic:pic>
+              </a:graphicData>
+            </a:graphic>
+          </wp:inline>
+        </w:drawing>
+      </w:r>
+    </w:p>
+    <w:p>
+      <w:pPr>
+        <w:rPr>
+          <w:rFonts w:ascii="Calibri" w:hAnsi="Calibri" w:cs="Calibri"/>
+          <w:b/>
+          <w:sz w:val="24"/>
+          <w:szCs w:val="24"/>
+          <w:lang w:val="en-US"/>
+        </w:rPr>
+      </w:pPr>
+      <w:r>
+        <w:rPr>
+          <w:rFonts w:ascii="Calibri" w:hAnsi="Calibri" w:cs="Calibri"/>
+          <w:b/>
+          <w:sz w:val="24"/>
+          <w:szCs w:val="24"/>
+          <w:lang w:val="en-US"/>
+        </w:rPr>
+        <w:drawing>
+          <wp:inline distT="0" distB="0" distL="0" distR="0" wp14:anchorId="6F037791" wp14:editId="1281ECF4">
+            <wp:extent cx="2791215" cy="752580"/>
+            <wp:effectExtent l="0" t="0" r="9525" b="9525"/>
+            <wp:docPr id="50" name="Imagen 50"/>
+            <wp:cNvGraphicFramePr>
+              <a:graphicFrameLocks xmlns:a="http://schemas.openxmlformats.org/drawingml/2006/main" noChangeAspect="1"/>
+            </wp:cNvGraphicFramePr>
+            <a:graphic xmlns:a="http://schemas.openxmlformats.org/drawingml/2006/main">
+              <a:graphicData uri="http://schemas.openxmlformats.org/drawingml/2006/picture">
+                <pic:pic xmlns:pic="http://schemas.openxmlformats.org/drawingml/2006/picture">
+                  <pic:nvPicPr>
+                    <pic:cNvPr id="1" name=""/>
+                    <pic:cNvPicPr/>
+                  </pic:nvPicPr>
+                  <pic:blipFill>
+                    <a:blip r:embed="rId54"/>
+                    <a:stretch>
+                      <a:fillRect/>
+                    </a:stretch>
+                  </pic:blipFill>
+                  <pic:spPr>
+                    <a:xfrm>
+                      <a:off x="0" y="0"/>
+                      <a:ext cx="2791215" cy="752580"/>
+                    </a:xfrm>
+                    <a:prstGeom prst="rect">
+                      <a:avLst/>
+                    </a:prstGeom>
+                  </pic:spPr>
+                </pic:pic>
+              </a:graphicData>
+            </a:graphic>
+          </wp:inline>
+        </w:drawing>
+      </w:r>
       <w:bookmarkStart w:id="4" w:name="_GoBack"/>
       <w:bookmarkEnd w:id="4"/>
     </w:p>
@@ -5285,44 +6275,65 @@
       <w:pPr>
         <w:rPr>
           <w:rFonts w:ascii="Calibri" w:hAnsi="Calibri" w:cs="Calibri"/>
-          <w:sz w:val="24"/>
-          <w:szCs w:val="24"/>
-        </w:rPr>
-      </w:pPr>
-    </w:p>
-    <w:p>
-      <w:pPr>
-        <w:rPr>
-          <w:rFonts w:ascii="Calibri" w:hAnsi="Calibri" w:cs="Calibri"/>
-          <w:sz w:val="24"/>
-          <w:szCs w:val="24"/>
-        </w:rPr>
-      </w:pPr>
-    </w:p>
-    <w:p>
-      <w:pPr>
-        <w:rPr>
-          <w:rFonts w:ascii="Calibri" w:hAnsi="Calibri" w:cs="Calibri"/>
-          <w:sz w:val="24"/>
-          <w:szCs w:val="24"/>
-        </w:rPr>
-      </w:pPr>
-    </w:p>
-    <w:p>
-      <w:pPr>
-        <w:rPr>
-          <w:rFonts w:ascii="Calibri" w:hAnsi="Calibri" w:cs="Calibri"/>
-          <w:sz w:val="24"/>
-          <w:szCs w:val="24"/>
-        </w:rPr>
-      </w:pPr>
-    </w:p>
-    <w:p>
-      <w:pPr>
-        <w:rPr>
-          <w:rFonts w:ascii="Calibri" w:hAnsi="Calibri" w:cs="Calibri"/>
-          <w:sz w:val="24"/>
-          <w:szCs w:val="24"/>
+          <w:b/>
+          <w:sz w:val="24"/>
+          <w:szCs w:val="24"/>
+          <w:lang w:val="en-US"/>
+        </w:rPr>
+      </w:pPr>
+    </w:p>
+    <w:p>
+      <w:pPr>
+        <w:rPr>
+          <w:rFonts w:ascii="Calibri" w:hAnsi="Calibri" w:cs="Calibri"/>
+          <w:b/>
+          <w:sz w:val="24"/>
+          <w:szCs w:val="24"/>
+          <w:lang w:val="en-US"/>
+        </w:rPr>
+      </w:pPr>
+    </w:p>
+    <w:p>
+      <w:pPr>
+        <w:rPr>
+          <w:rFonts w:ascii="Calibri" w:hAnsi="Calibri" w:cs="Calibri"/>
+          <w:b/>
+          <w:sz w:val="24"/>
+          <w:szCs w:val="24"/>
+          <w:lang w:val="en-US"/>
+        </w:rPr>
+      </w:pPr>
+    </w:p>
+    <w:p>
+      <w:pPr>
+        <w:rPr>
+          <w:rFonts w:ascii="Calibri" w:hAnsi="Calibri" w:cs="Calibri"/>
+          <w:b/>
+          <w:sz w:val="24"/>
+          <w:szCs w:val="24"/>
+          <w:lang w:val="en-US"/>
+        </w:rPr>
+      </w:pPr>
+    </w:p>
+    <w:p>
+      <w:pPr>
+        <w:rPr>
+          <w:rFonts w:ascii="Calibri" w:hAnsi="Calibri" w:cs="Calibri"/>
+          <w:b/>
+          <w:sz w:val="24"/>
+          <w:szCs w:val="24"/>
+          <w:lang w:val="en-US"/>
+        </w:rPr>
+      </w:pPr>
+    </w:p>
+    <w:p>
+      <w:pPr>
+        <w:rPr>
+          <w:rFonts w:ascii="Calibri" w:hAnsi="Calibri" w:cs="Calibri"/>
+          <w:b/>
+          <w:sz w:val="24"/>
+          <w:szCs w:val="24"/>
+          <w:lang w:val="en-US"/>
         </w:rPr>
       </w:pPr>
     </w:p>
@@ -6785,7 +7796,7 @@
 </file>
 
 <file path=customXml/itemProps1.xml><?xml version="1.0" encoding="utf-8"?>
-<ds:datastoreItem xmlns:ds="http://schemas.openxmlformats.org/officeDocument/2006/customXml" ds:itemID="{063E9D77-F462-47D1-BECC-6FB7A606339B}">
+<ds:datastoreItem xmlns:ds="http://schemas.openxmlformats.org/officeDocument/2006/customXml" ds:itemID="{78D16F11-0582-42DB-B990-61F0F296D2C7}">
   <ds:schemaRefs>
     <ds:schemaRef ds:uri="http://schemas.openxmlformats.org/officeDocument/2006/bibliography"/>
   </ds:schemaRefs>

--- a/Conceptos.docx
+++ b/Conceptos.docx
@@ -5372,9 +5372,10 @@
         <w:rPr>
           <w:rFonts w:ascii="Calibri" w:hAnsi="Calibri" w:cs="Calibri"/>
           <w:b/>
-          <w:sz w:val="24"/>
-          <w:szCs w:val="24"/>
-          <w:lang w:val="en-US"/>
+          <w:noProof/>
+          <w:sz w:val="24"/>
+          <w:szCs w:val="24"/>
+          <w:lang w:eastAsia="es-MX"/>
         </w:rPr>
         <w:drawing>
           <wp:inline distT="0" distB="0" distL="0" distR="0" wp14:anchorId="03367E03" wp14:editId="58B4DE78">
@@ -5428,9 +5429,10 @@
         <w:rPr>
           <w:rFonts w:ascii="Calibri" w:hAnsi="Calibri" w:cs="Calibri"/>
           <w:b/>
-          <w:sz w:val="24"/>
-          <w:szCs w:val="24"/>
-          <w:lang w:val="en-US"/>
+          <w:noProof/>
+          <w:sz w:val="24"/>
+          <w:szCs w:val="24"/>
+          <w:lang w:eastAsia="es-MX"/>
         </w:rPr>
         <w:drawing>
           <wp:inline distT="0" distB="0" distL="0" distR="0" wp14:anchorId="60572272" wp14:editId="43884A69">
@@ -5608,9 +5610,10 @@
         <w:rPr>
           <w:rFonts w:ascii="Calibri" w:hAnsi="Calibri" w:cs="Calibri"/>
           <w:b/>
-          <w:sz w:val="24"/>
-          <w:szCs w:val="24"/>
-          <w:lang w:val="en-US"/>
+          <w:noProof/>
+          <w:sz w:val="24"/>
+          <w:szCs w:val="24"/>
+          <w:lang w:eastAsia="es-MX"/>
         </w:rPr>
         <w:drawing>
           <wp:inline distT="0" distB="0" distL="0" distR="0" wp14:anchorId="74ED025F" wp14:editId="4380DCE7">
@@ -5662,9 +5665,10 @@
         <w:rPr>
           <w:rFonts w:ascii="Calibri" w:hAnsi="Calibri" w:cs="Calibri"/>
           <w:b/>
-          <w:sz w:val="24"/>
-          <w:szCs w:val="24"/>
-          <w:lang w:val="en-US"/>
+          <w:noProof/>
+          <w:sz w:val="24"/>
+          <w:szCs w:val="24"/>
+          <w:lang w:eastAsia="es-MX"/>
         </w:rPr>
         <w:drawing>
           <wp:inline distT="0" distB="0" distL="0" distR="0" wp14:anchorId="41A758D1" wp14:editId="4C072E08">
@@ -5717,9 +5721,10 @@
         <w:rPr>
           <w:rFonts w:ascii="Calibri" w:hAnsi="Calibri" w:cs="Calibri"/>
           <w:b/>
-          <w:sz w:val="24"/>
-          <w:szCs w:val="24"/>
-          <w:lang w:val="en-US"/>
+          <w:noProof/>
+          <w:sz w:val="24"/>
+          <w:szCs w:val="24"/>
+          <w:lang w:eastAsia="es-MX"/>
         </w:rPr>
         <w:drawing>
           <wp:anchor distT="0" distB="0" distL="114300" distR="114300" simplePos="0" relativeHeight="251676672" behindDoc="0" locked="0" layoutInCell="1" allowOverlap="1" wp14:anchorId="7FC332FE" wp14:editId="7E882737">
@@ -5907,9 +5912,10 @@
         <w:rPr>
           <w:rFonts w:ascii="Calibri" w:hAnsi="Calibri" w:cs="Calibri"/>
           <w:b/>
-          <w:sz w:val="24"/>
-          <w:szCs w:val="24"/>
-          <w:lang w:val="en-US"/>
+          <w:noProof/>
+          <w:sz w:val="24"/>
+          <w:szCs w:val="24"/>
+          <w:lang w:eastAsia="es-MX"/>
         </w:rPr>
         <w:drawing>
           <wp:anchor distT="0" distB="0" distL="114300" distR="114300" simplePos="0" relativeHeight="251677696" behindDoc="0" locked="0" layoutInCell="1" allowOverlap="1" wp14:anchorId="64FA4BAD" wp14:editId="71360768">
@@ -5971,9 +5977,10 @@
         <w:rPr>
           <w:rFonts w:ascii="Calibri" w:hAnsi="Calibri" w:cs="Calibri"/>
           <w:b/>
-          <w:sz w:val="24"/>
-          <w:szCs w:val="24"/>
-          <w:lang w:val="en-US"/>
+          <w:noProof/>
+          <w:sz w:val="24"/>
+          <w:szCs w:val="24"/>
+          <w:lang w:eastAsia="es-MX"/>
         </w:rPr>
         <w:drawing>
           <wp:inline distT="0" distB="0" distL="0" distR="0" wp14:anchorId="1042D23F" wp14:editId="6E886CDD">
@@ -6026,9 +6033,10 @@
         <w:rPr>
           <w:rFonts w:ascii="Calibri" w:hAnsi="Calibri" w:cs="Calibri"/>
           <w:b/>
-          <w:sz w:val="24"/>
-          <w:szCs w:val="24"/>
-          <w:lang w:val="en-US"/>
+          <w:noProof/>
+          <w:sz w:val="24"/>
+          <w:szCs w:val="24"/>
+          <w:lang w:eastAsia="es-MX"/>
         </w:rPr>
         <w:drawing>
           <wp:inline distT="0" distB="0" distL="0" distR="0" wp14:anchorId="3A479F6C" wp14:editId="68BBC8ED">
@@ -6173,9 +6181,10 @@
         <w:rPr>
           <w:rFonts w:ascii="Calibri" w:hAnsi="Calibri" w:cs="Calibri"/>
           <w:b/>
-          <w:sz w:val="24"/>
-          <w:szCs w:val="24"/>
-          <w:lang w:val="en-US"/>
+          <w:noProof/>
+          <w:sz w:val="24"/>
+          <w:szCs w:val="24"/>
+          <w:lang w:eastAsia="es-MX"/>
         </w:rPr>
         <w:drawing>
           <wp:inline distT="0" distB="0" distL="0" distR="0" wp14:anchorId="5A8F3502" wp14:editId="40DDB531">
@@ -6228,9 +6237,10 @@
         <w:rPr>
           <w:rFonts w:ascii="Calibri" w:hAnsi="Calibri" w:cs="Calibri"/>
           <w:b/>
-          <w:sz w:val="24"/>
-          <w:szCs w:val="24"/>
-          <w:lang w:val="en-US"/>
+          <w:noProof/>
+          <w:sz w:val="24"/>
+          <w:szCs w:val="24"/>
+          <w:lang w:eastAsia="es-MX"/>
         </w:rPr>
         <w:drawing>
           <wp:inline distT="0" distB="0" distL="0" distR="0" wp14:anchorId="6F037791" wp14:editId="1281ECF4">
@@ -6268,74 +6278,2351 @@
           </wp:inline>
         </w:drawing>
       </w:r>
+    </w:p>
+    <w:p>
+      <w:pPr>
+        <w:rPr>
+          <w:rFonts w:ascii="Calibri" w:hAnsi="Calibri" w:cs="Calibri"/>
+          <w:b/>
+          <w:sz w:val="24"/>
+          <w:szCs w:val="24"/>
+          <w:lang w:val="en-US"/>
+        </w:rPr>
+      </w:pPr>
+    </w:p>
+    <w:p>
+      <w:pPr>
+        <w:rPr>
+          <w:rFonts w:ascii="Calibri" w:hAnsi="Calibri" w:cs="Calibri"/>
+          <w:b/>
+          <w:sz w:val="24"/>
+          <w:szCs w:val="24"/>
+          <w:lang w:val="en-US"/>
+        </w:rPr>
+      </w:pPr>
+    </w:p>
+    <w:p>
+      <w:pPr>
+        <w:rPr>
+          <w:rFonts w:ascii="Calibri" w:hAnsi="Calibri" w:cs="Calibri"/>
+          <w:b/>
+          <w:sz w:val="24"/>
+          <w:szCs w:val="24"/>
+          <w:lang w:val="en-US"/>
+        </w:rPr>
+      </w:pPr>
+    </w:p>
+    <w:p>
+      <w:pPr>
+        <w:rPr>
+          <w:rFonts w:ascii="Calibri" w:hAnsi="Calibri" w:cs="Calibri"/>
+          <w:b/>
+          <w:sz w:val="24"/>
+          <w:szCs w:val="24"/>
+          <w:lang w:val="en-US"/>
+        </w:rPr>
+      </w:pPr>
+    </w:p>
+    <w:p>
+      <w:pPr>
+        <w:rPr>
+          <w:rFonts w:ascii="Calibri" w:hAnsi="Calibri" w:cs="Calibri"/>
+          <w:b/>
+          <w:sz w:val="24"/>
+          <w:szCs w:val="24"/>
+          <w:lang w:val="en-US"/>
+        </w:rPr>
+      </w:pPr>
+    </w:p>
+    <w:p>
+      <w:pPr>
+        <w:rPr>
+          <w:rFonts w:ascii="Calibri" w:hAnsi="Calibri" w:cs="Calibri"/>
+          <w:b/>
+          <w:sz w:val="24"/>
+          <w:szCs w:val="24"/>
+          <w:lang w:val="en-US"/>
+        </w:rPr>
+      </w:pPr>
+    </w:p>
+    <w:p>
+      <w:pPr>
+        <w:rPr>
+          <w:rFonts w:ascii="Calibri" w:hAnsi="Calibri" w:cs="Calibri"/>
+          <w:b/>
+          <w:sz w:val="24"/>
+          <w:szCs w:val="24"/>
+          <w:lang w:val="en-US"/>
+        </w:rPr>
+      </w:pPr>
+    </w:p>
+    <w:p>
+      <w:pPr>
+        <w:rPr>
+          <w:rFonts w:ascii="Calibri" w:hAnsi="Calibri" w:cs="Calibri"/>
+          <w:b/>
+          <w:sz w:val="24"/>
+          <w:szCs w:val="24"/>
+          <w:lang w:val="en-US"/>
+        </w:rPr>
+      </w:pPr>
+    </w:p>
+    <w:p>
+      <w:pPr>
+        <w:rPr>
+          <w:rFonts w:ascii="Calibri" w:hAnsi="Calibri" w:cs="Calibri"/>
+          <w:b/>
+          <w:sz w:val="24"/>
+          <w:szCs w:val="24"/>
+        </w:rPr>
+      </w:pPr>
+      <w:r>
+        <w:rPr>
+          <w:rFonts w:ascii="Calibri" w:hAnsi="Calibri" w:cs="Calibri"/>
+          <w:b/>
+          <w:noProof/>
+          <w:sz w:val="24"/>
+          <w:szCs w:val="24"/>
+          <w:lang w:eastAsia="es-MX"/>
+        </w:rPr>
+        <w:lastRenderedPageBreak/>
+        <w:drawing>
+          <wp:inline distT="0" distB="0" distL="0" distR="0">
+            <wp:extent cx="4981575" cy="3543300"/>
+            <wp:effectExtent l="0" t="0" r="9525" b="0"/>
+            <wp:docPr id="41" name="Imagen 41"/>
+            <wp:cNvGraphicFramePr>
+              <a:graphicFrameLocks xmlns:a="http://schemas.openxmlformats.org/drawingml/2006/main" noChangeAspect="1"/>
+            </wp:cNvGraphicFramePr>
+            <a:graphic xmlns:a="http://schemas.openxmlformats.org/drawingml/2006/main">
+              <a:graphicData uri="http://schemas.openxmlformats.org/drawingml/2006/picture">
+                <pic:pic xmlns:pic="http://schemas.openxmlformats.org/drawingml/2006/picture">
+                  <pic:nvPicPr>
+                    <pic:cNvPr id="41" name="carbon.png"/>
+                    <pic:cNvPicPr/>
+                  </pic:nvPicPr>
+                  <pic:blipFill rotWithShape="1">
+                    <a:blip r:embed="rId55">
+                      <a:extLst>
+                        <a:ext uri="{28A0092B-C50C-407E-A947-70E740481C1C}">
+                          <a14:useLocalDpi xmlns:a14="http://schemas.microsoft.com/office/drawing/2010/main" val="0"/>
+                        </a:ext>
+                      </a:extLst>
+                    </a:blip>
+                    <a:srcRect l="5940" t="9064" r="5295" b="6646"/>
+                    <a:stretch/>
+                  </pic:blipFill>
+                  <pic:spPr bwMode="auto">
+                    <a:xfrm>
+                      <a:off x="0" y="0"/>
+                      <a:ext cx="4981575" cy="3543300"/>
+                    </a:xfrm>
+                    <a:prstGeom prst="rect">
+                      <a:avLst/>
+                    </a:prstGeom>
+                    <a:ln>
+                      <a:noFill/>
+                    </a:ln>
+                    <a:extLst>
+                      <a:ext uri="{53640926-AAD7-44D8-BBD7-CCE9431645EC}">
+                        <a14:shadowObscured xmlns:a14="http://schemas.microsoft.com/office/drawing/2010/main"/>
+                      </a:ext>
+                    </a:extLst>
+                  </pic:spPr>
+                </pic:pic>
+              </a:graphicData>
+            </a:graphic>
+          </wp:inline>
+        </w:drawing>
+      </w:r>
+    </w:p>
+    <w:p>
+      <w:pPr>
+        <w:rPr>
+          <w:rFonts w:ascii="Calibri" w:hAnsi="Calibri" w:cs="Calibri"/>
+          <w:b/>
+          <w:sz w:val="24"/>
+          <w:szCs w:val="24"/>
+        </w:rPr>
+      </w:pPr>
+      <w:r>
+        <w:rPr>
+          <w:rFonts w:ascii="Calibri" w:hAnsi="Calibri" w:cs="Calibri"/>
+          <w:b/>
+          <w:noProof/>
+          <w:sz w:val="24"/>
+          <w:szCs w:val="24"/>
+          <w:lang w:eastAsia="es-MX"/>
+        </w:rPr>
+        <w:drawing>
+          <wp:inline distT="0" distB="0" distL="0" distR="0" wp14:anchorId="261ED210" wp14:editId="64F1FEAC">
+            <wp:extent cx="3029373" cy="790685"/>
+            <wp:effectExtent l="0" t="0" r="0" b="9525"/>
+            <wp:docPr id="43" name="Imagen 43"/>
+            <wp:cNvGraphicFramePr>
+              <a:graphicFrameLocks xmlns:a="http://schemas.openxmlformats.org/drawingml/2006/main" noChangeAspect="1"/>
+            </wp:cNvGraphicFramePr>
+            <a:graphic xmlns:a="http://schemas.openxmlformats.org/drawingml/2006/main">
+              <a:graphicData uri="http://schemas.openxmlformats.org/drawingml/2006/picture">
+                <pic:pic xmlns:pic="http://schemas.openxmlformats.org/drawingml/2006/picture">
+                  <pic:nvPicPr>
+                    <pic:cNvPr id="1" name=""/>
+                    <pic:cNvPicPr/>
+                  </pic:nvPicPr>
+                  <pic:blipFill>
+                    <a:blip r:embed="rId56"/>
+                    <a:stretch>
+                      <a:fillRect/>
+                    </a:stretch>
+                  </pic:blipFill>
+                  <pic:spPr>
+                    <a:xfrm>
+                      <a:off x="0" y="0"/>
+                      <a:ext cx="3029373" cy="790685"/>
+                    </a:xfrm>
+                    <a:prstGeom prst="rect">
+                      <a:avLst/>
+                    </a:prstGeom>
+                  </pic:spPr>
+                </pic:pic>
+              </a:graphicData>
+            </a:graphic>
+          </wp:inline>
+        </w:drawing>
+      </w:r>
+    </w:p>
+    <w:p>
+      <w:pPr>
+        <w:rPr>
+          <w:rFonts w:ascii="Calibri" w:hAnsi="Calibri" w:cs="Calibri"/>
+          <w:b/>
+          <w:sz w:val="24"/>
+          <w:szCs w:val="24"/>
+        </w:rPr>
+      </w:pPr>
+      <w:r>
+        <w:rPr>
+          <w:rFonts w:ascii="Calibri" w:hAnsi="Calibri" w:cs="Calibri"/>
+          <w:b/>
+          <w:noProof/>
+          <w:sz w:val="24"/>
+          <w:szCs w:val="24"/>
+          <w:lang w:eastAsia="es-MX"/>
+        </w:rPr>
+        <w:drawing>
+          <wp:inline distT="0" distB="0" distL="0" distR="0" wp14:anchorId="60F7CC3C" wp14:editId="14CCAFF2">
+            <wp:extent cx="3162741" cy="695422"/>
+            <wp:effectExtent l="0" t="0" r="0" b="9525"/>
+            <wp:docPr id="42" name="Imagen 42"/>
+            <wp:cNvGraphicFramePr>
+              <a:graphicFrameLocks xmlns:a="http://schemas.openxmlformats.org/drawingml/2006/main" noChangeAspect="1"/>
+            </wp:cNvGraphicFramePr>
+            <a:graphic xmlns:a="http://schemas.openxmlformats.org/drawingml/2006/main">
+              <a:graphicData uri="http://schemas.openxmlformats.org/drawingml/2006/picture">
+                <pic:pic xmlns:pic="http://schemas.openxmlformats.org/drawingml/2006/picture">
+                  <pic:nvPicPr>
+                    <pic:cNvPr id="1" name=""/>
+                    <pic:cNvPicPr/>
+                  </pic:nvPicPr>
+                  <pic:blipFill>
+                    <a:blip r:embed="rId57"/>
+                    <a:stretch>
+                      <a:fillRect/>
+                    </a:stretch>
+                  </pic:blipFill>
+                  <pic:spPr>
+                    <a:xfrm>
+                      <a:off x="0" y="0"/>
+                      <a:ext cx="3162741" cy="695422"/>
+                    </a:xfrm>
+                    <a:prstGeom prst="rect">
+                      <a:avLst/>
+                    </a:prstGeom>
+                  </pic:spPr>
+                </pic:pic>
+              </a:graphicData>
+            </a:graphic>
+          </wp:inline>
+        </w:drawing>
+      </w:r>
+    </w:p>
+    <w:p>
+      <w:pPr>
+        <w:rPr>
+          <w:rFonts w:ascii="Calibri" w:hAnsi="Calibri" w:cs="Calibri"/>
+          <w:b/>
+          <w:sz w:val="24"/>
+          <w:szCs w:val="24"/>
+          <w:lang w:val="en-US"/>
+        </w:rPr>
+      </w:pPr>
+      <w:r>
+        <w:rPr>
+          <w:rFonts w:ascii="Calibri" w:hAnsi="Calibri" w:cs="Calibri"/>
+          <w:b/>
+          <w:sz w:val="24"/>
+          <w:szCs w:val="24"/>
+          <w:lang w:val="en-US"/>
+        </w:rPr>
+        <w:br w:type="page"/>
+      </w:r>
+    </w:p>
+    <w:p>
+      <w:pPr>
+        <w:rPr>
+          <w:rFonts w:ascii="Calibri" w:hAnsi="Calibri" w:cs="Calibri"/>
+          <w:b/>
+          <w:sz w:val="24"/>
+          <w:szCs w:val="24"/>
+          <w:lang w:val="en-US"/>
+        </w:rPr>
+      </w:pPr>
+      <w:r>
+        <w:rPr>
+          <w:rFonts w:ascii="Calibri" w:hAnsi="Calibri" w:cs="Calibri"/>
+          <w:b/>
+          <w:noProof/>
+          <w:sz w:val="24"/>
+          <w:szCs w:val="24"/>
+          <w:lang w:eastAsia="es-MX"/>
+        </w:rPr>
+        <w:lastRenderedPageBreak/>
+        <w:drawing>
+          <wp:inline distT="0" distB="0" distL="0" distR="0">
+            <wp:extent cx="4695825" cy="4972050"/>
+            <wp:effectExtent l="0" t="0" r="9525" b="0"/>
+            <wp:docPr id="51" name="Imagen 51"/>
+            <wp:cNvGraphicFramePr>
+              <a:graphicFrameLocks xmlns:a="http://schemas.openxmlformats.org/drawingml/2006/main" noChangeAspect="1"/>
+            </wp:cNvGraphicFramePr>
+            <a:graphic xmlns:a="http://schemas.openxmlformats.org/drawingml/2006/main">
+              <a:graphicData uri="http://schemas.openxmlformats.org/drawingml/2006/picture">
+                <pic:pic xmlns:pic="http://schemas.openxmlformats.org/drawingml/2006/picture">
+                  <pic:nvPicPr>
+                    <pic:cNvPr id="51" name="carbon (1).png"/>
+                    <pic:cNvPicPr/>
+                  </pic:nvPicPr>
+                  <pic:blipFill rotWithShape="1">
+                    <a:blip r:embed="rId58">
+                      <a:extLst>
+                        <a:ext uri="{28A0092B-C50C-407E-A947-70E740481C1C}">
+                          <a14:useLocalDpi xmlns:a14="http://schemas.microsoft.com/office/drawing/2010/main" val="0"/>
+                        </a:ext>
+                      </a:extLst>
+                    </a:blip>
+                    <a:srcRect l="8487" t="9006" r="7841" b="7045"/>
+                    <a:stretch/>
+                  </pic:blipFill>
+                  <pic:spPr bwMode="auto">
+                    <a:xfrm>
+                      <a:off x="0" y="0"/>
+                      <a:ext cx="4695825" cy="4972050"/>
+                    </a:xfrm>
+                    <a:prstGeom prst="rect">
+                      <a:avLst/>
+                    </a:prstGeom>
+                    <a:ln>
+                      <a:noFill/>
+                    </a:ln>
+                    <a:extLst>
+                      <a:ext uri="{53640926-AAD7-44D8-BBD7-CCE9431645EC}">
+                        <a14:shadowObscured xmlns:a14="http://schemas.microsoft.com/office/drawing/2010/main"/>
+                      </a:ext>
+                    </a:extLst>
+                  </pic:spPr>
+                </pic:pic>
+              </a:graphicData>
+            </a:graphic>
+          </wp:inline>
+        </w:drawing>
+      </w:r>
+    </w:p>
+    <w:p>
+      <w:pPr>
+        <w:rPr>
+          <w:rFonts w:ascii="Calibri" w:hAnsi="Calibri" w:cs="Calibri"/>
+          <w:b/>
+          <w:sz w:val="24"/>
+          <w:szCs w:val="24"/>
+          <w:lang w:val="en-US"/>
+        </w:rPr>
+      </w:pPr>
+    </w:p>
+    <w:p>
+      <w:pPr>
+        <w:rPr>
+          <w:rFonts w:ascii="Calibri" w:hAnsi="Calibri" w:cs="Calibri"/>
+          <w:b/>
+          <w:sz w:val="24"/>
+          <w:szCs w:val="24"/>
+          <w:lang w:val="en-US"/>
+        </w:rPr>
+      </w:pPr>
+      <w:r>
+        <w:rPr>
+          <w:rFonts w:ascii="Calibri" w:hAnsi="Calibri" w:cs="Calibri"/>
+          <w:b/>
+          <w:noProof/>
+          <w:sz w:val="24"/>
+          <w:szCs w:val="24"/>
+          <w:lang w:eastAsia="es-MX"/>
+        </w:rPr>
+        <w:drawing>
+          <wp:inline distT="0" distB="0" distL="0" distR="0" wp14:anchorId="21716FD6" wp14:editId="61E9C204">
+            <wp:extent cx="2448267" cy="1219370"/>
+            <wp:effectExtent l="0" t="0" r="9525" b="0"/>
+            <wp:docPr id="52" name="Imagen 52"/>
+            <wp:cNvGraphicFramePr>
+              <a:graphicFrameLocks xmlns:a="http://schemas.openxmlformats.org/drawingml/2006/main" noChangeAspect="1"/>
+            </wp:cNvGraphicFramePr>
+            <a:graphic xmlns:a="http://schemas.openxmlformats.org/drawingml/2006/main">
+              <a:graphicData uri="http://schemas.openxmlformats.org/drawingml/2006/picture">
+                <pic:pic xmlns:pic="http://schemas.openxmlformats.org/drawingml/2006/picture">
+                  <pic:nvPicPr>
+                    <pic:cNvPr id="1" name=""/>
+                    <pic:cNvPicPr/>
+                  </pic:nvPicPr>
+                  <pic:blipFill>
+                    <a:blip r:embed="rId59"/>
+                    <a:stretch>
+                      <a:fillRect/>
+                    </a:stretch>
+                  </pic:blipFill>
+                  <pic:spPr>
+                    <a:xfrm>
+                      <a:off x="0" y="0"/>
+                      <a:ext cx="2448267" cy="1219370"/>
+                    </a:xfrm>
+                    <a:prstGeom prst="rect">
+                      <a:avLst/>
+                    </a:prstGeom>
+                  </pic:spPr>
+                </pic:pic>
+              </a:graphicData>
+            </a:graphic>
+          </wp:inline>
+        </w:drawing>
+      </w:r>
+      <w:r>
+        <w:rPr>
+          <w:rFonts w:ascii="Calibri" w:hAnsi="Calibri" w:cs="Calibri"/>
+          <w:b/>
+          <w:noProof/>
+          <w:sz w:val="24"/>
+          <w:szCs w:val="24"/>
+          <w:lang w:eastAsia="es-MX"/>
+        </w:rPr>
+        <w:drawing>
+          <wp:inline distT="0" distB="0" distL="0" distR="0" wp14:anchorId="43E5F8DD" wp14:editId="688911FF">
+            <wp:extent cx="2400635" cy="1047896"/>
+            <wp:effectExtent l="0" t="0" r="0" b="0"/>
+            <wp:docPr id="53" name="Imagen 53"/>
+            <wp:cNvGraphicFramePr>
+              <a:graphicFrameLocks xmlns:a="http://schemas.openxmlformats.org/drawingml/2006/main" noChangeAspect="1"/>
+            </wp:cNvGraphicFramePr>
+            <a:graphic xmlns:a="http://schemas.openxmlformats.org/drawingml/2006/main">
+              <a:graphicData uri="http://schemas.openxmlformats.org/drawingml/2006/picture">
+                <pic:pic xmlns:pic="http://schemas.openxmlformats.org/drawingml/2006/picture">
+                  <pic:nvPicPr>
+                    <pic:cNvPr id="1" name=""/>
+                    <pic:cNvPicPr/>
+                  </pic:nvPicPr>
+                  <pic:blipFill>
+                    <a:blip r:embed="rId60"/>
+                    <a:stretch>
+                      <a:fillRect/>
+                    </a:stretch>
+                  </pic:blipFill>
+                  <pic:spPr>
+                    <a:xfrm>
+                      <a:off x="0" y="0"/>
+                      <a:ext cx="2400635" cy="1047896"/>
+                    </a:xfrm>
+                    <a:prstGeom prst="rect">
+                      <a:avLst/>
+                    </a:prstGeom>
+                  </pic:spPr>
+                </pic:pic>
+              </a:graphicData>
+            </a:graphic>
+          </wp:inline>
+        </w:drawing>
+      </w:r>
+    </w:p>
+    <w:p>
+      <w:pPr>
+        <w:rPr>
+          <w:rFonts w:ascii="Calibri" w:hAnsi="Calibri" w:cs="Calibri"/>
+          <w:b/>
+          <w:sz w:val="24"/>
+          <w:szCs w:val="24"/>
+          <w:lang w:val="en-US"/>
+        </w:rPr>
+      </w:pPr>
+    </w:p>
+    <w:p>
+      <w:pPr>
+        <w:rPr>
+          <w:rFonts w:ascii="Calibri" w:hAnsi="Calibri" w:cs="Calibri"/>
+          <w:b/>
+          <w:sz w:val="24"/>
+          <w:szCs w:val="24"/>
+          <w:lang w:val="en-US"/>
+        </w:rPr>
+      </w:pPr>
+      <w:r>
+        <w:rPr>
+          <w:rFonts w:ascii="Calibri" w:hAnsi="Calibri" w:cs="Calibri"/>
+          <w:b/>
+          <w:noProof/>
+          <w:sz w:val="24"/>
+          <w:szCs w:val="24"/>
+          <w:lang w:eastAsia="es-MX"/>
+        </w:rPr>
+        <w:drawing>
+          <wp:inline distT="0" distB="0" distL="0" distR="0" wp14:anchorId="746B8C72" wp14:editId="28EBF349">
+            <wp:extent cx="2391109" cy="1095528"/>
+            <wp:effectExtent l="0" t="0" r="9525" b="9525"/>
+            <wp:docPr id="54" name="Imagen 54"/>
+            <wp:cNvGraphicFramePr>
+              <a:graphicFrameLocks xmlns:a="http://schemas.openxmlformats.org/drawingml/2006/main" noChangeAspect="1"/>
+            </wp:cNvGraphicFramePr>
+            <a:graphic xmlns:a="http://schemas.openxmlformats.org/drawingml/2006/main">
+              <a:graphicData uri="http://schemas.openxmlformats.org/drawingml/2006/picture">
+                <pic:pic xmlns:pic="http://schemas.openxmlformats.org/drawingml/2006/picture">
+                  <pic:nvPicPr>
+                    <pic:cNvPr id="1" name=""/>
+                    <pic:cNvPicPr/>
+                  </pic:nvPicPr>
+                  <pic:blipFill>
+                    <a:blip r:embed="rId61"/>
+                    <a:stretch>
+                      <a:fillRect/>
+                    </a:stretch>
+                  </pic:blipFill>
+                  <pic:spPr>
+                    <a:xfrm>
+                      <a:off x="0" y="0"/>
+                      <a:ext cx="2391109" cy="1095528"/>
+                    </a:xfrm>
+                    <a:prstGeom prst="rect">
+                      <a:avLst/>
+                    </a:prstGeom>
+                  </pic:spPr>
+                </pic:pic>
+              </a:graphicData>
+            </a:graphic>
+          </wp:inline>
+        </w:drawing>
+      </w:r>
+    </w:p>
+    <w:p>
+      <w:pPr>
+        <w:rPr>
+          <w:rFonts w:ascii="Calibri" w:hAnsi="Calibri" w:cs="Calibri"/>
+          <w:b/>
+          <w:sz w:val="24"/>
+          <w:szCs w:val="24"/>
+          <w:lang w:val="en-US"/>
+        </w:rPr>
+      </w:pPr>
+      <w:r>
+        <w:rPr>
+          <w:rFonts w:ascii="Calibri" w:hAnsi="Calibri" w:cs="Calibri"/>
+          <w:b/>
+          <w:noProof/>
+          <w:sz w:val="24"/>
+          <w:szCs w:val="24"/>
+          <w:lang w:eastAsia="es-MX"/>
+        </w:rPr>
+        <w:lastRenderedPageBreak/>
+        <w:drawing>
+          <wp:anchor distT="0" distB="0" distL="114300" distR="114300" simplePos="0" relativeHeight="251679744" behindDoc="0" locked="0" layoutInCell="1" allowOverlap="1" wp14:anchorId="7FF04F17" wp14:editId="41172CC0">
+            <wp:simplePos x="0" y="0"/>
+            <wp:positionH relativeFrom="column">
+              <wp:posOffset>4737100</wp:posOffset>
+            </wp:positionH>
+            <wp:positionV relativeFrom="paragraph">
+              <wp:posOffset>4605655</wp:posOffset>
+            </wp:positionV>
+            <wp:extent cx="1501471" cy="1114425"/>
+            <wp:effectExtent l="0" t="0" r="3810" b="0"/>
+            <wp:wrapSquare wrapText="bothSides"/>
+            <wp:docPr id="59" name="Imagen 59"/>
+            <wp:cNvGraphicFramePr>
+              <a:graphicFrameLocks xmlns:a="http://schemas.openxmlformats.org/drawingml/2006/main" noChangeAspect="1"/>
+            </wp:cNvGraphicFramePr>
+            <a:graphic xmlns:a="http://schemas.openxmlformats.org/drawingml/2006/main">
+              <a:graphicData uri="http://schemas.openxmlformats.org/drawingml/2006/picture">
+                <pic:pic xmlns:pic="http://schemas.openxmlformats.org/drawingml/2006/picture">
+                  <pic:nvPicPr>
+                    <pic:cNvPr id="1" name=""/>
+                    <pic:cNvPicPr/>
+                  </pic:nvPicPr>
+                  <pic:blipFill>
+                    <a:blip r:embed="rId62">
+                      <a:extLst>
+                        <a:ext uri="{28A0092B-C50C-407E-A947-70E740481C1C}">
+                          <a14:useLocalDpi xmlns:a14="http://schemas.microsoft.com/office/drawing/2010/main" val="0"/>
+                        </a:ext>
+                      </a:extLst>
+                    </a:blip>
+                    <a:stretch>
+                      <a:fillRect/>
+                    </a:stretch>
+                  </pic:blipFill>
+                  <pic:spPr>
+                    <a:xfrm>
+                      <a:off x="0" y="0"/>
+                      <a:ext cx="1501471" cy="1114425"/>
+                    </a:xfrm>
+                    <a:prstGeom prst="rect">
+                      <a:avLst/>
+                    </a:prstGeom>
+                  </pic:spPr>
+                </pic:pic>
+              </a:graphicData>
+            </a:graphic>
+            <wp14:sizeRelH relativeFrom="page">
+              <wp14:pctWidth>0</wp14:pctWidth>
+            </wp14:sizeRelH>
+            <wp14:sizeRelV relativeFrom="page">
+              <wp14:pctHeight>0</wp14:pctHeight>
+            </wp14:sizeRelV>
+          </wp:anchor>
+        </w:drawing>
+      </w:r>
+      <w:r>
+        <w:rPr>
+          <w:rFonts w:ascii="Calibri" w:hAnsi="Calibri" w:cs="Calibri"/>
+          <w:b/>
+          <w:noProof/>
+          <w:sz w:val="24"/>
+          <w:szCs w:val="24"/>
+          <w:lang w:eastAsia="es-MX"/>
+        </w:rPr>
+        <w:drawing>
+          <wp:anchor distT="0" distB="0" distL="114300" distR="114300" simplePos="0" relativeHeight="251678720" behindDoc="0" locked="0" layoutInCell="1" allowOverlap="1" wp14:anchorId="7B1C0AE8" wp14:editId="7DDB5672">
+            <wp:simplePos x="0" y="0"/>
+            <wp:positionH relativeFrom="column">
+              <wp:posOffset>4720590</wp:posOffset>
+            </wp:positionH>
+            <wp:positionV relativeFrom="paragraph">
+              <wp:posOffset>5781675</wp:posOffset>
+            </wp:positionV>
+            <wp:extent cx="1517650" cy="1247775"/>
+            <wp:effectExtent l="0" t="0" r="6350" b="9525"/>
+            <wp:wrapSquare wrapText="bothSides"/>
+            <wp:docPr id="57" name="Imagen 57"/>
+            <wp:cNvGraphicFramePr>
+              <a:graphicFrameLocks xmlns:a="http://schemas.openxmlformats.org/drawingml/2006/main" noChangeAspect="1"/>
+            </wp:cNvGraphicFramePr>
+            <a:graphic xmlns:a="http://schemas.openxmlformats.org/drawingml/2006/main">
+              <a:graphicData uri="http://schemas.openxmlformats.org/drawingml/2006/picture">
+                <pic:pic xmlns:pic="http://schemas.openxmlformats.org/drawingml/2006/picture">
+                  <pic:nvPicPr>
+                    <pic:cNvPr id="1" name=""/>
+                    <pic:cNvPicPr/>
+                  </pic:nvPicPr>
+                  <pic:blipFill>
+                    <a:blip r:embed="rId63">
+                      <a:extLst>
+                        <a:ext uri="{28A0092B-C50C-407E-A947-70E740481C1C}">
+                          <a14:useLocalDpi xmlns:a14="http://schemas.microsoft.com/office/drawing/2010/main" val="0"/>
+                        </a:ext>
+                      </a:extLst>
+                    </a:blip>
+                    <a:stretch>
+                      <a:fillRect/>
+                    </a:stretch>
+                  </pic:blipFill>
+                  <pic:spPr>
+                    <a:xfrm>
+                      <a:off x="0" y="0"/>
+                      <a:ext cx="1517650" cy="1247775"/>
+                    </a:xfrm>
+                    <a:prstGeom prst="rect">
+                      <a:avLst/>
+                    </a:prstGeom>
+                  </pic:spPr>
+                </pic:pic>
+              </a:graphicData>
+            </a:graphic>
+            <wp14:sizeRelH relativeFrom="page">
+              <wp14:pctWidth>0</wp14:pctWidth>
+            </wp14:sizeRelH>
+            <wp14:sizeRelV relativeFrom="page">
+              <wp14:pctHeight>0</wp14:pctHeight>
+            </wp14:sizeRelV>
+          </wp:anchor>
+        </w:drawing>
+      </w:r>
+      <w:r>
+        <w:rPr>
+          <w:rFonts w:ascii="Calibri" w:hAnsi="Calibri" w:cs="Calibri"/>
+          <w:b/>
+          <w:noProof/>
+          <w:sz w:val="24"/>
+          <w:szCs w:val="24"/>
+          <w:lang w:eastAsia="es-MX"/>
+        </w:rPr>
+        <w:drawing>
+          <wp:inline distT="0" distB="0" distL="0" distR="0" wp14:anchorId="62905078" wp14:editId="556BEB93">
+            <wp:extent cx="4533900" cy="6657975"/>
+            <wp:effectExtent l="0" t="0" r="0" b="9525"/>
+            <wp:docPr id="55" name="Imagen 55"/>
+            <wp:cNvGraphicFramePr>
+              <a:graphicFrameLocks xmlns:a="http://schemas.openxmlformats.org/drawingml/2006/main" noChangeAspect="1"/>
+            </wp:cNvGraphicFramePr>
+            <a:graphic xmlns:a="http://schemas.openxmlformats.org/drawingml/2006/main">
+              <a:graphicData uri="http://schemas.openxmlformats.org/drawingml/2006/picture">
+                <pic:pic xmlns:pic="http://schemas.openxmlformats.org/drawingml/2006/picture">
+                  <pic:nvPicPr>
+                    <pic:cNvPr id="55" name="carbon (2).png"/>
+                    <pic:cNvPicPr/>
+                  </pic:nvPicPr>
+                  <pic:blipFill rotWithShape="1">
+                    <a:blip r:embed="rId64">
+                      <a:extLst>
+                        <a:ext uri="{28A0092B-C50C-407E-A947-70E740481C1C}">
+                          <a14:useLocalDpi xmlns:a14="http://schemas.microsoft.com/office/drawing/2010/main" val="0"/>
+                        </a:ext>
+                      </a:extLst>
+                    </a:blip>
+                    <a:srcRect l="9335" t="7589" r="9878" b="6862"/>
+                    <a:stretch/>
+                  </pic:blipFill>
+                  <pic:spPr bwMode="auto">
+                    <a:xfrm>
+                      <a:off x="0" y="0"/>
+                      <a:ext cx="4533900" cy="6657975"/>
+                    </a:xfrm>
+                    <a:prstGeom prst="rect">
+                      <a:avLst/>
+                    </a:prstGeom>
+                    <a:ln>
+                      <a:noFill/>
+                    </a:ln>
+                    <a:extLst>
+                      <a:ext uri="{53640926-AAD7-44D8-BBD7-CCE9431645EC}">
+                        <a14:shadowObscured xmlns:a14="http://schemas.microsoft.com/office/drawing/2010/main"/>
+                      </a:ext>
+                    </a:extLst>
+                  </pic:spPr>
+                </pic:pic>
+              </a:graphicData>
+            </a:graphic>
+          </wp:inline>
+        </w:drawing>
+      </w:r>
+    </w:p>
+    <w:p>
+      <w:pPr>
+        <w:rPr>
+          <w:rFonts w:ascii="Calibri" w:hAnsi="Calibri" w:cs="Calibri"/>
+          <w:b/>
+          <w:sz w:val="24"/>
+          <w:szCs w:val="24"/>
+          <w:lang w:val="en-US"/>
+        </w:rPr>
+      </w:pPr>
+    </w:p>
+    <w:p>
+      <w:pPr>
+        <w:rPr>
+          <w:rFonts w:ascii="Calibri" w:hAnsi="Calibri" w:cs="Calibri"/>
+          <w:b/>
+          <w:sz w:val="24"/>
+          <w:szCs w:val="24"/>
+          <w:lang w:val="en-US"/>
+        </w:rPr>
+      </w:pPr>
+    </w:p>
+    <w:p>
+      <w:pPr>
+        <w:rPr>
+          <w:rFonts w:ascii="Calibri" w:hAnsi="Calibri" w:cs="Calibri"/>
+          <w:b/>
+          <w:sz w:val="24"/>
+          <w:szCs w:val="24"/>
+          <w:lang w:val="en-US"/>
+        </w:rPr>
+      </w:pPr>
+    </w:p>
+    <w:p>
+      <w:pPr>
+        <w:rPr>
+          <w:rFonts w:ascii="Calibri" w:hAnsi="Calibri" w:cs="Calibri"/>
+          <w:b/>
+          <w:sz w:val="24"/>
+          <w:szCs w:val="24"/>
+          <w:lang w:val="en-US"/>
+        </w:rPr>
+      </w:pPr>
+    </w:p>
+    <w:p>
+      <w:pPr>
+        <w:rPr>
+          <w:rFonts w:ascii="Calibri" w:hAnsi="Calibri" w:cs="Calibri"/>
+          <w:b/>
+          <w:sz w:val="24"/>
+          <w:szCs w:val="24"/>
+          <w:lang w:val="en-US"/>
+        </w:rPr>
+      </w:pPr>
+    </w:p>
+    <w:p>
+      <w:pPr>
+        <w:rPr>
+          <w:rFonts w:ascii="Calibri" w:hAnsi="Calibri" w:cs="Calibri"/>
+          <w:b/>
+          <w:sz w:val="24"/>
+          <w:szCs w:val="24"/>
+          <w:lang w:val="en-US"/>
+        </w:rPr>
+      </w:pPr>
+      <w:r>
+        <w:rPr>
+          <w:rFonts w:ascii="Calibri" w:hAnsi="Calibri" w:cs="Calibri"/>
+          <w:b/>
+          <w:noProof/>
+          <w:sz w:val="24"/>
+          <w:szCs w:val="24"/>
+          <w:lang w:eastAsia="es-MX"/>
+        </w:rPr>
+        <w:lastRenderedPageBreak/>
+        <w:drawing>
+          <wp:inline distT="0" distB="0" distL="0" distR="0">
+            <wp:extent cx="4800600" cy="4933950"/>
+            <wp:effectExtent l="0" t="0" r="0" b="0"/>
+            <wp:docPr id="60" name="Imagen 60"/>
+            <wp:cNvGraphicFramePr>
+              <a:graphicFrameLocks xmlns:a="http://schemas.openxmlformats.org/drawingml/2006/main" noChangeAspect="1"/>
+            </wp:cNvGraphicFramePr>
+            <a:graphic xmlns:a="http://schemas.openxmlformats.org/drawingml/2006/main">
+              <a:graphicData uri="http://schemas.openxmlformats.org/drawingml/2006/picture">
+                <pic:pic xmlns:pic="http://schemas.openxmlformats.org/drawingml/2006/picture">
+                  <pic:nvPicPr>
+                    <pic:cNvPr id="60" name="carbon (3).png"/>
+                    <pic:cNvPicPr/>
+                  </pic:nvPicPr>
+                  <pic:blipFill rotWithShape="1">
+                    <a:blip r:embed="rId65">
+                      <a:extLst>
+                        <a:ext uri="{28A0092B-C50C-407E-A947-70E740481C1C}">
+                          <a14:useLocalDpi xmlns:a14="http://schemas.microsoft.com/office/drawing/2010/main" val="0"/>
+                        </a:ext>
+                      </a:extLst>
+                    </a:blip>
+                    <a:srcRect l="6959" t="7272" r="7501" b="7118"/>
+                    <a:stretch/>
+                  </pic:blipFill>
+                  <pic:spPr bwMode="auto">
+                    <a:xfrm>
+                      <a:off x="0" y="0"/>
+                      <a:ext cx="4800600" cy="4933950"/>
+                    </a:xfrm>
+                    <a:prstGeom prst="rect">
+                      <a:avLst/>
+                    </a:prstGeom>
+                    <a:ln>
+                      <a:noFill/>
+                    </a:ln>
+                    <a:extLst>
+                      <a:ext uri="{53640926-AAD7-44D8-BBD7-CCE9431645EC}">
+                        <a14:shadowObscured xmlns:a14="http://schemas.microsoft.com/office/drawing/2010/main"/>
+                      </a:ext>
+                    </a:extLst>
+                  </pic:spPr>
+                </pic:pic>
+              </a:graphicData>
+            </a:graphic>
+          </wp:inline>
+        </w:drawing>
+      </w:r>
+    </w:p>
+    <w:p>
+      <w:pPr>
+        <w:rPr>
+          <w:rFonts w:ascii="Calibri" w:hAnsi="Calibri" w:cs="Calibri"/>
+          <w:b/>
+          <w:sz w:val="24"/>
+          <w:szCs w:val="24"/>
+          <w:lang w:val="en-US"/>
+        </w:rPr>
+      </w:pPr>
+      <w:r>
+        <w:rPr>
+          <w:rFonts w:ascii="Calibri" w:hAnsi="Calibri" w:cs="Calibri"/>
+          <w:b/>
+          <w:noProof/>
+          <w:sz w:val="24"/>
+          <w:szCs w:val="24"/>
+          <w:lang w:eastAsia="es-MX"/>
+        </w:rPr>
+        <w:drawing>
+          <wp:inline distT="0" distB="0" distL="0" distR="0" wp14:anchorId="76062EA5" wp14:editId="1D3BD850">
+            <wp:extent cx="1619476" cy="724001"/>
+            <wp:effectExtent l="0" t="0" r="0" b="0"/>
+            <wp:docPr id="61" name="Imagen 61"/>
+            <wp:cNvGraphicFramePr>
+              <a:graphicFrameLocks xmlns:a="http://schemas.openxmlformats.org/drawingml/2006/main" noChangeAspect="1"/>
+            </wp:cNvGraphicFramePr>
+            <a:graphic xmlns:a="http://schemas.openxmlformats.org/drawingml/2006/main">
+              <a:graphicData uri="http://schemas.openxmlformats.org/drawingml/2006/picture">
+                <pic:pic xmlns:pic="http://schemas.openxmlformats.org/drawingml/2006/picture">
+                  <pic:nvPicPr>
+                    <pic:cNvPr id="1" name=""/>
+                    <pic:cNvPicPr/>
+                  </pic:nvPicPr>
+                  <pic:blipFill>
+                    <a:blip r:embed="rId66"/>
+                    <a:stretch>
+                      <a:fillRect/>
+                    </a:stretch>
+                  </pic:blipFill>
+                  <pic:spPr>
+                    <a:xfrm>
+                      <a:off x="0" y="0"/>
+                      <a:ext cx="1619476" cy="724001"/>
+                    </a:xfrm>
+                    <a:prstGeom prst="rect">
+                      <a:avLst/>
+                    </a:prstGeom>
+                  </pic:spPr>
+                </pic:pic>
+              </a:graphicData>
+            </a:graphic>
+          </wp:inline>
+        </w:drawing>
+      </w:r>
+      <w:r>
+        <w:rPr>
+          <w:rFonts w:ascii="Calibri" w:hAnsi="Calibri" w:cs="Calibri"/>
+          <w:b/>
+          <w:sz w:val="24"/>
+          <w:szCs w:val="24"/>
+          <w:lang w:val="en-US"/>
+        </w:rPr>
+        <w:t xml:space="preserve"> </w:t>
+      </w:r>
+      <w:r>
+        <w:rPr>
+          <w:rFonts w:ascii="Calibri" w:hAnsi="Calibri" w:cs="Calibri"/>
+          <w:b/>
+          <w:noProof/>
+          <w:sz w:val="24"/>
+          <w:szCs w:val="24"/>
+          <w:lang w:eastAsia="es-MX"/>
+        </w:rPr>
+        <w:drawing>
+          <wp:inline distT="0" distB="0" distL="0" distR="0" wp14:anchorId="6A7D7435" wp14:editId="512043A7">
+            <wp:extent cx="1524213" cy="647790"/>
+            <wp:effectExtent l="0" t="0" r="0" b="0"/>
+            <wp:docPr id="62" name="Imagen 62"/>
+            <wp:cNvGraphicFramePr>
+              <a:graphicFrameLocks xmlns:a="http://schemas.openxmlformats.org/drawingml/2006/main" noChangeAspect="1"/>
+            </wp:cNvGraphicFramePr>
+            <a:graphic xmlns:a="http://schemas.openxmlformats.org/drawingml/2006/main">
+              <a:graphicData uri="http://schemas.openxmlformats.org/drawingml/2006/picture">
+                <pic:pic xmlns:pic="http://schemas.openxmlformats.org/drawingml/2006/picture">
+                  <pic:nvPicPr>
+                    <pic:cNvPr id="1" name=""/>
+                    <pic:cNvPicPr/>
+                  </pic:nvPicPr>
+                  <pic:blipFill>
+                    <a:blip r:embed="rId67"/>
+                    <a:stretch>
+                      <a:fillRect/>
+                    </a:stretch>
+                  </pic:blipFill>
+                  <pic:spPr>
+                    <a:xfrm>
+                      <a:off x="0" y="0"/>
+                      <a:ext cx="1524213" cy="647790"/>
+                    </a:xfrm>
+                    <a:prstGeom prst="rect">
+                      <a:avLst/>
+                    </a:prstGeom>
+                  </pic:spPr>
+                </pic:pic>
+              </a:graphicData>
+            </a:graphic>
+          </wp:inline>
+        </w:drawing>
+      </w:r>
+      <w:r>
+        <w:rPr>
+          <w:rFonts w:ascii="Calibri" w:hAnsi="Calibri" w:cs="Calibri"/>
+          <w:b/>
+          <w:sz w:val="24"/>
+          <w:szCs w:val="24"/>
+          <w:lang w:val="en-US"/>
+        </w:rPr>
+        <w:t xml:space="preserve"> </w:t>
+      </w:r>
+    </w:p>
+    <w:p>
+      <w:pPr>
+        <w:rPr>
+          <w:rFonts w:ascii="Calibri" w:hAnsi="Calibri" w:cs="Calibri"/>
+          <w:b/>
+          <w:sz w:val="24"/>
+          <w:szCs w:val="24"/>
+          <w:lang w:val="en-US"/>
+        </w:rPr>
+      </w:pPr>
+      <w:r>
+        <w:rPr>
+          <w:rFonts w:ascii="Calibri" w:hAnsi="Calibri" w:cs="Calibri"/>
+          <w:b/>
+          <w:noProof/>
+          <w:sz w:val="24"/>
+          <w:szCs w:val="24"/>
+          <w:lang w:eastAsia="es-MX"/>
+        </w:rPr>
+        <w:drawing>
+          <wp:inline distT="0" distB="0" distL="0" distR="0" wp14:anchorId="370FF09B" wp14:editId="5B716E2D">
+            <wp:extent cx="1495634" cy="733527"/>
+            <wp:effectExtent l="0" t="0" r="9525" b="0"/>
+            <wp:docPr id="63" name="Imagen 63"/>
+            <wp:cNvGraphicFramePr>
+              <a:graphicFrameLocks xmlns:a="http://schemas.openxmlformats.org/drawingml/2006/main" noChangeAspect="1"/>
+            </wp:cNvGraphicFramePr>
+            <a:graphic xmlns:a="http://schemas.openxmlformats.org/drawingml/2006/main">
+              <a:graphicData uri="http://schemas.openxmlformats.org/drawingml/2006/picture">
+                <pic:pic xmlns:pic="http://schemas.openxmlformats.org/drawingml/2006/picture">
+                  <pic:nvPicPr>
+                    <pic:cNvPr id="1" name=""/>
+                    <pic:cNvPicPr/>
+                  </pic:nvPicPr>
+                  <pic:blipFill>
+                    <a:blip r:embed="rId68"/>
+                    <a:stretch>
+                      <a:fillRect/>
+                    </a:stretch>
+                  </pic:blipFill>
+                  <pic:spPr>
+                    <a:xfrm>
+                      <a:off x="0" y="0"/>
+                      <a:ext cx="1495634" cy="733527"/>
+                    </a:xfrm>
+                    <a:prstGeom prst="rect">
+                      <a:avLst/>
+                    </a:prstGeom>
+                  </pic:spPr>
+                </pic:pic>
+              </a:graphicData>
+            </a:graphic>
+          </wp:inline>
+        </w:drawing>
+      </w:r>
+      <w:r>
+        <w:rPr>
+          <w:rFonts w:ascii="Calibri" w:hAnsi="Calibri" w:cs="Calibri"/>
+          <w:b/>
+          <w:sz w:val="24"/>
+          <w:szCs w:val="24"/>
+          <w:lang w:val="en-US"/>
+        </w:rPr>
+        <w:t xml:space="preserve"> </w:t>
+      </w:r>
+      <w:r>
+        <w:rPr>
+          <w:rFonts w:ascii="Calibri" w:hAnsi="Calibri" w:cs="Calibri"/>
+          <w:b/>
+          <w:noProof/>
+          <w:sz w:val="24"/>
+          <w:szCs w:val="24"/>
+          <w:lang w:eastAsia="es-MX"/>
+        </w:rPr>
+        <w:drawing>
+          <wp:inline distT="0" distB="0" distL="0" distR="0" wp14:anchorId="47C7083C" wp14:editId="00403B77">
+            <wp:extent cx="1648055" cy="676369"/>
+            <wp:effectExtent l="0" t="0" r="9525" b="9525"/>
+            <wp:docPr id="64" name="Imagen 64"/>
+            <wp:cNvGraphicFramePr>
+              <a:graphicFrameLocks xmlns:a="http://schemas.openxmlformats.org/drawingml/2006/main" noChangeAspect="1"/>
+            </wp:cNvGraphicFramePr>
+            <a:graphic xmlns:a="http://schemas.openxmlformats.org/drawingml/2006/main">
+              <a:graphicData uri="http://schemas.openxmlformats.org/drawingml/2006/picture">
+                <pic:pic xmlns:pic="http://schemas.openxmlformats.org/drawingml/2006/picture">
+                  <pic:nvPicPr>
+                    <pic:cNvPr id="1" name=""/>
+                    <pic:cNvPicPr/>
+                  </pic:nvPicPr>
+                  <pic:blipFill>
+                    <a:blip r:embed="rId69"/>
+                    <a:stretch>
+                      <a:fillRect/>
+                    </a:stretch>
+                  </pic:blipFill>
+                  <pic:spPr>
+                    <a:xfrm>
+                      <a:off x="0" y="0"/>
+                      <a:ext cx="1648055" cy="676369"/>
+                    </a:xfrm>
+                    <a:prstGeom prst="rect">
+                      <a:avLst/>
+                    </a:prstGeom>
+                  </pic:spPr>
+                </pic:pic>
+              </a:graphicData>
+            </a:graphic>
+          </wp:inline>
+        </w:drawing>
+      </w:r>
+    </w:p>
+    <w:p>
+      <w:pPr>
+        <w:rPr>
+          <w:rFonts w:ascii="Calibri" w:hAnsi="Calibri" w:cs="Calibri"/>
+          <w:b/>
+          <w:sz w:val="24"/>
+          <w:szCs w:val="24"/>
+          <w:lang w:val="en-US"/>
+        </w:rPr>
+      </w:pPr>
+    </w:p>
+    <w:p>
+      <w:pPr>
+        <w:rPr>
+          <w:rFonts w:ascii="Calibri" w:hAnsi="Calibri" w:cs="Calibri"/>
+          <w:b/>
+          <w:sz w:val="24"/>
+          <w:szCs w:val="24"/>
+          <w:lang w:val="en-US"/>
+        </w:rPr>
+      </w:pPr>
+    </w:p>
+    <w:p>
+      <w:pPr>
+        <w:rPr>
+          <w:rFonts w:ascii="Calibri" w:hAnsi="Calibri" w:cs="Calibri"/>
+          <w:b/>
+          <w:sz w:val="24"/>
+          <w:szCs w:val="24"/>
+          <w:lang w:val="en-US"/>
+        </w:rPr>
+      </w:pPr>
+    </w:p>
+    <w:p>
+      <w:pPr>
+        <w:rPr>
+          <w:rFonts w:ascii="Calibri" w:hAnsi="Calibri" w:cs="Calibri"/>
+          <w:b/>
+          <w:sz w:val="24"/>
+          <w:szCs w:val="24"/>
+          <w:lang w:val="en-US"/>
+        </w:rPr>
+      </w:pPr>
+    </w:p>
+    <w:p>
+      <w:pPr>
+        <w:rPr>
+          <w:rFonts w:ascii="Calibri" w:hAnsi="Calibri" w:cs="Calibri"/>
+          <w:b/>
+          <w:sz w:val="24"/>
+          <w:szCs w:val="24"/>
+          <w:lang w:val="en-US"/>
+        </w:rPr>
+      </w:pPr>
+    </w:p>
+    <w:p>
+      <w:pPr>
+        <w:rPr>
+          <w:rFonts w:ascii="Calibri" w:hAnsi="Calibri" w:cs="Calibri"/>
+          <w:b/>
+          <w:sz w:val="24"/>
+          <w:szCs w:val="24"/>
+          <w:lang w:val="en-US"/>
+        </w:rPr>
+      </w:pPr>
+    </w:p>
+    <w:p>
+      <w:pPr>
+        <w:rPr>
+          <w:rFonts w:ascii="Calibri" w:hAnsi="Calibri" w:cs="Calibri"/>
+          <w:b/>
+          <w:sz w:val="24"/>
+          <w:szCs w:val="24"/>
+          <w:lang w:val="en-US"/>
+        </w:rPr>
+      </w:pPr>
+      <w:r>
+        <w:rPr>
+          <w:rFonts w:ascii="Calibri" w:hAnsi="Calibri" w:cs="Calibri"/>
+          <w:b/>
+          <w:noProof/>
+          <w:sz w:val="24"/>
+          <w:szCs w:val="24"/>
+          <w:lang w:eastAsia="es-MX"/>
+        </w:rPr>
+        <w:drawing>
+          <wp:inline distT="0" distB="0" distL="0" distR="0">
+            <wp:extent cx="4838700" cy="5334000"/>
+            <wp:effectExtent l="0" t="0" r="0" b="0"/>
+            <wp:docPr id="67" name="Imagen 67"/>
+            <wp:cNvGraphicFramePr>
+              <a:graphicFrameLocks xmlns:a="http://schemas.openxmlformats.org/drawingml/2006/main" noChangeAspect="1"/>
+            </wp:cNvGraphicFramePr>
+            <a:graphic xmlns:a="http://schemas.openxmlformats.org/drawingml/2006/main">
+              <a:graphicData uri="http://schemas.openxmlformats.org/drawingml/2006/picture">
+                <pic:pic xmlns:pic="http://schemas.openxmlformats.org/drawingml/2006/picture">
+                  <pic:nvPicPr>
+                    <pic:cNvPr id="67" name="carbon.png"/>
+                    <pic:cNvPicPr/>
+                  </pic:nvPicPr>
+                  <pic:blipFill rotWithShape="1">
+                    <a:blip r:embed="rId70">
+                      <a:extLst>
+                        <a:ext uri="{28A0092B-C50C-407E-A947-70E740481C1C}">
+                          <a14:useLocalDpi xmlns:a14="http://schemas.microsoft.com/office/drawing/2010/main" val="0"/>
+                        </a:ext>
+                      </a:extLst>
+                    </a:blip>
+                    <a:srcRect l="7298" t="7593" r="6482" b="7370"/>
+                    <a:stretch/>
+                  </pic:blipFill>
+                  <pic:spPr bwMode="auto">
+                    <a:xfrm>
+                      <a:off x="0" y="0"/>
+                      <a:ext cx="4838700" cy="5334000"/>
+                    </a:xfrm>
+                    <a:prstGeom prst="rect">
+                      <a:avLst/>
+                    </a:prstGeom>
+                    <a:ln>
+                      <a:noFill/>
+                    </a:ln>
+                    <a:extLst>
+                      <a:ext uri="{53640926-AAD7-44D8-BBD7-CCE9431645EC}">
+                        <a14:shadowObscured xmlns:a14="http://schemas.microsoft.com/office/drawing/2010/main"/>
+                      </a:ext>
+                    </a:extLst>
+                  </pic:spPr>
+                </pic:pic>
+              </a:graphicData>
+            </a:graphic>
+          </wp:inline>
+        </w:drawing>
+      </w:r>
+    </w:p>
+    <w:p>
+      <w:pPr>
+        <w:rPr>
+          <w:rFonts w:ascii="Calibri" w:hAnsi="Calibri" w:cs="Calibri"/>
+          <w:b/>
+          <w:sz w:val="24"/>
+          <w:szCs w:val="24"/>
+          <w:lang w:val="en-US"/>
+        </w:rPr>
+      </w:pPr>
+      <w:r>
+        <w:rPr>
+          <w:rFonts w:ascii="Calibri" w:hAnsi="Calibri" w:cs="Calibri"/>
+          <w:b/>
+          <w:noProof/>
+          <w:sz w:val="24"/>
+          <w:szCs w:val="24"/>
+          <w:lang w:eastAsia="es-MX"/>
+        </w:rPr>
+        <w:drawing>
+          <wp:inline distT="0" distB="0" distL="0" distR="0" wp14:anchorId="71770322" wp14:editId="4CDC9B26">
+            <wp:extent cx="1514475" cy="1317593"/>
+            <wp:effectExtent l="0" t="0" r="0" b="0"/>
+            <wp:docPr id="56" name="Imagen 56"/>
+            <wp:cNvGraphicFramePr>
+              <a:graphicFrameLocks xmlns:a="http://schemas.openxmlformats.org/drawingml/2006/main" noChangeAspect="1"/>
+            </wp:cNvGraphicFramePr>
+            <a:graphic xmlns:a="http://schemas.openxmlformats.org/drawingml/2006/main">
+              <a:graphicData uri="http://schemas.openxmlformats.org/drawingml/2006/picture">
+                <pic:pic xmlns:pic="http://schemas.openxmlformats.org/drawingml/2006/picture">
+                  <pic:nvPicPr>
+                    <pic:cNvPr id="1" name=""/>
+                    <pic:cNvPicPr/>
+                  </pic:nvPicPr>
+                  <pic:blipFill>
+                    <a:blip r:embed="rId71"/>
+                    <a:stretch>
+                      <a:fillRect/>
+                    </a:stretch>
+                  </pic:blipFill>
+                  <pic:spPr>
+                    <a:xfrm>
+                      <a:off x="0" y="0"/>
+                      <a:ext cx="1521321" cy="1323549"/>
+                    </a:xfrm>
+                    <a:prstGeom prst="rect">
+                      <a:avLst/>
+                    </a:prstGeom>
+                  </pic:spPr>
+                </pic:pic>
+              </a:graphicData>
+            </a:graphic>
+          </wp:inline>
+        </w:drawing>
+      </w:r>
+      <w:r>
+        <w:rPr>
+          <w:rFonts w:ascii="Calibri" w:hAnsi="Calibri" w:cs="Calibri"/>
+          <w:b/>
+          <w:sz w:val="24"/>
+          <w:szCs w:val="24"/>
+          <w:lang w:val="en-US"/>
+        </w:rPr>
+        <w:t xml:space="preserve">   </w:t>
+      </w:r>
+      <w:r>
+        <w:rPr>
+          <w:rFonts w:ascii="Calibri" w:hAnsi="Calibri" w:cs="Calibri"/>
+          <w:b/>
+          <w:noProof/>
+          <w:sz w:val="24"/>
+          <w:szCs w:val="24"/>
+          <w:lang w:eastAsia="es-MX"/>
+        </w:rPr>
+        <w:drawing>
+          <wp:inline distT="0" distB="0" distL="0" distR="0" wp14:anchorId="1A29AB0E" wp14:editId="4B940017">
+            <wp:extent cx="2373137" cy="1127760"/>
+            <wp:effectExtent l="0" t="0" r="8255" b="0"/>
+            <wp:docPr id="66" name="Imagen 66"/>
+            <wp:cNvGraphicFramePr>
+              <a:graphicFrameLocks xmlns:a="http://schemas.openxmlformats.org/drawingml/2006/main" noChangeAspect="1"/>
+            </wp:cNvGraphicFramePr>
+            <a:graphic xmlns:a="http://schemas.openxmlformats.org/drawingml/2006/main">
+              <a:graphicData uri="http://schemas.openxmlformats.org/drawingml/2006/picture">
+                <pic:pic xmlns:pic="http://schemas.openxmlformats.org/drawingml/2006/picture">
+                  <pic:nvPicPr>
+                    <pic:cNvPr id="1" name=""/>
+                    <pic:cNvPicPr/>
+                  </pic:nvPicPr>
+                  <pic:blipFill>
+                    <a:blip r:embed="rId72"/>
+                    <a:stretch>
+                      <a:fillRect/>
+                    </a:stretch>
+                  </pic:blipFill>
+                  <pic:spPr>
+                    <a:xfrm>
+                      <a:off x="0" y="0"/>
+                      <a:ext cx="2395276" cy="1138281"/>
+                    </a:xfrm>
+                    <a:prstGeom prst="rect">
+                      <a:avLst/>
+                    </a:prstGeom>
+                  </pic:spPr>
+                </pic:pic>
+              </a:graphicData>
+            </a:graphic>
+          </wp:inline>
+        </w:drawing>
+      </w:r>
+    </w:p>
+    <w:p>
+      <w:pPr>
+        <w:rPr>
+          <w:rFonts w:ascii="Calibri" w:hAnsi="Calibri" w:cs="Calibri"/>
+          <w:b/>
+          <w:sz w:val="24"/>
+          <w:szCs w:val="24"/>
+          <w:lang w:val="en-US"/>
+        </w:rPr>
+      </w:pPr>
+      <w:r>
+        <w:rPr>
+          <w:rFonts w:ascii="Calibri" w:hAnsi="Calibri" w:cs="Calibri"/>
+          <w:b/>
+          <w:noProof/>
+          <w:sz w:val="24"/>
+          <w:szCs w:val="24"/>
+          <w:lang w:eastAsia="es-MX"/>
+        </w:rPr>
+        <w:drawing>
+          <wp:inline distT="0" distB="0" distL="0" distR="0" wp14:anchorId="773C8768" wp14:editId="6823A58D">
+            <wp:extent cx="2126232" cy="1038102"/>
+            <wp:effectExtent l="0" t="0" r="7620" b="0"/>
+            <wp:docPr id="58" name="Imagen 58"/>
+            <wp:cNvGraphicFramePr>
+              <a:graphicFrameLocks xmlns:a="http://schemas.openxmlformats.org/drawingml/2006/main" noChangeAspect="1"/>
+            </wp:cNvGraphicFramePr>
+            <a:graphic xmlns:a="http://schemas.openxmlformats.org/drawingml/2006/main">
+              <a:graphicData uri="http://schemas.openxmlformats.org/drawingml/2006/picture">
+                <pic:pic xmlns:pic="http://schemas.openxmlformats.org/drawingml/2006/picture">
+                  <pic:nvPicPr>
+                    <pic:cNvPr id="1" name=""/>
+                    <pic:cNvPicPr/>
+                  </pic:nvPicPr>
+                  <pic:blipFill>
+                    <a:blip r:embed="rId73"/>
+                    <a:stretch>
+                      <a:fillRect/>
+                    </a:stretch>
+                  </pic:blipFill>
+                  <pic:spPr>
+                    <a:xfrm>
+                      <a:off x="0" y="0"/>
+                      <a:ext cx="2146275" cy="1047888"/>
+                    </a:xfrm>
+                    <a:prstGeom prst="rect">
+                      <a:avLst/>
+                    </a:prstGeom>
+                  </pic:spPr>
+                </pic:pic>
+              </a:graphicData>
+            </a:graphic>
+          </wp:inline>
+        </w:drawing>
+      </w:r>
+      <w:r>
+        <w:rPr>
+          <w:rFonts w:ascii="Calibri" w:hAnsi="Calibri" w:cs="Calibri"/>
+          <w:b/>
+          <w:sz w:val="24"/>
+          <w:szCs w:val="24"/>
+          <w:lang w:val="en-US"/>
+        </w:rPr>
+        <w:t xml:space="preserve">  </w:t>
+      </w:r>
+      <w:r>
+        <w:rPr>
+          <w:rFonts w:ascii="Calibri" w:hAnsi="Calibri" w:cs="Calibri"/>
+          <w:b/>
+          <w:noProof/>
+          <w:sz w:val="24"/>
+          <w:szCs w:val="24"/>
+          <w:lang w:eastAsia="es-MX"/>
+        </w:rPr>
+        <w:drawing>
+          <wp:inline distT="0" distB="0" distL="0" distR="0" wp14:anchorId="3A930D55" wp14:editId="36733A11">
+            <wp:extent cx="1988959" cy="1038225"/>
+            <wp:effectExtent l="0" t="0" r="0" b="0"/>
+            <wp:docPr id="65" name="Imagen 65"/>
+            <wp:cNvGraphicFramePr>
+              <a:graphicFrameLocks xmlns:a="http://schemas.openxmlformats.org/drawingml/2006/main" noChangeAspect="1"/>
+            </wp:cNvGraphicFramePr>
+            <a:graphic xmlns:a="http://schemas.openxmlformats.org/drawingml/2006/main">
+              <a:graphicData uri="http://schemas.openxmlformats.org/drawingml/2006/picture">
+                <pic:pic xmlns:pic="http://schemas.openxmlformats.org/drawingml/2006/picture">
+                  <pic:nvPicPr>
+                    <pic:cNvPr id="1" name=""/>
+                    <pic:cNvPicPr/>
+                  </pic:nvPicPr>
+                  <pic:blipFill>
+                    <a:blip r:embed="rId74"/>
+                    <a:stretch>
+                      <a:fillRect/>
+                    </a:stretch>
+                  </pic:blipFill>
+                  <pic:spPr>
+                    <a:xfrm>
+                      <a:off x="0" y="0"/>
+                      <a:ext cx="2009849" cy="1049130"/>
+                    </a:xfrm>
+                    <a:prstGeom prst="rect">
+                      <a:avLst/>
+                    </a:prstGeom>
+                  </pic:spPr>
+                </pic:pic>
+              </a:graphicData>
+            </a:graphic>
+          </wp:inline>
+        </w:drawing>
+      </w:r>
+    </w:p>
+    <w:p>
+      <w:pPr>
+        <w:rPr>
+          <w:rFonts w:ascii="Calibri" w:hAnsi="Calibri" w:cs="Calibri"/>
+          <w:b/>
+          <w:sz w:val="24"/>
+          <w:szCs w:val="24"/>
+          <w:lang w:val="en-US"/>
+        </w:rPr>
+      </w:pPr>
+      <w:r>
+        <w:rPr>
+          <w:rFonts w:ascii="Calibri" w:hAnsi="Calibri" w:cs="Calibri"/>
+          <w:b/>
+          <w:noProof/>
+          <w:sz w:val="24"/>
+          <w:szCs w:val="24"/>
+          <w:lang w:eastAsia="es-MX"/>
+        </w:rPr>
+        <w:lastRenderedPageBreak/>
+        <w:drawing>
+          <wp:inline distT="0" distB="0" distL="0" distR="0">
+            <wp:extent cx="4857750" cy="6848475"/>
+            <wp:effectExtent l="0" t="0" r="0" b="9525"/>
+            <wp:docPr id="68" name="Imagen 68"/>
+            <wp:cNvGraphicFramePr>
+              <a:graphicFrameLocks xmlns:a="http://schemas.openxmlformats.org/drawingml/2006/main" noChangeAspect="1"/>
+            </wp:cNvGraphicFramePr>
+            <a:graphic xmlns:a="http://schemas.openxmlformats.org/drawingml/2006/main">
+              <a:graphicData uri="http://schemas.openxmlformats.org/drawingml/2006/picture">
+                <pic:pic xmlns:pic="http://schemas.openxmlformats.org/drawingml/2006/picture">
+                  <pic:nvPicPr>
+                    <pic:cNvPr id="68" name="carbon (1).png"/>
+                    <pic:cNvPicPr/>
+                  </pic:nvPicPr>
+                  <pic:blipFill rotWithShape="1">
+                    <a:blip r:embed="rId75">
+                      <a:extLst>
+                        <a:ext uri="{28A0092B-C50C-407E-A947-70E740481C1C}">
+                          <a14:useLocalDpi xmlns:a14="http://schemas.microsoft.com/office/drawing/2010/main" val="0"/>
+                        </a:ext>
+                      </a:extLst>
+                    </a:blip>
+                    <a:srcRect l="6958" t="5998" r="6482" b="5991"/>
+                    <a:stretch/>
+                  </pic:blipFill>
+                  <pic:spPr bwMode="auto">
+                    <a:xfrm>
+                      <a:off x="0" y="0"/>
+                      <a:ext cx="4857750" cy="6848475"/>
+                    </a:xfrm>
+                    <a:prstGeom prst="rect">
+                      <a:avLst/>
+                    </a:prstGeom>
+                    <a:ln>
+                      <a:noFill/>
+                    </a:ln>
+                    <a:extLst>
+                      <a:ext uri="{53640926-AAD7-44D8-BBD7-CCE9431645EC}">
+                        <a14:shadowObscured xmlns:a14="http://schemas.microsoft.com/office/drawing/2010/main"/>
+                      </a:ext>
+                    </a:extLst>
+                  </pic:spPr>
+                </pic:pic>
+              </a:graphicData>
+            </a:graphic>
+          </wp:inline>
+        </w:drawing>
+      </w:r>
+    </w:p>
+    <w:p>
+      <w:pPr>
+        <w:rPr>
+          <w:rFonts w:ascii="Calibri" w:hAnsi="Calibri" w:cs="Calibri"/>
+          <w:b/>
+          <w:sz w:val="24"/>
+          <w:szCs w:val="24"/>
+          <w:lang w:val="en-US"/>
+        </w:rPr>
+      </w:pPr>
+    </w:p>
+    <w:p>
+      <w:pPr>
+        <w:rPr>
+          <w:rFonts w:ascii="Calibri" w:hAnsi="Calibri" w:cs="Calibri"/>
+          <w:b/>
+          <w:sz w:val="24"/>
+          <w:szCs w:val="24"/>
+          <w:lang w:val="en-US"/>
+        </w:rPr>
+      </w:pPr>
+    </w:p>
+    <w:p>
+      <w:pPr>
+        <w:rPr>
+          <w:rFonts w:ascii="Calibri" w:hAnsi="Calibri" w:cs="Calibri"/>
+          <w:b/>
+          <w:sz w:val="24"/>
+          <w:szCs w:val="24"/>
+          <w:lang w:val="en-US"/>
+        </w:rPr>
+      </w:pPr>
+    </w:p>
+    <w:p>
+      <w:pPr>
+        <w:rPr>
+          <w:rFonts w:ascii="Calibri" w:hAnsi="Calibri" w:cs="Calibri"/>
+          <w:b/>
+          <w:sz w:val="24"/>
+          <w:szCs w:val="24"/>
+          <w:lang w:val="en-US"/>
+        </w:rPr>
+      </w:pPr>
+    </w:p>
+    <w:p>
+      <w:pPr>
+        <w:rPr>
+          <w:rFonts w:ascii="Calibri" w:hAnsi="Calibri" w:cs="Calibri"/>
+          <w:b/>
+          <w:sz w:val="24"/>
+          <w:szCs w:val="24"/>
+          <w:lang w:val="en-US"/>
+        </w:rPr>
+      </w:pPr>
+    </w:p>
+    <w:p>
+      <w:pPr>
+        <w:rPr>
+          <w:rFonts w:ascii="Calibri" w:hAnsi="Calibri" w:cs="Calibri"/>
+          <w:b/>
+          <w:noProof/>
+          <w:sz w:val="24"/>
+          <w:szCs w:val="24"/>
+          <w:lang w:eastAsia="es-MX"/>
+        </w:rPr>
+      </w:pPr>
+    </w:p>
+    <w:p>
+      <w:pPr>
+        <w:rPr>
+          <w:rFonts w:ascii="Calibri" w:hAnsi="Calibri" w:cs="Calibri"/>
+          <w:b/>
+          <w:sz w:val="24"/>
+          <w:szCs w:val="24"/>
+          <w:lang w:val="en-US"/>
+        </w:rPr>
+      </w:pPr>
+      <w:r>
+        <w:rPr>
+          <w:rFonts w:ascii="Calibri" w:hAnsi="Calibri" w:cs="Calibri"/>
+          <w:b/>
+          <w:sz w:val="24"/>
+          <w:szCs w:val="24"/>
+          <w:lang w:val="en-US"/>
+        </w:rPr>
+        <w:drawing>
+          <wp:anchor distT="0" distB="0" distL="114300" distR="114300" simplePos="0" relativeHeight="251680768" behindDoc="0" locked="0" layoutInCell="1" allowOverlap="1" wp14:anchorId="19777305" wp14:editId="168435F3">
+            <wp:simplePos x="0" y="0"/>
+            <wp:positionH relativeFrom="column">
+              <wp:posOffset>5196840</wp:posOffset>
+            </wp:positionH>
+            <wp:positionV relativeFrom="paragraph">
+              <wp:posOffset>4853305</wp:posOffset>
+            </wp:positionV>
+            <wp:extent cx="1200150" cy="1456951"/>
+            <wp:effectExtent l="0" t="0" r="0" b="0"/>
+            <wp:wrapSquare wrapText="bothSides"/>
+            <wp:docPr id="70" name="Imagen 70"/>
+            <wp:cNvGraphicFramePr>
+              <a:graphicFrameLocks xmlns:a="http://schemas.openxmlformats.org/drawingml/2006/main" noChangeAspect="1"/>
+            </wp:cNvGraphicFramePr>
+            <a:graphic xmlns:a="http://schemas.openxmlformats.org/drawingml/2006/main">
+              <a:graphicData uri="http://schemas.openxmlformats.org/drawingml/2006/picture">
+                <pic:pic xmlns:pic="http://schemas.openxmlformats.org/drawingml/2006/picture">
+                  <pic:nvPicPr>
+                    <pic:cNvPr id="1" name=""/>
+                    <pic:cNvPicPr/>
+                  </pic:nvPicPr>
+                  <pic:blipFill>
+                    <a:blip r:embed="rId76">
+                      <a:extLst>
+                        <a:ext uri="{28A0092B-C50C-407E-A947-70E740481C1C}">
+                          <a14:useLocalDpi xmlns:a14="http://schemas.microsoft.com/office/drawing/2010/main" val="0"/>
+                        </a:ext>
+                      </a:extLst>
+                    </a:blip>
+                    <a:stretch>
+                      <a:fillRect/>
+                    </a:stretch>
+                  </pic:blipFill>
+                  <pic:spPr>
+                    <a:xfrm>
+                      <a:off x="0" y="0"/>
+                      <a:ext cx="1200150" cy="1456951"/>
+                    </a:xfrm>
+                    <a:prstGeom prst="rect">
+                      <a:avLst/>
+                    </a:prstGeom>
+                  </pic:spPr>
+                </pic:pic>
+              </a:graphicData>
+            </a:graphic>
+            <wp14:sizeRelH relativeFrom="page">
+              <wp14:pctWidth>0</wp14:pctWidth>
+            </wp14:sizeRelH>
+            <wp14:sizeRelV relativeFrom="page">
+              <wp14:pctHeight>0</wp14:pctHeight>
+            </wp14:sizeRelV>
+          </wp:anchor>
+        </w:drawing>
+      </w:r>
+      <w:r>
+        <w:rPr>
+          <w:rFonts w:ascii="Calibri" w:hAnsi="Calibri" w:cs="Calibri"/>
+          <w:b/>
+          <w:noProof/>
+          <w:sz w:val="24"/>
+          <w:szCs w:val="24"/>
+          <w:lang w:eastAsia="es-MX"/>
+        </w:rPr>
+        <w:drawing>
+          <wp:inline distT="0" distB="0" distL="0" distR="0" wp14:anchorId="4DB54081" wp14:editId="3D787CCA">
+            <wp:extent cx="4991100" cy="6305550"/>
+            <wp:effectExtent l="0" t="0" r="0" b="9525"/>
+            <wp:docPr id="69" name="Imagen 69"/>
+            <wp:cNvGraphicFramePr>
+              <a:graphicFrameLocks xmlns:a="http://schemas.openxmlformats.org/drawingml/2006/main" noChangeAspect="1"/>
+            </wp:cNvGraphicFramePr>
+            <a:graphic xmlns:a="http://schemas.openxmlformats.org/drawingml/2006/main">
+              <a:graphicData uri="http://schemas.openxmlformats.org/drawingml/2006/picture">
+                <pic:pic xmlns:pic="http://schemas.openxmlformats.org/drawingml/2006/picture">
+                  <pic:nvPicPr>
+                    <pic:cNvPr id="69" name="carbon.png"/>
+                    <pic:cNvPicPr/>
+                  </pic:nvPicPr>
+                  <pic:blipFill rotWithShape="1">
+                    <a:blip r:embed="rId77">
+                      <a:extLst>
+                        <a:ext uri="{28A0092B-C50C-407E-A947-70E740481C1C}">
+                          <a14:useLocalDpi xmlns:a14="http://schemas.microsoft.com/office/drawing/2010/main" val="0"/>
+                        </a:ext>
+                      </a:extLst>
+                    </a:blip>
+                    <a:srcRect l="5602" t="4790" r="5465" b="4616"/>
+                    <a:stretch/>
+                  </pic:blipFill>
+                  <pic:spPr bwMode="auto">
+                    <a:xfrm>
+                      <a:off x="0" y="0"/>
+                      <a:ext cx="4991100" cy="6305550"/>
+                    </a:xfrm>
+                    <a:prstGeom prst="rect">
+                      <a:avLst/>
+                    </a:prstGeom>
+                    <a:ln>
+                      <a:noFill/>
+                    </a:ln>
+                    <a:extLst>
+                      <a:ext uri="{53640926-AAD7-44D8-BBD7-CCE9431645EC}">
+                        <a14:shadowObscured xmlns:a14="http://schemas.microsoft.com/office/drawing/2010/main"/>
+                      </a:ext>
+                    </a:extLst>
+                  </pic:spPr>
+                </pic:pic>
+              </a:graphicData>
+            </a:graphic>
+          </wp:inline>
+        </w:drawing>
+      </w:r>
+    </w:p>
+    <w:p>
+      <w:pPr>
+        <w:rPr>
+          <w:rFonts w:ascii="Calibri" w:hAnsi="Calibri" w:cs="Calibri"/>
+          <w:b/>
+          <w:sz w:val="24"/>
+          <w:szCs w:val="24"/>
+          <w:lang w:val="en-US"/>
+        </w:rPr>
+      </w:pPr>
+    </w:p>
+    <w:p>
+      <w:pPr>
+        <w:rPr>
+          <w:rFonts w:ascii="Calibri" w:hAnsi="Calibri" w:cs="Calibri"/>
+          <w:b/>
+          <w:sz w:val="24"/>
+          <w:szCs w:val="24"/>
+          <w:lang w:val="en-US"/>
+        </w:rPr>
+      </w:pPr>
+    </w:p>
+    <w:p>
+      <w:pPr>
+        <w:rPr>
+          <w:rFonts w:ascii="Calibri" w:hAnsi="Calibri" w:cs="Calibri"/>
+          <w:b/>
+          <w:sz w:val="24"/>
+          <w:szCs w:val="24"/>
+          <w:lang w:val="en-US"/>
+        </w:rPr>
+      </w:pPr>
+    </w:p>
+    <w:p>
+      <w:pPr>
+        <w:rPr>
+          <w:rFonts w:ascii="Calibri" w:hAnsi="Calibri" w:cs="Calibri"/>
+          <w:b/>
+          <w:sz w:val="24"/>
+          <w:szCs w:val="24"/>
+          <w:lang w:val="en-US"/>
+        </w:rPr>
+      </w:pPr>
+    </w:p>
+    <w:p>
+      <w:pPr>
+        <w:rPr>
+          <w:rFonts w:ascii="Calibri" w:hAnsi="Calibri" w:cs="Calibri"/>
+          <w:b/>
+          <w:sz w:val="24"/>
+          <w:szCs w:val="24"/>
+          <w:lang w:val="en-US"/>
+        </w:rPr>
+      </w:pPr>
+      <w:r>
+        <w:rPr>
+          <w:rFonts w:ascii="Calibri" w:hAnsi="Calibri" w:cs="Calibri"/>
+          <w:b/>
+          <w:sz w:val="24"/>
+          <w:szCs w:val="24"/>
+          <w:lang w:val="en-US"/>
+        </w:rPr>
+        <w:lastRenderedPageBreak/>
+        <w:drawing>
+          <wp:anchor distT="0" distB="0" distL="114300" distR="114300" simplePos="0" relativeHeight="251683840" behindDoc="0" locked="0" layoutInCell="1" allowOverlap="1" wp14:anchorId="0A2BDF29" wp14:editId="501CD0A8">
+            <wp:simplePos x="0" y="0"/>
+            <wp:positionH relativeFrom="column">
+              <wp:posOffset>3930016</wp:posOffset>
+            </wp:positionH>
+            <wp:positionV relativeFrom="paragraph">
+              <wp:posOffset>2042795</wp:posOffset>
+            </wp:positionV>
+            <wp:extent cx="2524477" cy="714475"/>
+            <wp:effectExtent l="0" t="0" r="0" b="9525"/>
+            <wp:wrapSquare wrapText="bothSides"/>
+            <wp:docPr id="72" name="Imagen 72"/>
+            <wp:cNvGraphicFramePr>
+              <a:graphicFrameLocks xmlns:a="http://schemas.openxmlformats.org/drawingml/2006/main" noChangeAspect="1"/>
+            </wp:cNvGraphicFramePr>
+            <a:graphic xmlns:a="http://schemas.openxmlformats.org/drawingml/2006/main">
+              <a:graphicData uri="http://schemas.openxmlformats.org/drawingml/2006/picture">
+                <pic:pic xmlns:pic="http://schemas.openxmlformats.org/drawingml/2006/picture">
+                  <pic:nvPicPr>
+                    <pic:cNvPr id="1" name=""/>
+                    <pic:cNvPicPr/>
+                  </pic:nvPicPr>
+                  <pic:blipFill>
+                    <a:blip r:embed="rId78">
+                      <a:extLst>
+                        <a:ext uri="{28A0092B-C50C-407E-A947-70E740481C1C}">
+                          <a14:useLocalDpi xmlns:a14="http://schemas.microsoft.com/office/drawing/2010/main" val="0"/>
+                        </a:ext>
+                      </a:extLst>
+                    </a:blip>
+                    <a:stretch>
+                      <a:fillRect/>
+                    </a:stretch>
+                  </pic:blipFill>
+                  <pic:spPr>
+                    <a:xfrm>
+                      <a:off x="0" y="0"/>
+                      <a:ext cx="2524477" cy="714475"/>
+                    </a:xfrm>
+                    <a:prstGeom prst="rect">
+                      <a:avLst/>
+                    </a:prstGeom>
+                  </pic:spPr>
+                </pic:pic>
+              </a:graphicData>
+            </a:graphic>
+            <wp14:sizeRelH relativeFrom="page">
+              <wp14:pctWidth>0</wp14:pctWidth>
+            </wp14:sizeRelH>
+            <wp14:sizeRelV relativeFrom="page">
+              <wp14:pctHeight>0</wp14:pctHeight>
+            </wp14:sizeRelV>
+          </wp:anchor>
+        </w:drawing>
+      </w:r>
+      <w:r>
+        <w:rPr>
+          <w:rFonts w:ascii="Calibri" w:hAnsi="Calibri" w:cs="Calibri"/>
+          <w:b/>
+          <w:sz w:val="24"/>
+          <w:szCs w:val="24"/>
+          <w:lang w:val="en-US"/>
+        </w:rPr>
+        <w:drawing>
+          <wp:anchor distT="0" distB="0" distL="114300" distR="114300" simplePos="0" relativeHeight="251682816" behindDoc="0" locked="0" layoutInCell="1" allowOverlap="1" wp14:anchorId="58E8D2FC" wp14:editId="76F2EB21">
+            <wp:simplePos x="0" y="0"/>
+            <wp:positionH relativeFrom="column">
+              <wp:posOffset>3882390</wp:posOffset>
+            </wp:positionH>
+            <wp:positionV relativeFrom="paragraph">
+              <wp:posOffset>1078230</wp:posOffset>
+            </wp:positionV>
+            <wp:extent cx="2638425" cy="742950"/>
+            <wp:effectExtent l="0" t="0" r="9525" b="0"/>
+            <wp:wrapSquare wrapText="bothSides"/>
+            <wp:docPr id="73" name="Imagen 73"/>
+            <wp:cNvGraphicFramePr>
+              <a:graphicFrameLocks xmlns:a="http://schemas.openxmlformats.org/drawingml/2006/main" noChangeAspect="1"/>
+            </wp:cNvGraphicFramePr>
+            <a:graphic xmlns:a="http://schemas.openxmlformats.org/drawingml/2006/main">
+              <a:graphicData uri="http://schemas.openxmlformats.org/drawingml/2006/picture">
+                <pic:pic xmlns:pic="http://schemas.openxmlformats.org/drawingml/2006/picture">
+                  <pic:nvPicPr>
+                    <pic:cNvPr id="1" name=""/>
+                    <pic:cNvPicPr/>
+                  </pic:nvPicPr>
+                  <pic:blipFill>
+                    <a:blip r:embed="rId79">
+                      <a:extLst>
+                        <a:ext uri="{28A0092B-C50C-407E-A947-70E740481C1C}">
+                          <a14:useLocalDpi xmlns:a14="http://schemas.microsoft.com/office/drawing/2010/main" val="0"/>
+                        </a:ext>
+                      </a:extLst>
+                    </a:blip>
+                    <a:stretch>
+                      <a:fillRect/>
+                    </a:stretch>
+                  </pic:blipFill>
+                  <pic:spPr>
+                    <a:xfrm>
+                      <a:off x="0" y="0"/>
+                      <a:ext cx="2638425" cy="742950"/>
+                    </a:xfrm>
+                    <a:prstGeom prst="rect">
+                      <a:avLst/>
+                    </a:prstGeom>
+                  </pic:spPr>
+                </pic:pic>
+              </a:graphicData>
+            </a:graphic>
+            <wp14:sizeRelH relativeFrom="page">
+              <wp14:pctWidth>0</wp14:pctWidth>
+            </wp14:sizeRelH>
+            <wp14:sizeRelV relativeFrom="page">
+              <wp14:pctHeight>0</wp14:pctHeight>
+            </wp14:sizeRelV>
+          </wp:anchor>
+        </w:drawing>
+      </w:r>
+      <w:r>
+        <w:rPr>
+          <w:rFonts w:ascii="Calibri" w:hAnsi="Calibri" w:cs="Calibri"/>
+          <w:b/>
+          <w:sz w:val="24"/>
+          <w:szCs w:val="24"/>
+          <w:lang w:val="en-US"/>
+        </w:rPr>
+        <w:drawing>
+          <wp:anchor distT="0" distB="0" distL="114300" distR="114300" simplePos="0" relativeHeight="251681792" behindDoc="1" locked="0" layoutInCell="1" allowOverlap="1" wp14:anchorId="60334C2B" wp14:editId="2AFDFF24">
+            <wp:simplePos x="0" y="0"/>
+            <wp:positionH relativeFrom="column">
+              <wp:posOffset>3882390</wp:posOffset>
+            </wp:positionH>
+            <wp:positionV relativeFrom="paragraph">
+              <wp:posOffset>40640</wp:posOffset>
+            </wp:positionV>
+            <wp:extent cx="2572109" cy="781159"/>
+            <wp:effectExtent l="0" t="0" r="0" b="0"/>
+            <wp:wrapTight wrapText="bothSides">
+              <wp:wrapPolygon edited="0">
+                <wp:start x="0" y="0"/>
+                <wp:lineTo x="0" y="21073"/>
+                <wp:lineTo x="21440" y="21073"/>
+                <wp:lineTo x="21440" y="0"/>
+                <wp:lineTo x="0" y="0"/>
+              </wp:wrapPolygon>
+            </wp:wrapTight>
+            <wp:docPr id="71" name="Imagen 71"/>
+            <wp:cNvGraphicFramePr>
+              <a:graphicFrameLocks xmlns:a="http://schemas.openxmlformats.org/drawingml/2006/main" noChangeAspect="1"/>
+            </wp:cNvGraphicFramePr>
+            <a:graphic xmlns:a="http://schemas.openxmlformats.org/drawingml/2006/main">
+              <a:graphicData uri="http://schemas.openxmlformats.org/drawingml/2006/picture">
+                <pic:pic xmlns:pic="http://schemas.openxmlformats.org/drawingml/2006/picture">
+                  <pic:nvPicPr>
+                    <pic:cNvPr id="1" name=""/>
+                    <pic:cNvPicPr/>
+                  </pic:nvPicPr>
+                  <pic:blipFill>
+                    <a:blip r:embed="rId80">
+                      <a:extLst>
+                        <a:ext uri="{28A0092B-C50C-407E-A947-70E740481C1C}">
+                          <a14:useLocalDpi xmlns:a14="http://schemas.microsoft.com/office/drawing/2010/main" val="0"/>
+                        </a:ext>
+                      </a:extLst>
+                    </a:blip>
+                    <a:stretch>
+                      <a:fillRect/>
+                    </a:stretch>
+                  </pic:blipFill>
+                  <pic:spPr>
+                    <a:xfrm>
+                      <a:off x="0" y="0"/>
+                      <a:ext cx="2572109" cy="781159"/>
+                    </a:xfrm>
+                    <a:prstGeom prst="rect">
+                      <a:avLst/>
+                    </a:prstGeom>
+                  </pic:spPr>
+                </pic:pic>
+              </a:graphicData>
+            </a:graphic>
+            <wp14:sizeRelH relativeFrom="page">
+              <wp14:pctWidth>0</wp14:pctWidth>
+            </wp14:sizeRelH>
+            <wp14:sizeRelV relativeFrom="page">
+              <wp14:pctHeight>0</wp14:pctHeight>
+            </wp14:sizeRelV>
+          </wp:anchor>
+        </w:drawing>
+      </w:r>
+      <w:r>
+        <w:rPr>
+          <w:rFonts w:ascii="Calibri" w:hAnsi="Calibri" w:cs="Calibri"/>
+          <w:b/>
+          <w:noProof/>
+          <w:sz w:val="24"/>
+          <w:szCs w:val="24"/>
+          <w:lang w:eastAsia="es-MX"/>
+        </w:rPr>
+        <w:drawing>
+          <wp:anchor distT="0" distB="0" distL="114300" distR="114300" simplePos="0" relativeHeight="251685888" behindDoc="0" locked="0" layoutInCell="1" allowOverlap="1" wp14:anchorId="6D31C2AB" wp14:editId="29061BF9">
+            <wp:simplePos x="0" y="0"/>
+            <wp:positionH relativeFrom="column">
+              <wp:posOffset>-851535</wp:posOffset>
+            </wp:positionH>
+            <wp:positionV relativeFrom="paragraph">
+              <wp:posOffset>0</wp:posOffset>
+            </wp:positionV>
+            <wp:extent cx="4667250" cy="5857875"/>
+            <wp:effectExtent l="0" t="0" r="0" b="9525"/>
+            <wp:wrapSquare wrapText="bothSides"/>
+            <wp:docPr id="76" name="Imagen 76"/>
+            <wp:cNvGraphicFramePr>
+              <a:graphicFrameLocks xmlns:a="http://schemas.openxmlformats.org/drawingml/2006/main" noChangeAspect="1"/>
+            </wp:cNvGraphicFramePr>
+            <a:graphic xmlns:a="http://schemas.openxmlformats.org/drawingml/2006/main">
+              <a:graphicData uri="http://schemas.openxmlformats.org/drawingml/2006/picture">
+                <pic:pic xmlns:pic="http://schemas.openxmlformats.org/drawingml/2006/picture">
+                  <pic:nvPicPr>
+                    <pic:cNvPr id="76" name="carbon (1).png"/>
+                    <pic:cNvPicPr/>
+                  </pic:nvPicPr>
+                  <pic:blipFill rotWithShape="1">
+                    <a:blip r:embed="rId81">
+                      <a:extLst>
+                        <a:ext uri="{28A0092B-C50C-407E-A947-70E740481C1C}">
+                          <a14:useLocalDpi xmlns:a14="http://schemas.microsoft.com/office/drawing/2010/main" val="0"/>
+                        </a:ext>
+                      </a:extLst>
+                    </a:blip>
+                    <a:srcRect l="8486" t="7550" r="8351" b="6460"/>
+                    <a:stretch/>
+                  </pic:blipFill>
+                  <pic:spPr bwMode="auto">
+                    <a:xfrm>
+                      <a:off x="0" y="0"/>
+                      <a:ext cx="4667250" cy="5857875"/>
+                    </a:xfrm>
+                    <a:prstGeom prst="rect">
+                      <a:avLst/>
+                    </a:prstGeom>
+                    <a:ln>
+                      <a:noFill/>
+                    </a:ln>
+                    <a:extLst>
+                      <a:ext uri="{53640926-AAD7-44D8-BBD7-CCE9431645EC}">
+                        <a14:shadowObscured xmlns:a14="http://schemas.microsoft.com/office/drawing/2010/main"/>
+                      </a:ext>
+                    </a:extLst>
+                  </pic:spPr>
+                </pic:pic>
+              </a:graphicData>
+            </a:graphic>
+            <wp14:sizeRelH relativeFrom="page">
+              <wp14:pctWidth>0</wp14:pctWidth>
+            </wp14:sizeRelH>
+            <wp14:sizeRelV relativeFrom="page">
+              <wp14:pctHeight>0</wp14:pctHeight>
+            </wp14:sizeRelV>
+          </wp:anchor>
+        </w:drawing>
+      </w:r>
+    </w:p>
+    <w:p>
+      <w:pPr>
+        <w:rPr>
+          <w:rFonts w:ascii="Calibri" w:hAnsi="Calibri" w:cs="Calibri"/>
+          <w:b/>
+          <w:sz w:val="24"/>
+          <w:szCs w:val="24"/>
+          <w:lang w:val="en-US"/>
+        </w:rPr>
+      </w:pPr>
+      <w:r>
+        <w:rPr>
+          <w:rFonts w:ascii="Calibri" w:hAnsi="Calibri" w:cs="Calibri"/>
+          <w:b/>
+          <w:sz w:val="24"/>
+          <w:szCs w:val="24"/>
+          <w:lang w:val="en-US"/>
+        </w:rPr>
+        <w:drawing>
+          <wp:anchor distT="0" distB="0" distL="114300" distR="114300" simplePos="0" relativeHeight="251684864" behindDoc="0" locked="0" layoutInCell="1" allowOverlap="1" wp14:anchorId="12D83AA8" wp14:editId="0C4F00F9">
+            <wp:simplePos x="0" y="0"/>
+            <wp:positionH relativeFrom="column">
+              <wp:posOffset>3930016</wp:posOffset>
+            </wp:positionH>
+            <wp:positionV relativeFrom="paragraph">
+              <wp:posOffset>953135</wp:posOffset>
+            </wp:positionV>
+            <wp:extent cx="2524477" cy="685896"/>
+            <wp:effectExtent l="0" t="0" r="0" b="0"/>
+            <wp:wrapSquare wrapText="bothSides"/>
+            <wp:docPr id="74" name="Imagen 74"/>
+            <wp:cNvGraphicFramePr>
+              <a:graphicFrameLocks xmlns:a="http://schemas.openxmlformats.org/drawingml/2006/main" noChangeAspect="1"/>
+            </wp:cNvGraphicFramePr>
+            <a:graphic xmlns:a="http://schemas.openxmlformats.org/drawingml/2006/main">
+              <a:graphicData uri="http://schemas.openxmlformats.org/drawingml/2006/picture">
+                <pic:pic xmlns:pic="http://schemas.openxmlformats.org/drawingml/2006/picture">
+                  <pic:nvPicPr>
+                    <pic:cNvPr id="1" name=""/>
+                    <pic:cNvPicPr/>
+                  </pic:nvPicPr>
+                  <pic:blipFill>
+                    <a:blip r:embed="rId82">
+                      <a:extLst>
+                        <a:ext uri="{28A0092B-C50C-407E-A947-70E740481C1C}">
+                          <a14:useLocalDpi xmlns:a14="http://schemas.microsoft.com/office/drawing/2010/main" val="0"/>
+                        </a:ext>
+                      </a:extLst>
+                    </a:blip>
+                    <a:stretch>
+                      <a:fillRect/>
+                    </a:stretch>
+                  </pic:blipFill>
+                  <pic:spPr>
+                    <a:xfrm>
+                      <a:off x="0" y="0"/>
+                      <a:ext cx="2524477" cy="685896"/>
+                    </a:xfrm>
+                    <a:prstGeom prst="rect">
+                      <a:avLst/>
+                    </a:prstGeom>
+                  </pic:spPr>
+                </pic:pic>
+              </a:graphicData>
+            </a:graphic>
+            <wp14:sizeRelH relativeFrom="page">
+              <wp14:pctWidth>0</wp14:pctWidth>
+            </wp14:sizeRelH>
+            <wp14:sizeRelV relativeFrom="page">
+              <wp14:pctHeight>0</wp14:pctHeight>
+            </wp14:sizeRelV>
+          </wp:anchor>
+        </w:drawing>
+      </w:r>
+    </w:p>
+    <w:p>
+      <w:pPr>
+        <w:rPr>
+          <w:rFonts w:ascii="Calibri" w:hAnsi="Calibri" w:cs="Calibri"/>
+          <w:b/>
+          <w:noProof/>
+          <w:sz w:val="24"/>
+          <w:szCs w:val="24"/>
+          <w:lang w:eastAsia="es-MX"/>
+        </w:rPr>
+      </w:pPr>
+    </w:p>
+    <w:p>
+      <w:pPr>
+        <w:rPr>
+          <w:rFonts w:ascii="Calibri" w:hAnsi="Calibri" w:cs="Calibri"/>
+          <w:b/>
+          <w:sz w:val="24"/>
+          <w:szCs w:val="24"/>
+          <w:lang w:val="en-US"/>
+        </w:rPr>
+      </w:pPr>
+      <w:r>
+        <w:rPr>
+          <w:rFonts w:ascii="Calibri" w:hAnsi="Calibri" w:cs="Calibri"/>
+          <w:b/>
+          <w:sz w:val="24"/>
+          <w:szCs w:val="24"/>
+          <w:lang w:val="en-US"/>
+        </w:rPr>
+        <w:drawing>
+          <wp:anchor distT="0" distB="0" distL="114300" distR="114300" simplePos="0" relativeHeight="251686912" behindDoc="0" locked="0" layoutInCell="1" allowOverlap="1" wp14:anchorId="75FDB988" wp14:editId="21C39569">
+            <wp:simplePos x="0" y="0"/>
+            <wp:positionH relativeFrom="column">
+              <wp:posOffset>3939540</wp:posOffset>
+            </wp:positionH>
+            <wp:positionV relativeFrom="paragraph">
+              <wp:posOffset>207645</wp:posOffset>
+            </wp:positionV>
+            <wp:extent cx="2514951" cy="704948"/>
+            <wp:effectExtent l="0" t="0" r="0" b="0"/>
+            <wp:wrapSquare wrapText="bothSides"/>
+            <wp:docPr id="75" name="Imagen 75"/>
+            <wp:cNvGraphicFramePr>
+              <a:graphicFrameLocks xmlns:a="http://schemas.openxmlformats.org/drawingml/2006/main" noChangeAspect="1"/>
+            </wp:cNvGraphicFramePr>
+            <a:graphic xmlns:a="http://schemas.openxmlformats.org/drawingml/2006/main">
+              <a:graphicData uri="http://schemas.openxmlformats.org/drawingml/2006/picture">
+                <pic:pic xmlns:pic="http://schemas.openxmlformats.org/drawingml/2006/picture">
+                  <pic:nvPicPr>
+                    <pic:cNvPr id="1" name=""/>
+                    <pic:cNvPicPr/>
+                  </pic:nvPicPr>
+                  <pic:blipFill>
+                    <a:blip r:embed="rId83">
+                      <a:extLst>
+                        <a:ext uri="{28A0092B-C50C-407E-A947-70E740481C1C}">
+                          <a14:useLocalDpi xmlns:a14="http://schemas.microsoft.com/office/drawing/2010/main" val="0"/>
+                        </a:ext>
+                      </a:extLst>
+                    </a:blip>
+                    <a:stretch>
+                      <a:fillRect/>
+                    </a:stretch>
+                  </pic:blipFill>
+                  <pic:spPr>
+                    <a:xfrm>
+                      <a:off x="0" y="0"/>
+                      <a:ext cx="2514951" cy="704948"/>
+                    </a:xfrm>
+                    <a:prstGeom prst="rect">
+                      <a:avLst/>
+                    </a:prstGeom>
+                  </pic:spPr>
+                </pic:pic>
+              </a:graphicData>
+            </a:graphic>
+            <wp14:sizeRelH relativeFrom="page">
+              <wp14:pctWidth>0</wp14:pctWidth>
+            </wp14:sizeRelH>
+            <wp14:sizeRelV relativeFrom="page">
+              <wp14:pctHeight>0</wp14:pctHeight>
+            </wp14:sizeRelV>
+          </wp:anchor>
+        </w:drawing>
+      </w:r>
+    </w:p>
+    <w:p>
+      <w:pPr>
+        <w:rPr>
+          <w:rFonts w:ascii="Calibri" w:hAnsi="Calibri" w:cs="Calibri"/>
+          <w:b/>
+          <w:sz w:val="24"/>
+          <w:szCs w:val="24"/>
+          <w:lang w:val="en-US"/>
+        </w:rPr>
+      </w:pPr>
+    </w:p>
+    <w:p>
+      <w:pPr>
+        <w:rPr>
+          <w:rFonts w:ascii="Calibri" w:hAnsi="Calibri" w:cs="Calibri"/>
+          <w:b/>
+          <w:sz w:val="24"/>
+          <w:szCs w:val="24"/>
+          <w:lang w:val="en-US"/>
+        </w:rPr>
+      </w:pPr>
+    </w:p>
+    <w:p>
+      <w:pPr>
+        <w:rPr>
+          <w:rFonts w:ascii="Calibri" w:hAnsi="Calibri" w:cs="Calibri"/>
+          <w:b/>
+          <w:sz w:val="24"/>
+          <w:szCs w:val="24"/>
+          <w:lang w:val="en-US"/>
+        </w:rPr>
+      </w:pPr>
+    </w:p>
+    <w:p>
+      <w:pPr>
+        <w:rPr>
+          <w:rFonts w:ascii="Calibri" w:hAnsi="Calibri" w:cs="Calibri"/>
+          <w:b/>
+          <w:sz w:val="24"/>
+          <w:szCs w:val="24"/>
+          <w:lang w:val="en-US"/>
+        </w:rPr>
+      </w:pPr>
+    </w:p>
+    <w:p>
+      <w:pPr>
+        <w:rPr>
+          <w:rFonts w:ascii="Calibri" w:hAnsi="Calibri" w:cs="Calibri"/>
+          <w:b/>
+          <w:sz w:val="24"/>
+          <w:szCs w:val="24"/>
+          <w:lang w:val="en-US"/>
+        </w:rPr>
+      </w:pPr>
+    </w:p>
+    <w:p>
+      <w:pPr>
+        <w:rPr>
+          <w:rFonts w:ascii="Calibri" w:hAnsi="Calibri" w:cs="Calibri"/>
+          <w:b/>
+          <w:sz w:val="24"/>
+          <w:szCs w:val="24"/>
+          <w:lang w:val="en-US"/>
+        </w:rPr>
+      </w:pPr>
+    </w:p>
+    <w:p>
+      <w:pPr>
+        <w:rPr>
+          <w:rFonts w:ascii="Calibri" w:hAnsi="Calibri" w:cs="Calibri"/>
+          <w:b/>
+          <w:sz w:val="24"/>
+          <w:szCs w:val="24"/>
+          <w:lang w:val="en-US"/>
+        </w:rPr>
+      </w:pPr>
+    </w:p>
+    <w:p>
+      <w:pPr>
+        <w:rPr>
+          <w:rFonts w:ascii="Calibri" w:hAnsi="Calibri" w:cs="Calibri"/>
+          <w:b/>
+          <w:sz w:val="24"/>
+          <w:szCs w:val="24"/>
+          <w:lang w:val="en-US"/>
+        </w:rPr>
+      </w:pPr>
+    </w:p>
+    <w:p>
+      <w:pPr>
+        <w:rPr>
+          <w:rFonts w:ascii="Calibri" w:hAnsi="Calibri" w:cs="Calibri"/>
+          <w:b/>
+          <w:sz w:val="24"/>
+          <w:szCs w:val="24"/>
+          <w:lang w:val="en-US"/>
+        </w:rPr>
+      </w:pPr>
+    </w:p>
+    <w:p>
+      <w:pPr>
+        <w:rPr>
+          <w:rFonts w:ascii="Calibri" w:hAnsi="Calibri" w:cs="Calibri"/>
+          <w:b/>
+          <w:sz w:val="24"/>
+          <w:szCs w:val="24"/>
+          <w:lang w:val="en-US"/>
+        </w:rPr>
+      </w:pPr>
+    </w:p>
+    <w:p>
+      <w:pPr>
+        <w:rPr>
+          <w:rFonts w:ascii="Calibri" w:hAnsi="Calibri" w:cs="Calibri"/>
+          <w:b/>
+          <w:sz w:val="24"/>
+          <w:szCs w:val="24"/>
+          <w:lang w:val="en-US"/>
+        </w:rPr>
+      </w:pPr>
+    </w:p>
+    <w:p>
+      <w:pPr>
+        <w:rPr>
+          <w:rFonts w:ascii="Calibri" w:hAnsi="Calibri" w:cs="Calibri"/>
+          <w:b/>
+          <w:sz w:val="24"/>
+          <w:szCs w:val="24"/>
+          <w:lang w:val="en-US"/>
+        </w:rPr>
+      </w:pPr>
       <w:bookmarkStart w:id="4" w:name="_GoBack"/>
       <w:bookmarkEnd w:id="4"/>
-    </w:p>
-    <w:p>
-      <w:pPr>
-        <w:rPr>
-          <w:rFonts w:ascii="Calibri" w:hAnsi="Calibri" w:cs="Calibri"/>
-          <w:b/>
-          <w:sz w:val="24"/>
-          <w:szCs w:val="24"/>
-          <w:lang w:val="en-US"/>
-        </w:rPr>
-      </w:pPr>
-    </w:p>
-    <w:p>
-      <w:pPr>
-        <w:rPr>
-          <w:rFonts w:ascii="Calibri" w:hAnsi="Calibri" w:cs="Calibri"/>
-          <w:b/>
-          <w:sz w:val="24"/>
-          <w:szCs w:val="24"/>
-          <w:lang w:val="en-US"/>
-        </w:rPr>
-      </w:pPr>
-    </w:p>
-    <w:p>
-      <w:pPr>
-        <w:rPr>
-          <w:rFonts w:ascii="Calibri" w:hAnsi="Calibri" w:cs="Calibri"/>
-          <w:b/>
-          <w:sz w:val="24"/>
-          <w:szCs w:val="24"/>
-          <w:lang w:val="en-US"/>
-        </w:rPr>
-      </w:pPr>
-    </w:p>
-    <w:p>
-      <w:pPr>
-        <w:rPr>
-          <w:rFonts w:ascii="Calibri" w:hAnsi="Calibri" w:cs="Calibri"/>
-          <w:b/>
-          <w:sz w:val="24"/>
-          <w:szCs w:val="24"/>
-          <w:lang w:val="en-US"/>
-        </w:rPr>
-      </w:pPr>
-    </w:p>
-    <w:p>
-      <w:pPr>
-        <w:rPr>
-          <w:rFonts w:ascii="Calibri" w:hAnsi="Calibri" w:cs="Calibri"/>
-          <w:b/>
-          <w:sz w:val="24"/>
-          <w:szCs w:val="24"/>
-          <w:lang w:val="en-US"/>
-        </w:rPr>
-      </w:pPr>
-    </w:p>
-    <w:p>
-      <w:pPr>
-        <w:rPr>
-          <w:rFonts w:ascii="Calibri" w:hAnsi="Calibri" w:cs="Calibri"/>
-          <w:b/>
-          <w:sz w:val="24"/>
-          <w:szCs w:val="24"/>
-          <w:lang w:val="en-US"/>
-        </w:rPr>
-      </w:pPr>
     </w:p>
     <w:sectPr>
       <w:pgSz w:w="12240" w:h="15840"/>
@@ -7796,7 +10083,7 @@
 </file>
 
 <file path=customXml/itemProps1.xml><?xml version="1.0" encoding="utf-8"?>
-<ds:datastoreItem xmlns:ds="http://schemas.openxmlformats.org/officeDocument/2006/customXml" ds:itemID="{78D16F11-0582-42DB-B990-61F0F296D2C7}">
+<ds:datastoreItem xmlns:ds="http://schemas.openxmlformats.org/officeDocument/2006/customXml" ds:itemID="{57E6DC97-751D-4752-8AA7-6F3696AF0B79}">
   <ds:schemaRefs>
     <ds:schemaRef ds:uri="http://schemas.openxmlformats.org/officeDocument/2006/bibliography"/>
   </ds:schemaRefs>
